--- a/docs/manuals/technical-reference/technical-reference.docx
+++ b/docs/manuals/technical-reference/technical-reference.docx
@@ -13864,18 +13864,13 @@
         <w:pStyle w:val="ListBullet"/>
       </w:pPr>
       <w:r>
-        <w:t>A share lot counts like a long call in the tail test, so a protective put is unbounded</w:t>
-        <w:br/>
-        <w:t xml:space="preserve">  upside and a covered call is bounded; share sets scan from a price of </w:t>
-      </w:r>
-      <w:r>
-        <w:rPr>
-          <w:b/>
-        </w:rPr>
-        <w:t>zero</w:t>
-      </w:r>
-      <w:r>
-        <w:t>.</w:t>
+        <w:t>Every Finder payoff is evaluated down to a price of zero. What is specific to a share</w:t>
+        <w:br/>
+        <w:t xml:space="preserve">  leg: it is valued at the price itself, it counts like a long call in the upside tail</w:t>
+        <w:br/>
+        <w:t xml:space="preserve">  test (so a protective put is unbounded upside and a covered call is bounded), and its</w:t>
+        <w:br/>
+        <w:t xml:space="preserve">  structure's capital is the cash it ties up (below).</w:t>
       </w:r>
     </w:p>
     <w:p>
@@ -14056,7 +14051,9 @@
         <w:br/>
         <w:t>28 days), runs the real builders with the page's default delta bands (put −0.20…−0.10,</w:t>
         <w:br/>
-        <w:t>call 0.10…0.20) and scores against a neutral view. No Schwab call, no database.</w:t>
+        <w:t>call 0.10…0.20) and scores against a neutral view, with breakevens judged against the</w:t>
+        <w:br/>
+        <w:t>expected move to each candidate's front expiry. No Schwab call, no database.</w:t>
       </w:r>
     </w:p>
     <w:p>
@@ -25235,7 +25232,7 @@
         <w:br/>
         <w:t>to time; a long fly gains most of its value in the final two weeks — a 95/100/105</w:t>
         <w:br/>
-        <w:t>call fly at spot 100 is $1.20 at 30 DTE, $1.42 at 21, and reaches its ~$3.10 target</w:t>
+        <w:t>call fly at spot 100 and IV 28% is $1.20 at 30 DTE, $1.42 at 21, and reaches its ~$3.10 target</w:t>
         <w:br/>
         <w:t xml:space="preserve">only near 3 DTE — so </w:t>
       </w:r>

--- a/docs/manuals/technical-reference/technical-reference.docx
+++ b/docs/manuals/technical-reference/technical-reference.docx
@@ -13003,7 +13003,23 @@
       </w:r>
       <w:r>
         <w:rPr/>
-        <w:t xml:space="preserve"> profit zone (breakeven spread ÷ 1-σ move). Flies, condors, calendars</w:t>
+        <w:t xml:space="preserve"> profit zone (breakeven spread ÷ 1-σ move). Both are measured in units</w:t>
+        <w:br/>
+        <w:t xml:space="preserve">of the 1-σ move </w:t>
+      </w:r>
+      <w:r>
+        <w:rPr>
+          <w:b/>
+        </w:rPr>
+        <w:t>to that candidate's own expiry</w:t>
+      </w:r>
+      <w:r>
+        <w:rPr/>
+        <w:t xml:space="preserve"> — daily expected move × √DTE, floored</w:t>
+        <w:br/>
+        <w:t>at one day — so a 30-DTE breakeven is judged against a 30-day move, not a 1-day one.</w:t>
+        <w:br/>
+        <w:t>Flies, condors, calendars</w:t>
         <w:br/>
         <w:t xml:space="preserve">and the short straddle/strangle carry </w:t>
       </w:r>

--- a/docs/manuals/technical-reference/technical-reference.docx
+++ b/docs/manuals/technical-reference/technical-reference.docx
@@ -13019,7 +13019,47 @@
         <w:br/>
         <w:t>at one day — so a 30-DTE breakeven is judged against a 30-day move, not a 1-day one.</w:t>
         <w:br/>
-        <w:t>Flies, condors, calendars</w:t>
+        <w:t xml:space="preserve">The </w:t>
+      </w:r>
+      <w:r>
+        <w:rPr>
+          <w:b/>
+        </w:rPr>
+        <w:t>Market Scanner's Directional tab</w:t>
+      </w:r>
+      <w:r>
+        <w:rPr/>
+        <w:t xml:space="preserve"> scores its single-leg candidates the same way</w:t>
+        <w:br/>
+        <w:t>(</w:t>
+      </w:r>
+      <w:r>
+        <w:rPr>
+          <w:rFonts w:ascii="Consolas" w:hAnsi="Consolas"/>
+          <w:color w:val="334455"/>
+          <w:sz w:val="19"/>
+        </w:rPr>
+        <w:t>run_full_scan</w:t>
+      </w:r>
+      <w:r>
+        <w:rPr/>
+        <w:t xml:space="preserve"> passes the same </w:t>
+      </w:r>
+      <w:r>
+        <w:rPr>
+          <w:rFonts w:ascii="Consolas" w:hAnsi="Consolas"/>
+          <w:color w:val="334455"/>
+          <w:sz w:val="19"/>
+        </w:rPr>
+        <w:t>daily_move</w:t>
+      </w:r>
+      <w:r>
+        <w:rPr/>
+        <w:t>), so one candidate scores identically on</w:t>
+        <w:br/>
+        <w:t>both pages; in either, a candidate without a usable DTE falls back to one move at its</w:t>
+        <w:br/>
+        <w:t>scan window's DTE minimum. Flies, condors, calendars</w:t>
         <w:br/>
         <w:t xml:space="preserve">and the short straddle/strangle carry </w:t>
       </w:r>
@@ -13721,7 +13761,9 @@
       </w:r>
       <w:r>
         <w:rPr/>
-        <w:t>'s 55 PoP bar both would be cut every time.</w:t>
+        <w:t>'s 55 PoP bar both would be cut on nearly every fairly priced chain</w:t>
+        <w:br/>
+        <w:t>measured (PoP 23.6–51.9 at 14/30/45 DTE), though a rich chain can lift them over it.</w:t>
       </w:r>
     </w:p>
     <w:p>
@@ -14067,9 +14109,37 @@
         <w:br/>
         <w:t>28 days), runs the real builders with the page's default delta bands (put −0.20…−0.10,</w:t>
         <w:br/>
-        <w:t>call 0.10…0.20) and scores against a neutral view, with breakevens judged against the</w:t>
-        <w:br/>
-        <w:t>expected move to each candidate's front expiry. No Schwab call, no database.</w:t>
+        <w:t xml:space="preserve">call 0.10…0.20) and scores through </w:t>
+      </w:r>
+      <w:r>
+        <w:rPr>
+          <w:rFonts w:ascii="Consolas" w:hAnsi="Consolas"/>
+          <w:color w:val="334455"/>
+          <w:sz w:val="19"/>
+        </w:rPr>
+        <w:t>score_all</w:t>
+      </w:r>
+      <w:r>
+        <w:rPr/>
+        <w:t xml:space="preserve"> the way </w:t>
+      </w:r>
+      <w:r>
+        <w:rPr>
+          <w:rFonts w:ascii="Consolas" w:hAnsi="Consolas"/>
+          <w:color w:val="334455"/>
+          <w:sz w:val="19"/>
+        </w:rPr>
+        <w:t>swing_scan</w:t>
+      </w:r>
+      <w:r>
+        <w:rPr/>
+        <w:t xml:space="preserve"> does, against a</w:t>
+        <w:br/>
+        <w:t>neutral view, with breakevens judged against the expected move to each candidate's own</w:t>
+        <w:br/>
+        <w:t>expiry. It measures gates and grades only — not the volatility gate, the earnings filter,</w:t>
+        <w:br/>
+        <w:t>the 50 / not-Weak cut or the market-state tilt. No Schwab call, no database.</w:t>
       </w:r>
     </w:p>
     <w:p>
@@ -14107,6 +14177,17 @@
           <w:sz w:val="18"/>
         </w:rPr>
         <w:t>python tools/sweep_strategy_gates.py --iv 0.20 --days 7,14,30,45</w:t>
+      </w:r>
+      <w:r>
+        <w:br/>
+      </w:r>
+      <w:r>
+        <w:rPr>
+          <w:rFonts w:ascii="Consolas" w:hAnsi="Consolas"/>
+          <w:color w:val="223344"/>
+          <w:sz w:val="18"/>
+        </w:rPr>
+        <w:t>python tools/sweep_strategy_gates.py --rich 1.2              # marks 20% over fair value</w:t>
       </w:r>
     </w:p>
     <w:p>
@@ -14919,7 +15000,96 @@
       </w:r>
       <w:r>
         <w:rPr/>
-        <w:t xml:space="preserve"> butterflies fail PoP at 30 and 45 DTE as well. Condors are the</w:t>
+        <w:t xml:space="preserve"> butterflies fail PoP at 30 and 45 DTE as well.</w:t>
+      </w:r>
+    </w:p>
+    <w:p>
+      <w:r>
+        <w:rPr/>
+        <w:t xml:space="preserve">⚠ </w:t>
+      </w:r>
+      <w:r>
+        <w:rPr>
+          <w:b/>
+        </w:rPr>
+        <w:t>The two NAKED cuts hold on FAIRLY PRICED chains.</w:t>
+      </w:r>
+      <w:r>
+        <w:rPr/>
+        <w:t xml:space="preserve"> </w:t>
+      </w:r>
+      <w:r>
+        <w:rPr>
+          <w:rFonts w:ascii="Consolas" w:hAnsi="Consolas"/>
+          <w:color w:val="334455"/>
+          <w:sz w:val="19"/>
+        </w:rPr>
+        <w:t>--rich</w:t>
+      </w:r>
+      <w:r>
+        <w:rPr/>
+        <w:t xml:space="preserve"> marks every option above</w:t>
+        <w:br/>
+        <w:t>the volatility the scorer computes probability with. At spot 100, IV 0.28, $2.50 strikes,</w:t>
+        <w:br/>
+        <w:t xml:space="preserve">30 DTE, the short straddle is still Weak at </w:t>
+      </w:r>
+      <w:r>
+        <w:rPr>
+          <w:rFonts w:ascii="Consolas" w:hAnsi="Consolas"/>
+          <w:color w:val="334455"/>
+          <w:sz w:val="19"/>
+        </w:rPr>
+        <w:t>--rich 1.1</w:t>
+      </w:r>
+      <w:r>
+        <w:rPr/>
+        <w:t xml:space="preserve"> (PoP 61.6) but </w:t>
+      </w:r>
+      <w:r>
+        <w:rPr>
+          <w:b/>
+        </w:rPr>
+        <w:t>Good</w:t>
+      </w:r>
+      <w:r>
+        <w:rPr/>
+        <w:t xml:space="preserve"> from</w:t>
+        <w:br/>
+      </w:r>
+      <w:r>
+        <w:rPr>
+          <w:rFonts w:ascii="Consolas" w:hAnsi="Consolas"/>
+          <w:color w:val="334455"/>
+          <w:sz w:val="19"/>
+        </w:rPr>
+        <w:t>--rich 1.2</w:t>
+      </w:r>
+      <w:r>
+        <w:rPr/>
+        <w:t xml:space="preserve"> (PoP 66.3, composite 71.9) — its bigger credit widens the breakevens past 65.</w:t>
+        <w:br/>
+        <w:t xml:space="preserve">The covered call stays Weak to at least </w:t>
+      </w:r>
+      <w:r>
+        <w:rPr>
+          <w:rFonts w:ascii="Consolas" w:hAnsi="Consolas"/>
+          <w:color w:val="334455"/>
+          <w:sz w:val="19"/>
+        </w:rPr>
+        <w:t>--rich 1.5</w:t>
+      </w:r>
+      <w:r>
+        <w:rPr/>
+        <w:t xml:space="preserve"> (PoP 56.6–60.1 across 7–45 DTE and both</w:t>
+        <w:br/>
+        <w:t>ladders). So "counted, not shown" is a statement about fair prices, not a guarantee.</w:t>
+      </w:r>
+    </w:p>
+    <w:p>
+      <w:r>
+        <w:rPr/>
+        <w:t>Condors are the</w:t>
         <w:br/>
         <w:t>most ladder-dependent row: the wing is whichever listed distance is nearest half the</w:t>
         <w:br/>

--- a/docs/manuals/technical-reference/technical-reference.docx
+++ b/docs/manuals/technical-reference/technical-reference.docx
@@ -13059,7 +13059,81 @@
         <w:br/>
         <w:t>both pages; in either, a candidate without a usable DTE falls back to one move at its</w:t>
         <w:br/>
-        <w:t>scan window's DTE minimum. Flies, condors, calendars</w:t>
+        <w:t xml:space="preserve">scan window's DTE minimum. ⚠ </w:t>
+      </w:r>
+      <w:r>
+        <w:rPr>
+          <w:b/>
+        </w:rPr>
+        <w:t xml:space="preserve">The Income board scores through the same </w:t>
+      </w:r>
+      <w:r>
+        <w:rPr>
+          <w:rFonts w:ascii="Consolas" w:hAnsi="Consolas"/>
+          <w:color w:val="334455"/>
+          <w:sz w:val="19"/>
+        </w:rPr>
+        <w:t>swing_scan</w:t>
+      </w:r>
+      <w:r>
+        <w:rPr>
+          <w:b/>
+        </w:rPr>
+        <w:br/>
+        <w:t xml:space="preserve">path, so its </w:t>
+      </w:r>
+      <w:r>
+        <w:rPr>
+          <w:rFonts w:ascii="Consolas" w:hAnsi="Consolas"/>
+          <w:color w:val="334455"/>
+          <w:sz w:val="19"/>
+        </w:rPr>
+        <w:t>entry_score</w:t>
+      </w:r>
+      <w:r>
+        <w:rPr>
+          <w:b/>
+        </w:rPr>
+        <w:t xml:space="preserve"> changed basis on 2026-09-13</w:t>
+      </w:r>
+      <w:r>
+        <w:rPr/>
+        <w:t xml:space="preserve"> — from one move at the window's</w:t>
+        <w:br/>
+        <w:t>30-DTE minimum to the move to each candidate's own 30–45 DTE expiry, a factor of</w:t>
+        <w:br/>
+        <w:t xml:space="preserve">√(DTE / 30), so at most ~1.22 on the move. Scores captured under </w:t>
+      </w:r>
+      <w:r>
+        <w:rPr>
+          <w:rFonts w:ascii="Consolas" w:hAnsi="Consolas"/>
+          <w:color w:val="334455"/>
+          <w:sz w:val="19"/>
+        </w:rPr>
+        <w:t>scanner_type = "INCOME"</w:t>
+      </w:r>
+      <w:r>
+        <w:rPr/>
+        <w:br/>
+        <w:t>before and after that date are not directly comparable for calibration. The capture</w:t>
+        <w:br/>
+        <w:t>takes whatever the board publishes (</w:t>
+      </w:r>
+      <w:r>
+        <w:rPr>
+          <w:rFonts w:ascii="Consolas" w:hAnsi="Consolas"/>
+          <w:color w:val="334455"/>
+          <w:sz w:val="19"/>
+        </w:rPr>
+        <w:t>capture_min_income = 0</w:t>
+      </w:r>
+      <w:r>
+        <w:rPr/>
+        <w:t>), so no capture floor moved;</w:t>
+        <w:br/>
+        <w:t>a row whose score crosses the board's own 50 cut is the only way the published — and so</w:t>
+        <w:br/>
+        <w:t>captured — set can differ. Flies, condors, calendars</w:t>
         <w:br/>
         <w:t xml:space="preserve">and the short straddle/strangle carry </w:t>
       </w:r>
@@ -13764,6 +13838,205 @@
         <w:t>'s 55 PoP bar both would be cut on nearly every fairly priced chain</w:t>
         <w:br/>
         <w:t>measured (PoP 23.6–51.9 at 14/30/45 DTE), though a rich chain can lift them over it.</w:t>
+      </w:r>
+    </w:p>
+    <w:p>
+      <w:pPr>
+        <w:pStyle w:val="Heading3"/>
+      </w:pPr>
+      <w:r>
+        <w:rPr/>
+        <w:t>Expiry floor and mispriced wings</w:t>
+      </w:r>
+    </w:p>
+    <w:p>
+      <w:r>
+        <w:rPr>
+          <w:rFonts w:ascii="Consolas" w:hAnsi="Consolas"/>
+          <w:color w:val="334455"/>
+          <w:sz w:val="19"/>
+        </w:rPr>
+        <w:t>strategy_scanner._front_pair</w:t>
+      </w:r>
+      <w:r>
+        <w:rPr/>
+        <w:t xml:space="preserve"> picks the nearest expiry both the call and put maps list</w:t>
+        <w:br/>
+      </w:r>
+      <w:r>
+        <w:rPr>
+          <w:b/>
+        </w:rPr>
+        <w:t xml:space="preserve">at least </w:t>
+      </w:r>
+      <w:r>
+        <w:rPr>
+          <w:rFonts w:ascii="Consolas" w:hAnsi="Consolas"/>
+          <w:color w:val="334455"/>
+          <w:sz w:val="19"/>
+        </w:rPr>
+        <w:t>_MIN_FRONT_DTE</w:t>
+      </w:r>
+      <w:r>
+        <w:rPr>
+          <w:b/>
+        </w:rPr>
+        <w:t xml:space="preserve"> (7) days out</w:t>
+      </w:r>
+      <w:r>
+        <w:rPr/>
+        <w:t xml:space="preserve"> — </w:t>
+      </w:r>
+      <w:r>
+        <w:rPr>
+          <w:rFonts w:ascii="Consolas" w:hAnsi="Consolas"/>
+          <w:color w:val="334455"/>
+          <w:sz w:val="19"/>
+        </w:rPr>
+        <w:t>max(dte_min, 7)</w:t>
+      </w:r>
+      <w:r>
+        <w:rPr/>
+        <w:t>, so a window whose DTE min</w:t>
+        <w:br/>
+        <w:t xml:space="preserve">is already higher keeps it. The floor is applied inside </w:t>
+      </w:r>
+      <w:r>
+        <w:rPr>
+          <w:rFonts w:ascii="Consolas" w:hAnsi="Consolas"/>
+          <w:color w:val="334455"/>
+          <w:sz w:val="19"/>
+        </w:rPr>
+        <w:t>_front_pair</w:t>
+      </w:r>
+      <w:r>
+        <w:rPr/>
+        <w:t xml:space="preserve"> itself, so every</w:t>
+        <w:br/>
+        <w:t>caller takes it: straddles and strangles (</w:t>
+      </w:r>
+      <w:r>
+        <w:rPr>
+          <w:rFonts w:ascii="Consolas" w:hAnsi="Consolas"/>
+          <w:color w:val="334455"/>
+          <w:sz w:val="19"/>
+        </w:rPr>
+        <w:t>build_straddles_strangles</w:t>
+      </w:r>
+      <w:r>
+        <w:rPr/>
+        <w:t>), call/put/iron</w:t>
+        <w:br/>
+        <w:t>butterflies and call/put condors (</w:t>
+      </w:r>
+      <w:r>
+        <w:rPr>
+          <w:rFonts w:ascii="Consolas" w:hAnsi="Consolas"/>
+          <w:color w:val="334455"/>
+          <w:sz w:val="19"/>
+        </w:rPr>
+        <w:t>build_butterflies_condors</w:t>
+      </w:r>
+      <w:r>
+        <w:rPr/>
+        <w:t>) and the share structures</w:t>
+        <w:br/>
+        <w:t>(</w:t>
+      </w:r>
+      <w:r>
+        <w:rPr>
+          <w:rFonts w:ascii="Consolas" w:hAnsi="Consolas"/>
+          <w:color w:val="334455"/>
+          <w:sz w:val="19"/>
+        </w:rPr>
+        <w:t>build_stock_structures</w:t>
+      </w:r>
+      <w:r>
+        <w:rPr/>
+        <w:t>). Calendars and diagonals apply the same constant to their front</w:t>
+        <w:br/>
+        <w:t xml:space="preserve">month in </w:t>
+      </w:r>
+      <w:r>
+        <w:rPr>
+          <w:rFonts w:ascii="Consolas" w:hAnsi="Consolas"/>
+          <w:color w:val="334455"/>
+          <w:sz w:val="19"/>
+        </w:rPr>
+        <w:t>build_calendars</w:t>
+      </w:r>
+      <w:r>
+        <w:rPr/>
+        <w:t>. Only the single-leg directionals, the debit and credit</w:t>
+        <w:br/>
+        <w:t>verticals and the iron condor built from the credit spreads keep the nearest expiry in</w:t>
+        <w:br/>
+        <w:t>the window. At the page's default DTE min of 0 this</w:t>
+        <w:br/>
+        <w:t>means no straddle, strangle, fly, condor or share structure is built on a 0–6 DTE expiry</w:t>
+        <w:br/>
+        <w:t>(operator decision, 2026-09-13 — on a daily-listing name those were same-day bets).</w:t>
+      </w:r>
+    </w:p>
+    <w:p>
+      <w:r>
+        <w:rPr>
+          <w:rFonts w:ascii="Consolas" w:hAnsi="Consolas"/>
+          <w:color w:val="334455"/>
+          <w:sz w:val="19"/>
+        </w:rPr>
+        <w:t>_priced_inside</w:t>
+      </w:r>
+      <w:r>
+        <w:rPr/>
+        <w:t xml:space="preserve"> then drops a structure whose mid-mark price is impossible for its</w:t>
+        <w:br/>
+        <w:t>payoff. A long butterfly or condor is worth between 0 and its wing at expiry, so its</w:t>
+        <w:br/>
+      </w:r>
+      <w:r>
+        <w:rPr>
+          <w:rFonts w:ascii="Consolas" w:hAnsi="Consolas"/>
+          <w:color w:val="334455"/>
+          <w:sz w:val="19"/>
+        </w:rPr>
+        <w:t>net_debit</w:t>
+      </w:r>
+      <w:r>
+        <w:rPr/>
+        <w:t xml:space="preserve"> must lie strictly inside </w:t>
+      </w:r>
+      <w:r>
+        <w:rPr>
+          <w:rFonts w:ascii="Consolas" w:hAnsi="Consolas"/>
+          <w:color w:val="334455"/>
+          <w:sz w:val="19"/>
+        </w:rPr>
+        <w:t>(0, wing × 100)</w:t>
+      </w:r>
+      <w:r>
+        <w:rPr/>
+        <w:t>; an iron butterfly is that payoff</w:t>
+        <w:br/>
+        <w:t xml:space="preserve">shifted down by the wing, so its </w:t>
+      </w:r>
+      <w:r>
+        <w:rPr>
+          <w:rFonts w:ascii="Consolas" w:hAnsi="Consolas"/>
+          <w:color w:val="334455"/>
+          <w:sz w:val="19"/>
+        </w:rPr>
+        <w:t>net_credit</w:t>
+      </w:r>
+      <w:r>
+        <w:rPr/>
+        <w:t xml:space="preserve"> must lie inside the same range. Outside it,</w:t>
+        <w:br/>
+        <w:t>the marks are wrong rather than the trade good: measured, 95C 6.5 / 100C 4.1 ×2 / 105C</w:t>
+        <w:br/>
+        <w:t>1.5 is a $20 credit for a long fly, which reported max loss 25.2, R:R 20.4, no</w:t>
+        <w:br/>
+        <w:t>breakevens and PoP 100, and ranked first. Non-finite or absent prices are dropped too.</w:t>
       </w:r>
     </w:p>
     <w:p>
@@ -25474,7 +25747,84 @@
       </w:r>
       <w:r>
         <w:rPr/>
-        <w:t xml:space="preserve"> (analysis only, D1).</w:t>
+        <w:t xml:space="preserve"> (analysis only, D1). That function also refuses a</w:t>
+        <w:br/>
+      </w:r>
+      <w:r>
+        <w:rPr>
+          <w:rFonts w:ascii="Consolas" w:hAnsi="Consolas"/>
+          <w:color w:val="334455"/>
+          <w:sz w:val="19"/>
+        </w:rPr>
+        <w:t>PAPER_DEBIT_TYPES</w:t>
+      </w:r>
+      <w:r>
+        <w:rPr/>
+        <w:t xml:space="preserve"> signal whose </w:t>
+      </w:r>
+      <w:r>
+        <w:rPr>
+          <w:rFonts w:ascii="Consolas" w:hAnsi="Consolas"/>
+          <w:color w:val="334455"/>
+          <w:sz w:val="19"/>
+        </w:rPr>
+        <w:t>net_debit</w:t>
+      </w:r>
+      <w:r>
+        <w:rPr/>
+        <w:t xml:space="preserve"> is not a positive finite number</w:t>
+        <w:br/>
+        <w:t>(</w:t>
+      </w:r>
+      <w:r>
+        <w:rPr>
+          <w:rFonts w:ascii="Consolas" w:hAnsi="Consolas"/>
+          <w:color w:val="334455"/>
+          <w:sz w:val="19"/>
+        </w:rPr>
+        <w:t>ValueError "&lt;TYPE&gt; has no debit"</w:t>
+      </w:r>
+      <w:r>
+        <w:rPr/>
+        <w:t xml:space="preserve">): </w:t>
+      </w:r>
+      <w:r>
+        <w:rPr>
+          <w:rFonts w:ascii="Consolas" w:hAnsi="Consolas"/>
+          <w:color w:val="334455"/>
+          <w:sz w:val="19"/>
+        </w:rPr>
+        <w:t>_create_debit_trade</w:t>
+      </w:r>
+      <w:r>
+        <w:rPr/>
+        <w:t xml:space="preserve"> books </w:t>
+      </w:r>
+      <w:r>
+        <w:rPr>
+          <w:rFonts w:ascii="Consolas" w:hAnsi="Consolas"/>
+          <w:color w:val="334455"/>
+          <w:sz w:val="19"/>
+        </w:rPr>
+        <w:t>net_debit or 0.0</w:t>
+      </w:r>
+      <w:r>
+        <w:rPr/>
+        <w:t>, so</w:t>
+        <w:br/>
+        <w:t xml:space="preserve">an absent, zero, negative or NaN debit would otherwise open a </w:t>
+      </w:r>
+      <w:r>
+        <w:rPr>
+          <w:b/>
+        </w:rPr>
+        <w:t>free</w:t>
+      </w:r>
+      <w:r>
+        <w:rPr/>
+        <w:t xml:space="preserve"> trade and</w:t>
+        <w:br/>
+        <w:t>overstate every later mark by the premium it never recorded.</w:t>
       </w:r>
     </w:p>
     <w:p>

--- a/docs/manuals/technical-reference/technical-reference.docx
+++ b/docs/manuals/technical-reference/technical-reference.docx
@@ -2947,7 +2947,27 @@
             <w:r/>
             <w:r>
               <w:rPr/>
-              <w:t xml:space="preserve">Start the proxy, then open </w:t>
+              <w:t xml:space="preserve">Start the proxy, then use the </w:t>
+            </w:r>
+            <w:r>
+              <w:rPr>
+                <w:b/>
+              </w:rPr>
+              <w:t>Authorize</w:t>
+            </w:r>
+            <w:r>
+              <w:rPr/>
+              <w:t xml:space="preserve"> button on the app's </w:t>
+            </w:r>
+            <w:r>
+              <w:rPr>
+                <w:b/>
+              </w:rPr>
+              <w:t>System Status</w:t>
+            </w:r>
+            <w:r>
+              <w:rPr/>
+              <w:t xml:space="preserve"> page and complete the Schwab login. The button opens </w:t>
             </w:r>
             <w:r>
               <w:rPr>
@@ -2955,31 +2975,71 @@
                 <w:color w:val="334455"/>
                 <w:sz w:val="19"/>
               </w:rPr>
+              <w:t>{proxy_public_url}/auth</w:t>
+            </w:r>
+            <w:r>
+              <w:rPr/>
+              <w:t xml:space="preserve"> (</w:t>
+            </w:r>
+            <w:r>
+              <w:rPr>
+                <w:rFonts w:ascii="Consolas" w:hAnsi="Consolas"/>
+                <w:color w:val="334455"/>
+                <w:sz w:val="19"/>
+              </w:rPr>
+              <w:t>repo_paths.PROXY_PUBLIC_URL</w:t>
+            </w:r>
+            <w:r>
+              <w:rPr/>
+              <w:t xml:space="preserve">, from </w:t>
+            </w:r>
+            <w:r>
+              <w:rPr>
+                <w:rFonts w:ascii="Consolas" w:hAnsi="Consolas"/>
+                <w:color w:val="334455"/>
+                <w:sz w:val="19"/>
+              </w:rPr>
+              <w:t>config/env.local.toml</w:t>
+            </w:r>
+            <w:r>
+              <w:rPr/>
+              <w:t xml:space="preserve">) — on the VPS the </w:t>
+            </w:r>
+            <w:r>
+              <w:rPr>
+                <w:rFonts w:ascii="Consolas" w:hAnsi="Consolas"/>
+                <w:color w:val="334455"/>
+                <w:sz w:val="19"/>
+              </w:rPr>
+              <w:t>tailscale serve</w:t>
+            </w:r>
+            <w:r>
+              <w:rPr/>
+              <w:t xml:space="preserve"> address of </w:t>
+            </w:r>
+            <w:r>
+              <w:rPr>
+                <w:rFonts w:ascii="Consolas" w:hAnsi="Consolas"/>
+                <w:color w:val="334455"/>
+                <w:sz w:val="19"/>
+              </w:rPr>
+              <w:t>:8100</w:t>
+            </w:r>
+            <w:r>
+              <w:rPr/>
+              <w:t xml:space="preserve">; unset, </w:t>
+            </w:r>
+            <w:r>
+              <w:rPr>
+                <w:rFonts w:ascii="Consolas" w:hAnsi="Consolas"/>
+                <w:color w:val="334455"/>
+                <w:sz w:val="19"/>
+              </w:rPr>
               <w:t>http://127.0.0.1:8100/auth</w:t>
             </w:r>
             <w:r>
               <w:rPr/>
-              <w:t xml:space="preserve"> (or the </w:t>
-            </w:r>
-            <w:r>
-              <w:rPr>
-                <w:b/>
-              </w:rPr>
-              <w:t>Authorize</w:t>
-            </w:r>
-            <w:r>
-              <w:rPr/>
-              <w:t xml:space="preserve"> button on the app's </w:t>
-            </w:r>
-            <w:r>
-              <w:rPr>
-                <w:b/>
-              </w:rPr>
-              <w:t>System Status</w:t>
-            </w:r>
-            <w:r>
-              <w:rPr/>
-              <w:t xml:space="preserve"> page) and complete the Schwab login.</w:t>
+              <w:t>, reachable only on the same machine or through the SSH tunnel.</w:t>
             </w:r>
           </w:p>
         </w:tc>

--- a/docs/manuals/technical-reference/technical-reference.docx
+++ b/docs/manuals/technical-reference/technical-reference.docx
@@ -32,7 +32,7 @@
           <w:color w:val="5B6678"/>
           <w:sz w:val="18"/>
         </w:rPr>
-        <w:t>NeuralStrike · Generated 2026-09-13</w:t>
+        <w:t>NeuralStrike · Generated 2026-09-14</w:t>
       </w:r>
     </w:p>
     <w:p/>
@@ -13401,7 +13401,131 @@
       </w:r>
       <w:r>
         <w:rPr/>
-        <w:t>.</w:t>
+        <w:t>. For the Strategy</w:t>
+        <w:br/>
+        <w:t xml:space="preserve">Finder it then keeps the best </w:t>
+      </w:r>
+      <w:r>
+        <w:rPr>
+          <w:rFonts w:ascii="Consolas" w:hAnsi="Consolas"/>
+          <w:color w:val="334455"/>
+          <w:sz w:val="19"/>
+        </w:rPr>
+        <w:t>FINDER_PER_TYPE_LIMIT</w:t>
+      </w:r>
+      <w:r>
+        <w:rPr>
+          <w:b/>
+        </w:rPr>
+        <w:t xml:space="preserve"> (25)</w:t>
+      </w:r>
+      <w:r>
+        <w:rPr/>
+        <w:t xml:space="preserve"> rows of each </w:t>
+      </w:r>
+      <w:r>
+        <w:rPr>
+          <w:rFonts w:ascii="Consolas" w:hAnsi="Consolas"/>
+          <w:color w:val="334455"/>
+          <w:sz w:val="19"/>
+        </w:rPr>
+        <w:t>type</w:t>
+      </w:r>
+      <w:r>
+        <w:rPr/>
+        <w:t xml:space="preserve"> by</w:t>
+        <w:br/>
+      </w:r>
+      <w:r>
+        <w:rPr>
+          <w:rFonts w:ascii="Consolas" w:hAnsi="Consolas"/>
+          <w:color w:val="334455"/>
+          <w:sz w:val="19"/>
+        </w:rPr>
+        <w:t>composite_score</w:t>
+      </w:r>
+      <w:r>
+        <w:rPr/>
+        <w:t xml:space="preserve"> (a missing or non-finite score ranks last) and reports the rest as</w:t>
+        <w:br/>
+      </w:r>
+      <w:r>
+        <w:rPr>
+          <w:rFonts w:ascii="Consolas" w:hAnsi="Consolas"/>
+          <w:color w:val="334455"/>
+          <w:sz w:val="19"/>
+        </w:rPr>
+        <w:t>not_shown</w:t>
+      </w:r>
+      <w:r>
+        <w:rPr/>
+        <w:t xml:space="preserve"> — </w:t>
+      </w:r>
+      <w:r>
+        <w:rPr>
+          <w:i/>
+        </w:rPr>
+        <w:t>lower-scoring ideas not shown</w:t>
+      </w:r>
+      <w:r>
+        <w:rPr/>
+        <w:t>. The counts never overlap and are taken in</w:t>
+        <w:br/>
+        <w:t xml:space="preserve">the order </w:t>
+      </w:r>
+      <w:r>
+        <w:rPr>
+          <w:rFonts w:ascii="Consolas" w:hAnsi="Consolas"/>
+          <w:color w:val="334455"/>
+          <w:sz w:val="19"/>
+        </w:rPr>
+        <w:t>vol_filtered</w:t>
+      </w:r>
+      <w:r>
+        <w:rPr/>
+        <w:t xml:space="preserve"> → </w:t>
+      </w:r>
+      <w:r>
+        <w:rPr>
+          <w:rFonts w:ascii="Consolas" w:hAnsi="Consolas"/>
+          <w:color w:val="334455"/>
+          <w:sz w:val="19"/>
+        </w:rPr>
+        <w:t>filtered_out</w:t>
+      </w:r>
+      <w:r>
+        <w:rPr/>
+        <w:t xml:space="preserve"> → </w:t>
+      </w:r>
+      <w:r>
+        <w:rPr>
+          <w:rFonts w:ascii="Consolas" w:hAnsi="Consolas"/>
+          <w:color w:val="334455"/>
+          <w:sz w:val="19"/>
+        </w:rPr>
+        <w:t>not_shown</w:t>
+      </w:r>
+      <w:r>
+        <w:rPr/>
+        <w:t>; ids and payoff curves are built</w:t>
+        <w:br/>
+        <w:t xml:space="preserve">after the limit. Measured on a synthetic </w:t>
+      </w:r>
+      <w:r>
+        <w:rPr>
+          <w:rFonts w:ascii="Consolas" w:hAnsi="Consolas"/>
+          <w:color w:val="334455"/>
+          <w:sz w:val="19"/>
+        </w:rPr>
+        <w:t>$SPX</w:t>
+      </w:r>
+      <w:r>
+        <w:rPr/>
+        <w:t>-sized chain (56 expiries, 25.6k</w:t>
+        <w:br/>
+        <w:t>contracts), the every-expiry scan left 1,061 rows after the quality cut (2.27 MB of cache</w:t>
+        <w:br/>
+        <w:t>payload); the limit publishes 510 (1.07 MB). The Income board passes no limit.</w:t>
       </w:r>
     </w:p>
     <w:tbl>
@@ -14027,15 +14151,519 @@
       </w:r>
       <w:r>
         <w:rPr/>
-        <w:t>. Only the single-leg directionals, the debit and credit</w:t>
-        <w:br/>
-        <w:t>verticals and the iron condor built from the credit spreads keep the nearest expiry in</w:t>
-        <w:br/>
-        <w:t>the window. At the page's default DTE min of 0 this</w:t>
-        <w:br/>
-        <w:t>means no straddle, strangle, fly, condor or share structure is built on a 0–6 DTE expiry</w:t>
-        <w:br/>
-        <w:t>(operator decision, 2026-09-13 — on a daily-listing name those were same-day bets).</w:t>
+        <w:t>. The single-leg directionals, the debit and credit verticals</w:t>
+        <w:br/>
+        <w:t>and the iron condor built from the credit spreads take no floor. At the page's default</w:t>
+        <w:br/>
+        <w:t>DTE min of 0 this means no straddle, strangle, fly, condor or share structure is built on</w:t>
+        <w:br/>
+        <w:t>a 0–6 DTE expiry (operator decision, 2026-09-13 — on a daily-listing name those were</w:t>
+        <w:br/>
+        <w:t>same-day bets).</w:t>
+      </w:r>
+    </w:p>
+    <w:p>
+      <w:r>
+        <w:rPr>
+          <w:b/>
+        </w:rPr>
+        <w:t>Every expiry, not the nearest (the Strategy Finder, 2026-09-14).</w:t>
+      </w:r>
+      <w:r>
+        <w:rPr/>
+        <w:t xml:space="preserve"> Each builder takes</w:t>
+        <w:br/>
+        <w:t xml:space="preserve">the NEAREST expiry in its window. The Finder's handler calls </w:t>
+      </w:r>
+      <w:r>
+        <w:rPr>
+          <w:rFonts w:ascii="Consolas" w:hAnsi="Consolas"/>
+          <w:color w:val="334455"/>
+          <w:sz w:val="19"/>
+        </w:rPr>
+        <w:t>swing_scan(...,</w:t>
+        <w:br/>
+        <w:t>every_expiry=True)</w:t>
+      </w:r>
+      <w:r>
+        <w:rPr/>
+        <w:t xml:space="preserve">, and </w:t>
+      </w:r>
+      <w:r>
+        <w:rPr>
+          <w:rFonts w:ascii="Consolas" w:hAnsi="Consolas"/>
+          <w:color w:val="334455"/>
+          <w:sz w:val="19"/>
+        </w:rPr>
+        <w:t>_build_every_expiry</w:t>
+      </w:r>
+      <w:r>
+        <w:rPr/>
+        <w:t xml:space="preserve"> runs each single-expiry builder once per</w:t>
+        <w:br/>
+        <w:t xml:space="preserve">listed expiry </w:t>
+      </w:r>
+      <w:r>
+        <w:rPr>
+          <w:i/>
+        </w:rPr>
+        <w:t>e</w:t>
+      </w:r>
+      <w:r>
+        <w:rPr/>
+        <w:t xml:space="preserve"> (DTE </w:t>
+      </w:r>
+      <w:r>
+        <w:rPr>
+          <w:i/>
+        </w:rPr>
+        <w:t>d</w:t>
+      </w:r>
+      <w:r>
+        <w:rPr/>
+        <w:t xml:space="preserve">) on the chain </w:t>
+      </w:r>
+      <w:r>
+        <w:rPr>
+          <w:b/>
+        </w:rPr>
+        <w:t xml:space="preserve">sliced to </w:t>
+      </w:r>
+      <w:r>
+        <w:rPr>
+          <w:b/>
+          <w:i/>
+        </w:rPr>
+        <w:t>e</w:t>
+      </w:r>
+      <w:r>
+        <w:rPr/>
+        <w:t xml:space="preserve"> with </w:t>
+      </w:r>
+      <w:r>
+        <w:rPr>
+          <w:rFonts w:ascii="Consolas" w:hAnsi="Consolas"/>
+          <w:color w:val="334455"/>
+          <w:sz w:val="19"/>
+        </w:rPr>
+        <w:t>dte_min = dte_max = d</w:t>
+      </w:r>
+      <w:r>
+        <w:rPr/>
+        <w:t xml:space="preserve"> —</w:t>
+        <w:br/>
+        <w:t>so the builders themselves are unchanged and build exactly that expiry. On an expiry</w:t>
+        <w:br/>
+        <w:t xml:space="preserve">under 7 DTE the </w:t>
+      </w:r>
+      <w:r>
+        <w:rPr>
+          <w:rFonts w:ascii="Consolas" w:hAnsi="Consolas"/>
+          <w:color w:val="334455"/>
+          <w:sz w:val="19"/>
+        </w:rPr>
+        <w:t>_front_pair</w:t>
+      </w:r>
+      <w:r>
+        <w:rPr/>
+        <w:t xml:space="preserve"> floor leaves nothing, as above. Calendars take each expiry</w:t>
+        <w:br/>
+        <w:t xml:space="preserve">with </w:t>
+      </w:r>
+      <w:r>
+        <w:rPr>
+          <w:i/>
+        </w:rPr>
+        <w:t>d</w:t>
+      </w:r>
+      <w:r>
+        <w:rPr/>
+        <w:t xml:space="preserve"> ≥ 7 as the front, over a slice holding it plus the expiries at least</w:t>
+        <w:br/>
+      </w:r>
+      <w:r>
+        <w:rPr>
+          <w:rFonts w:ascii="Consolas" w:hAnsi="Consolas"/>
+          <w:color w:val="334455"/>
+          <w:sz w:val="19"/>
+        </w:rPr>
+        <w:t>_CAL_MIN_GAP</w:t>
+      </w:r>
+      <w:r>
+        <w:rPr/>
+        <w:t xml:space="preserve"> (7) days later, and keep only rows whose front is </w:t>
+      </w:r>
+      <w:r>
+        <w:rPr>
+          <w:i/>
+        </w:rPr>
+        <w:t>e</w:t>
+      </w:r>
+      <w:r>
+        <w:rPr/>
+        <w:t xml:space="preserve"> (a front with no</w:t>
+        <w:br/>
+        <w:t>usable leg would otherwise build the next expiry's calendar twice). Credit spreads are one</w:t>
+        <w:br/>
+      </w:r>
+      <w:r>
+        <w:rPr>
+          <w:rFonts w:ascii="Consolas" w:hAnsi="Consolas"/>
+          <w:color w:val="334455"/>
+          <w:sz w:val="19"/>
+        </w:rPr>
+        <w:t>screen_spreads</w:t>
+      </w:r>
+      <w:r>
+        <w:rPr/>
+        <w:t xml:space="preserve"> pass over the whole chain, which already covers every expiry; iron</w:t>
+        <w:br/>
+        <w:t xml:space="preserve">condors are paired </w:t>
+      </w:r>
+      <w:r>
+        <w:rPr>
+          <w:b/>
+        </w:rPr>
+        <w:t>within</w:t>
+      </w:r>
+      <w:r>
+        <w:rPr/>
+        <w:t xml:space="preserve"> each expiry instead of the top three across the scan. The</w:t>
+        <w:br/>
+        <w:t xml:space="preserve">Income Window keeps </w:t>
+      </w:r>
+      <w:r>
+        <w:rPr>
+          <w:rFonts w:ascii="Consolas" w:hAnsi="Consolas"/>
+          <w:color w:val="334455"/>
+          <w:sz w:val="19"/>
+        </w:rPr>
+        <w:t>every_expiry=False</w:t>
+      </w:r>
+      <w:r>
+        <w:rPr/>
+        <w:t>.</w:t>
+      </w:r>
+    </w:p>
+    <w:p>
+      <w:r>
+        <w:rPr>
+          <w:b/>
+        </w:rPr>
+        <w:t>Earnings: flagged, not dropped.</w:t>
+      </w:r>
+      <w:r>
+        <w:rPr/>
+        <w:t xml:space="preserve"> The Finder also passes </w:t>
+      </w:r>
+      <w:r>
+        <w:rPr>
+          <w:rFonts w:ascii="Consolas" w:hAnsi="Consolas"/>
+          <w:color w:val="334455"/>
+          <w:sz w:val="19"/>
+        </w:rPr>
+        <w:t>earnings_mode="flag"</w:t>
+      </w:r>
+      <w:r>
+        <w:rPr/>
+        <w:t>:</w:t>
+        <w:br/>
+      </w:r>
+      <w:r>
+        <w:rPr>
+          <w:rFonts w:ascii="Consolas" w:hAnsi="Consolas"/>
+          <w:color w:val="334455"/>
+          <w:sz w:val="19"/>
+        </w:rPr>
+        <w:t>screen_spreads</w:t>
+      </w:r>
+      <w:r>
+        <w:rPr/>
+        <w:t xml:space="preserve"> receives no earnings date, and every candidate the drop would have</w:t>
+        <w:br/>
+        <w:t xml:space="preserve">removed — </w:t>
+      </w:r>
+      <w:r>
+        <w:rPr>
+          <w:rFonts w:ascii="Consolas" w:hAnsi="Consolas"/>
+          <w:color w:val="334455"/>
+          <w:sz w:val="19"/>
+        </w:rPr>
+        <w:t>earnings_gate_applies(trade_type, dte)</w:t>
+      </w:r>
+      <w:r>
+        <w:rPr/>
+        <w:t xml:space="preserve"> and </w:t>
+      </w:r>
+      <w:r>
+        <w:rPr>
+          <w:rFonts w:ascii="Consolas" w:hAnsi="Consolas"/>
+          <w:color w:val="334455"/>
+          <w:sz w:val="19"/>
+        </w:rPr>
+        <w:t>check_earnings_conflict(date,</w:t>
+        <w:br/>
+        <w:t>latest leg expiry)</w:t>
+      </w:r>
+      <w:r>
+        <w:rPr/>
+        <w:t xml:space="preserve"> — keeps its place and gains </w:t>
+      </w:r>
+      <w:r>
+        <w:rPr>
+          <w:rFonts w:ascii="Consolas" w:hAnsi="Consolas"/>
+          <w:color w:val="334455"/>
+          <w:sz w:val="19"/>
+        </w:rPr>
+        <w:t>spans_earnings: True</w:t>
+      </w:r>
+      <w:r>
+        <w:rPr/>
+        <w:t xml:space="preserve"> plus</w:t>
+        <w:br/>
+      </w:r>
+      <w:r>
+        <w:rPr>
+          <w:rFonts w:ascii="Consolas" w:hAnsi="Consolas"/>
+          <w:color w:val="334455"/>
+          <w:sz w:val="19"/>
+        </w:rPr>
+        <w:t>earnings_date</w:t>
+      </w:r>
+      <w:r>
+        <w:rPr/>
+        <w:t xml:space="preserve">. The Income Window keeps the default </w:t>
+      </w:r>
+      <w:r>
+        <w:rPr>
+          <w:rFonts w:ascii="Consolas" w:hAnsi="Consolas"/>
+          <w:color w:val="334455"/>
+          <w:sz w:val="19"/>
+        </w:rPr>
+        <w:t>"drop"</w:t>
+      </w:r>
+      <w:r>
+        <w:rPr/>
+        <w:t>, and the Market Scanner's</w:t>
+        <w:br/>
+      </w:r>
+      <w:r>
+        <w:rPr>
+          <w:rFonts w:ascii="Consolas" w:hAnsi="Consolas"/>
+          <w:color w:val="334455"/>
+          <w:sz w:val="19"/>
+        </w:rPr>
+        <w:t>run_full_scan</w:t>
+      </w:r>
+      <w:r>
+        <w:rPr/>
+        <w:t xml:space="preserve"> still drops inside </w:t>
+      </w:r>
+      <w:r>
+        <w:rPr>
+          <w:rFonts w:ascii="Consolas" w:hAnsi="Consolas"/>
+          <w:color w:val="334455"/>
+          <w:sz w:val="19"/>
+        </w:rPr>
+        <w:t>screen_spreads</w:t>
+      </w:r>
+      <w:r>
+        <w:rPr/>
+        <w:t>.</w:t>
+      </w:r>
+    </w:p>
+    <w:p>
+      <w:r>
+        <w:rPr>
+          <w:b/>
+        </w:rPr>
+        <w:t>The chain.</w:t>
+      </w:r>
+      <w:r>
+        <w:rPr/>
+        <w:t xml:space="preserve"> </w:t>
+      </w:r>
+      <w:r>
+        <w:rPr>
+          <w:rFonts w:ascii="Consolas" w:hAnsi="Consolas"/>
+          <w:color w:val="334455"/>
+          <w:sz w:val="19"/>
+        </w:rPr>
+        <w:t>compute.fetch_scan_chain(symbol, dte_max)</w:t>
+      </w:r>
+      <w:r>
+        <w:rPr/>
+        <w:t xml:space="preserve"> serves every </w:t>
+      </w:r>
+      <w:r>
+        <w:rPr>
+          <w:rFonts w:ascii="Consolas" w:hAnsi="Consolas"/>
+          <w:color w:val="334455"/>
+          <w:sz w:val="19"/>
+        </w:rPr>
+        <w:t>swing_scan</w:t>
+      </w:r>
+      <w:r>
+        <w:rPr/>
+        <w:br/>
+        <w:t>caller. It lists expirations (</w:t>
+      </w:r>
+      <w:r>
+        <w:rPr>
+          <w:rFonts w:ascii="Consolas" w:hAnsi="Consolas"/>
+          <w:color w:val="334455"/>
+          <w:sz w:val="19"/>
+        </w:rPr>
+        <w:t>/expirationchain</w:t>
+      </w:r>
+      <w:r>
+        <w:rPr/>
+        <w:t xml:space="preserve">, 0.2–0.3 s), keeps those from </w:t>
+      </w:r>
+      <w:r>
+        <w:rPr>
+          <w:b/>
+        </w:rPr>
+        <w:t>today</w:t>
+      </w:r>
+      <w:r>
+        <w:rPr/>
+        <w:br/>
+        <w:t xml:space="preserve">to today + </w:t>
+      </w:r>
+      <w:r>
+        <w:rPr>
+          <w:rFonts w:ascii="Consolas" w:hAnsi="Consolas"/>
+          <w:color w:val="334455"/>
+          <w:sz w:val="19"/>
+        </w:rPr>
+        <w:t>dte_max</w:t>
+      </w:r>
+      <w:r>
+        <w:rPr/>
+        <w:t xml:space="preserve"> + 2 (all of them when </w:t>
+      </w:r>
+      <w:r>
+        <w:rPr>
+          <w:rFonts w:ascii="Consolas" w:hAnsi="Consolas"/>
+          <w:color w:val="334455"/>
+          <w:sz w:val="19"/>
+        </w:rPr>
+        <w:t>dte_max</w:t>
+      </w:r>
+      <w:r>
+        <w:rPr/>
+        <w:t xml:space="preserve"> is </w:t>
+      </w:r>
+      <w:r>
+        <w:rPr>
+          <w:rFonts w:ascii="Consolas" w:hAnsi="Consolas"/>
+          <w:color w:val="334455"/>
+          <w:sz w:val="19"/>
+        </w:rPr>
+        <w:t>None</w:t>
+      </w:r>
+      <w:r>
+        <w:rPr/>
+        <w:t>) — from today rather than</w:t>
+        <w:br/>
+        <w:t xml:space="preserve">from DTE min, because </w:t>
+      </w:r>
+      <w:r>
+        <w:rPr>
+          <w:rFonts w:ascii="Consolas" w:hAnsi="Consolas"/>
+          <w:color w:val="334455"/>
+          <w:sz w:val="19"/>
+        </w:rPr>
+        <w:t>run_iv_analysis</w:t>
+      </w:r>
+      <w:r>
+        <w:rPr/>
+        <w:t xml:space="preserve"> reads the near expiries for the ATM IV and</w:t>
+        <w:br/>
+        <w:t xml:space="preserve">expected move — and fetches runs of at most </w:t>
+      </w:r>
+      <w:r>
+        <w:rPr>
+          <w:rFonts w:ascii="Consolas" w:hAnsi="Consolas"/>
+          <w:color w:val="334455"/>
+          <w:sz w:val="19"/>
+        </w:rPr>
+        <w:t>SCAN_RUN_EXPIRIES</w:t>
+      </w:r>
+      <w:r>
+        <w:rPr/>
+        <w:t xml:space="preserve"> (8) consecutive listed</w:t>
+        <w:br/>
+        <w:t xml:space="preserve">expiries, </w:t>
+      </w:r>
+      <w:r>
+        <w:rPr>
+          <w:rFonts w:ascii="Consolas" w:hAnsi="Consolas"/>
+          <w:color w:val="334455"/>
+          <w:sz w:val="19"/>
+        </w:rPr>
+        <w:t>SCAN_FETCH_WORKERS</w:t>
+      </w:r>
+      <w:r>
+        <w:rPr/>
+        <w:t xml:space="preserve"> (4) at a time, merging the raw expiry maps. A run whose</w:t>
+        <w:br/>
+        <w:t xml:space="preserve">response is missing or holds no expiry is counted in </w:t>
+      </w:r>
+      <w:r>
+        <w:rPr>
+          <w:rFonts w:ascii="Consolas" w:hAnsi="Consolas"/>
+          <w:color w:val="334455"/>
+          <w:sz w:val="19"/>
+        </w:rPr>
+        <w:t>expiries_failed</w:t>
+      </w:r>
+      <w:r>
+        <w:rPr/>
+        <w:t>. With no usable</w:t>
+        <w:br/>
+        <w:t xml:space="preserve">expiration list it falls back to one fetch and reports </w:t>
+      </w:r>
+      <w:r>
+        <w:rPr>
+          <w:rFonts w:ascii="Consolas" w:hAnsi="Consolas"/>
+          <w:color w:val="334455"/>
+          <w:sz w:val="19"/>
+        </w:rPr>
+        <w:t>expiries_failed = None</w:t>
+      </w:r>
+      <w:r>
+        <w:rPr/>
+        <w:t xml:space="preserve"> (not</w:t>
+        <w:br/>
+        <w:t>counted, which is not zero). Measured 2026-09-14 pre-market: SPY's whole chain (34</w:t>
+        <w:br/>
+        <w:t xml:space="preserve">expiries, 12,956 contracts) </w:t>
+      </w:r>
+      <w:r>
+        <w:rPr>
+          <w:b/>
+        </w:rPr>
+        <w:t>timed out at the proxy's 30 s</w:t>
+      </w:r>
+      <w:r>
+        <w:rPr/>
+        <w:t xml:space="preserve"> in one request and took</w:t>
+        <w:br/>
+        <w:t xml:space="preserve">6.5 s grouped; </w:t>
+      </w:r>
+      <w:r>
+        <w:rPr>
+          <w:rFonts w:ascii="Consolas" w:hAnsi="Consolas"/>
+          <w:color w:val="334455"/>
+          <w:sz w:val="19"/>
+        </w:rPr>
+        <w:t>$SPX</w:t>
+      </w:r>
+      <w:r>
+        <w:rPr/>
+        <w:t xml:space="preserve"> (56 expiries, 25,650 contracts) took 11–12 s.</w:t>
       </w:r>
     </w:p>
     <w:p>

--- a/docs/manuals/technical-reference/technical-reference.docx
+++ b/docs/manuals/technical-reference/technical-reference.docx
@@ -14609,7 +14609,7 @@
         <w:rPr/>
         <w:t xml:space="preserve"> (4) at a time, merging the raw expiry maps. A run whose</w:t>
         <w:br/>
-        <w:t xml:space="preserve">response is missing or holds no expiry is counted in </w:t>
+        <w:t xml:space="preserve">response is missing or holds no expiry adds its expiries to </w:t>
       </w:r>
       <w:r>
         <w:rPr>
@@ -14621,7 +14621,9 @@
       </w:r>
       <w:r>
         <w:rPr/>
-        <w:t>. With no usable</w:t>
+        <w:t xml:space="preserve"> (a count of</w:t>
+        <w:br/>
+        <w:t>expiries, not of runs). With no usable</w:t>
         <w:br/>
         <w:t xml:space="preserve">expiration list it falls back to one fetch and reports </w:t>
       </w:r>

--- a/docs/manuals/technical-reference/technical-reference.docx
+++ b/docs/manuals/technical-reference/technical-reference.docx
@@ -14625,7 +14625,21 @@
         <w:br/>
         <w:t>expiries, not of runs). With no usable</w:t>
         <w:br/>
-        <w:t xml:space="preserve">expiration list it falls back to one fetch and reports </w:t>
+        <w:t>expiration list it falls back to one fetch — bounded to 120 days when the scan has no</w:t>
+        <w:br/>
+        <w:t>DTE max (</w:t>
+      </w:r>
+      <w:r>
+        <w:rPr>
+          <w:rFonts w:ascii="Consolas" w:hAnsi="Consolas"/>
+          <w:color w:val="334455"/>
+          <w:sz w:val="19"/>
+        </w:rPr>
+        <w:t>_FALLBACK_MAX_DTE</w:t>
+      </w:r>
+      <w:r>
+        <w:rPr/>
+        <w:t xml:space="preserve">) — and reports </w:t>
       </w:r>
       <w:r>
         <w:rPr>
@@ -14665,7 +14679,35 @@
       </w:r>
       <w:r>
         <w:rPr/>
-        <w:t xml:space="preserve"> (56 expiries, 25,650 contracts) took 11–12 s.</w:t>
+        <w:t xml:space="preserve"> (56 expiries, 25,650 contracts) took 11–12 s to fetch. Building</w:t>
+        <w:br/>
+        <w:t>every structure on every expiry adds 6.55 s on a synthetic chain of that size</w:t>
+        <w:br/>
+        <w:t xml:space="preserve">(calendars about half of it), so a whole </w:t>
+      </w:r>
+      <w:r>
+        <w:rPr>
+          <w:rFonts w:ascii="Consolas" w:hAnsi="Consolas"/>
+          <w:color w:val="334455"/>
+          <w:sz w:val="19"/>
+        </w:rPr>
+        <w:t>$SPX</w:t>
+      </w:r>
+      <w:r>
+        <w:rPr/>
+        <w:t xml:space="preserve"> scan takes about 20 s for </w:t>
+      </w:r>
+      <w:r>
+        <w:rPr>
+          <w:rFonts w:ascii="Consolas" w:hAnsi="Consolas"/>
+          <w:color w:val="334455"/>
+          <w:sz w:val="19"/>
+        </w:rPr>
+        <w:t>$SPX</w:t>
+      </w:r>
+      <w:r>
+        <w:rPr/>
+        <w:t xml:space="preserve"> (measured on a synthetic chain of that size; live figure pending).</w:t>
       </w:r>
     </w:p>
     <w:p>

--- a/docs/manuals/technical-reference/technical-reference.docx
+++ b/docs/manuals/technical-reference/technical-reference.docx
@@ -14679,11 +14679,298 @@
       </w:r>
       <w:r>
         <w:rPr/>
-        <w:t xml:space="preserve"> (56 expiries, 25,650 contracts) took 11–12 s to fetch. Building</w:t>
-        <w:br/>
-        <w:t>every structure on every expiry adds 6.55 s on a synthetic chain of that size</w:t>
-        <w:br/>
-        <w:t xml:space="preserve">(calendars about half of it), so a whole </w:t>
+        <w:t xml:space="preserve"> (56 expiries, 25,650 contracts) took 11–12 s to fetch. Whole</w:t>
+        <w:br/>
+        <w:t xml:space="preserve">scans measured live the same day (~12:30 CT, range </w:t>
+      </w:r>
+      <w:r>
+        <w:rPr>
+          <w:i/>
+        </w:rPr>
+        <w:t>All</w:t>
+      </w:r>
+      <w:r>
+        <w:rPr/>
+        <w:t>, every expiry, none failed):</w:t>
+      </w:r>
+    </w:p>
+    <w:tbl>
+      <w:tblPr>
+        <w:tblW w:type="auto" w:w="0"/>
+        <w:jc w:val="left"/>
+        <w:tblLayout w:type="autofit"/>
+        <w:tblLook w:firstColumn="1" w:firstRow="1" w:lastColumn="0" w:lastRow="0" w:noHBand="0" w:noVBand="1" w:val="04A0"/>
+        <w:tblBorders>
+          <w:top w:val="single" w:sz="4" w:space="0" w:color="D8DEE9"/>
+          <w:left w:val="single" w:sz="4" w:space="0" w:color="D8DEE9"/>
+          <w:bottom w:val="single" w:sz="4" w:space="0" w:color="D8DEE9"/>
+          <w:right w:val="single" w:sz="4" w:space="0" w:color="D8DEE9"/>
+          <w:insideH w:val="single" w:sz="4" w:space="0" w:color="D8DEE9"/>
+          <w:insideV w:val="single" w:sz="4" w:space="0" w:color="D8DEE9"/>
+        </w:tblBorders>
+      </w:tblPr>
+      <w:tblGrid>
+        <w:gridCol w:w="2160"/>
+        <w:gridCol w:w="2160"/>
+        <w:gridCol w:w="2160"/>
+        <w:gridCol w:w="2160"/>
+      </w:tblGrid>
+      <w:tr>
+        <w:tc>
+          <w:tcPr>
+            <w:tcW w:type="dxa" w:w="2160"/>
+            <w:shd w:val="clear" w:color="auto" w:fill="EAF2FB"/>
+          </w:tcPr>
+          <w:p>
+            <w:r>
+              <w:rPr>
+                <w:b/>
+              </w:rPr>
+            </w:r>
+            <w:r>
+              <w:rPr>
+                <w:b/>
+              </w:rPr>
+              <w:t>Symbol</w:t>
+            </w:r>
+          </w:p>
+        </w:tc>
+        <w:tc>
+          <w:tcPr>
+            <w:tcW w:type="dxa" w:w="2160"/>
+            <w:shd w:val="clear" w:color="auto" w:fill="EAF2FB"/>
+          </w:tcPr>
+          <w:p>
+            <w:r>
+              <w:rPr>
+                <w:b/>
+              </w:rPr>
+            </w:r>
+            <w:r>
+              <w:rPr>
+                <w:b/>
+              </w:rPr>
+              <w:t>Expirations</w:t>
+            </w:r>
+          </w:p>
+        </w:tc>
+        <w:tc>
+          <w:tcPr>
+            <w:tcW w:type="dxa" w:w="2160"/>
+            <w:shd w:val="clear" w:color="auto" w:fill="EAF2FB"/>
+          </w:tcPr>
+          <w:p>
+            <w:r>
+              <w:rPr>
+                <w:b/>
+              </w:rPr>
+            </w:r>
+            <w:r>
+              <w:rPr>
+                <w:b/>
+              </w:rPr>
+              <w:t>Wall time</w:t>
+            </w:r>
+          </w:p>
+        </w:tc>
+        <w:tc>
+          <w:tcPr>
+            <w:tcW w:type="dxa" w:w="2160"/>
+            <w:shd w:val="clear" w:color="auto" w:fill="EAF2FB"/>
+          </w:tcPr>
+          <w:p>
+            <w:r>
+              <w:rPr>
+                <w:b/>
+              </w:rPr>
+            </w:r>
+            <w:r>
+              <w:rPr>
+                <w:b/>
+              </w:rPr>
+              <w:t>Rows published</w:t>
+            </w:r>
+          </w:p>
+        </w:tc>
+      </w:tr>
+      <w:tr>
+        <w:tc>
+          <w:tcPr>
+            <w:tcW w:type="dxa" w:w="2160"/>
+          </w:tcPr>
+          <w:p>
+            <w:r/>
+            <w:r>
+              <w:rPr/>
+              <w:t>NVDA</w:t>
+            </w:r>
+          </w:p>
+        </w:tc>
+        <w:tc>
+          <w:tcPr>
+            <w:tcW w:type="dxa" w:w="2160"/>
+          </w:tcPr>
+          <w:p>
+            <w:r/>
+            <w:r>
+              <w:rPr/>
+              <w:t>25</w:t>
+            </w:r>
+          </w:p>
+        </w:tc>
+        <w:tc>
+          <w:tcPr>
+            <w:tcW w:type="dxa" w:w="2160"/>
+          </w:tcPr>
+          <w:p>
+            <w:r/>
+            <w:r>
+              <w:rPr/>
+              <w:t>13.5 s</w:t>
+            </w:r>
+          </w:p>
+        </w:tc>
+        <w:tc>
+          <w:tcPr>
+            <w:tcW w:type="dxa" w:w="2160"/>
+          </w:tcPr>
+          <w:p>
+            <w:r/>
+            <w:r>
+              <w:rPr/>
+              <w:t>139</w:t>
+            </w:r>
+          </w:p>
+        </w:tc>
+      </w:tr>
+      <w:tr>
+        <w:tc>
+          <w:tcPr>
+            <w:tcW w:type="dxa" w:w="2160"/>
+            <w:shd w:val="clear" w:color="auto" w:fill="F4F6FA"/>
+          </w:tcPr>
+          <w:p>
+            <w:r/>
+            <w:r>
+              <w:rPr/>
+              <w:t>SPY</w:t>
+            </w:r>
+          </w:p>
+        </w:tc>
+        <w:tc>
+          <w:tcPr>
+            <w:tcW w:type="dxa" w:w="2160"/>
+            <w:shd w:val="clear" w:color="auto" w:fill="F4F6FA"/>
+          </w:tcPr>
+          <w:p>
+            <w:r/>
+            <w:r>
+              <w:rPr/>
+              <w:t>34</w:t>
+            </w:r>
+          </w:p>
+        </w:tc>
+        <w:tc>
+          <w:tcPr>
+            <w:tcW w:type="dxa" w:w="2160"/>
+            <w:shd w:val="clear" w:color="auto" w:fill="F4F6FA"/>
+          </w:tcPr>
+          <w:p>
+            <w:r/>
+            <w:r>
+              <w:rPr/>
+              <w:t>25.7–27.4 s</w:t>
+            </w:r>
+          </w:p>
+        </w:tc>
+        <w:tc>
+          <w:tcPr>
+            <w:tcW w:type="dxa" w:w="2160"/>
+            <w:shd w:val="clear" w:color="auto" w:fill="F4F6FA"/>
+          </w:tcPr>
+          <w:p>
+            <w:r/>
+            <w:r>
+              <w:rPr/>
+              <w:t>162–167</w:t>
+            </w:r>
+          </w:p>
+        </w:tc>
+      </w:tr>
+      <w:tr>
+        <w:tc>
+          <w:tcPr>
+            <w:tcW w:type="dxa" w:w="2160"/>
+          </w:tcPr>
+          <w:p>
+            <w:r/>
+            <w:r>
+              <w:rPr>
+                <w:rFonts w:ascii="Consolas" w:hAnsi="Consolas"/>
+                <w:color w:val="334455"/>
+                <w:sz w:val="19"/>
+              </w:rPr>
+              <w:t>$SPX</w:t>
+            </w:r>
+          </w:p>
+        </w:tc>
+        <w:tc>
+          <w:tcPr>
+            <w:tcW w:type="dxa" w:w="2160"/>
+          </w:tcPr>
+          <w:p>
+            <w:r/>
+            <w:r>
+              <w:rPr/>
+              <w:t>56</w:t>
+            </w:r>
+          </w:p>
+        </w:tc>
+        <w:tc>
+          <w:tcPr>
+            <w:tcW w:type="dxa" w:w="2160"/>
+          </w:tcPr>
+          <w:p>
+            <w:r/>
+            <w:r>
+              <w:rPr/>
+              <w:t>40.1 s</w:t>
+            </w:r>
+          </w:p>
+        </w:tc>
+        <w:tc>
+          <w:tcPr>
+            <w:tcW w:type="dxa" w:w="2160"/>
+          </w:tcPr>
+          <w:p>
+            <w:r/>
+            <w:r>
+              <w:rPr/>
+              <w:t>69</w:t>
+            </w:r>
+          </w:p>
+        </w:tc>
+      </w:tr>
+    </w:tbl>
+    <w:p/>
+    <w:p>
+      <w:r>
+        <w:rPr/>
+        <w:t xml:space="preserve">The per-type limit of 25 did not bind on any of them. </w:t>
+      </w:r>
+      <w:r>
+        <w:rPr>
+          <w:rFonts w:ascii="Consolas" w:hAnsi="Consolas"/>
+          <w:color w:val="334455"/>
+          <w:sz w:val="19"/>
+        </w:rPr>
+        <w:t>cmd:options</w:t>
+      </w:r>
+      <w:r>
+        <w:rPr/>
+        <w:t xml:space="preserve"> is consumed one</w:t>
+        <w:br/>
+        <w:t xml:space="preserve">command at a time, so a Calculator or Simulator load enqueued during a </w:t>
       </w:r>
       <w:r>
         <w:rPr>
@@ -14695,7 +14982,703 @@
       </w:r>
       <w:r>
         <w:rPr/>
-        <w:t xml:space="preserve"> scan takes about 20 s for </w:t>
+        <w:t xml:space="preserve"> scan waits</w:t>
+        <w:br/>
+        <w:t>behind it — and those pages' wait overlay gives up at 30 s.</w:t>
+      </w:r>
+    </w:p>
+    <w:p>
+      <w:r>
+        <w:rPr>
+          <w:b/>
+        </w:rPr>
+        <w:t>A large chain asks first (the Strategy Finder, 2026-09-14).</w:t>
+      </w:r>
+      <w:r>
+        <w:rPr/>
+        <w:t xml:space="preserve"> </w:t>
+      </w:r>
+      <w:r>
+        <w:rPr>
+          <w:rFonts w:ascii="Consolas" w:hAnsi="Consolas"/>
+          <w:color w:val="334455"/>
+          <w:sz w:val="19"/>
+        </w:rPr>
+        <w:t>swing_scan</w:t>
+      </w:r>
+      <w:r>
+        <w:rPr/>
+        <w:t xml:space="preserve"> lists the</w:t>
+        <w:br/>
+        <w:t>expirations ONCE (</w:t>
+      </w:r>
+      <w:r>
+        <w:rPr>
+          <w:rFonts w:ascii="Consolas" w:hAnsi="Consolas"/>
+          <w:color w:val="334455"/>
+          <w:sz w:val="19"/>
+        </w:rPr>
+        <w:t>option_expiration_rows</w:t>
+      </w:r>
+      <w:r>
+        <w:rPr/>
+        <w:t xml:space="preserve"> → </w:t>
+      </w:r>
+      <w:r>
+        <w:rPr>
+          <w:rFonts w:ascii="Consolas" w:hAnsi="Consolas"/>
+          <w:color w:val="334455"/>
+          <w:sz w:val="19"/>
+        </w:rPr>
+        <w:t>parse_expiration_rows</w:t>
+      </w:r>
+      <w:r>
+        <w:rPr/>
+        <w:t>, rows of</w:t>
+        <w:br/>
+      </w:r>
+      <w:r>
+        <w:rPr>
+          <w:rFonts w:ascii="Consolas" w:hAnsi="Consolas"/>
+          <w:color w:val="334455"/>
+          <w:sz w:val="19"/>
+        </w:rPr>
+        <w:t>(date, expirationType, dte)</w:t>
+      </w:r>
+      <w:r>
+        <w:rPr/>
+        <w:t xml:space="preserve">) and </w:t>
+      </w:r>
+      <w:r>
+        <w:rPr>
+          <w:rFonts w:ascii="Consolas" w:hAnsi="Consolas"/>
+          <w:color w:val="334455"/>
+          <w:sz w:val="19"/>
+        </w:rPr>
+        <w:t>_plan_fetch</w:t>
+      </w:r>
+      <w:r>
+        <w:rPr/>
+        <w:t xml:space="preserve"> decides the fetch before any chain call.</w:t>
+        <w:br/>
+        <w:t xml:space="preserve">Each row's DTE is </w:t>
+      </w:r>
+      <w:r>
+        <w:rPr>
+          <w:b/>
+        </w:rPr>
+        <w:t xml:space="preserve">Schwab's own </w:t>
+      </w:r>
+      <w:r>
+        <w:rPr>
+          <w:rFonts w:ascii="Consolas" w:hAnsi="Consolas"/>
+          <w:color w:val="334455"/>
+          <w:sz w:val="19"/>
+        </w:rPr>
+        <w:t>daysToExpiration</w:t>
+      </w:r>
+      <w:r>
+        <w:rPr/>
+        <w:t xml:space="preserve"> — the number Schwab writes into the</w:t>
+        <w:br/>
+        <w:t>chain keys (</w:t>
+      </w:r>
+      <w:r>
+        <w:rPr>
+          <w:rFonts w:ascii="Consolas" w:hAnsi="Consolas"/>
+          <w:color w:val="334455"/>
+          <w:sz w:val="19"/>
+        </w:rPr>
+        <w:t>"YYYY-MM-DD:dte"</w:t>
+      </w:r>
+      <w:r>
+        <w:rPr/>
+        <w:t>) the builders filter on, which differs from the host's</w:t>
+        <w:br/>
+        <w:t>calendar difference by a day between 23:00 and 24:00 CT, and the fetch asks for exactly</w:t>
+        <w:br/>
+        <w:t>the chosen dates, so counting on the calendar could silently drop a boundary expiry. The</w:t>
+        <w:br/>
+        <w:t>calendar difference is used instead when the field is not a non-negative whole number, or</w:t>
+        <w:br/>
+        <w:t xml:space="preserve">when it is </w:t>
+      </w:r>
+      <w:r>
+        <w:rPr>
+          <w:b/>
+        </w:rPr>
+        <w:t>more than one day</w:t>
+      </w:r>
+      <w:r>
+        <w:rPr/>
+        <w:t xml:space="preserve"> from the calendar difference (no clock skew explains</w:t>
+        <w:br/>
+        <w:t>two days, so such a value is a bad field); that second case speaks once per listing as</w:t>
+        <w:br/>
+        <w:t xml:space="preserve">the degrade </w:t>
+      </w:r>
+      <w:r>
+        <w:rPr>
+          <w:rFonts w:ascii="Consolas" w:hAnsi="Consolas"/>
+          <w:color w:val="334455"/>
+          <w:sz w:val="19"/>
+        </w:rPr>
+        <w:t>options.expiration_dte</w:t>
+      </w:r>
+      <w:r>
+        <w:rPr/>
+        <w:t>. Checked live on SPY and NVDA: the list's</w:t>
+        <w:br/>
+      </w:r>
+      <w:r>
+        <w:rPr>
+          <w:rFonts w:ascii="Consolas" w:hAnsi="Consolas"/>
+          <w:color w:val="334455"/>
+          <w:sz w:val="19"/>
+        </w:rPr>
+        <w:t>daysToExpiration</w:t>
+      </w:r>
+      <w:r>
+        <w:rPr/>
+        <w:t xml:space="preserve"> matched the chain keys' DTE on every expiry. A date listed twice keeps</w:t>
+        <w:br/>
+      </w:r>
+      <w:r>
+        <w:rPr>
+          <w:rFonts w:ascii="Consolas" w:hAnsi="Consolas"/>
+          <w:color w:val="334455"/>
+          <w:sz w:val="19"/>
+        </w:rPr>
+        <w:t>"S"</w:t>
+      </w:r>
+      <w:r>
+        <w:rPr/>
+        <w:t xml:space="preserve"> if either row says so.</w:t>
+      </w:r>
+    </w:p>
+    <w:p>
+      <w:r>
+        <w:rPr/>
+        <w:t xml:space="preserve">The expirations inside </w:t>
+      </w:r>
+      <w:r>
+        <w:rPr>
+          <w:rFonts w:ascii="Consolas" w:hAnsi="Consolas"/>
+          <w:color w:val="334455"/>
+          <w:sz w:val="19"/>
+        </w:rPr>
+        <w:t>dte_min</w:t>
+      </w:r>
+      <w:r>
+        <w:rPr/>
+        <w:t>..</w:t>
+      </w:r>
+      <w:r>
+        <w:rPr>
+          <w:rFonts w:ascii="Consolas" w:hAnsi="Consolas"/>
+          <w:color w:val="334455"/>
+          <w:sz w:val="19"/>
+        </w:rPr>
+        <w:t>dte_max</w:t>
+      </w:r>
+      <w:r>
+        <w:rPr/>
+        <w:t xml:space="preserve"> (no upper bound for </w:t>
+      </w:r>
+      <w:r>
+        <w:rPr>
+          <w:rFonts w:ascii="Consolas" w:hAnsi="Consolas"/>
+          <w:color w:val="334455"/>
+          <w:sz w:val="19"/>
+        </w:rPr>
+        <w:t>None</w:t>
+      </w:r>
+      <w:r>
+        <w:rPr/>
+        <w:t>, never below 0) are</w:t>
+        <w:br/>
+        <w:t xml:space="preserve">counted. More than </w:t>
+      </w:r>
+      <w:r>
+        <w:rPr>
+          <w:rFonts w:ascii="Consolas" w:hAnsi="Consolas"/>
+          <w:color w:val="334455"/>
+          <w:sz w:val="19"/>
+        </w:rPr>
+        <w:t>LARGE_CHAIN_EXPIRIES</w:t>
+      </w:r>
+      <w:r>
+        <w:rPr>
+          <w:b/>
+        </w:rPr>
+        <w:t xml:space="preserve"> (30)</w:t>
+      </w:r>
+      <w:r>
+        <w:rPr/>
+        <w:t xml:space="preserve">, with </w:t>
+      </w:r>
+      <w:r>
+        <w:rPr>
+          <w:rFonts w:ascii="Consolas" w:hAnsi="Consolas"/>
+          <w:color w:val="334455"/>
+          <w:sz w:val="19"/>
+        </w:rPr>
+        <w:t>ask_if_large=True</w:t>
+      </w:r>
+      <w:r>
+        <w:rPr/>
+        <w:t xml:space="preserve"> — passed by the</w:t>
+        <w:br/>
+        <w:t xml:space="preserve">Finder's handler alone; </w:t>
+      </w:r>
+      <w:r>
+        <w:rPr>
+          <w:b/>
+        </w:rPr>
+        <w:t>the Income Window never asks</w:t>
+      </w:r>
+      <w:r>
+        <w:rPr/>
+        <w:t xml:space="preserve"> — and no </w:t>
+      </w:r>
+      <w:r>
+        <w:rPr>
+          <w:rFonts w:ascii="Consolas" w:hAnsi="Consolas"/>
+          <w:color w:val="334455"/>
+          <w:sz w:val="19"/>
+        </w:rPr>
+        <w:t>expiry_choice</w:t>
+      </w:r>
+      <w:r>
+        <w:rPr/>
+        <w:t>, and the</w:t>
+        <w:br/>
+        <w:t xml:space="preserve">scan returns </w:t>
+      </w:r>
+      <w:r>
+        <w:rPr>
+          <w:rFonts w:ascii="Consolas" w:hAnsi="Consolas"/>
+          <w:color w:val="334455"/>
+          <w:sz w:val="19"/>
+        </w:rPr>
+        <w:t>needs_choice: True</w:t>
+      </w:r>
+      <w:r>
+        <w:rPr/>
+        <w:t xml:space="preserve">, </w:t>
+      </w:r>
+      <w:r>
+        <w:rPr>
+          <w:rFonts w:ascii="Consolas" w:hAnsi="Consolas"/>
+          <w:color w:val="334455"/>
+          <w:sz w:val="19"/>
+        </w:rPr>
+        <w:t>expiration_count</w:t>
+      </w:r>
+      <w:r>
+        <w:rPr/>
+        <w:t xml:space="preserve"> and </w:t>
+      </w:r>
+      <w:r>
+        <w:rPr>
+          <w:rFonts w:ascii="Consolas" w:hAnsi="Consolas"/>
+          <w:color w:val="334455"/>
+          <w:sz w:val="19"/>
+        </w:rPr>
+        <w:t>choices</w:t>
+      </w:r>
+      <w:r>
+        <w:rPr/>
+        <w:t xml:space="preserve"> </w:t>
+      </w:r>
+      <w:r>
+        <w:rPr>
+          <w:b/>
+        </w:rPr>
+        <w:t>without fetching a</w:t>
+        <w:br/>
+        <w:t>chain</w:t>
+      </w:r>
+      <w:r>
+        <w:rPr/>
+        <w:t xml:space="preserve"> (</w:t>
+      </w:r>
+      <w:r>
+        <w:rPr>
+          <w:rFonts w:ascii="Consolas" w:hAnsi="Consolas"/>
+          <w:color w:val="334455"/>
+          <w:sz w:val="19"/>
+        </w:rPr>
+        <w:t>expiries_failed</w:t>
+      </w:r>
+      <w:r>
+        <w:rPr/>
+        <w:t xml:space="preserve"> 0: nothing was attempted). </w:t>
+      </w:r>
+      <w:r>
+        <w:rPr>
+          <w:rFonts w:ascii="Consolas" w:hAnsi="Consolas"/>
+          <w:color w:val="334455"/>
+          <w:sz w:val="19"/>
+        </w:rPr>
+        <w:t>choice_summary</w:t>
+      </w:r>
+      <w:r>
+        <w:rPr/>
+        <w:t xml:space="preserve"> gives one entry per</w:t>
+        <w:br/>
+      </w:r>
+      <w:r>
+        <w:rPr>
+          <w:rFonts w:ascii="Consolas" w:hAnsi="Consolas"/>
+          <w:color w:val="334455"/>
+          <w:sz w:val="19"/>
+        </w:rPr>
+        <w:t>EXPIRY_CHOICES</w:t>
+      </w:r>
+      <w:r>
+        <w:rPr/>
+        <w:t xml:space="preserve"> key, in order, each counted inside the range:</w:t>
+      </w:r>
+    </w:p>
+    <w:tbl>
+      <w:tblPr>
+        <w:tblW w:type="auto" w:w="0"/>
+        <w:jc w:val="left"/>
+        <w:tblLayout w:type="autofit"/>
+        <w:tblLook w:firstColumn="1" w:firstRow="1" w:lastColumn="0" w:lastRow="0" w:noHBand="0" w:noVBand="1" w:val="04A0"/>
+        <w:tblBorders>
+          <w:top w:val="single" w:sz="4" w:space="0" w:color="D8DEE9"/>
+          <w:left w:val="single" w:sz="4" w:space="0" w:color="D8DEE9"/>
+          <w:bottom w:val="single" w:sz="4" w:space="0" w:color="D8DEE9"/>
+          <w:right w:val="single" w:sz="4" w:space="0" w:color="D8DEE9"/>
+          <w:insideH w:val="single" w:sz="4" w:space="0" w:color="D8DEE9"/>
+          <w:insideV w:val="single" w:sz="4" w:space="0" w:color="D8DEE9"/>
+        </w:tblBorders>
+      </w:tblPr>
+      <w:tblGrid>
+        <w:gridCol w:w="2880"/>
+        <w:gridCol w:w="2880"/>
+        <w:gridCol w:w="2880"/>
+      </w:tblGrid>
+      <w:tr>
+        <w:tc>
+          <w:tcPr>
+            <w:tcW w:type="dxa" w:w="2880"/>
+            <w:shd w:val="clear" w:color="auto" w:fill="EAF2FB"/>
+          </w:tcPr>
+          <w:p>
+            <w:r>
+              <w:rPr>
+                <w:b/>
+              </w:rPr>
+            </w:r>
+            <w:r>
+              <w:rPr>
+                <w:b/>
+              </w:rPr>
+              <w:t>Key</w:t>
+            </w:r>
+          </w:p>
+        </w:tc>
+        <w:tc>
+          <w:tcPr>
+            <w:tcW w:type="dxa" w:w="2880"/>
+            <w:shd w:val="clear" w:color="auto" w:fill="EAF2FB"/>
+          </w:tcPr>
+          <w:p>
+            <w:r>
+              <w:rPr>
+                <w:b/>
+              </w:rPr>
+            </w:r>
+            <w:r>
+              <w:rPr>
+                <w:b/>
+              </w:rPr>
+              <w:t>Label</w:t>
+            </w:r>
+          </w:p>
+        </w:tc>
+        <w:tc>
+          <w:tcPr>
+            <w:tcW w:type="dxa" w:w="2880"/>
+            <w:shd w:val="clear" w:color="auto" w:fill="EAF2FB"/>
+          </w:tcPr>
+          <w:p>
+            <w:r>
+              <w:rPr>
+                <w:b/>
+              </w:rPr>
+            </w:r>
+            <w:r>
+              <w:rPr>
+                <w:b/>
+              </w:rPr>
+              <w:t>Keeps (</w:t>
+            </w:r>
+            <w:r>
+              <w:rPr>
+                <w:rFonts w:ascii="Consolas" w:hAnsi="Consolas"/>
+                <w:b/>
+                <w:color w:val="334455"/>
+                <w:sz w:val="19"/>
+              </w:rPr>
+              <w:t>choice_dates</w:t>
+            </w:r>
+            <w:r>
+              <w:rPr>
+                <w:b/>
+              </w:rPr>
+              <w:t>)</w:t>
+            </w:r>
+          </w:p>
+        </w:tc>
+      </w:tr>
+      <w:tr>
+        <w:tc>
+          <w:tcPr>
+            <w:tcW w:type="dxa" w:w="2880"/>
+          </w:tcPr>
+          <w:p>
+            <w:r/>
+            <w:r>
+              <w:rPr>
+                <w:rFonts w:ascii="Consolas" w:hAnsi="Consolas"/>
+                <w:color w:val="334455"/>
+                <w:sz w:val="19"/>
+              </w:rPr>
+              <w:t>next_30</w:t>
+            </w:r>
+          </w:p>
+        </w:tc>
+        <w:tc>
+          <w:tcPr>
+            <w:tcW w:type="dxa" w:w="2880"/>
+          </w:tcPr>
+          <w:p>
+            <w:r/>
+            <w:r>
+              <w:rPr/>
+              <w:t>Next 30 days</w:t>
+            </w:r>
+          </w:p>
+        </w:tc>
+        <w:tc>
+          <w:tcPr>
+            <w:tcW w:type="dxa" w:w="2880"/>
+          </w:tcPr>
+          <w:p>
+            <w:r/>
+            <w:r>
+              <w:rPr/>
+              <w:t>DTE ≤ 30</w:t>
+            </w:r>
+          </w:p>
+        </w:tc>
+      </w:tr>
+      <w:tr>
+        <w:tc>
+          <w:tcPr>
+            <w:tcW w:type="dxa" w:w="2880"/>
+            <w:shd w:val="clear" w:color="auto" w:fill="F4F6FA"/>
+          </w:tcPr>
+          <w:p>
+            <w:r/>
+            <w:r>
+              <w:rPr>
+                <w:rFonts w:ascii="Consolas" w:hAnsi="Consolas"/>
+                <w:color w:val="334455"/>
+                <w:sz w:val="19"/>
+              </w:rPr>
+              <w:t>next_90</w:t>
+            </w:r>
+          </w:p>
+        </w:tc>
+        <w:tc>
+          <w:tcPr>
+            <w:tcW w:type="dxa" w:w="2880"/>
+            <w:shd w:val="clear" w:color="auto" w:fill="F4F6FA"/>
+          </w:tcPr>
+          <w:p>
+            <w:r/>
+            <w:r>
+              <w:rPr/>
+              <w:t>Next 90 days</w:t>
+            </w:r>
+          </w:p>
+        </w:tc>
+        <w:tc>
+          <w:tcPr>
+            <w:tcW w:type="dxa" w:w="2880"/>
+            <w:shd w:val="clear" w:color="auto" w:fill="F4F6FA"/>
+          </w:tcPr>
+          <w:p>
+            <w:r/>
+            <w:r>
+              <w:rPr/>
+              <w:t>DTE ≤ 90</w:t>
+            </w:r>
+          </w:p>
+        </w:tc>
+      </w:tr>
+      <w:tr>
+        <w:tc>
+          <w:tcPr>
+            <w:tcW w:type="dxa" w:w="2880"/>
+          </w:tcPr>
+          <w:p>
+            <w:r/>
+            <w:r>
+              <w:rPr>
+                <w:rFonts w:ascii="Consolas" w:hAnsi="Consolas"/>
+                <w:color w:val="334455"/>
+                <w:sz w:val="19"/>
+              </w:rPr>
+              <w:t>monthly</w:t>
+            </w:r>
+          </w:p>
+        </w:tc>
+        <w:tc>
+          <w:tcPr>
+            <w:tcW w:type="dxa" w:w="2880"/>
+          </w:tcPr>
+          <w:p>
+            <w:r/>
+            <w:r>
+              <w:rPr/>
+              <w:t>Monthlies only</w:t>
+            </w:r>
+          </w:p>
+        </w:tc>
+        <w:tc>
+          <w:tcPr>
+            <w:tcW w:type="dxa" w:w="2880"/>
+          </w:tcPr>
+          <w:p>
+            <w:r/>
+            <w:r>
+              <w:rPr>
+                <w:rFonts w:ascii="Consolas" w:hAnsi="Consolas"/>
+                <w:color w:val="334455"/>
+                <w:sz w:val="19"/>
+              </w:rPr>
+              <w:t>expirationType == "S"</w:t>
+            </w:r>
+            <w:r>
+              <w:rPr/>
+              <w:t xml:space="preserve"> — not </w:t>
+            </w:r>
+            <w:r>
+              <w:rPr>
+                <w:rFonts w:ascii="Consolas" w:hAnsi="Consolas"/>
+                <w:color w:val="334455"/>
+                <w:sz w:val="19"/>
+              </w:rPr>
+              <w:t>W</w:t>
+            </w:r>
+            <w:r>
+              <w:rPr/>
+              <w:t xml:space="preserve"> weekly, </w:t>
+            </w:r>
+            <w:r>
+              <w:rPr>
+                <w:rFonts w:ascii="Consolas" w:hAnsi="Consolas"/>
+                <w:color w:val="334455"/>
+                <w:sz w:val="19"/>
+              </w:rPr>
+              <w:t>Q</w:t>
+            </w:r>
+            <w:r>
+              <w:rPr/>
+              <w:t xml:space="preserve"> quarterly or </w:t>
+            </w:r>
+            <w:r>
+              <w:rPr>
+                <w:rFonts w:ascii="Consolas" w:hAnsi="Consolas"/>
+                <w:color w:val="334455"/>
+                <w:sz w:val="19"/>
+              </w:rPr>
+              <w:t>M</w:t>
+            </w:r>
+            <w:r>
+              <w:rPr/>
+              <w:t xml:space="preserve"> month-end</w:t>
+            </w:r>
+          </w:p>
+        </w:tc>
+      </w:tr>
+      <w:tr>
+        <w:tc>
+          <w:tcPr>
+            <w:tcW w:type="dxa" w:w="2880"/>
+            <w:shd w:val="clear" w:color="auto" w:fill="F4F6FA"/>
+          </w:tcPr>
+          <w:p>
+            <w:r/>
+            <w:r>
+              <w:rPr>
+                <w:rFonts w:ascii="Consolas" w:hAnsi="Consolas"/>
+                <w:color w:val="334455"/>
+                <w:sz w:val="19"/>
+              </w:rPr>
+              <w:t>all</w:t>
+            </w:r>
+          </w:p>
+        </w:tc>
+        <w:tc>
+          <w:tcPr>
+            <w:tcW w:type="dxa" w:w="2880"/>
+            <w:shd w:val="clear" w:color="auto" w:fill="F4F6FA"/>
+          </w:tcPr>
+          <w:p>
+            <w:r/>
+            <w:r>
+              <w:rPr/>
+              <w:t>Everything</w:t>
+            </w:r>
+          </w:p>
+        </w:tc>
+        <w:tc>
+          <w:tcPr>
+            <w:tcW w:type="dxa" w:w="2880"/>
+            <w:shd w:val="clear" w:color="auto" w:fill="F4F6FA"/>
+          </w:tcPr>
+          <w:p>
+            <w:r/>
+            <w:r>
+              <w:rPr/>
+              <w:t>all of them</w:t>
+            </w:r>
+          </w:p>
+        </w:tc>
+      </w:tr>
+    </w:tbl>
+    <w:p/>
+    <w:p>
+      <w:r>
+        <w:rPr>
+          <w:rFonts w:ascii="Consolas" w:hAnsi="Consolas"/>
+          <w:color w:val="334455"/>
+          <w:sz w:val="19"/>
+        </w:rPr>
+        <w:t>est_seconds</w:t>
+      </w:r>
+      <w:r>
+        <w:rPr/>
+        <w:t xml:space="preserve"> is </w:t>
+      </w:r>
+      <w:r>
+        <w:rPr>
+          <w:rFonts w:ascii="Consolas" w:hAnsi="Consolas"/>
+          <w:color w:val="334455"/>
+          <w:sz w:val="19"/>
+        </w:rPr>
+        <w:t>count × SCAN_SEC_PER_EXPIRY</w:t>
+      </w:r>
+      <w:r>
+        <w:rPr/>
+        <w:t xml:space="preserve"> (0.75 — live SPY 26 s / 34, </w:t>
       </w:r>
       <w:r>
         <w:rPr>
@@ -14707,7 +15690,1193 @@
       </w:r>
       <w:r>
         <w:rPr/>
-        <w:t xml:space="preserve"> (measured on a synthetic chain of that size; live figure pending).</w:t>
+        <w:t xml:space="preserve"> 40 s /</w:t>
+        <w:br/>
+        <w:t xml:space="preserve">56), a half rounding </w:t>
+      </w:r>
+      <w:r>
+        <w:rPr>
+          <w:b/>
+        </w:rPr>
+        <w:t>up</w:t>
+      </w:r>
+      <w:r>
+        <w:rPr/>
+        <w:t xml:space="preserve"> (Python's </w:t>
+      </w:r>
+      <w:r>
+        <w:rPr>
+          <w:rFonts w:ascii="Consolas" w:hAnsi="Consolas"/>
+          <w:color w:val="334455"/>
+          <w:sz w:val="19"/>
+        </w:rPr>
+        <w:t>round</w:t>
+      </w:r>
+      <w:r>
+        <w:rPr/>
+        <w:t xml:space="preserve"> would take 4.5 to 4). A choice with count 0 is</w:t>
+        <w:br/>
+        <w:t>still listed. Schwab's types, measured on prod the same day:</w:t>
+      </w:r>
+    </w:p>
+    <w:tbl>
+      <w:tblPr>
+        <w:tblW w:type="auto" w:w="0"/>
+        <w:jc w:val="left"/>
+        <w:tblLayout w:type="autofit"/>
+        <w:tblLook w:firstColumn="1" w:firstRow="1" w:lastColumn="0" w:lastRow="0" w:noHBand="0" w:noVBand="1" w:val="04A0"/>
+        <w:tblBorders>
+          <w:top w:val="single" w:sz="4" w:space="0" w:color="D8DEE9"/>
+          <w:left w:val="single" w:sz="4" w:space="0" w:color="D8DEE9"/>
+          <w:bottom w:val="single" w:sz="4" w:space="0" w:color="D8DEE9"/>
+          <w:right w:val="single" w:sz="4" w:space="0" w:color="D8DEE9"/>
+          <w:insideH w:val="single" w:sz="4" w:space="0" w:color="D8DEE9"/>
+          <w:insideV w:val="single" w:sz="4" w:space="0" w:color="D8DEE9"/>
+        </w:tblBorders>
+      </w:tblPr>
+      <w:tblGrid>
+        <w:gridCol w:w="1080"/>
+        <w:gridCol w:w="1080"/>
+        <w:gridCol w:w="1080"/>
+        <w:gridCol w:w="1080"/>
+        <w:gridCol w:w="1080"/>
+        <w:gridCol w:w="1080"/>
+        <w:gridCol w:w="1080"/>
+        <w:gridCol w:w="1080"/>
+      </w:tblGrid>
+      <w:tr>
+        <w:tc>
+          <w:tcPr>
+            <w:tcW w:type="dxa" w:w="1080"/>
+            <w:shd w:val="clear" w:color="auto" w:fill="EAF2FB"/>
+          </w:tcPr>
+          <w:p>
+            <w:r>
+              <w:rPr>
+                <w:b/>
+              </w:rPr>
+            </w:r>
+            <w:r>
+              <w:rPr>
+                <w:b/>
+              </w:rPr>
+              <w:t>Symbol</w:t>
+            </w:r>
+          </w:p>
+        </w:tc>
+        <w:tc>
+          <w:tcPr>
+            <w:tcW w:type="dxa" w:w="1080"/>
+            <w:shd w:val="clear" w:color="auto" w:fill="EAF2FB"/>
+          </w:tcPr>
+          <w:p>
+            <w:r>
+              <w:rPr>
+                <w:b/>
+              </w:rPr>
+            </w:r>
+            <w:r>
+              <w:rPr>
+                <w:b/>
+              </w:rPr>
+              <w:t>Total</w:t>
+            </w:r>
+          </w:p>
+        </w:tc>
+        <w:tc>
+          <w:tcPr>
+            <w:tcW w:type="dxa" w:w="1080"/>
+            <w:shd w:val="clear" w:color="auto" w:fill="EAF2FB"/>
+          </w:tcPr>
+          <w:p>
+            <w:r>
+              <w:rPr>
+                <w:b/>
+              </w:rPr>
+            </w:r>
+            <w:r>
+              <w:rPr>
+                <w:b/>
+              </w:rPr>
+              <w:t>W</w:t>
+            </w:r>
+          </w:p>
+        </w:tc>
+        <w:tc>
+          <w:tcPr>
+            <w:tcW w:type="dxa" w:w="1080"/>
+            <w:shd w:val="clear" w:color="auto" w:fill="EAF2FB"/>
+          </w:tcPr>
+          <w:p>
+            <w:r>
+              <w:rPr>
+                <w:b/>
+              </w:rPr>
+            </w:r>
+            <w:r>
+              <w:rPr>
+                <w:b/>
+              </w:rPr>
+              <w:t>S</w:t>
+            </w:r>
+          </w:p>
+        </w:tc>
+        <w:tc>
+          <w:tcPr>
+            <w:tcW w:type="dxa" w:w="1080"/>
+            <w:shd w:val="clear" w:color="auto" w:fill="EAF2FB"/>
+          </w:tcPr>
+          <w:p>
+            <w:r>
+              <w:rPr>
+                <w:b/>
+              </w:rPr>
+            </w:r>
+            <w:r>
+              <w:rPr>
+                <w:b/>
+              </w:rPr>
+              <w:t>Q</w:t>
+            </w:r>
+          </w:p>
+        </w:tc>
+        <w:tc>
+          <w:tcPr>
+            <w:tcW w:type="dxa" w:w="1080"/>
+            <w:shd w:val="clear" w:color="auto" w:fill="EAF2FB"/>
+          </w:tcPr>
+          <w:p>
+            <w:r>
+              <w:rPr>
+                <w:b/>
+              </w:rPr>
+            </w:r>
+            <w:r>
+              <w:rPr>
+                <w:b/>
+              </w:rPr>
+              <w:t>M</w:t>
+            </w:r>
+          </w:p>
+        </w:tc>
+        <w:tc>
+          <w:tcPr>
+            <w:tcW w:type="dxa" w:w="1080"/>
+            <w:shd w:val="clear" w:color="auto" w:fill="EAF2FB"/>
+          </w:tcPr>
+          <w:p>
+            <w:r>
+              <w:rPr>
+                <w:b/>
+              </w:rPr>
+            </w:r>
+            <w:r>
+              <w:rPr>
+                <w:b/>
+              </w:rPr>
+              <w:t>≤ 30 d</w:t>
+            </w:r>
+          </w:p>
+        </w:tc>
+        <w:tc>
+          <w:tcPr>
+            <w:tcW w:type="dxa" w:w="1080"/>
+            <w:shd w:val="clear" w:color="auto" w:fill="EAF2FB"/>
+          </w:tcPr>
+          <w:p>
+            <w:r>
+              <w:rPr>
+                <w:b/>
+              </w:rPr>
+            </w:r>
+            <w:r>
+              <w:rPr>
+                <w:b/>
+              </w:rPr>
+              <w:t>≤ 90 d</w:t>
+            </w:r>
+          </w:p>
+        </w:tc>
+      </w:tr>
+      <w:tr>
+        <w:tc>
+          <w:tcPr>
+            <w:tcW w:type="dxa" w:w="1080"/>
+          </w:tcPr>
+          <w:p>
+            <w:r/>
+            <w:r>
+              <w:rPr>
+                <w:rFonts w:ascii="Consolas" w:hAnsi="Consolas"/>
+                <w:color w:val="334455"/>
+                <w:sz w:val="19"/>
+              </w:rPr>
+              <w:t>$SPX</w:t>
+            </w:r>
+          </w:p>
+        </w:tc>
+        <w:tc>
+          <w:tcPr>
+            <w:tcW w:type="dxa" w:w="1080"/>
+          </w:tcPr>
+          <w:p>
+            <w:r/>
+            <w:r>
+              <w:rPr/>
+              <w:t>56</w:t>
+            </w:r>
+          </w:p>
+        </w:tc>
+        <w:tc>
+          <w:tcPr>
+            <w:tcW w:type="dxa" w:w="1080"/>
+          </w:tcPr>
+          <w:p>
+            <w:r/>
+            <w:r>
+              <w:rPr/>
+              <w:t>32</w:t>
+            </w:r>
+          </w:p>
+        </w:tc>
+        <w:tc>
+          <w:tcPr>
+            <w:tcW w:type="dxa" w:w="1080"/>
+          </w:tcPr>
+          <w:p>
+            <w:r/>
+            <w:r>
+              <w:rPr/>
+              <w:t>19</w:t>
+            </w:r>
+          </w:p>
+        </w:tc>
+        <w:tc>
+          <w:tcPr>
+            <w:tcW w:type="dxa" w:w="1080"/>
+          </w:tcPr>
+          <w:p>
+            <w:r/>
+            <w:r>
+              <w:rPr/>
+              <w:t>4</w:t>
+            </w:r>
+          </w:p>
+        </w:tc>
+        <w:tc>
+          <w:tcPr>
+            <w:tcW w:type="dxa" w:w="1080"/>
+          </w:tcPr>
+          <w:p>
+            <w:r/>
+            <w:r>
+              <w:rPr/>
+              <w:t>1</w:t>
+            </w:r>
+          </w:p>
+        </w:tc>
+        <w:tc>
+          <w:tcPr>
+            <w:tcW w:type="dxa" w:w="1080"/>
+          </w:tcPr>
+          <w:p>
+            <w:r/>
+            <w:r>
+              <w:rPr/>
+              <w:t>23</w:t>
+            </w:r>
+          </w:p>
+        </w:tc>
+        <w:tc>
+          <w:tcPr>
+            <w:tcW w:type="dxa" w:w="1080"/>
+          </w:tcPr>
+          <w:p>
+            <w:r/>
+            <w:r>
+              <w:rPr/>
+              <w:t>35</w:t>
+            </w:r>
+          </w:p>
+        </w:tc>
+      </w:tr>
+      <w:tr>
+        <w:tc>
+          <w:tcPr>
+            <w:tcW w:type="dxa" w:w="1080"/>
+            <w:shd w:val="clear" w:color="auto" w:fill="F4F6FA"/>
+          </w:tcPr>
+          <w:p>
+            <w:r/>
+            <w:r>
+              <w:rPr>
+                <w:rFonts w:ascii="Consolas" w:hAnsi="Consolas"/>
+                <w:color w:val="334455"/>
+                <w:sz w:val="19"/>
+              </w:rPr>
+              <w:t>$NDX</w:t>
+            </w:r>
+          </w:p>
+        </w:tc>
+        <w:tc>
+          <w:tcPr>
+            <w:tcW w:type="dxa" w:w="1080"/>
+            <w:shd w:val="clear" w:color="auto" w:fill="F4F6FA"/>
+          </w:tcPr>
+          <w:p>
+            <w:r/>
+            <w:r>
+              <w:rPr/>
+              <w:t>47</w:t>
+            </w:r>
+          </w:p>
+        </w:tc>
+        <w:tc>
+          <w:tcPr>
+            <w:tcW w:type="dxa" w:w="1080"/>
+            <w:shd w:val="clear" w:color="auto" w:fill="F4F6FA"/>
+          </w:tcPr>
+          <w:p>
+            <w:r/>
+            <w:r>
+              <w:rPr/>
+              <w:t>27</w:t>
+            </w:r>
+          </w:p>
+        </w:tc>
+        <w:tc>
+          <w:tcPr>
+            <w:tcW w:type="dxa" w:w="1080"/>
+            <w:shd w:val="clear" w:color="auto" w:fill="F4F6FA"/>
+          </w:tcPr>
+          <w:p>
+            <w:r/>
+            <w:r>
+              <w:rPr/>
+              <w:t>15</w:t>
+            </w:r>
+          </w:p>
+        </w:tc>
+        <w:tc>
+          <w:tcPr>
+            <w:tcW w:type="dxa" w:w="1080"/>
+            <w:shd w:val="clear" w:color="auto" w:fill="F4F6FA"/>
+          </w:tcPr>
+          <w:p>
+            <w:r/>
+            <w:r>
+              <w:rPr/>
+              <w:t>4</w:t>
+            </w:r>
+          </w:p>
+        </w:tc>
+        <w:tc>
+          <w:tcPr>
+            <w:tcW w:type="dxa" w:w="1080"/>
+            <w:shd w:val="clear" w:color="auto" w:fill="F4F6FA"/>
+          </w:tcPr>
+          <w:p>
+            <w:r/>
+            <w:r>
+              <w:rPr/>
+              <w:t>1</w:t>
+            </w:r>
+          </w:p>
+        </w:tc>
+        <w:tc>
+          <w:tcPr>
+            <w:tcW w:type="dxa" w:w="1080"/>
+            <w:shd w:val="clear" w:color="auto" w:fill="F4F6FA"/>
+          </w:tcPr>
+          <w:p>
+            <w:r/>
+            <w:r>
+              <w:rPr/>
+              <w:t>23</w:t>
+            </w:r>
+          </w:p>
+        </w:tc>
+        <w:tc>
+          <w:tcPr>
+            <w:tcW w:type="dxa" w:w="1080"/>
+            <w:shd w:val="clear" w:color="auto" w:fill="F4F6FA"/>
+          </w:tcPr>
+          <w:p>
+            <w:r/>
+            <w:r>
+              <w:rPr/>
+              <w:t>32</w:t>
+            </w:r>
+          </w:p>
+        </w:tc>
+      </w:tr>
+      <w:tr>
+        <w:tc>
+          <w:tcPr>
+            <w:tcW w:type="dxa" w:w="1080"/>
+          </w:tcPr>
+          <w:p>
+            <w:r/>
+            <w:r>
+              <w:rPr/>
+              <w:t>SPY</w:t>
+            </w:r>
+          </w:p>
+        </w:tc>
+        <w:tc>
+          <w:tcPr>
+            <w:tcW w:type="dxa" w:w="1080"/>
+          </w:tcPr>
+          <w:p>
+            <w:r/>
+            <w:r>
+              <w:rPr/>
+              <w:t>34</w:t>
+            </w:r>
+          </w:p>
+        </w:tc>
+        <w:tc>
+          <w:tcPr>
+            <w:tcW w:type="dxa" w:w="1080"/>
+          </w:tcPr>
+          <w:p>
+            <w:r/>
+            <w:r>
+              <w:rPr/>
+              <w:t>16</w:t>
+            </w:r>
+          </w:p>
+        </w:tc>
+        <w:tc>
+          <w:tcPr>
+            <w:tcW w:type="dxa" w:w="1080"/>
+          </w:tcPr>
+          <w:p>
+            <w:r/>
+            <w:r>
+              <w:rPr/>
+              <w:t>13</w:t>
+            </w:r>
+          </w:p>
+        </w:tc>
+        <w:tc>
+          <w:tcPr>
+            <w:tcW w:type="dxa" w:w="1080"/>
+          </w:tcPr>
+          <w:p>
+            <w:r/>
+            <w:r>
+              <w:rPr/>
+              <w:t>4</w:t>
+            </w:r>
+          </w:p>
+        </w:tc>
+        <w:tc>
+          <w:tcPr>
+            <w:tcW w:type="dxa" w:w="1080"/>
+          </w:tcPr>
+          <w:p>
+            <w:r/>
+            <w:r>
+              <w:rPr/>
+              <w:t>1</w:t>
+            </w:r>
+          </w:p>
+        </w:tc>
+        <w:tc>
+          <w:tcPr>
+            <w:tcW w:type="dxa" w:w="1080"/>
+          </w:tcPr>
+          <w:p>
+            <w:r/>
+            <w:r>
+              <w:rPr/>
+              <w:t>14</w:t>
+            </w:r>
+          </w:p>
+        </w:tc>
+        <w:tc>
+          <w:tcPr>
+            <w:tcW w:type="dxa" w:w="1080"/>
+          </w:tcPr>
+          <w:p>
+            <w:r/>
+            <w:r>
+              <w:rPr/>
+              <w:t>19</w:t>
+            </w:r>
+          </w:p>
+        </w:tc>
+      </w:tr>
+      <w:tr>
+        <w:tc>
+          <w:tcPr>
+            <w:tcW w:type="dxa" w:w="1080"/>
+            <w:shd w:val="clear" w:color="auto" w:fill="F4F6FA"/>
+          </w:tcPr>
+          <w:p>
+            <w:r/>
+            <w:r>
+              <w:rPr/>
+              <w:t>QQQ</w:t>
+            </w:r>
+          </w:p>
+        </w:tc>
+        <w:tc>
+          <w:tcPr>
+            <w:tcW w:type="dxa" w:w="1080"/>
+            <w:shd w:val="clear" w:color="auto" w:fill="F4F6FA"/>
+          </w:tcPr>
+          <w:p>
+            <w:r/>
+            <w:r>
+              <w:rPr/>
+              <w:t>33</w:t>
+            </w:r>
+          </w:p>
+        </w:tc>
+        <w:tc>
+          <w:tcPr>
+            <w:tcW w:type="dxa" w:w="1080"/>
+            <w:shd w:val="clear" w:color="auto" w:fill="F4F6FA"/>
+          </w:tcPr>
+          <w:p>
+            <w:r/>
+            <w:r>
+              <w:rPr/>
+              <w:t>14</w:t>
+            </w:r>
+          </w:p>
+        </w:tc>
+        <w:tc>
+          <w:tcPr>
+            <w:tcW w:type="dxa" w:w="1080"/>
+            <w:shd w:val="clear" w:color="auto" w:fill="F4F6FA"/>
+          </w:tcPr>
+          <w:p>
+            <w:r/>
+            <w:r>
+              <w:rPr/>
+              <w:t>14</w:t>
+            </w:r>
+          </w:p>
+        </w:tc>
+        <w:tc>
+          <w:tcPr>
+            <w:tcW w:type="dxa" w:w="1080"/>
+            <w:shd w:val="clear" w:color="auto" w:fill="F4F6FA"/>
+          </w:tcPr>
+          <w:p>
+            <w:r/>
+            <w:r>
+              <w:rPr/>
+              <w:t>4</w:t>
+            </w:r>
+          </w:p>
+        </w:tc>
+        <w:tc>
+          <w:tcPr>
+            <w:tcW w:type="dxa" w:w="1080"/>
+            <w:shd w:val="clear" w:color="auto" w:fill="F4F6FA"/>
+          </w:tcPr>
+          <w:p>
+            <w:r/>
+            <w:r>
+              <w:rPr/>
+              <w:t>1</w:t>
+            </w:r>
+          </w:p>
+        </w:tc>
+        <w:tc>
+          <w:tcPr>
+            <w:tcW w:type="dxa" w:w="1080"/>
+            <w:shd w:val="clear" w:color="auto" w:fill="F4F6FA"/>
+          </w:tcPr>
+          <w:p>
+            <w:r/>
+            <w:r>
+              <w:rPr/>
+              <w:t>14</w:t>
+            </w:r>
+          </w:p>
+        </w:tc>
+        <w:tc>
+          <w:tcPr>
+            <w:tcW w:type="dxa" w:w="1080"/>
+            <w:shd w:val="clear" w:color="auto" w:fill="F4F6FA"/>
+          </w:tcPr>
+          <w:p>
+            <w:r/>
+            <w:r>
+              <w:rPr/>
+              <w:t>19</w:t>
+            </w:r>
+          </w:p>
+        </w:tc>
+      </w:tr>
+      <w:tr>
+        <w:tc>
+          <w:tcPr>
+            <w:tcW w:type="dxa" w:w="1080"/>
+          </w:tcPr>
+          <w:p>
+            <w:r/>
+            <w:r>
+              <w:rPr/>
+              <w:t>IWM</w:t>
+            </w:r>
+          </w:p>
+        </w:tc>
+        <w:tc>
+          <w:tcPr>
+            <w:tcW w:type="dxa" w:w="1080"/>
+          </w:tcPr>
+          <w:p>
+            <w:r/>
+            <w:r>
+              <w:rPr/>
+              <w:t>33</w:t>
+            </w:r>
+          </w:p>
+        </w:tc>
+        <w:tc>
+          <w:tcPr>
+            <w:tcW w:type="dxa" w:w="1080"/>
+          </w:tcPr>
+          <w:p>
+            <w:r/>
+            <w:r>
+              <w:rPr/>
+              <w:t>14</w:t>
+            </w:r>
+          </w:p>
+        </w:tc>
+        <w:tc>
+          <w:tcPr>
+            <w:tcW w:type="dxa" w:w="1080"/>
+          </w:tcPr>
+          <w:p>
+            <w:r/>
+            <w:r>
+              <w:rPr/>
+              <w:t>15</w:t>
+            </w:r>
+          </w:p>
+        </w:tc>
+        <w:tc>
+          <w:tcPr>
+            <w:tcW w:type="dxa" w:w="1080"/>
+          </w:tcPr>
+          <w:p>
+            <w:r/>
+            <w:r>
+              <w:rPr/>
+              <w:t>4</w:t>
+            </w:r>
+          </w:p>
+        </w:tc>
+        <w:tc>
+          <w:tcPr>
+            <w:tcW w:type="dxa" w:w="1080"/>
+          </w:tcPr>
+          <w:p>
+            <w:r/>
+            <w:r>
+              <w:rPr/>
+              <w:t>—</w:t>
+            </w:r>
+          </w:p>
+        </w:tc>
+        <w:tc>
+          <w:tcPr>
+            <w:tcW w:type="dxa" w:w="1080"/>
+          </w:tcPr>
+          <w:p>
+            <w:r/>
+            <w:r>
+              <w:rPr/>
+              <w:t>14</w:t>
+            </w:r>
+          </w:p>
+        </w:tc>
+        <w:tc>
+          <w:tcPr>
+            <w:tcW w:type="dxa" w:w="1080"/>
+          </w:tcPr>
+          <w:p>
+            <w:r/>
+            <w:r>
+              <w:rPr/>
+              <w:t>18</w:t>
+            </w:r>
+          </w:p>
+        </w:tc>
+      </w:tr>
+      <w:tr>
+        <w:tc>
+          <w:tcPr>
+            <w:tcW w:type="dxa" w:w="1080"/>
+            <w:shd w:val="clear" w:color="auto" w:fill="F4F6FA"/>
+          </w:tcPr>
+          <w:p>
+            <w:r/>
+            <w:r>
+              <w:rPr/>
+              <w:t>NVDA</w:t>
+            </w:r>
+          </w:p>
+        </w:tc>
+        <w:tc>
+          <w:tcPr>
+            <w:tcW w:type="dxa" w:w="1080"/>
+            <w:shd w:val="clear" w:color="auto" w:fill="F4F6FA"/>
+          </w:tcPr>
+          <w:p>
+            <w:r/>
+            <w:r>
+              <w:rPr/>
+              <w:t>25</w:t>
+            </w:r>
+          </w:p>
+        </w:tc>
+        <w:tc>
+          <w:tcPr>
+            <w:tcW w:type="dxa" w:w="1080"/>
+            <w:shd w:val="clear" w:color="auto" w:fill="F4F6FA"/>
+          </w:tcPr>
+          <w:p>
+            <w:r/>
+            <w:r>
+              <w:rPr/>
+              <w:t>10</w:t>
+            </w:r>
+          </w:p>
+        </w:tc>
+        <w:tc>
+          <w:tcPr>
+            <w:tcW w:type="dxa" w:w="1080"/>
+            <w:shd w:val="clear" w:color="auto" w:fill="F4F6FA"/>
+          </w:tcPr>
+          <w:p>
+            <w:r/>
+            <w:r>
+              <w:rPr/>
+              <w:t>15</w:t>
+            </w:r>
+          </w:p>
+        </w:tc>
+        <w:tc>
+          <w:tcPr>
+            <w:tcW w:type="dxa" w:w="1080"/>
+            <w:shd w:val="clear" w:color="auto" w:fill="F4F6FA"/>
+          </w:tcPr>
+          <w:p>
+            <w:r/>
+            <w:r>
+              <w:rPr/>
+              <w:t>—</w:t>
+            </w:r>
+          </w:p>
+        </w:tc>
+        <w:tc>
+          <w:tcPr>
+            <w:tcW w:type="dxa" w:w="1080"/>
+            <w:shd w:val="clear" w:color="auto" w:fill="F4F6FA"/>
+          </w:tcPr>
+          <w:p>
+            <w:r/>
+            <w:r>
+              <w:rPr/>
+              <w:t>—</w:t>
+            </w:r>
+          </w:p>
+        </w:tc>
+        <w:tc>
+          <w:tcPr>
+            <w:tcW w:type="dxa" w:w="1080"/>
+            <w:shd w:val="clear" w:color="auto" w:fill="F4F6FA"/>
+          </w:tcPr>
+          <w:p>
+            <w:r/>
+            <w:r>
+              <w:rPr/>
+              <w:t>9</w:t>
+            </w:r>
+          </w:p>
+        </w:tc>
+        <w:tc>
+          <w:tcPr>
+            <w:tcW w:type="dxa" w:w="1080"/>
+            <w:shd w:val="clear" w:color="auto" w:fill="F4F6FA"/>
+          </w:tcPr>
+          <w:p>
+            <w:r/>
+            <w:r>
+              <w:rPr/>
+              <w:t>13</w:t>
+            </w:r>
+          </w:p>
+        </w:tc>
+      </w:tr>
+    </w:tbl>
+    <w:p/>
+    <w:p>
+      <w:r>
+        <w:rPr>
+          <w:b/>
+        </w:rPr>
+        <w:t xml:space="preserve">With </w:t>
+      </w:r>
+      <w:r>
+        <w:rPr>
+          <w:rFonts w:ascii="Consolas" w:hAnsi="Consolas"/>
+          <w:color w:val="334455"/>
+          <w:sz w:val="19"/>
+        </w:rPr>
+        <w:t>expiry_choice</w:t>
+      </w:r>
+      <w:r>
+        <w:rPr/>
+        <w:t xml:space="preserve"> only that choice's dates are fetched (</w:t>
+      </w:r>
+      <w:r>
+        <w:rPr>
+          <w:rFonts w:ascii="Consolas" w:hAnsi="Consolas"/>
+          <w:color w:val="334455"/>
+          <w:sz w:val="19"/>
+        </w:rPr>
+        <w:t>fetch_scan_chain(rows=,</w:t>
+        <w:br/>
+        <w:t>dates=)</w:t>
+      </w:r>
+      <w:r>
+        <w:rPr/>
+        <w:t>: runs consecutive in the listing, each cut to 8 — so monthlies, which are not</w:t>
+        <w:br/>
+        <w:t xml:space="preserve">neighbours, are one run each) and the chain is </w:t>
+      </w:r>
+      <w:r>
+        <w:rPr>
+          <w:b/>
+        </w:rPr>
+        <w:t>sliced to them before any builder runs</w:t>
+      </w:r>
+      <w:r>
+        <w:rPr/>
+        <w:t>.</w:t>
+        <w:br/>
+        <w:t xml:space="preserve">Calendars therefore pair only within the choice: </w:t>
+      </w:r>
+      <w:r>
+        <w:rPr>
+          <w:i/>
+        </w:rPr>
+        <w:t>Next 30 days</w:t>
+      </w:r>
+      <w:r>
+        <w:rPr/>
+        <w:t xml:space="preserve"> caps a calendar's back</w:t>
+        <w:br/>
+        <w:t xml:space="preserve">month at 30 days, and </w:t>
+      </w:r>
+      <w:r>
+        <w:rPr>
+          <w:i/>
+        </w:rPr>
+        <w:t>Monthlies only</w:t>
+      </w:r>
+      <w:r>
+        <w:rPr/>
+        <w:t xml:space="preserve"> pairs monthlies with monthlies. ⚠ </w:t>
+      </w:r>
+      <w:r>
+        <w:rPr>
+          <w:b/>
+        </w:rPr>
+        <w:t>The IV</w:t>
+        <w:br/>
+        <w:t>reference is always kept.</w:t>
+      </w:r>
+      <w:r>
+        <w:rPr/>
+        <w:t xml:space="preserve"> </w:t>
+      </w:r>
+      <w:r>
+        <w:rPr>
+          <w:rFonts w:ascii="Consolas" w:hAnsi="Consolas"/>
+          <w:color w:val="334455"/>
+          <w:sz w:val="19"/>
+        </w:rPr>
+        <w:t>_iv_reference_date</w:t>
+      </w:r>
+      <w:r>
+        <w:rPr/>
+        <w:t xml:space="preserve"> finds the expiry the WHOLE scan's</w:t>
+        <w:br/>
+      </w:r>
+      <w:r>
+        <w:rPr>
+          <w:rFonts w:ascii="Consolas" w:hAnsi="Consolas"/>
+          <w:color w:val="334455"/>
+          <w:sz w:val="19"/>
+        </w:rPr>
+        <w:t>extract_atm_iv</w:t>
+      </w:r>
+      <w:r>
+        <w:rPr/>
+        <w:t xml:space="preserve"> would read (nearest 30 DTE inside 7–60, else nearest 30 above 0, the</w:t>
+        <w:br/>
+        <w:t xml:space="preserve">earlier on a tie, from today to </w:t>
+      </w:r>
+      <w:r>
+        <w:rPr>
+          <w:rFonts w:ascii="Consolas" w:hAnsi="Consolas"/>
+          <w:color w:val="334455"/>
+          <w:sz w:val="19"/>
+        </w:rPr>
+        <w:t>dte_max</w:t>
+      </w:r>
+      <w:r>
+        <w:rPr/>
+        <w:t xml:space="preserve"> + 2) and, when the choice leaves it out, fetches</w:t>
+        <w:br/>
+        <w:t xml:space="preserve">it beside the choice for </w:t>
+      </w:r>
+      <w:r>
+        <w:rPr>
+          <w:rFonts w:ascii="Consolas" w:hAnsi="Consolas"/>
+          <w:color w:val="334455"/>
+          <w:sz w:val="19"/>
+        </w:rPr>
+        <w:t>run_iv_analysis</w:t>
+      </w:r>
+      <w:r>
+        <w:rPr/>
+        <w:t xml:space="preserve"> alone, then slices it back out — so the ATM</w:t>
+        <w:br/>
+        <w:t>IV, the Vol Rank and the daily expected move every candidate is scored against are the</w:t>
+        <w:br/>
+        <w:t>whole chain's whatever the choice. "Only when no chosen expiry is inside 7–60" would not</w:t>
+        <w:br/>
+        <w:t xml:space="preserve">do: </w:t>
+      </w:r>
+      <w:r>
+        <w:rPr>
+          <w:i/>
+        </w:rPr>
+        <w:t>Monthlies only</w:t>
+      </w:r>
+      <w:r>
+        <w:rPr/>
+        <w:t xml:space="preserve"> keeps a 46-day monthly that </w:t>
+      </w:r>
+      <w:r>
+        <w:rPr>
+          <w:rFonts w:ascii="Consolas" w:hAnsi="Consolas"/>
+          <w:color w:val="334455"/>
+          <w:sz w:val="19"/>
+        </w:rPr>
+        <w:t>extract_atm_iv</w:t>
+      </w:r>
+      <w:r>
+        <w:rPr/>
+        <w:t xml:space="preserve"> would read instead of the</w:t>
+        <w:br/>
+        <w:t xml:space="preserve">29-day weekly. A reference that does not load degrades as </w:t>
+      </w:r>
+      <w:r>
+        <w:rPr>
+          <w:rFonts w:ascii="Consolas" w:hAnsi="Consolas"/>
+          <w:color w:val="334455"/>
+          <w:sz w:val="19"/>
+        </w:rPr>
+        <w:t>options.scan_iv_reference</w:t>
+      </w:r>
+      <w:r>
+        <w:rPr/>
+        <w:br/>
+        <w:t xml:space="preserve">(the analysis falls back to a chosen expiry). </w:t>
+      </w:r>
+      <w:r>
+        <w:rPr>
+          <w:rFonts w:ascii="Consolas" w:hAnsi="Consolas"/>
+          <w:color w:val="334455"/>
+          <w:sz w:val="19"/>
+        </w:rPr>
+        <w:t>expiries_failed</w:t>
+      </w:r>
+      <w:r>
+        <w:rPr>
+          <w:b/>
+        </w:rPr>
+        <w:t xml:space="preserve"> counts chosen expiries</w:t>
+        <w:br/>
+        <w:t>only</w:t>
+      </w:r>
+      <w:r>
+        <w:rPr/>
+        <w:t>, recounted from what the merged chain holds, so it can never exceed</w:t>
+        <w:br/>
+      </w:r>
+      <w:r>
+        <w:rPr>
+          <w:rFonts w:ascii="Consolas" w:hAnsi="Consolas"/>
+          <w:color w:val="334455"/>
+          <w:sz w:val="19"/>
+        </w:rPr>
+        <w:t>expirations_scanned</w:t>
+      </w:r>
+      <w:r>
+        <w:rPr/>
+        <w:t xml:space="preserve">; if no chosen expiry loaded the answer is </w:t>
+      </w:r>
+      <w:r>
+        <w:rPr>
+          <w:rFonts w:ascii="Consolas" w:hAnsi="Consolas"/>
+          <w:color w:val="334455"/>
+          <w:sz w:val="19"/>
+        </w:rPr>
+        <w:t>chain_missing</w:t>
+      </w:r>
+      <w:r>
+        <w:rPr/>
+        <w:t>, with no</w:t>
+        <w:br/>
+        <w:t>price history fetched. A choice holding no expiry in the range returns</w:t>
+        <w:br/>
+      </w:r>
+      <w:r>
+        <w:rPr>
+          <w:rFonts w:ascii="Consolas" w:hAnsi="Consolas"/>
+          <w:color w:val="334455"/>
+          <w:sz w:val="19"/>
+        </w:rPr>
+        <w:t>no_expiries_in_range</w:t>
+      </w:r>
+      <w:r>
+        <w:rPr/>
+        <w:t xml:space="preserve"> with </w:t>
+      </w:r>
+      <w:r>
+        <w:rPr>
+          <w:rFonts w:ascii="Consolas" w:hAnsi="Consolas"/>
+          <w:color w:val="334455"/>
+          <w:sz w:val="19"/>
+        </w:rPr>
+        <w:t>expirations_scanned</w:t>
+      </w:r>
+      <w:r>
+        <w:rPr/>
+        <w:t xml:space="preserve"> 0 and fetches nothing.</w:t>
+      </w:r>
+    </w:p>
+    <w:p>
+      <w:r>
+        <w:rPr/>
+        <w:t>A choice is applied only to a large range: on 30 or fewer expirations, or without</w:t>
+        <w:br/>
+      </w:r>
+      <w:r>
+        <w:rPr>
+          <w:rFonts w:ascii="Consolas" w:hAnsi="Consolas"/>
+          <w:color w:val="334455"/>
+          <w:sz w:val="19"/>
+        </w:rPr>
+        <w:t>ask_if_large</w:t>
+      </w:r>
+      <w:r>
+        <w:rPr/>
+        <w:t xml:space="preserve">, it is ignored, the whole range is scanned and </w:t>
+      </w:r>
+      <w:r>
+        <w:rPr>
+          <w:rFonts w:ascii="Consolas" w:hAnsi="Consolas"/>
+          <w:color w:val="334455"/>
+          <w:sz w:val="19"/>
+        </w:rPr>
+        <w:t>expiry_choice</w:t>
+      </w:r>
+      <w:r>
+        <w:rPr/>
+        <w:t xml:space="preserve"> is </w:t>
+      </w:r>
+      <w:r>
+        <w:rPr>
+          <w:rFonts w:ascii="Consolas" w:hAnsi="Consolas"/>
+          <w:color w:val="334455"/>
+          <w:sz w:val="19"/>
+        </w:rPr>
+        <w:t>None</w:t>
+      </w:r>
+      <w:r>
+        <w:rPr/>
+        <w:t xml:space="preserve"> —</w:t>
+        <w:br/>
+        <w:t>which is what lets the page send a remembered pick without knowing the count. With no</w:t>
+        <w:br/>
+        <w:t>expiration list there is nothing to count, so nothing is asked (the single fallback fetch,</w:t>
+        <w:br/>
+      </w:r>
+      <w:r>
+        <w:rPr>
+          <w:rFonts w:ascii="Consolas" w:hAnsi="Consolas"/>
+          <w:color w:val="334455"/>
+          <w:sz w:val="19"/>
+        </w:rPr>
+        <w:t>expiration_count</w:t>
+      </w:r>
+      <w:r>
+        <w:rPr/>
+        <w:t xml:space="preserve"> </w:t>
+      </w:r>
+      <w:r>
+        <w:rPr>
+          <w:rFonts w:ascii="Consolas" w:hAnsi="Consolas"/>
+          <w:color w:val="334455"/>
+          <w:sz w:val="19"/>
+        </w:rPr>
+        <w:t>None</w:t>
+      </w:r>
+      <w:r>
+        <w:rPr/>
+        <w:t xml:space="preserve">). An unknown </w:t>
+      </w:r>
+      <w:r>
+        <w:rPr>
+          <w:rFonts w:ascii="Consolas" w:hAnsi="Consolas"/>
+          <w:color w:val="334455"/>
+          <w:sz w:val="19"/>
+        </w:rPr>
+        <w:t>expiry_choice</w:t>
+      </w:r>
+      <w:r>
+        <w:rPr/>
+        <w:t xml:space="preserve">, or a non-bool </w:t>
+      </w:r>
+      <w:r>
+        <w:rPr>
+          <w:rFonts w:ascii="Consolas" w:hAnsi="Consolas"/>
+          <w:color w:val="334455"/>
+          <w:sz w:val="19"/>
+        </w:rPr>
+        <w:t>ask_if_large</w:t>
+      </w:r>
+      <w:r>
+        <w:rPr/>
+        <w:t>, raises</w:t>
+        <w:br/>
+      </w:r>
+      <w:r>
+        <w:rPr>
+          <w:rFonts w:ascii="Consolas" w:hAnsi="Consolas"/>
+          <w:color w:val="334455"/>
+          <w:sz w:val="19"/>
+        </w:rPr>
+        <w:t>ValueError</w:t>
+      </w:r>
+      <w:r>
+        <w:rPr/>
+        <w:t xml:space="preserve"> before any fetch.</w:t>
       </w:r>
     </w:p>
     <w:p>

--- a/docs/manuals/technical-reference/technical-reference.docx
+++ b/docs/manuals/technical-reference/technical-reference.docx
@@ -16551,9 +16551,11 @@
       </w:r>
       <w:r>
         <w:rPr/>
-        <w:t>: runs consecutive in the listing, each cut to 8 — so monthlies, which are not</w:t>
-        <w:br/>
-        <w:t xml:space="preserve">neighbours, are one run each) and the chain is </w:t>
+        <w:t>: runs consecutive in the listing, each cut to 8 — so a monthly with weeklies</w:t>
+        <w:br/>
+        <w:t>listed between it and the next is a run of its own, while far-dated monthlies that are</w:t>
+        <w:br/>
+        <w:t xml:space="preserve">neighbours in the listing share one) and the chain is </w:t>
       </w:r>
       <w:r>
         <w:rPr>
@@ -16694,8 +16696,37 @@
       </w:r>
       <w:r>
         <w:rPr/>
-        <w:br/>
-        <w:t xml:space="preserve">(the analysis falls back to a chosen expiry). </w:t>
+        <w:t>,</w:t>
+        <w:br/>
+        <w:t xml:space="preserve">and </w:t>
+      </w:r>
+      <w:r>
+        <w:rPr>
+          <w:rFonts w:ascii="Consolas" w:hAnsi="Consolas"/>
+          <w:color w:val="334455"/>
+          <w:sz w:val="19"/>
+        </w:rPr>
+        <w:t>extract_atm_iv</w:t>
+      </w:r>
+      <w:r>
+        <w:rPr/>
+        <w:t xml:space="preserve"> then reads the chosen expiry nearest 30 DTE instead (inside 7–60,</w:t>
+        <w:br/>
+        <w:t xml:space="preserve">else any above 0) — or, when no chosen expiry is more than 0 DTE, returns </w:t>
+      </w:r>
+      <w:r>
+        <w:rPr>
+          <w:rFonts w:ascii="Consolas" w:hAnsi="Consolas"/>
+          <w:color w:val="334455"/>
+          <w:sz w:val="19"/>
+        </w:rPr>
+        <w:t>None</w:t>
+      </w:r>
+      <w:r>
+        <w:rPr/>
+        <w:t>, so the</w:t>
+        <w:br/>
+        <w:t xml:space="preserve">scan has no ATM IV rather than a fallback one. </w:t>
       </w:r>
       <w:r>
         <w:rPr>

--- a/docs/manuals/technical-reference/technical-reference.docx
+++ b/docs/manuals/technical-reference/technical-reference.docx
@@ -3316,13 +3316,194 @@
             </w:r>
             <w:r>
               <w:rPr/>
-              <w:t xml:space="preserve"> infographics + the 4×/day auto-briefings, and the market summary (the ticker and the Desk's Market Summary frame — one sentence, one generator).</w:t>
+              <w:t xml:space="preserve"> infographics, the market summary (the ticker and the Desk's Market Summary frame — one sentence, one generator), and the </w:t>
+            </w:r>
+            <w:r>
+              <w:rPr>
+                <w:b/>
+              </w:rPr>
+              <w:t>fallback</w:t>
+            </w:r>
+            <w:r>
+              <w:rPr/>
+              <w:t xml:space="preserve"> for the 4×/day auto-briefings.</w:t>
             </w:r>
           </w:p>
         </w:tc>
         <w:tc>
           <w:tcPr>
             <w:tcW w:type="dxa" w:w="2880"/>
+          </w:tcPr>
+          <w:p>
+            <w:r/>
+            <w:r>
+              <w:rPr/>
+              <w:t>Optional</w:t>
+            </w:r>
+          </w:p>
+        </w:tc>
+      </w:tr>
+      <w:tr>
+        <w:tc>
+          <w:tcPr>
+            <w:tcW w:type="dxa" w:w="2880"/>
+            <w:shd w:val="clear" w:color="auto" w:fill="F4F6FA"/>
+          </w:tcPr>
+          <w:p>
+            <w:r/>
+            <w:r>
+              <w:rPr>
+                <w:b/>
+              </w:rPr>
+              <w:t>Claude Code CLI + subscription token</w:t>
+            </w:r>
+          </w:p>
+        </w:tc>
+        <w:tc>
+          <w:tcPr>
+            <w:tcW w:type="dxa" w:w="2880"/>
+            <w:shd w:val="clear" w:color="auto" w:fill="F4F6FA"/>
+          </w:tcPr>
+          <w:p>
+            <w:r/>
+            <w:r>
+              <w:rPr/>
+              <w:t xml:space="preserve">The 4×/day auto-briefings (both phases — news research and the analysis) run on the </w:t>
+            </w:r>
+            <w:r>
+              <w:rPr>
+                <w:b/>
+              </w:rPr>
+              <w:t>Claude subscription</w:t>
+            </w:r>
+            <w:r>
+              <w:rPr/>
+              <w:t xml:space="preserve"> through </w:t>
+            </w:r>
+            <w:r>
+              <w:rPr>
+                <w:rFonts w:ascii="Consolas" w:hAnsi="Consolas"/>
+                <w:color w:val="334455"/>
+                <w:sz w:val="19"/>
+              </w:rPr>
+              <w:t>claude -p</w:t>
+            </w:r>
+            <w:r>
+              <w:rPr/>
+              <w:t xml:space="preserve"> instead of the API key, via </w:t>
+            </w:r>
+            <w:r>
+              <w:rPr>
+                <w:rFonts w:ascii="Consolas" w:hAnsi="Consolas"/>
+                <w:color w:val="334455"/>
+                <w:sz w:val="19"/>
+              </w:rPr>
+              <w:t>services/options_svc/claude_cli.py</w:t>
+            </w:r>
+            <w:r>
+              <w:rPr/>
+              <w:t xml:space="preserve">. Needs the CLI at </w:t>
+            </w:r>
+            <w:r>
+              <w:rPr>
+                <w:rFonts w:ascii="Consolas" w:hAnsi="Consolas"/>
+                <w:color w:val="334455"/>
+                <w:sz w:val="19"/>
+              </w:rPr>
+              <w:t>CLAUDE_CLI_PATH</w:t>
+            </w:r>
+            <w:r>
+              <w:rPr/>
+              <w:t xml:space="preserve"> (default </w:t>
+            </w:r>
+            <w:r>
+              <w:rPr>
+                <w:rFonts w:ascii="Consolas" w:hAnsi="Consolas"/>
+                <w:color w:val="334455"/>
+                <w:sz w:val="19"/>
+              </w:rPr>
+              <w:t>~/.local/bin/claude</w:t>
+            </w:r>
+            <w:r>
+              <w:rPr/>
+              <w:t xml:space="preserve">) and a 600 file at </w:t>
+            </w:r>
+            <w:r>
+              <w:rPr>
+                <w:rFonts w:ascii="Consolas" w:hAnsi="Consolas"/>
+                <w:color w:val="334455"/>
+                <w:sz w:val="19"/>
+              </w:rPr>
+              <w:t>CLAUDE_CLI_TOKEN_FILE</w:t>
+            </w:r>
+            <w:r>
+              <w:rPr/>
+              <w:t xml:space="preserve"> (default </w:t>
+            </w:r>
+            <w:r>
+              <w:rPr>
+                <w:rFonts w:ascii="Consolas" w:hAnsi="Consolas"/>
+                <w:color w:val="334455"/>
+                <w:sz w:val="19"/>
+              </w:rPr>
+              <w:t>~/.config/neuralstrike/claude.env</w:t>
+            </w:r>
+            <w:r>
+              <w:rPr/>
+              <w:t xml:space="preserve">) holding </w:t>
+            </w:r>
+            <w:r>
+              <w:rPr>
+                <w:rFonts w:ascii="Consolas" w:hAnsi="Consolas"/>
+                <w:color w:val="334455"/>
+                <w:sz w:val="19"/>
+              </w:rPr>
+              <w:t>CLAUDE_CODE_OAUTH_TOKEN=…</w:t>
+            </w:r>
+            <w:r>
+              <w:rPr/>
+              <w:t xml:space="preserve"> from </w:t>
+            </w:r>
+            <w:r>
+              <w:rPr>
+                <w:rFonts w:ascii="Consolas" w:hAnsi="Consolas"/>
+                <w:color w:val="334455"/>
+                <w:sz w:val="19"/>
+              </w:rPr>
+              <w:t>claude setup-token</w:t>
+            </w:r>
+            <w:r>
+              <w:rPr/>
+              <w:t xml:space="preserve">. </w:t>
+            </w:r>
+            <w:r>
+              <w:rPr>
+                <w:rFonts w:ascii="Consolas" w:hAnsi="Consolas"/>
+                <w:color w:val="334455"/>
+                <w:sz w:val="19"/>
+              </w:rPr>
+              <w:t>BRIEFING_ENGINE=api</w:t>
+            </w:r>
+            <w:r>
+              <w:rPr/>
+              <w:t xml:space="preserve"> in options_svc's environment switches it off. If either is missing the briefings use the API key exactly as before; if a CLI run fails, that one call is repeated on the API key. The ad-hoc </w:t>
+            </w:r>
+            <w:r>
+              <w:rPr>
+                <w:b/>
+              </w:rPr>
+              <w:t>Analyze</w:t>
+            </w:r>
+            <w:r>
+              <w:rPr/>
+              <w:t xml:space="preserve"> button stays on the API key.</w:t>
+            </w:r>
+          </w:p>
+        </w:tc>
+        <w:tc>
+          <w:tcPr>
+            <w:tcW w:type="dxa" w:w="2880"/>
+            <w:shd w:val="clear" w:color="auto" w:fill="F4F6FA"/>
           </w:tcPr>
           <w:p>
             <w:r/>
@@ -3363,6 +3544,36 @@
         <w:t>, and the Gamma infographics render</w:t>
         <w:br/>
         <w:t>a readable "no key" page.</w:t>
+      </w:r>
+    </w:p>
+    <w:p>
+      <w:r>
+        <w:rPr/>
+        <w:t xml:space="preserve">The </w:t>
+      </w:r>
+      <w:r>
+        <w:rPr>
+          <w:b/>
+        </w:rPr>
+        <w:t>Settings → API usage</w:t>
+      </w:r>
+      <w:r>
+        <w:rPr/>
+        <w:t xml:space="preserve"> Claude count is a count of calls </w:t>
+      </w:r>
+      <w:r>
+        <w:rPr>
+          <w:b/>
+        </w:rPr>
+        <w:t>billed to the API</w:t>
+        <w:br/>
+        <w:t>key</w:t>
+      </w:r>
+      <w:r>
+        <w:rPr/>
+        <w:t>. A briefing call that ran on the subscription is not counted; one that fell</w:t>
+        <w:br/>
+        <w:t>back to the key is.</w:t>
       </w:r>
     </w:p>
     <w:p>

--- a/docs/manuals/technical-reference/technical-reference.docx
+++ b/docs/manuals/technical-reference/technical-reference.docx
@@ -32,7 +32,7 @@
           <w:color w:val="5B6678"/>
           <w:sz w:val="18"/>
         </w:rPr>
-        <w:t>NeuralStrike · Generated 2026-09-14</w:t>
+        <w:t>NeuralStrike · Generated 2026-09-16</w:t>
       </w:r>
     </w:p>
     <w:p/>
@@ -25309,9 +25309,9 @@
     <w:p>
       <w:r>
         <w:rPr/>
-        <w:t>The options service collects GEX snapshots every 2 minutes within 08:30–15:20 CT on</w:t>
-        <w:br/>
-        <w:t xml:space="preserve">trading days (reusing the standalone collector's </w:t>
+        <w:t>The options service collects GEX snapshots every minute within 08:00–15:20 CT on</w:t>
+        <w:br/>
+        <w:t xml:space="preserve">trading days (from 06:30 CT for ETH-eligible symbols) (reusing the standalone collector's </w:t>
       </w:r>
       <w:r>
         <w:rPr>

--- a/docs/manuals/technical-reference/technical-reference.docx
+++ b/docs/manuals/technical-reference/technical-reference.docx
@@ -3316,7 +3316,7 @@
             </w:r>
             <w:r>
               <w:rPr/>
-              <w:t xml:space="preserve"> infographics, the market summary (the ticker and the Desk's Market Summary frame — one sentence, one generator), and the </w:t>
+              <w:t xml:space="preserve"> infographics, and the </w:t>
             </w:r>
             <w:r>
               <w:rPr>
@@ -31457,27 +31457,7 @@
             </w:r>
             <w:r>
               <w:rPr/>
-              <w:t xml:space="preserve">); Claude summary is </w:t>
-            </w:r>
-            <w:r>
-              <w:rPr>
-                <w:b/>
-              </w:rPr>
-              <w:t>change-driven, not clocked</w:t>
-            </w:r>
-            <w:r>
-              <w:rPr/>
-              <w:t xml:space="preserve"> (2026-09-10) — each poll builds a fingerprint of the six readings at display resolution — the Bull/Bear sector counts compared with a one-sector tolerance — and writes a new sentence only when that fingerprint has moved, at least </w:t>
-            </w:r>
-            <w:r>
-              <w:rPr>
-                <w:b/>
-              </w:rPr>
-              <w:t>10 min</w:t>
-            </w:r>
-            <w:r>
-              <w:rPr/>
-              <w:t xml:space="preserve"> have passed since the last attempt (</w:t>
+              <w:t xml:space="preserve">); report summary re-read when the published market report changes (a stat of </w:t>
             </w:r>
             <w:r>
               <w:rPr>
@@ -31485,21 +31465,11 @@
                 <w:color w:val="334455"/>
                 <w:sz w:val="19"/>
               </w:rPr>
-              <w:t>SUMMARY_MIN_GAP_SEC</w:t>
-            </w:r>
-            <w:r>
-              <w:rPr/>
-              <w:t xml:space="preserve">), and fewer than </w:t>
-            </w:r>
-            <w:r>
-              <w:rPr>
-                <w:b/>
-              </w:rPr>
-              <w:t>30</w:t>
-            </w:r>
-            <w:r>
-              <w:rPr/>
-              <w:t xml:space="preserve"> attempts have been made that CT day (</w:t>
+              <w:t>deploy/site/reports/latest.html</w:t>
+            </w:r>
+            <w:r>
+              <w:rPr/>
+              <w:t xml:space="preserve"> + </w:t>
             </w:r>
             <w:r>
               <w:rPr>
@@ -31507,11 +31477,11 @@
                 <w:color w:val="334455"/>
                 <w:sz w:val="19"/>
               </w:rPr>
-              <w:t>SUMMARY_DAILY_CAP</w:t>
-            </w:r>
-            <w:r>
-              <w:rPr/>
-              <w:t>); a failed attempt still counts toward both and is retried once the gap has passed, while a reply the accuracy checks refuse counts too but is never retried on the same readings; nothing moves overnight or at weekends, so nothing is called.</w:t>
+              <w:t>latest.txt</w:t>
+            </w:r>
+            <w:r>
+              <w:rPr/>
+              <w:t xml:space="preserve"> per poll) — no Claude call.</w:t>
             </w:r>
           </w:p>
         </w:tc>

--- a/docs/manuals/technical-reference/technical-reference.docx
+++ b/docs/manuals/technical-reference/technical-reference.docx
@@ -13404,7 +13404,35 @@
         <w:br/>
         <w:t>a row whose score crosses the board's own 50 cut is the only way the published — and so</w:t>
         <w:br/>
-        <w:t>captured — set can differ. Flies, condors, calendars</w:t>
+        <w:t>captured — set can differ (apart from the per-symbol cap: since 2026-09-16</w:t>
+        <w:br/>
+      </w:r>
+      <w:r>
+        <w:rPr>
+          <w:rFonts w:ascii="Consolas" w:hAnsi="Consolas"/>
+          <w:color w:val="334455"/>
+          <w:sz w:val="19"/>
+        </w:rPr>
+        <w:t>signal_recorder.record_signals</w:t>
+      </w:r>
+      <w:r>
+        <w:rPr/>
+        <w:t xml:space="preserve"> holds each symbol to </w:t>
+      </w:r>
+      <w:r>
+        <w:rPr>
+          <w:rFonts w:ascii="Consolas" w:hAnsi="Consolas"/>
+          <w:color w:val="334455"/>
+          <w:sz w:val="19"/>
+        </w:rPr>
+        <w:t>[capture] max_open_per_symbol</w:t>
+      </w:r>
+      <w:r>
+        <w:rPr/>
+        <w:br/>
+        <w:t>= 2 OPEN captures across all scanner types, highest score first, and captures nothing</w:t>
+        <w:br/>
+        <w:t>if it cannot read the open count). Flies, condors, calendars</w:t>
         <w:br/>
         <w:t xml:space="preserve">and the short straddle/strangle carry </w:t>
       </w:r>

--- a/docs/manuals/technical-reference/technical-reference.docx
+++ b/docs/manuals/technical-reference/technical-reference.docx
@@ -32,7 +32,7 @@
           <w:color w:val="5B6678"/>
           <w:sz w:val="18"/>
         </w:rPr>
-        <w:t>NeuralStrike · Generated 2026-09-16</w:t>
+        <w:t>NeuralStrike · Generated 2026-09-17</w:t>
       </w:r>
     </w:p>
     <w:p/>
@@ -31510,6 +31510,388 @@
             <w:r>
               <w:rPr/>
               <w:t xml:space="preserve"> per poll) — no Claude call.</w:t>
+            </w:r>
+          </w:p>
+        </w:tc>
+      </w:tr>
+    </w:tbl>
+    <w:p/>
+    <w:p>
+      <w:r>
+        <w:rPr/>
+        <w:t xml:space="preserve">Three once-a-day jobs are </w:t>
+      </w:r>
+      <w:r>
+        <w:rPr>
+          <w:b/>
+        </w:rPr>
+        <w:t>not</w:t>
+      </w:r>
+      <w:r>
+        <w:rPr/>
+        <w:t xml:space="preserve"> on any service's loop — they are systemd timers,</w:t>
+        <w:br/>
+        <w:t xml:space="preserve">generated from </w:t>
+      </w:r>
+      <w:r>
+        <w:rPr>
+          <w:rFonts w:ascii="Consolas" w:hAnsi="Consolas"/>
+          <w:color w:val="334455"/>
+          <w:sz w:val="19"/>
+        </w:rPr>
+        <w:t>config/sessions.toml</w:t>
+      </w:r>
+      <w:r>
+        <w:rPr/>
+        <w:t xml:space="preserve"> by </w:t>
+      </w:r>
+      <w:r>
+        <w:rPr>
+          <w:rFonts w:ascii="Consolas" w:hAnsi="Consolas"/>
+          <w:color w:val="334455"/>
+          <w:sz w:val="19"/>
+        </w:rPr>
+        <w:t>deploy/systemd/generate_units.py</w:t>
+      </w:r>
+      <w:r>
+        <w:rPr/>
+        <w:t>, so moving</w:t>
+        <w:br/>
+        <w:t xml:space="preserve">one needs </w:t>
+      </w:r>
+      <w:r>
+        <w:rPr>
+          <w:rFonts w:ascii="Consolas" w:hAnsi="Consolas"/>
+          <w:color w:val="334455"/>
+          <w:sz w:val="19"/>
+        </w:rPr>
+        <w:t>generate_units --install</w:t>
+      </w:r>
+      <w:r>
+        <w:rPr/>
+        <w:t xml:space="preserve"> plus a </w:t>
+      </w:r>
+      <w:r>
+        <w:rPr>
+          <w:rFonts w:ascii="Consolas" w:hAnsi="Consolas"/>
+          <w:color w:val="334455"/>
+          <w:sz w:val="19"/>
+        </w:rPr>
+        <w:t>daemon-reload</w:t>
+      </w:r>
+      <w:r>
+        <w:rPr/>
+        <w:t xml:space="preserve"> rather than a service</w:t>
+        <w:br/>
+        <w:t>restart. Each gates on the market calendar in its own script, so the timer only has to</w:t>
+        <w:br/>
+        <w:t>exclude weekends.</w:t>
+      </w:r>
+    </w:p>
+    <w:tbl>
+      <w:tblPr>
+        <w:tblW w:type="auto" w:w="0"/>
+        <w:jc w:val="left"/>
+        <w:tblLayout w:type="autofit"/>
+        <w:tblLook w:firstColumn="1" w:firstRow="1" w:lastColumn="0" w:lastRow="0" w:noHBand="0" w:noVBand="1" w:val="04A0"/>
+        <w:tblBorders>
+          <w:top w:val="single" w:sz="4" w:space="0" w:color="D8DEE9"/>
+          <w:left w:val="single" w:sz="4" w:space="0" w:color="D8DEE9"/>
+          <w:bottom w:val="single" w:sz="4" w:space="0" w:color="D8DEE9"/>
+          <w:right w:val="single" w:sz="4" w:space="0" w:color="D8DEE9"/>
+          <w:insideH w:val="single" w:sz="4" w:space="0" w:color="D8DEE9"/>
+          <w:insideV w:val="single" w:sz="4" w:space="0" w:color="D8DEE9"/>
+        </w:tblBorders>
+      </w:tblPr>
+      <w:tblGrid>
+        <w:gridCol w:w="2880"/>
+        <w:gridCol w:w="2880"/>
+        <w:gridCol w:w="2880"/>
+      </w:tblGrid>
+      <w:tr>
+        <w:tc>
+          <w:tcPr>
+            <w:tcW w:type="dxa" w:w="2880"/>
+            <w:shd w:val="clear" w:color="auto" w:fill="EAF2FB"/>
+          </w:tcPr>
+          <w:p>
+            <w:r>
+              <w:rPr>
+                <w:b/>
+              </w:rPr>
+            </w:r>
+            <w:r>
+              <w:rPr>
+                <w:b/>
+              </w:rPr>
+              <w:t>Job</w:t>
+            </w:r>
+          </w:p>
+        </w:tc>
+        <w:tc>
+          <w:tcPr>
+            <w:tcW w:type="dxa" w:w="2880"/>
+            <w:shd w:val="clear" w:color="auto" w:fill="EAF2FB"/>
+          </w:tcPr>
+          <w:p>
+            <w:r>
+              <w:rPr>
+                <w:b/>
+              </w:rPr>
+            </w:r>
+            <w:r>
+              <w:rPr>
+                <w:b/>
+              </w:rPr>
+              <w:t>Slot</w:t>
+            </w:r>
+          </w:p>
+        </w:tc>
+        <w:tc>
+          <w:tcPr>
+            <w:tcW w:type="dxa" w:w="2880"/>
+            <w:shd w:val="clear" w:color="auto" w:fill="EAF2FB"/>
+          </w:tcPr>
+          <w:p>
+            <w:r>
+              <w:rPr>
+                <w:b/>
+              </w:rPr>
+            </w:r>
+            <w:r>
+              <w:rPr>
+                <w:b/>
+              </w:rPr>
+              <w:t>What it does</w:t>
+            </w:r>
+          </w:p>
+        </w:tc>
+      </w:tr>
+      <w:tr>
+        <w:tc>
+          <w:tcPr>
+            <w:tcW w:type="dxa" w:w="2880"/>
+          </w:tcPr>
+          <w:p>
+            <w:r/>
+            <w:r>
+              <w:rPr/>
+              <w:t>EOD report archive</w:t>
+            </w:r>
+          </w:p>
+        </w:tc>
+        <w:tc>
+          <w:tcPr>
+            <w:tcW w:type="dxa" w:w="2880"/>
+          </w:tcPr>
+          <w:p>
+            <w:r/>
+            <w:r>
+              <w:rPr>
+                <w:b/>
+              </w:rPr>
+              <w:t>15:15</w:t>
+            </w:r>
+            <w:r>
+              <w:rPr/>
+              <w:t xml:space="preserve"> (</w:t>
+            </w:r>
+            <w:r>
+              <w:rPr>
+                <w:rFonts w:ascii="Consolas" w:hAnsi="Consolas"/>
+                <w:color w:val="334455"/>
+                <w:sz w:val="19"/>
+              </w:rPr>
+              <w:t>[slots.eod_report]</w:t>
+            </w:r>
+            <w:r>
+              <w:rPr/>
+              <w:t>)</w:t>
+            </w:r>
+          </w:p>
+        </w:tc>
+        <w:tc>
+          <w:tcPr>
+            <w:tcW w:type="dxa" w:w="2880"/>
+          </w:tcPr>
+          <w:p>
+            <w:r/>
+            <w:r>
+              <w:rPr/>
+              <w:t xml:space="preserve">Writes </w:t>
+            </w:r>
+            <w:r>
+              <w:rPr>
+                <w:rFonts w:ascii="Consolas" w:hAnsi="Consolas"/>
+                <w:color w:val="334455"/>
+                <w:sz w:val="19"/>
+              </w:rPr>
+              <w:t>webgui/data/eod/&lt;date&gt;/summary.html</w:t>
+            </w:r>
+            <w:r>
+              <w:rPr/>
+              <w:t xml:space="preserve"> + </w:t>
+            </w:r>
+            <w:r>
+              <w:rPr>
+                <w:rFonts w:ascii="Consolas" w:hAnsi="Consolas"/>
+                <w:color w:val="334455"/>
+                <w:sz w:val="19"/>
+              </w:rPr>
+              <w:t>detail.html</w:t>
+            </w:r>
+            <w:r>
+              <w:rPr/>
+              <w:t xml:space="preserve"> — the </w:t>
+            </w:r>
+            <w:r>
+              <w:rPr>
+                <w:rFonts w:ascii="Consolas" w:hAnsi="Consolas"/>
+                <w:color w:val="334455"/>
+                <w:sz w:val="19"/>
+              </w:rPr>
+              <w:t>/eod</w:t>
+            </w:r>
+            <w:r>
+              <w:rPr/>
+              <w:t xml:space="preserve"> </w:t>
+            </w:r>
+            <w:r>
+              <w:rPr>
+                <w:b/>
+              </w:rPr>
+              <w:t>Generate</w:t>
+            </w:r>
+            <w:r>
+              <w:rPr/>
+              <w:t xml:space="preserve"> button, unattended. Reads Redis only: no Schwab call, no Claude call. Writes nothing if every cache read was empty.</w:t>
+            </w:r>
+          </w:p>
+        </w:tc>
+      </w:tr>
+      <w:tr>
+        <w:tc>
+          <w:tcPr>
+            <w:tcW w:type="dxa" w:w="2880"/>
+            <w:shd w:val="clear" w:color="auto" w:fill="F4F6FA"/>
+          </w:tcPr>
+          <w:p>
+            <w:r/>
+            <w:r>
+              <w:rPr/>
+              <w:t>Marketing gallery recapture</w:t>
+            </w:r>
+          </w:p>
+        </w:tc>
+        <w:tc>
+          <w:tcPr>
+            <w:tcW w:type="dxa" w:w="2880"/>
+            <w:shd w:val="clear" w:color="auto" w:fill="F4F6FA"/>
+          </w:tcPr>
+          <w:p>
+            <w:r/>
+            <w:r>
+              <w:rPr>
+                <w:b/>
+              </w:rPr>
+              <w:t>09:07</w:t>
+            </w:r>
+            <w:r>
+              <w:rPr/>
+              <w:t xml:space="preserve"> (</w:t>
+            </w:r>
+            <w:r>
+              <w:rPr>
+                <w:rFonts w:ascii="Consolas" w:hAnsi="Consolas"/>
+                <w:color w:val="334455"/>
+                <w:sz w:val="19"/>
+              </w:rPr>
+              <w:t>[slots.gallery_capture]</w:t>
+            </w:r>
+            <w:r>
+              <w:rPr/>
+              <w:t>)</w:t>
+            </w:r>
+          </w:p>
+        </w:tc>
+        <w:tc>
+          <w:tcPr>
+            <w:tcW w:type="dxa" w:w="2880"/>
+            <w:shd w:val="clear" w:color="auto" w:fill="F4F6FA"/>
+          </w:tcPr>
+          <w:p>
+            <w:r/>
+            <w:r>
+              <w:rPr/>
+              <w:t>Re-photographs the private app for the public gallery.</w:t>
+            </w:r>
+          </w:p>
+        </w:tc>
+      </w:tr>
+      <w:tr>
+        <w:tc>
+          <w:tcPr>
+            <w:tcW w:type="dxa" w:w="2880"/>
+          </w:tcPr>
+          <w:p>
+            <w:r/>
+            <w:r>
+              <w:rPr/>
+              <w:t>Flow-delta instrumentation</w:t>
+            </w:r>
+          </w:p>
+        </w:tc>
+        <w:tc>
+          <w:tcPr>
+            <w:tcW w:type="dxa" w:w="2880"/>
+          </w:tcPr>
+          <w:p>
+            <w:r/>
+            <w:r>
+              <w:rPr>
+                <w:b/>
+              </w:rPr>
+              <w:t>16:00</w:t>
+            </w:r>
+            <w:r>
+              <w:rPr/>
+              <w:t xml:space="preserve"> (</w:t>
+            </w:r>
+            <w:r>
+              <w:rPr>
+                <w:rFonts w:ascii="Consolas" w:hAnsi="Consolas"/>
+                <w:color w:val="334455"/>
+                <w:sz w:val="19"/>
+              </w:rPr>
+              <w:t>[slots.flow_delta]</w:t>
+            </w:r>
+            <w:r>
+              <w:rPr/>
+              <w:t>)</w:t>
+            </w:r>
+          </w:p>
+        </w:tc>
+        <w:tc>
+          <w:tcPr>
+            <w:tcW w:type="dxa" w:w="2880"/>
+          </w:tcPr>
+          <w:p>
+            <w:r/>
+            <w:r>
+              <w:rPr/>
+              <w:t xml:space="preserve">The only measurement of the </w:t>
+            </w:r>
+            <w:r>
+              <w:rPr>
+                <w:rFonts w:ascii="Consolas" w:hAnsi="Consolas"/>
+                <w:color w:val="334455"/>
+                <w:sz w:val="19"/>
+              </w:rPr>
+              <w:t>[big_delta]</w:t>
+            </w:r>
+            <w:r>
+              <w:rPr/>
+              <w:t xml:space="preserve"> / UOA thresholds.</w:t>
             </w:r>
           </w:p>
         </w:tc>

--- a/docs/manuals/technical-reference/technical-reference.docx
+++ b/docs/manuals/technical-reference/technical-reference.docx
@@ -32,7 +32,7 @@
           <w:color w:val="5B6678"/>
           <w:sz w:val="18"/>
         </w:rPr>
-        <w:t>NeuralStrike · Generated 2026-09-17</w:t>
+        <w:t>NeuralStrike · Generated 2026-09-18</w:t>
       </w:r>
     </w:p>
     <w:p/>
@@ -314,7 +314,7 @@
               <w:rPr>
                 <w:b/>
               </w:rPr>
-              <w:t>Dealer Positioning</w:t>
+              <w:t>Symbol</w:t>
             </w:r>
           </w:p>
         </w:tc>
@@ -326,24 +326,44 @@
           <w:p>
             <w:r/>
             <w:r>
+              <w:rPr/>
+              <w:t xml:space="preserve">Composition, like the Desk. Its own arithmetic — IV vs HV and the expected move — is in </w:t>
+            </w:r>
+            <w:r>
               <w:rPr>
                 <w:i/>
               </w:rPr>
-              <w:t>GEX / Gamma</w:t>
-            </w:r>
-            <w:r>
-              <w:rPr/>
-              <w:t xml:space="preserve"> · </w:t>
+              <w:t>Options Scoring</w:t>
+            </w:r>
+            <w:r>
+              <w:rPr/>
+              <w:t xml:space="preserve"> → </w:t>
+            </w:r>
+            <w:r>
+              <w:rPr>
+                <w:b/>
+              </w:rPr>
+              <w:t>Expected move and IV analysis</w:t>
+            </w:r>
+            <w:r>
+              <w:rPr/>
+              <w:t xml:space="preserve">; the signal age and score trend in </w:t>
+            </w:r>
+            <w:r>
+              <w:rPr>
+                <w:b/>
+              </w:rPr>
+              <w:t>Signal age and score trend</w:t>
+            </w:r>
+            <w:r>
+              <w:rPr/>
+              <w:t xml:space="preserve">; the look-up's cost in the </w:t>
             </w:r>
             <w:r>
               <w:rPr>
                 <w:i/>
               </w:rPr>
-              <w:t>Black-Scholes &amp; the Simulator</w:t>
-            </w:r>
-            <w:r>
-              <w:rPr/>
-              <w:t xml:space="preserve"> (the Greeks behind charm and vanna)</w:t>
+              <w:t>Constants Appendix</w:t>
             </w:r>
           </w:p>
         </w:tc>
@@ -359,7 +379,7 @@
               <w:rPr>
                 <w:b/>
               </w:rPr>
-              <w:t>Opportunity Board</w:t>
+              <w:t>Dealer Positioning</w:t>
             </w:r>
           </w:p>
         </w:tc>
@@ -377,17 +397,17 @@
             </w:r>
             <w:r>
               <w:rPr/>
-              <w:t xml:space="preserve"> (the flip and flow series) · </w:t>
+              <w:t xml:space="preserve"> · </w:t>
             </w:r>
             <w:r>
               <w:rPr>
                 <w:i/>
               </w:rPr>
-              <w:t>Options Scoring</w:t>
-            </w:r>
-            <w:r>
-              <w:rPr/>
-              <w:t xml:space="preserve"> (its signal counts)</w:t>
+              <w:t>Black-Scholes &amp; the Simulator</w:t>
+            </w:r>
+            <w:r>
+              <w:rPr/>
+              <w:t xml:space="preserve"> (the Greeks behind charm and vanna)</w:t>
             </w:r>
           </w:p>
         </w:tc>
@@ -404,7 +424,7 @@
               <w:rPr>
                 <w:b/>
               </w:rPr>
-              <w:t>Flow Alerts</w:t>
+              <w:t>Opportunity Board</w:t>
             </w:r>
           </w:p>
         </w:tc>
@@ -423,17 +443,17 @@
             </w:r>
             <w:r>
               <w:rPr/>
-              <w:t xml:space="preserve"> (the premium series) · </w:t>
+              <w:t xml:space="preserve"> (the flip and flow series) · </w:t>
             </w:r>
             <w:r>
               <w:rPr>
                 <w:i/>
               </w:rPr>
-              <w:t>Constants Appendix</w:t>
-            </w:r>
-            <w:r>
-              <w:rPr/>
-              <w:t xml:space="preserve"> (detector thresholds)</w:t>
+              <w:t>Options Scoring</w:t>
+            </w:r>
+            <w:r>
+              <w:rPr/>
+              <w:t xml:space="preserve"> (its signal counts)</w:t>
             </w:r>
           </w:p>
         </w:tc>
@@ -449,7 +469,7 @@
               <w:rPr>
                 <w:b/>
               </w:rPr>
-              <w:t>Market Dashboard</w:t>
+              <w:t>Flow Alerts</w:t>
             </w:r>
           </w:p>
         </w:tc>
@@ -463,11 +483,21 @@
               <w:rPr>
                 <w:i/>
               </w:rPr>
-              <w:t>Architecture Overview</w:t>
-            </w:r>
-            <w:r>
-              <w:rPr/>
-              <w:t xml:space="preserve"> — the board normalizes and colours quotes rather than deriving anything</w:t>
+              <w:t>GEX / Gamma</w:t>
+            </w:r>
+            <w:r>
+              <w:rPr/>
+              <w:t xml:space="preserve"> (the premium series) · </w:t>
+            </w:r>
+            <w:r>
+              <w:rPr>
+                <w:i/>
+              </w:rPr>
+              <w:t>Constants Appendix</w:t>
+            </w:r>
+            <w:r>
+              <w:rPr/>
+              <w:t xml:space="preserve"> (detector thresholds)</w:t>
             </w:r>
           </w:p>
         </w:tc>
@@ -484,7 +514,7 @@
               <w:rPr>
                 <w:b/>
               </w:rPr>
-              <w:t>Sentiment</w:t>
+              <w:t>Market Dashboard</w:t>
             </w:r>
           </w:p>
         </w:tc>
@@ -499,11 +529,11 @@
               <w:rPr>
                 <w:i/>
               </w:rPr>
-              <w:t>Sentiment Calculations</w:t>
-            </w:r>
-            <w:r>
-              <w:rPr/>
-              <w:t>, including the composite blend, the intraday trend, and the blended market regime</w:t>
+              <w:t>Architecture Overview</w:t>
+            </w:r>
+            <w:r>
+              <w:rPr/>
+              <w:t xml:space="preserve"> — the board normalizes and colours quotes rather than deriving anything</w:t>
             </w:r>
           </w:p>
         </w:tc>
@@ -519,7 +549,7 @@
               <w:rPr>
                 <w:b/>
               </w:rPr>
-              <w:t>Sector &amp; Industry</w:t>
+              <w:t>Sentiment</w:t>
             </w:r>
           </w:p>
         </w:tc>
@@ -537,13 +567,7 @@
             </w:r>
             <w:r>
               <w:rPr/>
-              <w:t xml:space="preserve"> → </w:t>
-            </w:r>
-            <w:r>
-              <w:rPr>
-                <w:b/>
-              </w:rPr>
-              <w:t>Sector Performance</w:t>
+              <w:t>, including the composite blend, the intraday trend, and the blended market regime</w:t>
             </w:r>
           </w:p>
         </w:tc>
@@ -560,17 +584,7 @@
               <w:rPr>
                 <w:b/>
               </w:rPr>
-              <w:t>Sector Rotation</w:t>
-            </w:r>
-            <w:r>
-              <w:rPr/>
-              <w:t xml:space="preserve"> · </w:t>
-            </w:r>
-            <w:r>
-              <w:rPr>
-                <w:b/>
-              </w:rPr>
-              <w:t>RRG</w:t>
+              <w:t>Sector &amp; Industry</w:t>
             </w:r>
           </w:p>
         </w:tc>
@@ -595,7 +609,7 @@
               <w:rPr>
                 <w:b/>
               </w:rPr>
-              <w:t>Rotation</w:t>
+              <w:t>Sector Performance</w:t>
             </w:r>
           </w:p>
         </w:tc>
@@ -611,7 +625,17 @@
               <w:rPr>
                 <w:b/>
               </w:rPr>
-              <w:t>Momentum</w:t>
+              <w:t>Sector Rotation</w:t>
+            </w:r>
+            <w:r>
+              <w:rPr/>
+              <w:t xml:space="preserve"> · </w:t>
+            </w:r>
+            <w:r>
+              <w:rPr>
+                <w:b/>
+              </w:rPr>
+              <w:t>RRG</w:t>
             </w:r>
           </w:p>
         </w:tc>
@@ -629,7 +653,13 @@
             </w:r>
             <w:r>
               <w:rPr/>
-              <w:t xml:space="preserve"> (the nightly cascade; see also the cadence table)</w:t>
+              <w:t xml:space="preserve"> → </w:t>
+            </w:r>
+            <w:r>
+              <w:rPr>
+                <w:b/>
+              </w:rPr>
+              <w:t>Rotation</w:t>
             </w:r>
           </w:p>
         </w:tc>
@@ -646,17 +676,7 @@
               <w:rPr>
                 <w:b/>
               </w:rPr>
-              <w:t>Calculator</w:t>
-            </w:r>
-            <w:r>
-              <w:rPr/>
-              <w:t xml:space="preserve"> · </w:t>
-            </w:r>
-            <w:r>
-              <w:rPr>
-                <w:b/>
-              </w:rPr>
-              <w:t>Simulator</w:t>
+              <w:t>Momentum</w:t>
             </w:r>
           </w:p>
         </w:tc>
@@ -671,7 +691,11 @@
               <w:rPr>
                 <w:i/>
               </w:rPr>
-              <w:t>Black-Scholes &amp; the Simulator</w:t>
+              <w:t>Sentiment Calculations</w:t>
+            </w:r>
+            <w:r>
+              <w:rPr/>
+              <w:t xml:space="preserve"> (the nightly cascade; see also the cadence table)</w:t>
             </w:r>
           </w:p>
         </w:tc>
@@ -687,7 +711,17 @@
               <w:rPr>
                 <w:b/>
               </w:rPr>
-              <w:t>Market Scanner</w:t>
+              <w:t>Calculator</w:t>
+            </w:r>
+            <w:r>
+              <w:rPr/>
+              <w:t xml:space="preserve"> · </w:t>
+            </w:r>
+            <w:r>
+              <w:rPr>
+                <w:b/>
+              </w:rPr>
+              <w:t>Simulator</w:t>
             </w:r>
           </w:p>
         </w:tc>
@@ -701,17 +735,7 @@
               <w:rPr>
                 <w:i/>
               </w:rPr>
-              <w:t>Options Scoring</w:t>
-            </w:r>
-            <w:r>
-              <w:rPr/>
-              <w:t xml:space="preserve"> · </w:t>
-            </w:r>
-            <w:r>
-              <w:rPr>
-                <w:i/>
-              </w:rPr>
-              <w:t>Technical Indicators</w:t>
+              <w:t>Black-Scholes &amp; the Simulator</w:t>
             </w:r>
           </w:p>
         </w:tc>
@@ -728,7 +752,7 @@
               <w:rPr>
                 <w:b/>
               </w:rPr>
-              <w:t>Strategy Finder</w:t>
+              <w:t>Market Scanner</w:t>
             </w:r>
           </w:p>
         </w:tc>
@@ -747,7 +771,13 @@
             </w:r>
             <w:r>
               <w:rPr/>
-              <w:t xml:space="preserve"> (the Fit + Quality score)</w:t>
+              <w:t xml:space="preserve"> · </w:t>
+            </w:r>
+            <w:r>
+              <w:rPr>
+                <w:i/>
+              </w:rPr>
+              <w:t>Technical Indicators</w:t>
             </w:r>
           </w:p>
         </w:tc>
@@ -763,7 +793,7 @@
               <w:rPr>
                 <w:b/>
               </w:rPr>
-              <w:t>Expected Move</w:t>
+              <w:t>Strategy Finder</w:t>
             </w:r>
           </w:p>
         </w:tc>
@@ -781,13 +811,7 @@
             </w:r>
             <w:r>
               <w:rPr/>
-              <w:t xml:space="preserve"> → </w:t>
-            </w:r>
-            <w:r>
-              <w:rPr>
-                <w:b/>
-              </w:rPr>
-              <w:t>Expected move and IV analysis</w:t>
+              <w:t xml:space="preserve"> (the Fit + Quality score)</w:t>
             </w:r>
           </w:p>
         </w:tc>
@@ -804,27 +828,7 @@
               <w:rPr>
                 <w:b/>
               </w:rPr>
-              <w:t>Captured Signals</w:t>
-            </w:r>
-            <w:r>
-              <w:rPr/>
-              <w:t xml:space="preserve"> · </w:t>
-            </w:r>
-            <w:r>
-              <w:rPr>
-                <w:b/>
-              </w:rPr>
-              <w:t>Paper Ledger</w:t>
-            </w:r>
-            <w:r>
-              <w:rPr/>
-              <w:t xml:space="preserve"> · </w:t>
-            </w:r>
-            <w:r>
-              <w:rPr>
-                <w:b/>
-              </w:rPr>
-              <w:t>Paper Account</w:t>
+              <w:t>Expected Move</w:t>
             </w:r>
           </w:p>
         </w:tc>
@@ -843,17 +847,13 @@
             </w:r>
             <w:r>
               <w:rPr/>
-              <w:t xml:space="preserve"> (entry quality) · </w:t>
-            </w:r>
-            <w:r>
-              <w:rPr>
-                <w:i/>
-              </w:rPr>
-              <w:t>Rescue Tested Trades</w:t>
-            </w:r>
-            <w:r>
-              <w:rPr/>
-              <w:t xml:space="preserve"> (the management rules)</w:t>
+              <w:t xml:space="preserve"> → </w:t>
+            </w:r>
+            <w:r>
+              <w:rPr>
+                <w:b/>
+              </w:rPr>
+              <w:t>Expected move and IV analysis</w:t>
             </w:r>
           </w:p>
         </w:tc>
@@ -869,7 +869,27 @@
               <w:rPr>
                 <w:b/>
               </w:rPr>
-              <w:t>Rescue</w:t>
+              <w:t>Captured Signals</w:t>
+            </w:r>
+            <w:r>
+              <w:rPr/>
+              <w:t xml:space="preserve"> · </w:t>
+            </w:r>
+            <w:r>
+              <w:rPr>
+                <w:b/>
+              </w:rPr>
+              <w:t>Paper Ledger</w:t>
+            </w:r>
+            <w:r>
+              <w:rPr/>
+              <w:t xml:space="preserve"> · </w:t>
+            </w:r>
+            <w:r>
+              <w:rPr>
+                <w:b/>
+              </w:rPr>
+              <w:t>Paper Account</w:t>
             </w:r>
           </w:p>
         </w:tc>
@@ -883,7 +903,21 @@
               <w:rPr>
                 <w:i/>
               </w:rPr>
+              <w:t>Options Scoring</w:t>
+            </w:r>
+            <w:r>
+              <w:rPr/>
+              <w:t xml:space="preserve"> (entry quality) · </w:t>
+            </w:r>
+            <w:r>
+              <w:rPr>
+                <w:i/>
+              </w:rPr>
               <w:t>Rescue Tested Trades</w:t>
+            </w:r>
+            <w:r>
+              <w:rPr/>
+              <w:t xml:space="preserve"> (the management rules)</w:t>
             </w:r>
           </w:p>
         </w:tc>
@@ -900,7 +934,7 @@
               <w:rPr>
                 <w:b/>
               </w:rPr>
-              <w:t>Trade Analyzer</w:t>
+              <w:t>Rescue</w:t>
             </w:r>
           </w:p>
         </w:tc>
@@ -915,17 +949,7 @@
               <w:rPr>
                 <w:i/>
               </w:rPr>
-              <w:t>Trade Analyzer</w:t>
-            </w:r>
-            <w:r>
-              <w:rPr/>
-              <w:t xml:space="preserve"> · </w:t>
-            </w:r>
-            <w:r>
-              <w:rPr>
-                <w:i/>
-              </w:rPr>
-              <w:t>Technical Indicators</w:t>
+              <w:t>Rescue Tested Trades</w:t>
             </w:r>
           </w:p>
         </w:tc>
@@ -941,7 +965,7 @@
               <w:rPr>
                 <w:b/>
               </w:rPr>
-              <w:t>Claude Trades</w:t>
+              <w:t>Trade Analyzer</w:t>
             </w:r>
           </w:p>
         </w:tc>
@@ -952,24 +976,20 @@
           <w:p>
             <w:r/>
             <w:r>
-              <w:rPr/>
-              <w:t xml:space="preserve">Its risk clamping is pure code, not a formula — see the </w:t>
-            </w:r>
-            <w:r>
               <w:rPr>
                 <w:i/>
               </w:rPr>
-              <w:t>API / Developer Reference</w:t>
-            </w:r>
-            <w:r>
-              <w:rPr/>
-              <w:t xml:space="preserve">, </w:t>
-            </w:r>
-            <w:r>
-              <w:rPr>
-                <w:b/>
-              </w:rPr>
-              <w:t>Driver service</w:t>
+              <w:t>Trade Analyzer</w:t>
+            </w:r>
+            <w:r>
+              <w:rPr/>
+              <w:t xml:space="preserve"> · </w:t>
+            </w:r>
+            <w:r>
+              <w:rPr>
+                <w:i/>
+              </w:rPr>
+              <w:t>Technical Indicators</w:t>
             </w:r>
           </w:p>
         </w:tc>
@@ -986,7 +1006,7 @@
               <w:rPr>
                 <w:b/>
               </w:rPr>
-              <w:t>Portfolio</w:t>
+              <w:t>Claude Trades</w:t>
             </w:r>
           </w:p>
         </w:tc>
@@ -998,10 +1018,24 @@
           <w:p>
             <w:r/>
             <w:r>
+              <w:rPr/>
+              <w:t xml:space="preserve">Its risk clamping is pure code, not a formula — see the </w:t>
+            </w:r>
+            <w:r>
               <w:rPr>
                 <w:i/>
               </w:rPr>
-              <w:t>Portfolio Analytics</w:t>
+              <w:t>API / Developer Reference</w:t>
+            </w:r>
+            <w:r>
+              <w:rPr/>
+              <w:t xml:space="preserve">, </w:t>
+            </w:r>
+            <w:r>
+              <w:rPr>
+                <w:b/>
+              </w:rPr>
+              <w:t>Driver service</w:t>
             </w:r>
           </w:p>
         </w:tc>
@@ -1017,6 +1051,37 @@
               <w:rPr>
                 <w:b/>
               </w:rPr>
+              <w:t>Portfolio</w:t>
+            </w:r>
+          </w:p>
+        </w:tc>
+        <w:tc>
+          <w:tcPr>
+            <w:tcW w:type="dxa" w:w="4320"/>
+          </w:tcPr>
+          <w:p>
+            <w:r/>
+            <w:r>
+              <w:rPr>
+                <w:i/>
+              </w:rPr>
+              <w:t>Portfolio Analytics</w:t>
+            </w:r>
+          </w:p>
+        </w:tc>
+      </w:tr>
+      <w:tr>
+        <w:tc>
+          <w:tcPr>
+            <w:tcW w:type="dxa" w:w="4320"/>
+            <w:shd w:val="clear" w:color="auto" w:fill="F4F6FA"/>
+          </w:tcPr>
+          <w:p>
+            <w:r/>
+            <w:r>
+              <w:rPr>
+                <w:b/>
+              </w:rPr>
               <w:t>EOD Report</w:t>
             </w:r>
           </w:p>
@@ -1024,6 +1089,7 @@
         <w:tc>
           <w:tcPr>
             <w:tcW w:type="dxa" w:w="4320"/>
+            <w:shd w:val="clear" w:color="auto" w:fill="F4F6FA"/>
           </w:tcPr>
           <w:p>
             <w:r/>
@@ -13016,6 +13082,328 @@
       <w:r>
         <w:rPr/>
         <w:t>.</w:t>
+      </w:r>
+    </w:p>
+    <w:p>
+      <w:r>
+        <w:rPr>
+          <w:b/>
+        </w:rPr>
+        <w:t>The scan funnel carries both inputs</w:t>
+      </w:r>
+      <w:r>
+        <w:rPr/>
+        <w:t xml:space="preserve"> (since 2026-09-17). Each symbol's account on</w:t>
+        <w:br/>
+      </w:r>
+      <w:r>
+        <w:rPr>
+          <w:rFonts w:ascii="Consolas" w:hAnsi="Consolas"/>
+          <w:color w:val="334455"/>
+          <w:sz w:val="19"/>
+        </w:rPr>
+        <w:t>cache:options:scan_funnel</w:t>
+      </w:r>
+      <w:r>
+        <w:rPr/>
+        <w:t xml:space="preserve"> holds </w:t>
+      </w:r>
+      <w:r>
+        <w:rPr>
+          <w:rFonts w:ascii="Consolas" w:hAnsi="Consolas"/>
+          <w:color w:val="334455"/>
+          <w:sz w:val="19"/>
+        </w:rPr>
+        <w:t>hv_current</w:t>
+      </w:r>
+      <w:r>
+        <w:rPr/>
+        <w:t xml:space="preserve"> (the latest HV-30) and </w:t>
+      </w:r>
+      <w:r>
+        <w:rPr>
+          <w:rFonts w:ascii="Consolas" w:hAnsi="Consolas"/>
+          <w:color w:val="334455"/>
+          <w:sz w:val="19"/>
+        </w:rPr>
+        <w:t>current_iv</w:t>
+      </w:r>
+      <w:r>
+        <w:rPr/>
+        <w:br/>
+        <w:t xml:space="preserve">(ATM implied volatility) from the same </w:t>
+      </w:r>
+      <w:r>
+        <w:rPr>
+          <w:rFonts w:ascii="Consolas" w:hAnsi="Consolas"/>
+          <w:color w:val="334455"/>
+          <w:sz w:val="19"/>
+        </w:rPr>
+        <w:t>run_iv_analysis</w:t>
+      </w:r>
+      <w:r>
+        <w:rPr/>
+        <w:t xml:space="preserve"> pass that produced its Vol</w:t>
+        <w:br/>
+        <w:t xml:space="preserve">Rank. ⚠ Both are </w:t>
+      </w:r>
+      <w:r>
+        <w:rPr>
+          <w:b/>
+        </w:rPr>
+        <w:t>percents</w:t>
+      </w:r>
+      <w:r>
+        <w:rPr/>
+        <w:t xml:space="preserve"> — 48.5 means 48.5% — and are </w:t>
+      </w:r>
+      <w:r>
+        <w:rPr>
+          <w:rFonts w:ascii="Consolas" w:hAnsi="Consolas"/>
+          <w:color w:val="334455"/>
+          <w:sz w:val="19"/>
+        </w:rPr>
+        <w:t>null</w:t>
+      </w:r>
+      <w:r>
+        <w:rPr/>
+        <w:t xml:space="preserve"> when the analysis</w:t>
+        <w:br/>
+        <w:t>did not measure them.</w:t>
+      </w:r>
+    </w:p>
+    <w:p>
+      <w:r>
+        <w:rPr>
+          <w:b/>
+        </w:rPr>
+        <w:t>IV vs HV</w:t>
+      </w:r>
+      <w:r>
+        <w:rPr/>
+        <w:t xml:space="preserve"> (the Symbol Dossier's Volatility band — </w:t>
+      </w:r>
+      <w:r>
+        <w:rPr>
+          <w:rFonts w:ascii="Consolas" w:hAnsi="Consolas"/>
+          <w:color w:val="334455"/>
+          <w:sz w:val="19"/>
+        </w:rPr>
+        <w:t>webgui/pages/symbol_facts.py:iv_vs_hv</w:t>
+      </w:r>
+      <w:r>
+        <w:rPr/>
+        <w:t>):</w:t>
+      </w:r>
+    </w:p>
+    <w:p>
+      <w:pPr>
+        <w:spacing w:before="80" w:after="160"/>
+        <w:ind w:left="216"/>
+        <w:shd w:val="clear" w:color="auto" w:fill="F4F6FA"/>
+      </w:pPr>
+      <w:r>
+        <w:rPr>
+          <w:rFonts w:ascii="Consolas" w:hAnsi="Consolas"/>
+          <w:color w:val="223344"/>
+          <w:sz w:val="18"/>
+        </w:rPr>
+        <w:t>ratio = current_iv / hv_current</w:t>
+      </w:r>
+      <w:r>
+        <w:br/>
+      </w:r>
+      <w:r>
+        <w:rPr>
+          <w:rFonts w:ascii="Consolas" w:hAnsi="Consolas"/>
+          <w:color w:val="223344"/>
+          <w:sz w:val="18"/>
+        </w:rPr>
+        <w:t>band  = "high"  if ratio &gt;= 1.2</w:t>
+      </w:r>
+      <w:r>
+        <w:br/>
+      </w:r>
+      <w:r>
+        <w:rPr>
+          <w:rFonts w:ascii="Consolas" w:hAnsi="Consolas"/>
+          <w:color w:val="223344"/>
+          <w:sz w:val="18"/>
+        </w:rPr>
+        <w:t xml:space="preserve">        "low"   if ratio &lt;= 0.9</w:t>
+      </w:r>
+      <w:r>
+        <w:br/>
+      </w:r>
+      <w:r>
+        <w:rPr>
+          <w:rFonts w:ascii="Consolas" w:hAnsi="Consolas"/>
+          <w:color w:val="223344"/>
+          <w:sz w:val="18"/>
+        </w:rPr>
+        <w:t xml:space="preserve">        "mid"   otherwise</w:t>
+      </w:r>
+    </w:p>
+    <w:p>
+      <w:r>
+        <w:rPr/>
+        <w:t xml:space="preserve">The boundaries and words are </w:t>
+      </w:r>
+      <w:r>
+        <w:rPr>
+          <w:rFonts w:ascii="Consolas" w:hAnsi="Consolas"/>
+          <w:color w:val="334455"/>
+          <w:sz w:val="19"/>
+        </w:rPr>
+        <w:t>strategy_scoring.infer_market_view</w:t>
+      </w:r>
+      <w:r>
+        <w:rPr/>
+        <w:t>'s own fallback,</w:t>
+        <w:br/>
+        <w:t>restated because Tier 1 cannot import the scorer and pinned equal to it by</w:t>
+        <w:br/>
+      </w:r>
+      <w:r>
+        <w:rPr>
+          <w:rFonts w:ascii="Consolas" w:hAnsi="Consolas"/>
+          <w:color w:val="334455"/>
+          <w:sz w:val="19"/>
+        </w:rPr>
+        <w:t>shared/tests/test_cross_tier_mirrors.py</w:t>
+      </w:r>
+      <w:r>
+        <w:rPr/>
+        <w:t xml:space="preserve"> — so the dossier cannot describe a symbol in</w:t>
+        <w:br/>
+        <w:t xml:space="preserve">terms the Strategy Finder's scorer disagrees with. A missing input, </w:t>
+      </w:r>
+      <w:r>
+        <w:rPr>
+          <w:rFonts w:ascii="Consolas" w:hAnsi="Consolas"/>
+          <w:color w:val="334455"/>
+          <w:sz w:val="19"/>
+        </w:rPr>
+        <w:t>hv_current &lt;= 0</w:t>
+      </w:r>
+      <w:r>
+        <w:rPr/>
+        <w:br/>
+        <w:t xml:space="preserve">or a negative IV (Schwab's </w:t>
+      </w:r>
+      <w:r>
+        <w:rPr>
+          <w:rFonts w:ascii="Consolas" w:hAnsi="Consolas"/>
+          <w:color w:val="334455"/>
+          <w:sz w:val="19"/>
+        </w:rPr>
+        <w:t>-999</w:t>
+      </w:r>
+      <w:r>
+        <w:rPr/>
+        <w:t xml:space="preserve"> sentinel) gives no ratio and the band </w:t>
+      </w:r>
+      <w:r>
+        <w:rPr>
+          <w:rFonts w:ascii="Consolas" w:hAnsi="Consolas"/>
+          <w:color w:val="334455"/>
+          <w:sz w:val="19"/>
+        </w:rPr>
+        <w:t>na</w:t>
+      </w:r>
+      <w:r>
+        <w:rPr/>
+        <w:t>.</w:t>
+      </w:r>
+    </w:p>
+    <w:p>
+      <w:r>
+        <w:rPr>
+          <w:b/>
+        </w:rPr>
+        <w:t>The dossier's expected move</w:t>
+      </w:r>
+      <w:r>
+        <w:rPr/>
+        <w:t xml:space="preserve"> (</w:t>
+      </w:r>
+      <w:r>
+        <w:rPr>
+          <w:rFonts w:ascii="Consolas" w:hAnsi="Consolas"/>
+          <w:color w:val="334455"/>
+          <w:sz w:val="19"/>
+        </w:rPr>
+        <w:t>symbol_facts.expected_move</w:t>
+      </w:r>
+      <w:r>
+        <w:rPr/>
+        <w:t>) is the same 1σ form over</w:t>
+        <w:br/>
+      </w:r>
+      <w:r>
+        <w:rPr>
+          <w:b/>
+        </w:rPr>
+        <w:t>calendar</w:t>
+      </w:r>
+      <w:r>
+        <w:rPr/>
+        <w:t xml:space="preserve"> days, for one day and one week, with no 0.25-day floor:</w:t>
+      </w:r>
+    </w:p>
+    <w:p>
+      <w:pPr>
+        <w:spacing w:before="80" w:after="160"/>
+        <w:ind w:left="216"/>
+        <w:shd w:val="clear" w:color="auto" w:fill="F4F6FA"/>
+      </w:pPr>
+      <w:r>
+        <w:rPr>
+          <w:rFonts w:ascii="Consolas" w:hAnsi="Consolas"/>
+          <w:color w:val="223344"/>
+          <w:sz w:val="18"/>
+        </w:rPr>
+        <w:t>em_day  = spot · (atm_iv/100) · sqrt(1 / 365)</w:t>
+      </w:r>
+      <w:r>
+        <w:br/>
+      </w:r>
+      <w:r>
+        <w:rPr>
+          <w:rFonts w:ascii="Consolas" w:hAnsi="Consolas"/>
+          <w:color w:val="223344"/>
+          <w:sz w:val="18"/>
+        </w:rPr>
+        <w:t>em_week = spot · (atm_iv/100) · sqrt(7 / 365)</w:t>
+      </w:r>
+    </w:p>
+    <w:p>
+      <w:r>
+        <w:rPr>
+          <w:rFonts w:ascii="Consolas" w:hAnsi="Consolas"/>
+          <w:color w:val="334455"/>
+          <w:sz w:val="19"/>
+        </w:rPr>
+        <w:t>atm_iv</w:t>
+      </w:r>
+      <w:r>
+        <w:rPr/>
+        <w:t xml:space="preserve"> is the Opportunity Board's ATM IV, falling back to the look-up's</w:t>
+        <w:br/>
+      </w:r>
+      <w:r>
+        <w:rPr>
+          <w:rFonts w:ascii="Consolas" w:hAnsi="Consolas"/>
+          <w:color w:val="334455"/>
+          <w:sz w:val="19"/>
+        </w:rPr>
+        <w:t>current_iv</w:t>
+      </w:r>
+      <w:r>
+        <w:rPr/>
+        <w:t xml:space="preserve"> for a symbol the board does not carry. A non-positive spot or IV is no</w:t>
+        <w:br/>
+        <w:t>reading, never a zero move.</w:t>
       </w:r>
     </w:p>
     <w:p>
@@ -18541,6 +18929,661 @@
       </w:r>
     </w:p>
     <w:p>
+      <w:pPr>
+        <w:pStyle w:val="Heading2"/>
+      </w:pPr>
+      <w:r>
+        <w:rPr/>
+        <w:t>Signal age and score trend</w:t>
+      </w:r>
+    </w:p>
+    <w:p>
+      <w:r>
+        <w:rPr>
+          <w:b/>
+        </w:rPr>
+        <w:t>Files:</w:t>
+      </w:r>
+      <w:r>
+        <w:rPr/>
+        <w:t xml:space="preserve"> </w:t>
+      </w:r>
+      <w:r>
+        <w:rPr>
+          <w:rFonts w:ascii="Consolas" w:hAnsi="Consolas"/>
+          <w:color w:val="334455"/>
+          <w:sz w:val="19"/>
+        </w:rPr>
+        <w:t>services/options_svc/compute.py</w:t>
+      </w:r>
+      <w:r>
+        <w:rPr/>
+        <w:t xml:space="preserve"> (</w:t>
+      </w:r>
+      <w:r>
+        <w:rPr>
+          <w:rFonts w:ascii="Consolas" w:hAnsi="Consolas"/>
+          <w:color w:val="334455"/>
+          <w:sz w:val="19"/>
+        </w:rPr>
+        <w:t>setup_key</w:t>
+      </w:r>
+      <w:r>
+        <w:rPr/>
+        <w:t xml:space="preserve">, </w:t>
+      </w:r>
+      <w:r>
+        <w:rPr>
+          <w:rFonts w:ascii="Consolas" w:hAnsi="Consolas"/>
+          <w:color w:val="334455"/>
+          <w:sz w:val="19"/>
+        </w:rPr>
+        <w:t>merge_setups</w:t>
+      </w:r>
+      <w:r>
+        <w:rPr/>
+        <w:t>) ·</w:t>
+        <w:br/>
+      </w:r>
+      <w:r>
+        <w:rPr>
+          <w:rFonts w:ascii="Consolas" w:hAnsi="Consolas"/>
+          <w:color w:val="334455"/>
+          <w:sz w:val="19"/>
+        </w:rPr>
+        <w:t>webgui/pages/options/persistence.py</w:t>
+      </w:r>
+      <w:r>
+        <w:rPr/>
+        <w:t xml:space="preserve"> (the display vocabulary). Shown in the Market</w:t>
+        <w:br/>
+        <w:t xml:space="preserve">Scanner's </w:t>
+      </w:r>
+      <w:r>
+        <w:rPr>
+          <w:b/>
+        </w:rPr>
+        <w:t>Seen since</w:t>
+      </w:r>
+      <w:r>
+        <w:rPr/>
+        <w:t xml:space="preserve"> and </w:t>
+      </w:r>
+      <w:r>
+        <w:rPr>
+          <w:b/>
+        </w:rPr>
+        <w:t>Score trend</w:t>
+      </w:r>
+      <w:r>
+        <w:rPr/>
+        <w:t xml:space="preserve"> columns and on the Symbol Dossier's</w:t>
+        <w:br/>
+        <w:t>signal rows.</w:t>
+      </w:r>
+    </w:p>
+    <w:p>
+      <w:r>
+        <w:rPr>
+          <w:b/>
+        </w:rPr>
+        <w:t>The setup key.</w:t>
+      </w:r>
+      <w:r>
+        <w:rPr/>
+        <w:t xml:space="preserve"> A signal's </w:t>
+      </w:r>
+      <w:r>
+        <w:rPr>
+          <w:rFonts w:ascii="Consolas" w:hAnsi="Consolas"/>
+          <w:color w:val="334455"/>
+          <w:sz w:val="19"/>
+        </w:rPr>
+        <w:t>id</w:t>
+      </w:r>
+      <w:r>
+        <w:rPr/>
+        <w:t xml:space="preserve"> encodes its strikes, and strikes are chosen by a</w:t>
+        <w:br/>
+        <w:t xml:space="preserve">delta band, so one increment of spot mints a new </w:t>
+      </w:r>
+      <w:r>
+        <w:rPr>
+          <w:rFonts w:ascii="Consolas" w:hAnsi="Consolas"/>
+          <w:color w:val="334455"/>
+          <w:sz w:val="19"/>
+        </w:rPr>
+        <w:t>id</w:t>
+      </w:r>
+      <w:r>
+        <w:rPr/>
+        <w:t xml:space="preserve"> for what is economically the</w:t>
+        <w:br/>
+        <w:t>same trade. Age is therefore tracked on a coarser key:</w:t>
+      </w:r>
+    </w:p>
+    <w:p>
+      <w:pPr>
+        <w:spacing w:before="80" w:after="160"/>
+        <w:ind w:left="216"/>
+        <w:shd w:val="clear" w:color="auto" w:fill="F4F6FA"/>
+      </w:pPr>
+      <w:r>
+        <w:rPr>
+          <w:rFonts w:ascii="Consolas" w:hAnsi="Consolas"/>
+          <w:color w:val="223344"/>
+          <w:sz w:val="18"/>
+        </w:rPr>
+        <w:t>setup_key = SYMBOL | TYPE | EXPIRATION        e.g.  MU|PCS|2026-10-17</w:t>
+      </w:r>
+    </w:p>
+    <w:p>
+      <w:r>
+        <w:rPr/>
+        <w:t xml:space="preserve">Strikes are excluded; </w:t>
+      </w:r>
+      <w:r>
+        <w:rPr>
+          <w:rFonts w:ascii="Consolas" w:hAnsi="Consolas"/>
+          <w:color w:val="334455"/>
+          <w:sz w:val="19"/>
+        </w:rPr>
+        <w:t>EXPIRATION</w:t>
+      </w:r>
+      <w:r>
+        <w:rPr/>
+        <w:t xml:space="preserve"> is the row's front expiration. A row missing any part</w:t>
+        <w:br/>
+        <w:t>gets no key and shows a dash — it is never folded into another setup. Two adjacent</w:t>
+        <w:br/>
+        <w:t xml:space="preserve">strikes on one expiration are two rows that share one age. The key is a </w:t>
+      </w:r>
+      <w:r>
+        <w:rPr>
+          <w:b/>
+        </w:rPr>
+        <w:t>lookup only</w:t>
+      </w:r>
+      <w:r>
+        <w:rPr/>
+        <w:t>:</w:t>
+        <w:br/>
+        <w:t xml:space="preserve">row identity, the "New" badge and the Paper button all stay on </w:t>
+      </w:r>
+      <w:r>
+        <w:rPr>
+          <w:rFonts w:ascii="Consolas" w:hAnsi="Consolas"/>
+          <w:color w:val="334455"/>
+          <w:sz w:val="19"/>
+        </w:rPr>
+        <w:t>id</w:t>
+      </w:r>
+      <w:r>
+        <w:rPr/>
+        <w:t>.</w:t>
+      </w:r>
+    </w:p>
+    <w:p>
+      <w:r>
+        <w:rPr>
+          <w:b/>
+        </w:rPr>
+        <w:t>What each scan records per setup</w:t>
+      </w:r>
+      <w:r>
+        <w:rPr/>
+        <w:t xml:space="preserve"> (on </w:t>
+      </w:r>
+      <w:r>
+        <w:rPr>
+          <w:rFonts w:ascii="Consolas" w:hAnsi="Consolas"/>
+          <w:color w:val="334455"/>
+          <w:sz w:val="19"/>
+        </w:rPr>
+        <w:t>cache:options:scan_day</w:t>
+      </w:r>
+      <w:r>
+        <w:rPr/>
+        <w:t xml:space="preserve"> → </w:t>
+      </w:r>
+      <w:r>
+        <w:rPr>
+          <w:rFonts w:ascii="Consolas" w:hAnsi="Consolas"/>
+          <w:color w:val="334455"/>
+          <w:sz w:val="19"/>
+        </w:rPr>
+        <w:t>setups</w:t>
+      </w:r>
+      <w:r>
+        <w:rPr/>
+        <w:t>):</w:t>
+      </w:r>
+    </w:p>
+    <w:tbl>
+      <w:tblPr>
+        <w:tblW w:type="auto" w:w="0"/>
+        <w:jc w:val="left"/>
+        <w:tblLayout w:type="autofit"/>
+        <w:tblLook w:firstColumn="1" w:firstRow="1" w:lastColumn="0" w:lastRow="0" w:noHBand="0" w:noVBand="1" w:val="04A0"/>
+        <w:tblBorders>
+          <w:top w:val="single" w:sz="4" w:space="0" w:color="D8DEE9"/>
+          <w:left w:val="single" w:sz="4" w:space="0" w:color="D8DEE9"/>
+          <w:bottom w:val="single" w:sz="4" w:space="0" w:color="D8DEE9"/>
+          <w:right w:val="single" w:sz="4" w:space="0" w:color="D8DEE9"/>
+          <w:insideH w:val="single" w:sz="4" w:space="0" w:color="D8DEE9"/>
+          <w:insideV w:val="single" w:sz="4" w:space="0" w:color="D8DEE9"/>
+        </w:tblBorders>
+      </w:tblPr>
+      <w:tblGrid>
+        <w:gridCol w:w="4320"/>
+        <w:gridCol w:w="4320"/>
+      </w:tblGrid>
+      <w:tr>
+        <w:tc>
+          <w:tcPr>
+            <w:tcW w:type="dxa" w:w="4320"/>
+            <w:shd w:val="clear" w:color="auto" w:fill="EAF2FB"/>
+          </w:tcPr>
+          <w:p>
+            <w:r>
+              <w:rPr>
+                <w:b/>
+              </w:rPr>
+            </w:r>
+            <w:r>
+              <w:rPr>
+                <w:b/>
+              </w:rPr>
+              <w:t>Field</w:t>
+            </w:r>
+          </w:p>
+        </w:tc>
+        <w:tc>
+          <w:tcPr>
+            <w:tcW w:type="dxa" w:w="4320"/>
+            <w:shd w:val="clear" w:color="auto" w:fill="EAF2FB"/>
+          </w:tcPr>
+          <w:p>
+            <w:r>
+              <w:rPr>
+                <w:b/>
+              </w:rPr>
+            </w:r>
+            <w:r>
+              <w:rPr>
+                <w:b/>
+              </w:rPr>
+              <w:t>Rule</w:t>
+            </w:r>
+          </w:p>
+        </w:tc>
+      </w:tr>
+      <w:tr>
+        <w:tc>
+          <w:tcPr>
+            <w:tcW w:type="dxa" w:w="4320"/>
+          </w:tcPr>
+          <w:p>
+            <w:r/>
+            <w:r>
+              <w:rPr>
+                <w:rFonts w:ascii="Consolas" w:hAnsi="Consolas"/>
+                <w:color w:val="334455"/>
+                <w:sz w:val="19"/>
+              </w:rPr>
+              <w:t>seen</w:t>
+            </w:r>
+          </w:p>
+        </w:tc>
+        <w:tc>
+          <w:tcPr>
+            <w:tcW w:type="dxa" w:w="4320"/>
+          </w:tcPr>
+          <w:p>
+            <w:r/>
+            <w:r>
+              <w:rPr/>
+              <w:t>+1 for every scan in which the setup has at least one live row</w:t>
+            </w:r>
+          </w:p>
+        </w:tc>
+      </w:tr>
+      <w:tr>
+        <w:tc>
+          <w:tcPr>
+            <w:tcW w:type="dxa" w:w="4320"/>
+            <w:shd w:val="clear" w:color="auto" w:fill="F4F6FA"/>
+          </w:tcPr>
+          <w:p>
+            <w:r/>
+            <w:r>
+              <w:rPr>
+                <w:rFonts w:ascii="Consolas" w:hAnsi="Consolas"/>
+                <w:color w:val="334455"/>
+                <w:sz w:val="19"/>
+              </w:rPr>
+              <w:t>scores</w:t>
+            </w:r>
+          </w:p>
+        </w:tc>
+        <w:tc>
+          <w:tcPr>
+            <w:tcW w:type="dxa" w:w="4320"/>
+            <w:shd w:val="clear" w:color="auto" w:fill="F4F6FA"/>
+          </w:tcPr>
+          <w:p>
+            <w:r/>
+            <w:r>
+              <w:rPr/>
+              <w:t xml:space="preserve">that scan's </w:t>
+            </w:r>
+            <w:r>
+              <w:rPr>
+                <w:b/>
+              </w:rPr>
+              <w:t>best</w:t>
+            </w:r>
+            <w:r>
+              <w:rPr/>
+              <w:t xml:space="preserve"> composite among the setup's rows, appended; the last 40 kept</w:t>
+            </w:r>
+          </w:p>
+        </w:tc>
+      </w:tr>
+      <w:tr>
+        <w:tc>
+          <w:tcPr>
+            <w:tcW w:type="dxa" w:w="4320"/>
+          </w:tcPr>
+          <w:p>
+            <w:r/>
+            <w:r>
+              <w:rPr>
+                <w:rFonts w:ascii="Consolas" w:hAnsi="Consolas"/>
+                <w:color w:val="334455"/>
+                <w:sz w:val="19"/>
+              </w:rPr>
+              <w:t>gaps</w:t>
+            </w:r>
+          </w:p>
+        </w:tc>
+        <w:tc>
+          <w:tcPr>
+            <w:tcW w:type="dxa" w:w="4320"/>
+          </w:tcPr>
+          <w:p>
+            <w:r/>
+            <w:r>
+              <w:rPr/>
+              <w:t>+1 each time the setup returns after missing one or more scans (detected by scan sequence number, not the clock — a manual scan breaks the 15-minute grid)</w:t>
+            </w:r>
+          </w:p>
+        </w:tc>
+      </w:tr>
+      <w:tr>
+        <w:tc>
+          <w:tcPr>
+            <w:tcW w:type="dxa" w:w="4320"/>
+            <w:shd w:val="clear" w:color="auto" w:fill="F4F6FA"/>
+          </w:tcPr>
+          <w:p>
+            <w:r/>
+            <w:r>
+              <w:rPr>
+                <w:rFonts w:ascii="Consolas" w:hAnsi="Consolas"/>
+                <w:color w:val="334455"/>
+                <w:sz w:val="19"/>
+              </w:rPr>
+              <w:t>first_seen</w:t>
+            </w:r>
+          </w:p>
+        </w:tc>
+        <w:tc>
+          <w:tcPr>
+            <w:tcW w:type="dxa" w:w="4320"/>
+            <w:shd w:val="clear" w:color="auto" w:fill="F4F6FA"/>
+          </w:tcPr>
+          <w:p>
+            <w:r/>
+            <w:r>
+              <w:rPr/>
+              <w:t xml:space="preserve">the scan time the setup first appeared — </w:t>
+            </w:r>
+            <w:r>
+              <w:rPr>
+                <w:b/>
+              </w:rPr>
+              <w:t>only</w:t>
+            </w:r>
+            <w:r>
+              <w:rPr/>
+              <w:t xml:space="preserve"> when that was observed</w:t>
+            </w:r>
+          </w:p>
+        </w:tc>
+      </w:tr>
+      <w:tr>
+        <w:tc>
+          <w:tcPr>
+            <w:tcW w:type="dxa" w:w="4320"/>
+          </w:tcPr>
+          <w:p>
+            <w:r/>
+            <w:r>
+              <w:rPr>
+                <w:rFonts w:ascii="Consolas" w:hAnsi="Consolas"/>
+                <w:color w:val="334455"/>
+                <w:sz w:val="19"/>
+              </w:rPr>
+              <w:t>age_unknown</w:t>
+            </w:r>
+          </w:p>
+        </w:tc>
+        <w:tc>
+          <w:tcPr>
+            <w:tcW w:type="dxa" w:w="4320"/>
+          </w:tcPr>
+          <w:p>
+            <w:r/>
+            <w:r>
+              <w:rPr/>
+              <w:t xml:space="preserve">set instead of </w:t>
+            </w:r>
+            <w:r>
+              <w:rPr>
+                <w:rFonts w:ascii="Consolas" w:hAnsi="Consolas"/>
+                <w:color w:val="334455"/>
+                <w:sz w:val="19"/>
+              </w:rPr>
+              <w:t>first_seen</w:t>
+            </w:r>
+            <w:r>
+              <w:rPr/>
+              <w:t xml:space="preserve"> when a setup appears in a scan that had no usable previous envelope (flushed, or from another date) </w:t>
+            </w:r>
+            <w:r>
+              <w:rPr>
+                <w:b/>
+              </w:rPr>
+              <w:t>outside</w:t>
+            </w:r>
+            <w:r>
+              <w:rPr/>
+              <w:t xml:space="preserve"> the first 15 minutes of the scan window — at the day's first scan the time is exactly right, later it would be a guess</w:t>
+            </w:r>
+          </w:p>
+        </w:tc>
+      </w:tr>
+    </w:tbl>
+    <w:p/>
+    <w:p>
+      <w:r>
+        <w:rPr/>
+        <w:t>A first-seen time is never stamped with "now" to fill a gap in knowledge: a restart at</w:t>
+        <w:br/>
+        <w:t>noon would otherwise date every 09:00 setup to 12:00.</w:t>
+      </w:r>
+    </w:p>
+    <w:p>
+      <w:r>
+        <w:rPr>
+          <w:b/>
+        </w:rPr>
+        <w:t>The trend</w:t>
+      </w:r>
+      <w:r>
+        <w:rPr/>
+        <w:t xml:space="preserve"> (</w:t>
+      </w:r>
+      <w:r>
+        <w:rPr>
+          <w:rFonts w:ascii="Consolas" w:hAnsi="Consolas"/>
+          <w:color w:val="334455"/>
+          <w:sz w:val="19"/>
+        </w:rPr>
+        <w:t>persistence.score_trend(scores, window=4, deadband=2.0)</w:t>
+      </w:r>
+      <w:r>
+        <w:rPr/>
+        <w:t>):</w:t>
+      </w:r>
+    </w:p>
+    <w:p>
+      <w:pPr>
+        <w:spacing w:before="80" w:after="160"/>
+        <w:ind w:left="216"/>
+        <w:shd w:val="clear" w:color="auto" w:fill="F4F6FA"/>
+      </w:pPr>
+      <w:r>
+        <w:rPr>
+          <w:rFonts w:ascii="Consolas" w:hAnsi="Consolas"/>
+          <w:color w:val="223344"/>
+          <w:sz w:val="18"/>
+        </w:rPr>
+        <w:t>fewer than 4 readings            -&gt; "new"      (no direction claimed)</w:t>
+      </w:r>
+      <w:r>
+        <w:br/>
+      </w:r>
+      <w:r>
+        <w:rPr>
+          <w:rFonts w:ascii="Consolas" w:hAnsi="Consolas"/>
+          <w:color w:val="223344"/>
+          <w:sz w:val="18"/>
+        </w:rPr>
+        <w:t>delta = scores[-1] - scores[-4]</w:t>
+      </w:r>
+      <w:r>
+        <w:br/>
+      </w:r>
+      <w:r>
+        <w:rPr>
+          <w:rFonts w:ascii="Consolas" w:hAnsi="Consolas"/>
+          <w:color w:val="223344"/>
+          <w:sz w:val="18"/>
+        </w:rPr>
+        <w:t>|delta| &lt;= 2.0                   -&gt; "steady"   (shown  ▬ +1.0)</w:t>
+      </w:r>
+      <w:r>
+        <w:br/>
+      </w:r>
+      <w:r>
+        <w:rPr>
+          <w:rFonts w:ascii="Consolas" w:hAnsi="Consolas"/>
+          <w:color w:val="223344"/>
+          <w:sz w:val="18"/>
+        </w:rPr>
+        <w:t>delta &gt;  2.0                     -&gt; "rising"   (shown  ▲ +4.2)</w:t>
+      </w:r>
+      <w:r>
+        <w:br/>
+      </w:r>
+      <w:r>
+        <w:rPr>
+          <w:rFonts w:ascii="Consolas" w:hAnsi="Consolas"/>
+          <w:color w:val="223344"/>
+          <w:sz w:val="18"/>
+        </w:rPr>
+        <w:t>delta &lt; -2.0                     -&gt; "fading"   (shown  ▼ -6.1)</w:t>
+      </w:r>
+    </w:p>
+    <w:p>
+      <w:r>
+        <w:rPr/>
+        <w:t>Four readings is one hour at the 15-minute auto-scan cadence. The deadband exists</w:t>
+        <w:br/>
+        <w:t>because the composite is recomputed from scratch on every scan, so a point or two of</w:t>
+        <w:br/>
+        <w:t>movement between scans is noise. A trend is only ever computed within one setup, so</w:t>
+        <w:br/>
+        <w:t>the credit-spread composite and the Directional tab's Fit + Quality score never meet.</w:t>
+      </w:r>
+    </w:p>
+    <w:p>
+      <w:r>
+        <w:rPr>
+          <w:b/>
+        </w:rPr>
+        <w:t>Seen since</w:t>
+      </w:r>
+      <w:r>
+        <w:rPr/>
+        <w:t xml:space="preserve"> reads </w:t>
+      </w:r>
+      <w:r>
+        <w:rPr>
+          <w:rFonts w:ascii="Consolas" w:hAnsi="Consolas"/>
+          <w:color w:val="334455"/>
+          <w:sz w:val="19"/>
+        </w:rPr>
+        <w:t>HH:MM · Nx</w:t>
+      </w:r>
+      <w:r>
+        <w:rPr/>
+        <w:t xml:space="preserve"> — first seen, and the number of scans the setup was</w:t>
+        <w:br/>
+        <w:t>live in. It is a dash when the age is unknown, and the time alone when the count is</w:t>
+        <w:br/>
+        <w:t xml:space="preserve">unreadable (never </w:t>
+      </w:r>
+      <w:r>
+        <w:rPr>
+          <w:rFonts w:ascii="Consolas" w:hAnsi="Consolas"/>
+          <w:color w:val="334455"/>
+          <w:sz w:val="19"/>
+        </w:rPr>
+        <w:t>· 0x</w:t>
+      </w:r>
+      <w:r>
+        <w:rPr/>
+        <w:t>). A dropped row keeps the values it had. The dossier adds one</w:t>
+        <w:br/>
+        <w:t xml:space="preserve">line per setup, </w:t>
+      </w:r>
+      <w:r>
+        <w:rPr>
+          <w:i/>
+        </w:rPr>
+        <w:t>Live since 09:15 · 1 gap</w:t>
+      </w:r>
+      <w:r>
+        <w:rPr/>
+        <w:t xml:space="preserve">, and a 64×16 px sparkline of </w:t>
+      </w:r>
+      <w:r>
+        <w:rPr>
+          <w:rFonts w:ascii="Consolas" w:hAnsi="Consolas"/>
+          <w:color w:val="334455"/>
+          <w:sz w:val="19"/>
+        </w:rPr>
+        <w:t>scores</w:t>
+      </w:r>
+      <w:r>
+        <w:rPr/>
+        <w:t>.</w:t>
+      </w:r>
+    </w:p>
+    <w:p>
       <w:r>
         <w:br/>
       </w:r>
@@ -31995,6 +33038,576 @@
         <w:t>detector, which compares volume increments and reads a 2-minute delta as roughly</w:t>
         <w:br/>
         <w:t>twice baseline.</w:t>
+      </w:r>
+    </w:p>
+    <w:p>
+      <w:pPr>
+        <w:pStyle w:val="Heading2"/>
+      </w:pPr>
+      <w:r>
+        <w:rPr/>
+        <w:t>Symbol Dossier look-up</w:t>
+      </w:r>
+    </w:p>
+    <w:p>
+      <w:r>
+        <w:rPr/>
+        <w:t xml:space="preserve">The one paid path on </w:t>
+      </w:r>
+      <w:r>
+        <w:rPr>
+          <w:rFonts w:ascii="Consolas" w:hAnsi="Consolas"/>
+          <w:color w:val="334455"/>
+          <w:sz w:val="19"/>
+        </w:rPr>
+        <w:t>/symbol</w:t>
+      </w:r>
+      <w:r>
+        <w:rPr/>
+        <w:t xml:space="preserve">: the </w:t>
+      </w:r>
+      <w:r>
+        <w:rPr>
+          <w:rFonts w:ascii="Consolas" w:hAnsi="Consolas"/>
+          <w:color w:val="334455"/>
+          <w:sz w:val="19"/>
+        </w:rPr>
+        <w:t>dossier</w:t>
+      </w:r>
+      <w:r>
+        <w:rPr/>
+        <w:t xml:space="preserve"> command on </w:t>
+      </w:r>
+      <w:r>
+        <w:rPr>
+          <w:rFonts w:ascii="Consolas" w:hAnsi="Consolas"/>
+          <w:color w:val="334455"/>
+          <w:sz w:val="19"/>
+        </w:rPr>
+        <w:t>cmd:options</w:t>
+      </w:r>
+      <w:r>
+        <w:rPr/>
+        <w:br/>
+        <w:t>(</w:t>
+      </w:r>
+      <w:r>
+        <w:rPr>
+          <w:rFonts w:ascii="Consolas" w:hAnsi="Consolas"/>
+          <w:color w:val="334455"/>
+          <w:sz w:val="19"/>
+        </w:rPr>
+        <w:t>services/options_svc/dossier.py</w:t>
+      </w:r>
+      <w:r>
+        <w:rPr/>
+        <w:t xml:space="preserve">), written to </w:t>
+      </w:r>
+      <w:r>
+        <w:rPr>
+          <w:rFonts w:ascii="Consolas" w:hAnsi="Consolas"/>
+          <w:color w:val="334455"/>
+          <w:sz w:val="19"/>
+        </w:rPr>
+        <w:t>cache:options:dossier:&lt;SYMBOL&gt;</w:t>
+      </w:r>
+      <w:r>
+        <w:rPr/>
+        <w:t>.</w:t>
+      </w:r>
+    </w:p>
+    <w:tbl>
+      <w:tblPr>
+        <w:tblW w:type="auto" w:w="0"/>
+        <w:jc w:val="left"/>
+        <w:tblLayout w:type="autofit"/>
+        <w:tblLook w:firstColumn="1" w:firstRow="1" w:lastColumn="0" w:lastRow="0" w:noHBand="0" w:noVBand="1" w:val="04A0"/>
+        <w:tblBorders>
+          <w:top w:val="single" w:sz="4" w:space="0" w:color="D8DEE9"/>
+          <w:left w:val="single" w:sz="4" w:space="0" w:color="D8DEE9"/>
+          <w:bottom w:val="single" w:sz="4" w:space="0" w:color="D8DEE9"/>
+          <w:right w:val="single" w:sz="4" w:space="0" w:color="D8DEE9"/>
+          <w:insideH w:val="single" w:sz="4" w:space="0" w:color="D8DEE9"/>
+          <w:insideV w:val="single" w:sz="4" w:space="0" w:color="D8DEE9"/>
+        </w:tblBorders>
+      </w:tblPr>
+      <w:tblGrid>
+        <w:gridCol w:w="2880"/>
+        <w:gridCol w:w="2880"/>
+        <w:gridCol w:w="2880"/>
+      </w:tblGrid>
+      <w:tr>
+        <w:tc>
+          <w:tcPr>
+            <w:tcW w:type="dxa" w:w="2880"/>
+            <w:shd w:val="clear" w:color="auto" w:fill="EAF2FB"/>
+          </w:tcPr>
+          <w:p>
+            <w:r>
+              <w:rPr>
+                <w:b/>
+              </w:rPr>
+            </w:r>
+            <w:r>
+              <w:rPr>
+                <w:b/>
+              </w:rPr>
+              <w:t>Constant</w:t>
+            </w:r>
+          </w:p>
+        </w:tc>
+        <w:tc>
+          <w:tcPr>
+            <w:tcW w:type="dxa" w:w="2880"/>
+            <w:shd w:val="clear" w:color="auto" w:fill="EAF2FB"/>
+          </w:tcPr>
+          <w:p>
+            <w:r>
+              <w:rPr>
+                <w:b/>
+              </w:rPr>
+            </w:r>
+            <w:r>
+              <w:rPr>
+                <w:b/>
+              </w:rPr>
+              <w:t>Value</w:t>
+            </w:r>
+          </w:p>
+        </w:tc>
+        <w:tc>
+          <w:tcPr>
+            <w:tcW w:type="dxa" w:w="2880"/>
+            <w:shd w:val="clear" w:color="auto" w:fill="EAF2FB"/>
+          </w:tcPr>
+          <w:p>
+            <w:r>
+              <w:rPr>
+                <w:b/>
+              </w:rPr>
+            </w:r>
+            <w:r>
+              <w:rPr>
+                <w:b/>
+              </w:rPr>
+              <w:t>Source</w:t>
+            </w:r>
+          </w:p>
+        </w:tc>
+      </w:tr>
+      <w:tr>
+        <w:tc>
+          <w:tcPr>
+            <w:tcW w:type="dxa" w:w="2880"/>
+          </w:tcPr>
+          <w:p>
+            <w:r/>
+            <w:r>
+              <w:rPr/>
+              <w:t>Schwab calls per look-up</w:t>
+            </w:r>
+          </w:p>
+        </w:tc>
+        <w:tc>
+          <w:tcPr>
+            <w:tcW w:type="dxa" w:w="2880"/>
+          </w:tcPr>
+          <w:p>
+            <w:r/>
+            <w:r>
+              <w:rPr>
+                <w:b/>
+              </w:rPr>
+              <w:t>4</w:t>
+            </w:r>
+            <w:r>
+              <w:rPr/>
+              <w:t xml:space="preserve">, </w:t>
+            </w:r>
+            <w:r>
+              <w:rPr>
+                <w:b/>
+              </w:rPr>
+              <w:t>5</w:t>
+            </w:r>
+            <w:r>
+              <w:rPr/>
+              <w:t xml:space="preserve"> at most — quote · GEX chain (today..+7 d) · 1-year daily history · IV chain (+20..+45 d) · the IV analysis' today..+60 d fallback when that window is empty</w:t>
+            </w:r>
+          </w:p>
+        </w:tc>
+        <w:tc>
+          <w:tcPr>
+            <w:tcW w:type="dxa" w:w="2880"/>
+          </w:tcPr>
+          <w:p>
+            <w:r/>
+            <w:r>
+              <w:rPr>
+                <w:rFonts w:ascii="Consolas" w:hAnsi="Consolas"/>
+                <w:color w:val="334455"/>
+                <w:sz w:val="19"/>
+              </w:rPr>
+              <w:t>dossier.build_dossier</w:t>
+            </w:r>
+          </w:p>
+        </w:tc>
+      </w:tr>
+      <w:tr>
+        <w:tc>
+          <w:tcPr>
+            <w:tcW w:type="dxa" w:w="2880"/>
+            <w:shd w:val="clear" w:color="auto" w:fill="F4F6FA"/>
+          </w:tcPr>
+          <w:p>
+            <w:r/>
+            <w:r>
+              <w:rPr/>
+              <w:t>Calls when the quote fails or finds nothing</w:t>
+            </w:r>
+          </w:p>
+        </w:tc>
+        <w:tc>
+          <w:tcPr>
+            <w:tcW w:type="dxa" w:w="2880"/>
+            <w:shd w:val="clear" w:color="auto" w:fill="F4F6FA"/>
+          </w:tcPr>
+          <w:p>
+            <w:r/>
+            <w:r>
+              <w:rPr>
+                <w:b/>
+              </w:rPr>
+              <w:t>1</w:t>
+            </w:r>
+            <w:r>
+              <w:rPr/>
+              <w:t xml:space="preserve"> — the other legs are skipped</w:t>
+            </w:r>
+          </w:p>
+        </w:tc>
+        <w:tc>
+          <w:tcPr>
+            <w:tcW w:type="dxa" w:w="2880"/>
+            <w:shd w:val="clear" w:color="auto" w:fill="F4F6FA"/>
+          </w:tcPr>
+          <w:p>
+            <w:r/>
+            <w:r>
+              <w:rPr/>
+              <w:t>same</w:t>
+            </w:r>
+          </w:p>
+        </w:tc>
+      </w:tr>
+      <w:tr>
+        <w:tc>
+          <w:tcPr>
+            <w:tcW w:type="dxa" w:w="2880"/>
+          </w:tcPr>
+          <w:p>
+            <w:r/>
+            <w:r>
+              <w:rPr/>
+              <w:t>Cache lifetime</w:t>
+            </w:r>
+          </w:p>
+        </w:tc>
+        <w:tc>
+          <w:tcPr>
+            <w:tcW w:type="dxa" w:w="2880"/>
+          </w:tcPr>
+          <w:p>
+            <w:r/>
+            <w:r>
+              <w:rPr>
+                <w:b/>
+              </w:rPr>
+              <w:t>900 s</w:t>
+            </w:r>
+            <w:r>
+              <w:rPr/>
+              <w:t xml:space="preserve"> (15 min) — a repeat visit inside it reuses the look-up</w:t>
+            </w:r>
+          </w:p>
+        </w:tc>
+        <w:tc>
+          <w:tcPr>
+            <w:tcW w:type="dxa" w:w="2880"/>
+          </w:tcPr>
+          <w:p>
+            <w:r/>
+            <w:r>
+              <w:rPr>
+                <w:rFonts w:ascii="Consolas" w:hAnsi="Consolas"/>
+                <w:color w:val="334455"/>
+                <w:sz w:val="19"/>
+              </w:rPr>
+              <w:t>handlers.DOSSIER_TTL_SEC</w:t>
+            </w:r>
+          </w:p>
+        </w:tc>
+      </w:tr>
+      <w:tr>
+        <w:tc>
+          <w:tcPr>
+            <w:tcW w:type="dxa" w:w="2880"/>
+            <w:shd w:val="clear" w:color="auto" w:fill="F4F6FA"/>
+          </w:tcPr>
+          <w:p>
+            <w:r/>
+            <w:r>
+              <w:rPr/>
+              <w:t>Duplicate window</w:t>
+            </w:r>
+          </w:p>
+        </w:tc>
+        <w:tc>
+          <w:tcPr>
+            <w:tcW w:type="dxa" w:w="2880"/>
+            <w:shd w:val="clear" w:color="auto" w:fill="F4F6FA"/>
+          </w:tcPr>
+          <w:p>
+            <w:r/>
+            <w:r>
+              <w:rPr>
+                <w:b/>
+              </w:rPr>
+              <w:t>60 s</w:t>
+            </w:r>
+            <w:r>
+              <w:rPr/>
+              <w:t xml:space="preserve"> — a second command for a symbol written this recently fetches nothing, unless that write was a </w:t>
+            </w:r>
+            <w:r>
+              <w:rPr>
+                <w:rFonts w:ascii="Consolas" w:hAnsi="Consolas"/>
+                <w:color w:val="334455"/>
+                <w:sz w:val="19"/>
+              </w:rPr>
+              <w:t>fetch_failed</w:t>
+            </w:r>
+          </w:p>
+        </w:tc>
+        <w:tc>
+          <w:tcPr>
+            <w:tcW w:type="dxa" w:w="2880"/>
+            <w:shd w:val="clear" w:color="auto" w:fill="F4F6FA"/>
+          </w:tcPr>
+          <w:p>
+            <w:r/>
+            <w:r>
+              <w:rPr>
+                <w:rFonts w:ascii="Consolas" w:hAnsi="Consolas"/>
+                <w:color w:val="334455"/>
+                <w:sz w:val="19"/>
+              </w:rPr>
+              <w:t>handlers.DOSSIER_DEDUP_SEC</w:t>
+            </w:r>
+          </w:p>
+        </w:tc>
+      </w:tr>
+      <w:tr>
+        <w:tc>
+          <w:tcPr>
+            <w:tcW w:type="dxa" w:w="2880"/>
+          </w:tcPr>
+          <w:p>
+            <w:r/>
+            <w:r>
+              <w:rPr/>
+              <w:t>Replay window</w:t>
+            </w:r>
+          </w:p>
+        </w:tc>
+        <w:tc>
+          <w:tcPr>
+            <w:tcW w:type="dxa" w:w="2880"/>
+          </w:tcPr>
+          <w:p>
+            <w:r/>
+            <w:r>
+              <w:rPr>
+                <w:b/>
+              </w:rPr>
+              <w:t>180 s</w:t>
+            </w:r>
+            <w:r>
+              <w:rPr/>
+              <w:t xml:space="preserve"> — an older queued command is dropped</w:t>
+            </w:r>
+          </w:p>
+        </w:tc>
+        <w:tc>
+          <w:tcPr>
+            <w:tcW w:type="dxa" w:w="2880"/>
+          </w:tcPr>
+          <w:p>
+            <w:r/>
+            <w:r>
+              <w:rPr>
+                <w:rFonts w:ascii="Consolas" w:hAnsi="Consolas"/>
+                <w:color w:val="334455"/>
+                <w:sz w:val="19"/>
+              </w:rPr>
+              <w:t>handlers.STALE_OPEN_MAX_AGE_SEC</w:t>
+            </w:r>
+          </w:p>
+        </w:tc>
+      </w:tr>
+      <w:tr>
+        <w:tc>
+          <w:tcPr>
+            <w:tcW w:type="dxa" w:w="2880"/>
+            <w:shd w:val="clear" w:color="auto" w:fill="F4F6FA"/>
+          </w:tcPr>
+          <w:p>
+            <w:r/>
+            <w:r>
+              <w:rPr/>
+              <w:t>Page poll</w:t>
+            </w:r>
+          </w:p>
+        </w:tc>
+        <w:tc>
+          <w:tcPr>
+            <w:tcW w:type="dxa" w:w="2880"/>
+            <w:shd w:val="clear" w:color="auto" w:fill="F4F6FA"/>
+          </w:tcPr>
+          <w:p>
+            <w:r/>
+            <w:r>
+              <w:rPr>
+                <w:b/>
+              </w:rPr>
+              <w:t>2 s</w:t>
+            </w:r>
+            <w:r>
+              <w:rPr/>
+              <w:t xml:space="preserve">, one batched version read; the poll </w:t>
+            </w:r>
+            <w:r>
+              <w:rPr>
+                <w:b/>
+              </w:rPr>
+              <w:t>never</w:t>
+            </w:r>
+            <w:r>
+              <w:rPr/>
+              <w:t xml:space="preserve"> enqueues a look-up</w:t>
+            </w:r>
+          </w:p>
+        </w:tc>
+        <w:tc>
+          <w:tcPr>
+            <w:tcW w:type="dxa" w:w="2880"/>
+            <w:shd w:val="clear" w:color="auto" w:fill="F4F6FA"/>
+          </w:tcPr>
+          <w:p>
+            <w:r/>
+            <w:r>
+              <w:rPr>
+                <w:rFonts w:ascii="Consolas" w:hAnsi="Consolas"/>
+                <w:color w:val="334455"/>
+                <w:sz w:val="19"/>
+              </w:rPr>
+              <w:t>pages/symbol.py:POLL_SEC</w:t>
+            </w:r>
+            <w:r>
+              <w:rPr/>
+              <w:t xml:space="preserve">, </w:t>
+            </w:r>
+            <w:r>
+              <w:rPr>
+                <w:rFonts w:ascii="Consolas" w:hAnsi="Consolas"/>
+                <w:color w:val="334455"/>
+                <w:sz w:val="19"/>
+              </w:rPr>
+              <w:t>should_enqueue</w:t>
+            </w:r>
+          </w:p>
+        </w:tc>
+      </w:tr>
+      <w:tr>
+        <w:tc>
+          <w:tcPr>
+            <w:tcW w:type="dxa" w:w="2880"/>
+          </w:tcPr>
+          <w:p>
+            <w:r/>
+            <w:r>
+              <w:rPr/>
+              <w:t xml:space="preserve">Wait before </w:t>
+            </w:r>
+            <w:r>
+              <w:rPr>
+                <w:b/>
+              </w:rPr>
+              <w:t>QUEUED</w:t>
+            </w:r>
+          </w:p>
+        </w:tc>
+        <w:tc>
+          <w:tcPr>
+            <w:tcW w:type="dxa" w:w="2880"/>
+          </w:tcPr>
+          <w:p>
+            <w:r/>
+            <w:r>
+              <w:rPr>
+                <w:b/>
+              </w:rPr>
+              <w:t>30 s</w:t>
+            </w:r>
+            <w:r>
+              <w:rPr/>
+              <w:t xml:space="preserve"> — the overlay drops and the chip reads QUEUED; the request stays on the stream and the poll picks up the answer. </w:t>
+            </w:r>
+            <w:r>
+              <w:rPr>
+                <w:rFonts w:ascii="Consolas" w:hAnsi="Consolas"/>
+                <w:color w:val="334455"/>
+                <w:sz w:val="19"/>
+              </w:rPr>
+              <w:t>cmd:options</w:t>
+            </w:r>
+            <w:r>
+              <w:rPr/>
+              <w:t xml:space="preserve"> has one consumer, so a look-up can sit behind a 26–40 s whole-chain Strategy Finder scan</w:t>
+            </w:r>
+          </w:p>
+        </w:tc>
+        <w:tc>
+          <w:tcPr>
+            <w:tcW w:type="dxa" w:w="2880"/>
+          </w:tcPr>
+          <w:p>
+            <w:r/>
+            <w:r>
+              <w:rPr>
+                <w:rFonts w:ascii="Consolas" w:hAnsi="Consolas"/>
+                <w:color w:val="334455"/>
+                <w:sz w:val="19"/>
+              </w:rPr>
+              <w:t>overlay.LOAD_TIMEOUT_SEC</w:t>
+            </w:r>
+          </w:p>
+        </w:tc>
+      </w:tr>
+    </w:tbl>
+    <w:p/>
+    <w:p>
+      <w:r>
+        <w:rPr/>
+        <w:t>A symbol the scanner covers costs nothing: every fact is already cached, and where the</w:t>
+        <w:br/>
+        <w:t>cache and a look-up both hold a fact the cache wins, since the Opportunity Board is a</w:t>
+        <w:br/>
+        <w:t>minute fresh and a look-up is a snapshot. A look-up is one or two chains on a click,</w:t>
+        <w:br/>
+        <w:t>not a scheduled fan-out, so it does not need the off-quarter-hour placement the</w:t>
+        <w:br/>
+        <w:t>scheduled chain bursts do.</w:t>
       </w:r>
     </w:p>
     <w:p>

--- a/docs/manuals/technical-reference/technical-reference.docx
+++ b/docs/manuals/technical-reference/technical-reference.docx
@@ -34139,6 +34139,159 @@
                 <w:sz w:val="19"/>
               </w:rPr>
               <w:t>voice.py:_PART_MAX_AGE_SEC</w:t>
+            </w:r>
+          </w:p>
+        </w:tc>
+      </w:tr>
+      <w:tr>
+        <w:tc>
+          <w:tcPr>
+            <w:tcW w:type="dxa" w:w="2880"/>
+          </w:tcPr>
+          <w:p>
+            <w:r/>
+            <w:r>
+              <w:rPr/>
+              <w:t>Board re-entry quiet</w:t>
+            </w:r>
+          </w:p>
+        </w:tc>
+        <w:tc>
+          <w:tcPr>
+            <w:tcW w:type="dxa" w:w="2880"/>
+          </w:tcPr>
+          <w:p>
+            <w:r/>
+            <w:r>
+              <w:rPr/>
+              <w:t xml:space="preserve">a symbol back on the Opportunity Board within </w:t>
+            </w:r>
+            <w:r>
+              <w:rPr>
+                <w:b/>
+              </w:rPr>
+              <w:t>1800 s</w:t>
+            </w:r>
+            <w:r>
+              <w:rPr/>
+              <w:t xml:space="preserve"> of leaving glows but is not spoken</w:t>
+            </w:r>
+          </w:p>
+        </w:tc>
+        <w:tc>
+          <w:tcPr>
+            <w:tcW w:type="dxa" w:w="2880"/>
+          </w:tcPr>
+          <w:p>
+            <w:r/>
+            <w:r>
+              <w:rPr>
+                <w:rFonts w:ascii="Consolas" w:hAnsi="Consolas"/>
+                <w:color w:val="334455"/>
+                <w:sz w:val="19"/>
+              </w:rPr>
+              <w:t>desk.py:BOARD_REENTRY_QUIET_SEC</w:t>
+            </w:r>
+          </w:p>
+        </w:tc>
+      </w:tr>
+      <w:tr>
+        <w:tc>
+          <w:tcPr>
+            <w:tcW w:type="dxa" w:w="2880"/>
+            <w:shd w:val="clear" w:color="auto" w:fill="F4F6FA"/>
+          </w:tcPr>
+          <w:p>
+            <w:r/>
+            <w:r>
+              <w:rPr/>
+              <w:t>Section switches</w:t>
+            </w:r>
+          </w:p>
+        </w:tc>
+        <w:tc>
+          <w:tcPr>
+            <w:tcW w:type="dxa" w:w="2880"/>
+            <w:shd w:val="clear" w:color="auto" w:fill="F4F6FA"/>
+          </w:tcPr>
+          <w:p>
+            <w:r/>
+            <w:r>
+              <w:rPr>
+                <w:rFonts w:ascii="Consolas" w:hAnsi="Consolas"/>
+                <w:color w:val="334455"/>
+                <w:sz w:val="19"/>
+              </w:rPr>
+              <w:t>voice_board</w:t>
+            </w:r>
+            <w:r>
+              <w:rPr/>
+              <w:t xml:space="preserve"> · </w:t>
+            </w:r>
+            <w:r>
+              <w:rPr>
+                <w:rFonts w:ascii="Consolas" w:hAnsi="Consolas"/>
+                <w:color w:val="334455"/>
+                <w:sz w:val="19"/>
+              </w:rPr>
+              <w:t>voice_flow</w:t>
+            </w:r>
+            <w:r>
+              <w:rPr/>
+              <w:t xml:space="preserve"> · </w:t>
+            </w:r>
+            <w:r>
+              <w:rPr>
+                <w:rFonts w:ascii="Consolas" w:hAnsi="Consolas"/>
+                <w:color w:val="334455"/>
+                <w:sz w:val="19"/>
+              </w:rPr>
+              <w:t>voice_positions</w:t>
+            </w:r>
+            <w:r>
+              <w:rPr/>
+              <w:t xml:space="preserve">, each under </w:t>
+            </w:r>
+            <w:r>
+              <w:rPr>
+                <w:rFonts w:ascii="Consolas" w:hAnsi="Consolas"/>
+                <w:color w:val="334455"/>
+                <w:sz w:val="19"/>
+              </w:rPr>
+              <w:t>voice_enabled</w:t>
+            </w:r>
+            <w:r>
+              <w:rPr/>
+              <w:t>; detection still runs for a silenced section so re-enabling it announces nothing stale</w:t>
+            </w:r>
+          </w:p>
+        </w:tc>
+        <w:tc>
+          <w:tcPr>
+            <w:tcW w:type="dxa" w:w="2880"/>
+            <w:shd w:val="clear" w:color="auto" w:fill="F4F6FA"/>
+          </w:tcPr>
+          <w:p>
+            <w:r/>
+            <w:r>
+              <w:rPr>
+                <w:rFonts w:ascii="Consolas" w:hAnsi="Consolas"/>
+                <w:color w:val="334455"/>
+                <w:sz w:val="19"/>
+              </w:rPr>
+              <w:t>desk.py:VOICE_SECTIONS</w:t>
+            </w:r>
+            <w:r>
+              <w:rPr/>
+              <w:t xml:space="preserve">, </w:t>
+            </w:r>
+            <w:r>
+              <w:rPr>
+                <w:rFonts w:ascii="Consolas" w:hAnsi="Consolas"/>
+                <w:color w:val="334455"/>
+                <w:sz w:val="19"/>
+              </w:rPr>
+              <w:t>detect_utterances</w:t>
             </w:r>
           </w:p>
         </w:tc>

--- a/docs/manuals/technical-reference/technical-reference.docx
+++ b/docs/manuals/technical-reference/technical-reference.docx
@@ -32,7 +32,7 @@
           <w:color w:val="5B6678"/>
           <w:sz w:val="18"/>
         </w:rPr>
-        <w:t>NeuralStrike · Generated 2026-09-18</w:t>
+        <w:t>NeuralStrike · Generated 2026-09-21</w:t>
       </w:r>
     </w:p>
     <w:p/>
@@ -4424,6 +4424,10 @@
     <w:p/>
     <w:p>
       <w:r>
+        <w:rPr/>
+        <w:t xml:space="preserve">Those, plus Redis on 6379, are every port </w:t>
+      </w:r>
+      <w:r>
         <w:rPr>
           <w:rFonts w:ascii="Consolas" w:hAnsi="Consolas"/>
           <w:color w:val="334455"/>
@@ -4433,15 +4437,16 @@
       </w:r>
       <w:r>
         <w:rPr/>
-        <w:t xml:space="preserve"> also lists </w:t>
-      </w:r>
-      <w:r>
-        <w:rPr>
-          <w:rFonts w:ascii="Consolas" w:hAnsi="Consolas"/>
-          <w:color w:val="334455"/>
-          <w:sz w:val="19"/>
-        </w:rPr>
-        <w:t>options_analytics = 8200</w:t>
+        <w:t xml:space="preserve"> lists. (The legacy</w:t>
+        <w:br/>
+      </w:r>
+      <w:r>
+        <w:rPr>
+          <w:rFonts w:ascii="Consolas" w:hAnsi="Consolas"/>
+          <w:color w:val="334455"/>
+          <w:sz w:val="19"/>
+        </w:rPr>
+        <w:t>options_analytics</w:t>
       </w:r>
       <w:r>
         <w:rPr/>
@@ -4453,24 +4458,23 @@
           <w:color w:val="334455"/>
           <w:sz w:val="19"/>
         </w:rPr>
-        <w:t>approval = 8300</w:t>
-      </w:r>
-      <w:r>
-        <w:rPr/>
-        <w:t>,</w:t>
-        <w:br/>
-      </w:r>
-      <w:r>
-        <w:rPr>
-          <w:rFonts w:ascii="Consolas" w:hAnsi="Consolas"/>
-          <w:color w:val="334455"/>
-          <w:sz w:val="19"/>
-        </w:rPr>
-        <w:t>dashboard_frontend = 5173</w:t>
-      </w:r>
-      <w:r>
-        <w:rPr/>
-        <w:t xml:space="preserve">, and an </w:t>
+        <w:t>approval</w:t>
+      </w:r>
+      <w:r>
+        <w:rPr/>
+        <w:t xml:space="preserve">, </w:t>
+      </w:r>
+      <w:r>
+        <w:rPr>
+          <w:rFonts w:ascii="Consolas" w:hAnsi="Consolas"/>
+          <w:color w:val="334455"/>
+          <w:sz w:val="19"/>
+        </w:rPr>
+        <w:t>dashboard_frontend</w:t>
+      </w:r>
+      <w:r>
+        <w:rPr/>
+        <w:t xml:space="preserve"> and </w:t>
       </w:r>
       <w:r>
         <w:rPr>
@@ -4482,46 +4486,9 @@
       </w:r>
       <w:r>
         <w:rPr/>
-        <w:t xml:space="preserve"> block (MES 8000 / MNQ 8001 /</w:t>
-        <w:br/>
-        <w:t xml:space="preserve">ES 8004 / NQ 8005). </w:t>
-      </w:r>
-      <w:r>
-        <w:rPr>
-          <w:b/>
-        </w:rPr>
-        <w:t>None of these are started by this repo</w:t>
-      </w:r>
-      <w:r>
-        <w:rPr/>
-        <w:t xml:space="preserve"> — 5173 and 8300</w:t>
-        <w:br/>
-        <w:t>are legacy/retired, and the ML servers plus the 8200 analytics service are</w:t>
-        <w:br/>
-      </w:r>
-      <w:r>
-        <w:rPr>
-          <w:b/>
-        </w:rPr>
-        <w:t>separate external processes</w:t>
-      </w:r>
-      <w:r>
-        <w:rPr/>
-        <w:t xml:space="preserve"> that </w:t>
-      </w:r>
-      <w:r>
-        <w:rPr>
-          <w:rFonts w:ascii="Consolas" w:hAnsi="Consolas"/>
-          <w:color w:val="334455"/>
-          <w:sz w:val="19"/>
-        </w:rPr>
-        <w:t>claude-driver</w:t>
-      </w:r>
-      <w:r>
-        <w:rPr/>
-        <w:t xml:space="preserve"> addresses over HTTP. If they</w:t>
-        <w:br/>
-        <w:t>aren't running, those paths simply degrade.</w:t>
+        <w:t xml:space="preserve"> entries</w:t>
+        <w:br/>
+        <w:t>were removed in September 2026 — nothing in the stack talks to those processes.)</w:t>
       </w:r>
     </w:p>
     <w:p>
@@ -6021,7 +5988,7 @@
             <w:r/>
             <w:r>
               <w:rPr/>
-              <w:t>The fourteen public read-only screens, on their own origin.</w:t>
+              <w:t>The twenty public read-only screens, on their own origin.</w:t>
             </w:r>
           </w:p>
         </w:tc>
@@ -6595,7 +6562,7 @@
                 <w:color w:val="334455"/>
                 <w:sz w:val="19"/>
               </w:rPr>
-              <w:t>claude-driver/</w:t>
+              <w:t>shared/</w:t>
             </w:r>
           </w:p>
         </w:tc>
@@ -6603,20 +6570,6 @@
           <w:tcPr>
             <w:tcW w:type="dxa" w:w="4320"/>
             <w:shd w:val="clear" w:color="auto" w:fill="F4F6FA"/>
-          </w:tcPr>
-          <w:p>
-            <w:r/>
-            <w:r>
-              <w:rPr/>
-              <w:t>Morning orchestration + order approval logic.</w:t>
-            </w:r>
-          </w:p>
-        </w:tc>
-      </w:tr>
-      <w:tr>
-        <w:tc>
-          <w:tcPr>
-            <w:tcW w:type="dxa" w:w="4320"/>
           </w:tcPr>
           <w:p>
             <w:r/>
@@ -6626,27 +6579,23 @@
                 <w:color w:val="334455"/>
                 <w:sz w:val="19"/>
               </w:rPr>
-              <w:t>shared/</w:t>
-            </w:r>
-          </w:p>
-        </w:tc>
-        <w:tc>
-          <w:tcPr>
-            <w:tcW w:type="dxa" w:w="4320"/>
-          </w:tcPr>
-          <w:p>
-            <w:r/>
+              <w:t>analysis_lib/</w:t>
+            </w:r>
+            <w:r>
+              <w:rPr/>
+              <w:t xml:space="preserve"> (technical, market data), </w:t>
+            </w:r>
             <w:r>
               <w:rPr>
                 <w:rFonts w:ascii="Consolas" w:hAnsi="Consolas"/>
                 <w:color w:val="334455"/>
                 <w:sz w:val="19"/>
               </w:rPr>
-              <w:t>analysis_lib/</w:t>
-            </w:r>
-            <w:r>
-              <w:rPr/>
-              <w:t xml:space="preserve"> (technical, market data), </w:t>
+              <w:t>contracts/</w:t>
+            </w:r>
+            <w:r>
+              <w:rPr/>
+              <w:t xml:space="preserve">, </w:t>
             </w:r>
             <w:r>
               <w:rPr>
@@ -6654,23 +6603,41 @@
                 <w:color w:val="334455"/>
                 <w:sz w:val="19"/>
               </w:rPr>
-              <w:t>contracts/</w:t>
-            </w:r>
-            <w:r>
-              <w:rPr/>
-              <w:t xml:space="preserve">, </w:t>
-            </w:r>
+              <w:t>bus/</w:t>
+            </w:r>
+            <w:r>
+              <w:rPr/>
+              <w:t>.</w:t>
+            </w:r>
+          </w:p>
+        </w:tc>
+      </w:tr>
+      <w:tr>
+        <w:tc>
+          <w:tcPr>
+            <w:tcW w:type="dxa" w:w="4320"/>
+          </w:tcPr>
+          <w:p>
+            <w:r/>
             <w:r>
               <w:rPr>
                 <w:rFonts w:ascii="Consolas" w:hAnsi="Consolas"/>
                 <w:color w:val="334455"/>
                 <w:sz w:val="19"/>
               </w:rPr>
-              <w:t>bus/</w:t>
-            </w:r>
-            <w:r>
-              <w:rPr/>
-              <w:t>.</w:t>
+              <w:t>services/</w:t>
+            </w:r>
+          </w:p>
+        </w:tc>
+        <w:tc>
+          <w:tcPr>
+            <w:tcW w:type="dxa" w:w="4320"/>
+          </w:tcPr>
+          <w:p>
+            <w:r/>
+            <w:r>
+              <w:rPr/>
+              <w:t>The six Tier-2 domain services.</w:t>
             </w:r>
           </w:p>
         </w:tc>
@@ -6689,7 +6656,7 @@
                 <w:color w:val="334455"/>
                 <w:sz w:val="19"/>
               </w:rPr>
-              <w:t>services/</w:t>
+              <w:t>webgui/</w:t>
             </w:r>
           </w:p>
         </w:tc>
@@ -6697,36 +6664,6 @@
           <w:tcPr>
             <w:tcW w:type="dxa" w:w="4320"/>
             <w:shd w:val="clear" w:color="auto" w:fill="F4F6FA"/>
-          </w:tcPr>
-          <w:p>
-            <w:r/>
-            <w:r>
-              <w:rPr/>
-              <w:t>The six Tier-2 domain services.</w:t>
-            </w:r>
-          </w:p>
-        </w:tc>
-      </w:tr>
-      <w:tr>
-        <w:tc>
-          <w:tcPr>
-            <w:tcW w:type="dxa" w:w="4320"/>
-          </w:tcPr>
-          <w:p>
-            <w:r/>
-            <w:r>
-              <w:rPr>
-                <w:rFonts w:ascii="Consolas" w:hAnsi="Consolas"/>
-                <w:color w:val="334455"/>
-                <w:sz w:val="19"/>
-              </w:rPr>
-              <w:t>webgui/</w:t>
-            </w:r>
-          </w:p>
-        </w:tc>
-        <w:tc>
-          <w:tcPr>
-            <w:tcW w:type="dxa" w:w="4320"/>
           </w:tcPr>
           <w:p>
             <w:r/>
@@ -8360,20 +8297,9 @@
         <w:t>Legacy / display</w:t>
       </w:r>
       <w:r>
-        <w:t xml:space="preserve"> (</w:t>
-      </w:r>
-      <w:r>
-        <w:rPr>
-          <w:rFonts w:ascii="Consolas" w:hAnsi="Consolas"/>
-          <w:color w:val="334455"/>
-          <w:sz w:val="19"/>
-        </w:rPr>
-        <w:t>score_fallback</w:t>
-      </w:r>
-      <w:r>
-        <w:t>, and the tk app's day/3d/week blend at</w:t>
-        <w:br/>
-        <w:t xml:space="preserve">  40/40/20) — base 5 with categorical adjustments.</w:t>
+        <w:t xml:space="preserve"> (the tk app's day/3d/week blend at 40/40/20) — base 5 with</w:t>
+        <w:br/>
+        <w:t xml:space="preserve">  categorical adjustments.</w:t>
       </w:r>
     </w:p>
     <w:p>
@@ -20050,7 +19976,7 @@
           <w:color w:val="334455"/>
           <w:sz w:val="19"/>
         </w:rPr>
-        <w:t>calculate_macd(df, fast=12, slow=26, signal=9)</w:t>
+        <w:t>macd_histogram_series(df, fast=12, slow=26, signal=9)</w:t>
       </w:r>
       <w:r>
         <w:rPr/>
@@ -20096,18 +20022,10 @@
     </w:p>
     <w:p>
       <w:r>
-        <w:rPr>
-          <w:rFonts w:ascii="Consolas" w:hAnsi="Consolas"/>
-          <w:color w:val="334455"/>
-          <w:sz w:val="19"/>
-        </w:rPr>
-        <w:t>macd_histogram_series(df)</w:t>
-      </w:r>
-      <w:r>
-        <w:rPr/>
-        <w:t xml:space="preserve"> returns the full histogram series (so callers can read</w:t>
-        <w:br/>
-        <w:t>the prior bar for acceleration).</w:t>
+        <w:rPr/>
+        <w:t>It returns the full histogram series (so callers can read the prior bar for</w:t>
+        <w:br/>
+        <w:t>acceleration).</w:t>
       </w:r>
     </w:p>
     <w:p>
@@ -21902,24 +21820,6 @@
           <w:color w:val="334455"/>
           <w:sz w:val="19"/>
         </w:rPr>
-        <w:t>quantile_spread</w:t>
-      </w:r>
-      <w:r>
-        <w:t xml:space="preserve"> — mean forward of the top minus the bottom quintile, per date,</w:t>
-        <w:br/>
-        <w:t xml:space="preserve">  averaged.</w:t>
-      </w:r>
-    </w:p>
-    <w:p>
-      <w:pPr>
-        <w:pStyle w:val="ListBullet"/>
-      </w:pPr>
-      <w:r>
-        <w:rPr>
-          <w:rFonts w:ascii="Consolas" w:hAnsi="Consolas"/>
-          <w:color w:val="334455"/>
-          <w:sz w:val="19"/>
-        </w:rPr>
         <w:t>zscore_by_date</w:t>
       </w:r>
       <w:r>
@@ -24266,7 +24166,7 @@
       </w:r>
       <w:r>
         <w:rPr/>
-        <w:t xml:space="preserve"> P&amp;L/tailwind update per tick —</w:t>
+        <w:t xml:space="preserve"> P&amp;L update per tick —</w:t>
         <w:br/>
         <w:t>producing per-position letter grades (Return / Capital / Risk / Entry), a composite,</w:t>
         <w:br/>

--- a/docs/manuals/technical-reference/technical-reference.docx
+++ b/docs/manuals/technical-reference/technical-reference.docx
@@ -5988,7 +5988,7 @@
             <w:r/>
             <w:r>
               <w:rPr/>
-              <w:t>The twenty public read-only screens, on their own origin.</w:t>
+              <w:t>The twenty-one public screens, on their own origin.</w:t>
             </w:r>
           </w:p>
         </w:tc>

--- a/docs/manuals/technical-reference/technical-reference.docx
+++ b/docs/manuals/technical-reference/technical-reference.docx
@@ -32,7 +32,7 @@
           <w:color w:val="5B6678"/>
           <w:sz w:val="18"/>
         </w:rPr>
-        <w:t>NeuralStrike · Generated 2026-09-21</w:t>
+        <w:t>NeuralStrike · Generated 2026-09-22</w:t>
       </w:r>
     </w:p>
     <w:p/>
@@ -1006,7 +1006,7 @@
               <w:rPr>
                 <w:b/>
               </w:rPr>
-              <w:t>Claude Trades</w:t>
+              <w:t>Portfolio</w:t>
             </w:r>
           </w:p>
         </w:tc>
@@ -1018,24 +1018,10 @@
           <w:p>
             <w:r/>
             <w:r>
-              <w:rPr/>
-              <w:t xml:space="preserve">Its risk clamping is pure code, not a formula — see the </w:t>
-            </w:r>
-            <w:r>
               <w:rPr>
                 <w:i/>
               </w:rPr>
-              <w:t>API / Developer Reference</w:t>
-            </w:r>
-            <w:r>
-              <w:rPr/>
-              <w:t xml:space="preserve">, </w:t>
-            </w:r>
-            <w:r>
-              <w:rPr>
-                <w:b/>
-              </w:rPr>
-              <w:t>Driver service</w:t>
+              <w:t>Portfolio Analytics</w:t>
             </w:r>
           </w:p>
         </w:tc>
@@ -1051,45 +1037,13 @@
               <w:rPr>
                 <w:b/>
               </w:rPr>
-              <w:t>Portfolio</w:t>
+              <w:t>EOD Report</w:t>
             </w:r>
           </w:p>
         </w:tc>
         <w:tc>
           <w:tcPr>
             <w:tcW w:type="dxa" w:w="4320"/>
-          </w:tcPr>
-          <w:p>
-            <w:r/>
-            <w:r>
-              <w:rPr>
-                <w:i/>
-              </w:rPr>
-              <w:t>Portfolio Analytics</w:t>
-            </w:r>
-          </w:p>
-        </w:tc>
-      </w:tr>
-      <w:tr>
-        <w:tc>
-          <w:tcPr>
-            <w:tcW w:type="dxa" w:w="4320"/>
-            <w:shd w:val="clear" w:color="auto" w:fill="F4F6FA"/>
-          </w:tcPr>
-          <w:p>
-            <w:r/>
-            <w:r>
-              <w:rPr>
-                <w:b/>
-              </w:rPr>
-              <w:t>EOD Report</w:t>
-            </w:r>
-          </w:p>
-        </w:tc>
-        <w:tc>
-          <w:tcPr>
-            <w:tcW w:type="dxa" w:w="4320"/>
-            <w:shd w:val="clear" w:color="auto" w:fill="F4F6FA"/>
           </w:tcPr>
           <w:p>
             <w:r/>
@@ -1996,7 +1950,7 @@
             <w:r/>
             <w:r>
               <w:rPr/>
-              <w:t>The proxy + the six domain services.</w:t>
+              <w:t>The proxy + the five domain services.</w:t>
             </w:r>
           </w:p>
         </w:tc>
@@ -2260,7 +2214,7 @@
                 <w:color w:val="334455"/>
                 <w:sz w:val="19"/>
               </w:rPr>
-              <w:t>apscheduler==3.10.4</w:t>
+              <w:t>anthropic==0.112.0</w:t>
             </w:r>
           </w:p>
         </w:tc>
@@ -2272,7 +2226,7 @@
             <w:r/>
             <w:r>
               <w:rPr/>
-              <w:t>Driver scheduling.</w:t>
+              <w:t>Claude tool-use calls (imported lazily — the suite runs without it configured).</w:t>
             </w:r>
           </w:p>
         </w:tc>
@@ -2291,38 +2245,19 @@
                 <w:color w:val="334455"/>
                 <w:sz w:val="19"/>
               </w:rPr>
-              <w:t>anthropic==0.112.0</w:t>
-            </w:r>
-          </w:p>
-        </w:tc>
-        <w:tc>
-          <w:tcPr>
-            <w:tcW w:type="dxa" w:w="4320"/>
-            <w:shd w:val="clear" w:color="auto" w:fill="F4F6FA"/>
-          </w:tcPr>
-          <w:p>
-            <w:r/>
-            <w:r>
-              <w:rPr/>
-              <w:t>Claude tool-use calls (imported lazily — the suite runs without it configured).</w:t>
-            </w:r>
-          </w:p>
-        </w:tc>
-      </w:tr>
-      <w:tr>
-        <w:tc>
-          <w:tcPr>
-            <w:tcW w:type="dxa" w:w="4320"/>
-          </w:tcPr>
-          <w:p>
-            <w:r/>
+              <w:t>matplotlib</w:t>
+            </w:r>
+            <w:r>
+              <w:rPr/>
+              <w:t xml:space="preserve">, </w:t>
+            </w:r>
             <w:r>
               <w:rPr>
                 <w:rFonts w:ascii="Consolas" w:hAnsi="Consolas"/>
                 <w:color w:val="334455"/>
                 <w:sz w:val="19"/>
               </w:rPr>
-              <w:t>matplotlib</w:t>
+              <w:t>Pillow</w:t>
             </w:r>
             <w:r>
               <w:rPr/>
@@ -2334,18 +2269,6 @@
                 <w:color w:val="334455"/>
                 <w:sz w:val="19"/>
               </w:rPr>
-              <w:t>Pillow</w:t>
-            </w:r>
-            <w:r>
-              <w:rPr/>
-              <w:t xml:space="preserve">, </w:t>
-            </w:r>
-            <w:r>
-              <w:rPr>
-                <w:rFonts w:ascii="Consolas" w:hAnsi="Consolas"/>
-                <w:color w:val="334455"/>
-                <w:sz w:val="19"/>
-              </w:rPr>
               <w:t>yfinance</w:t>
             </w:r>
           </w:p>
@@ -2353,6 +2276,7 @@
         <w:tc>
           <w:tcPr>
             <w:tcW w:type="dxa" w:w="4320"/>
+            <w:shd w:val="clear" w:color="auto" w:fill="F4F6FA"/>
           </w:tcPr>
           <w:p>
             <w:r/>
@@ -2549,7 +2473,7 @@
               <w:rPr>
                 <w:b/>
               </w:rPr>
-              <w:t>without it none of the six services can publish and every page shows a "Waiting for … service" placeholder.</w:t>
+              <w:t>without it none of the five services can publish and every page shows a "Waiting for … service" placeholder.</w:t>
             </w:r>
             <w:r>
               <w:rPr/>
@@ -3362,7 +3286,7 @@
             </w:r>
             <w:r>
               <w:rPr/>
-              <w:t xml:space="preserve">. Powers the Driver's Claude decision layer, the Gamma </w:t>
+              <w:t xml:space="preserve">. Powers the Gamma </w:t>
             </w:r>
             <w:r>
               <w:rPr>
@@ -3382,7 +3306,7 @@
             </w:r>
             <w:r>
               <w:rPr/>
-              <w:t xml:space="preserve"> infographics, and the </w:t>
+              <w:t xml:space="preserve"> infographics and the </w:t>
             </w:r>
             <w:r>
               <w:rPr>
@@ -3595,19 +3519,7 @@
       </w:r>
       <w:r>
         <w:rPr/>
-        <w:t xml:space="preserve"> — most importantly the autonomous</w:t>
-        <w:br/>
-        <w:t xml:space="preserve">driver </w:t>
-      </w:r>
-      <w:r>
-        <w:rPr>
-          <w:b/>
-        </w:rPr>
-        <w:t>stands down rather than trading blind</w:t>
-      </w:r>
-      <w:r>
-        <w:rPr/>
-        <w:t>, and the Gamma infographics render</w:t>
+        <w:t xml:space="preserve"> — the Gamma infographics render</w:t>
         <w:br/>
         <w:t>a readable "no key" page.</w:t>
       </w:r>
@@ -4271,7 +4183,7 @@
             <w:r/>
             <w:r>
               <w:rPr/>
-              <w:t>8214</w:t>
+              <w:t>8215</w:t>
             </w:r>
           </w:p>
         </w:tc>
@@ -4283,7 +4195,7 @@
             <w:r/>
             <w:r>
               <w:rPr/>
-              <w:t>driver_svc</w:t>
+              <w:t>market_svc</w:t>
             </w:r>
           </w:p>
         </w:tc>
@@ -4310,7 +4222,7 @@
             <w:r/>
             <w:r>
               <w:rPr/>
-              <w:t>8215</w:t>
+              <w:t>8500</w:t>
             </w:r>
           </w:p>
         </w:tc>
@@ -4323,7 +4235,7 @@
             <w:r/>
             <w:r>
               <w:rPr/>
-              <w:t>market_svc</w:t>
+              <w:t>webgui (NiceGUI)</w:t>
             </w:r>
           </w:p>
         </w:tc>
@@ -4350,7 +4262,7 @@
             <w:r/>
             <w:r>
               <w:rPr/>
-              <w:t>8500</w:t>
+              <w:t>8501</w:t>
             </w:r>
           </w:p>
         </w:tc>
@@ -4362,54 +4274,13 @@
             <w:r/>
             <w:r>
               <w:rPr/>
-              <w:t>webgui (NiceGUI)</w:t>
+              <w:t>webgui_live — the PUBLIC read-only screens, a second NiceGUI process</w:t>
             </w:r>
           </w:p>
         </w:tc>
         <w:tc>
           <w:tcPr>
             <w:tcW w:type="dxa" w:w="2880"/>
-          </w:tcPr>
-          <w:p>
-            <w:r/>
-            <w:r>
-              <w:rPr/>
-              <w:t>Required</w:t>
-            </w:r>
-          </w:p>
-        </w:tc>
-      </w:tr>
-      <w:tr>
-        <w:tc>
-          <w:tcPr>
-            <w:tcW w:type="dxa" w:w="2880"/>
-            <w:shd w:val="clear" w:color="auto" w:fill="F4F6FA"/>
-          </w:tcPr>
-          <w:p>
-            <w:r/>
-            <w:r>
-              <w:rPr/>
-              <w:t>8501</w:t>
-            </w:r>
-          </w:p>
-        </w:tc>
-        <w:tc>
-          <w:tcPr>
-            <w:tcW w:type="dxa" w:w="2880"/>
-            <w:shd w:val="clear" w:color="auto" w:fill="F4F6FA"/>
-          </w:tcPr>
-          <w:p>
-            <w:r/>
-            <w:r>
-              <w:rPr/>
-              <w:t>webgui_live — the PUBLIC read-only screens, a second NiceGUI process</w:t>
-            </w:r>
-          </w:p>
-        </w:tc>
-        <w:tc>
-          <w:tcPr>
-            <w:tcW w:type="dxa" w:w="2880"/>
-            <w:shd w:val="clear" w:color="auto" w:fill="F4F6FA"/>
           </w:tcPr>
           <w:p>
             <w:r/>
@@ -4683,54 +4554,6 @@
           </w:p>
         </w:tc>
       </w:tr>
-      <w:tr>
-        <w:tc>
-          <w:tcPr>
-            <w:tcW w:type="dxa" w:w="4320"/>
-          </w:tcPr>
-          <w:p>
-            <w:r/>
-            <w:r>
-              <w:rPr>
-                <w:b/>
-              </w:rPr>
-              <w:t>Driver model override</w:t>
-            </w:r>
-          </w:p>
-        </w:tc>
-        <w:tc>
-          <w:tcPr>
-            <w:tcW w:type="dxa" w:w="4320"/>
-          </w:tcPr>
-          <w:p>
-            <w:r/>
-            <w:r>
-              <w:rPr>
-                <w:rFonts w:ascii="Consolas" w:hAnsi="Consolas"/>
-                <w:color w:val="334455"/>
-                <w:sz w:val="19"/>
-              </w:rPr>
-              <w:t>DRIVER_MODEL</w:t>
-            </w:r>
-            <w:r>
-              <w:rPr/>
-              <w:t xml:space="preserve"> env var → gitignored </w:t>
-            </w:r>
-            <w:r>
-              <w:rPr>
-                <w:rFonts w:ascii="Consolas" w:hAnsi="Consolas"/>
-                <w:color w:val="334455"/>
-                <w:sz w:val="19"/>
-              </w:rPr>
-              <w:t>shared/driver_model.txt</w:t>
-            </w:r>
-            <w:r>
-              <w:rPr/>
-              <w:t xml:space="preserve"> (defaults to the built-in model id).</w:t>
-            </w:r>
-          </w:p>
-        </w:tc>
-      </w:tr>
     </w:tbl>
     <w:p/>
     <w:p>
@@ -4751,7 +4574,7 @@
         <w:rPr>
           <w:b/>
         </w:rPr>
-        <w:t>Redis → schwab-proxy → the six services → webgui.</w:t>
+        <w:t>Redis → schwab-proxy → the five services → webgui.</w:t>
       </w:r>
       <w:r>
         <w:rPr/>
@@ -4858,7 +4681,7 @@
             <w:r/>
             <w:r>
               <w:rPr/>
-              <w:t>Proxy + 6 services + webgui + webgui_live. Also starts at boot.</w:t>
+              <w:t>Proxy + 5 services + webgui + webgui_live. Also starts at boot.</w:t>
             </w:r>
           </w:p>
         </w:tc>
@@ -4890,7 +4713,7 @@
             <w:r/>
             <w:r>
               <w:rPr/>
-              <w:t xml:space="preserve">Stops all ten, the public live screens included. </w:t>
+              <w:t xml:space="preserve">Stops all nine, the public live screens included. </w:t>
             </w:r>
             <w:r>
               <w:rPr>
@@ -5039,7 +4862,7 @@
       </w:pPr>
       <w:r>
         <w:rPr/>
-        <w:t xml:space="preserve">The nine processes must stay </w:t>
+        <w:t xml:space="preserve">The eight processes must stay </w:t>
       </w:r>
       <w:r>
         <w:rPr>
@@ -5131,7 +4954,7 @@
       <w:r>
         <w:t xml:space="preserve"> — the System Status page probes Redis,</w:t>
         <w:br/>
-        <w:t xml:space="preserve">   the proxy, Schwab authorization, all six services, the webgui and the public</w:t>
+        <w:t xml:space="preserve">   the proxy, Schwab authorization, all five services, the webgui and the public</w:t>
         <w:br/>
         <w:t xml:space="preserve">   live screens, plus a data-freshness table.</w:t>
       </w:r>
@@ -5162,7 +4985,18 @@
           <w:color w:val="334455"/>
           <w:sz w:val="19"/>
         </w:rPr>
-        <w:t>GET http://127.0.0.1:82{10..15}/health</w:t>
+        <w:t>GET http://127.0.0.1:82{10..13}/health</w:t>
+      </w:r>
+      <w:r>
+        <w:t xml:space="preserve"> and </w:t>
+      </w:r>
+      <w:r>
+        <w:rPr>
+          <w:rFonts w:ascii="Consolas" w:hAnsi="Consolas"/>
+          <w:color w:val="334455"/>
+          <w:sz w:val="19"/>
+        </w:rPr>
+        <w:t>:8215/health</w:t>
       </w:r>
       <w:r>
         <w:t xml:space="preserve"> (each returns </w:t>
@@ -5485,7 +5319,7 @@
           <w:color w:val="223344"/>
           <w:sz w:val="18"/>
         </w:rPr>
-        <w:t xml:space="preserve">                    trade/driver/market). Each imports only its engines, owns its</w:t>
+        <w:t xml:space="preserve">                    trade/market). Each imports only its engines, owns its</w:t>
       </w:r>
       <w:r>
         <w:br/>
@@ -5844,7 +5678,7 @@
             <w:r/>
             <w:r>
               <w:rPr/>
-              <w:t>driver_svc</w:t>
+              <w:t>market_svc</w:t>
             </w:r>
           </w:p>
         </w:tc>
@@ -5856,7 +5690,7 @@
             <w:r/>
             <w:r>
               <w:rPr/>
-              <w:t>8214</w:t>
+              <w:t>8215</w:t>
             </w:r>
           </w:p>
         </w:tc>
@@ -5868,7 +5702,7 @@
             <w:r/>
             <w:r>
               <w:rPr/>
-              <w:t>Autonomous decision layer (Claude + pure-code guardrails).</w:t>
+              <w:t>Live macro-ticker Market Dashboard (~3 s RTH poll).</w:t>
             </w:r>
           </w:p>
         </w:tc>
@@ -5883,7 +5717,7 @@
             <w:r/>
             <w:r>
               <w:rPr/>
-              <w:t>market_svc</w:t>
+              <w:t>webgui</w:t>
             </w:r>
           </w:p>
         </w:tc>
@@ -5896,7 +5730,7 @@
             <w:r/>
             <w:r>
               <w:rPr/>
-              <w:t>8215</w:t>
+              <w:t>8500</w:t>
             </w:r>
           </w:p>
         </w:tc>
@@ -5909,7 +5743,7 @@
             <w:r/>
             <w:r>
               <w:rPr/>
-              <w:t>Live macro-ticker Market Dashboard (~3 s RTH poll).</w:t>
+              <w:t>The web UI.</w:t>
             </w:r>
           </w:p>
         </w:tc>
@@ -5923,7 +5757,7 @@
             <w:r/>
             <w:r>
               <w:rPr/>
-              <w:t>webgui</w:t>
+              <w:t>webgui_live</w:t>
             </w:r>
           </w:p>
         </w:tc>
@@ -5935,54 +5769,13 @@
             <w:r/>
             <w:r>
               <w:rPr/>
-              <w:t>8500</w:t>
+              <w:t>8501</w:t>
             </w:r>
           </w:p>
         </w:tc>
         <w:tc>
           <w:tcPr>
             <w:tcW w:type="dxa" w:w="2880"/>
-          </w:tcPr>
-          <w:p>
-            <w:r/>
-            <w:r>
-              <w:rPr/>
-              <w:t>The web UI.</w:t>
-            </w:r>
-          </w:p>
-        </w:tc>
-      </w:tr>
-      <w:tr>
-        <w:tc>
-          <w:tcPr>
-            <w:tcW w:type="dxa" w:w="2880"/>
-            <w:shd w:val="clear" w:color="auto" w:fill="F4F6FA"/>
-          </w:tcPr>
-          <w:p>
-            <w:r/>
-            <w:r>
-              <w:rPr/>
-              <w:t>webgui_live</w:t>
-            </w:r>
-          </w:p>
-        </w:tc>
-        <w:tc>
-          <w:tcPr>
-            <w:tcW w:type="dxa" w:w="2880"/>
-            <w:shd w:val="clear" w:color="auto" w:fill="F4F6FA"/>
-          </w:tcPr>
-          <w:p>
-            <w:r/>
-            <w:r>
-              <w:rPr/>
-              <w:t>8501</w:t>
-            </w:r>
-          </w:p>
-        </w:tc>
-        <w:tc>
-          <w:tcPr>
-            <w:tcW w:type="dxa" w:w="2880"/>
-            <w:shd w:val="clear" w:color="auto" w:fill="F4F6FA"/>
           </w:tcPr>
           <w:p>
             <w:r/>
@@ -6073,7 +5866,7 @@
       <w:r>
         <w:rPr/>
         <w:br/>
-        <w:t xml:space="preserve">ports to 9210–9215 and the web GUI to 9500, uses Redis </w:t>
+        <w:t xml:space="preserve">ports to 9210–9213 and 9215 and the web GUI to 9500, uses Redis </w:t>
       </w:r>
       <w:r>
         <w:rPr>
@@ -6126,71 +5919,6 @@
       <w:r>
         <w:rPr/>
         <w:t>.</w:t>
-      </w:r>
-    </w:p>
-    <w:p>
-      <w:pPr>
-        <w:pStyle w:val="IntenseQuote"/>
-      </w:pPr>
-      <w:r>
-        <w:rPr>
-          <w:rFonts w:ascii="Consolas" w:hAnsi="Consolas"/>
-          <w:color w:val="334455"/>
-          <w:sz w:val="19"/>
-        </w:rPr>
-        <w:t>driver_svc</w:t>
-      </w:r>
-      <w:r>
-        <w:rPr>
-          <w:b/>
-        </w:rPr>
-        <w:t xml:space="preserve"> no longer runs a morning order-approval pipeline.</w:t>
-      </w:r>
-      <w:r>
-        <w:rPr/>
-        <w:t xml:space="preserve"> That queue and</w:t>
-        <w:br/>
-        <w:t xml:space="preserve">its </w:t>
-      </w:r>
-      <w:r>
-        <w:rPr>
-          <w:rFonts w:ascii="Consolas" w:hAnsi="Consolas"/>
-          <w:color w:val="334455"/>
-          <w:sz w:val="19"/>
-        </w:rPr>
-        <w:t>claude-driver</w:t>
-      </w:r>
-      <w:r>
-        <w:rPr/>
-        <w:t xml:space="preserve"> engine were removed in July 2026. The service now runs</w:t>
-        <w:br/>
-        <w:t xml:space="preserve">autonomous checkpoints whose output is a command on </w:t>
-      </w:r>
-      <w:r>
-        <w:rPr>
-          <w:rFonts w:ascii="Consolas" w:hAnsi="Consolas"/>
-          <w:color w:val="334455"/>
-          <w:sz w:val="19"/>
-        </w:rPr>
-        <w:t>cmd:options</w:t>
-      </w:r>
-      <w:r>
-        <w:rPr/>
-        <w:t>; the risk</w:t>
-        <w:br/>
-        <w:t xml:space="preserve">clamping is pure code in </w:t>
-      </w:r>
-      <w:r>
-        <w:rPr>
-          <w:rFonts w:ascii="Consolas" w:hAnsi="Consolas"/>
-          <w:color w:val="334455"/>
-          <w:sz w:val="19"/>
-        </w:rPr>
-        <w:t>guardrails.py</w:t>
-      </w:r>
-      <w:r>
-        <w:rPr/>
-        <w:t>, never the model.</w:t>
       </w:r>
     </w:p>
     <w:p>
@@ -6637,7 +6365,7 @@
             <w:r/>
             <w:r>
               <w:rPr/>
-              <w:t>The six Tier-2 domain services.</w:t>
+              <w:t>The five Tier-2 domain services.</w:t>
             </w:r>
           </w:p>
         </w:tc>
@@ -10664,7 +10392,7 @@
         <w:rPr/>
         <w:t xml:space="preserve"> contract,</w:t>
         <w:br/>
-        <w:t xml:space="preserve">the </w:t>
+        <w:t xml:space="preserve">and the </w:t>
       </w:r>
       <w:r>
         <w:rPr>
@@ -10676,7 +10404,7 @@
       </w:r>
       <w:r>
         <w:rPr/>
-        <w:t xml:space="preserve"> DB columns and the driver packet.</w:t>
+        <w:t xml:space="preserve"> DB columns.</w:t>
       </w:r>
     </w:p>
     <w:tbl>
@@ -11041,13 +10769,12 @@
         <w:rPr>
           <w:b/>
         </w:rPr>
-        <w:t>duplicated in four</w:t>
-        <w:br/>
-        <w:t>tiers</w:t>
-      </w:r>
-      <w:r>
-        <w:rPr/>
-        <w:t xml:space="preserve"> (</w:t>
+        <w:t>duplicated</w:t>
+      </w:r>
+      <w:r>
+        <w:rPr/>
+        <w:t xml:space="preserve"> in</w:t>
+        <w:br/>
       </w:r>
       <w:r>
         <w:rPr>
@@ -11059,20 +10786,7 @@
       </w:r>
       <w:r>
         <w:rPr/>
-        <w:t xml:space="preserve">, </w:t>
-      </w:r>
-      <w:r>
-        <w:rPr>
-          <w:rFonts w:ascii="Consolas" w:hAnsi="Consolas"/>
-          <w:color w:val="334455"/>
-          <w:sz w:val="19"/>
-        </w:rPr>
-        <w:t>driver_svc/compute.py</w:t>
-      </w:r>
-      <w:r>
-        <w:rPr/>
-        <w:t>,</w:t>
-        <w:br/>
+        <w:t xml:space="preserve"> and </w:t>
       </w:r>
       <w:r>
         <w:rPr>
@@ -11084,7 +10798,7 @@
       </w:r>
       <w:r>
         <w:rPr/>
-        <w:t>) because none of those may import the package —</w:t>
+        <w:t xml:space="preserve"> because none of those may import the package —</w:t>
         <w:br/>
         <w:t>Tier 1 takes no engine imports, and the services would hit the documented</w:t>
         <w:br/>
@@ -31986,17 +31700,17 @@
               <w:rPr>
                 <w:b/>
               </w:rPr>
-              <w:t>driver</w:t>
-            </w:r>
-            <w:r>
-              <w:rPr/>
-              <w:t xml:space="preserve"> paper auto-manage every </w:t>
+              <w:t>captured-signal</w:t>
+            </w:r>
+            <w:r>
+              <w:rPr/>
+              <w:t xml:space="preserve"> management every </w:t>
             </w:r>
             <w:r>
               <w:rPr>
                 <w:b/>
               </w:rPr>
-              <w:t>1 min</w:t>
+              <w:t>5 min</w:t>
             </w:r>
             <w:r>
               <w:rPr/>
@@ -32008,7 +31722,7 @@
                 <w:color w:val="334455"/>
                 <w:sz w:val="19"/>
               </w:rPr>
-              <w:t>_MANAGE_INTERVAL_MIN</w:t>
+              <w:t>_CAPTURED_MANAGE_INTERVAL_MIN</w:t>
             </w:r>
             <w:r>
               <w:rPr/>
@@ -32018,17 +31732,17 @@
               <w:rPr>
                 <w:b/>
               </w:rPr>
-              <w:t>captured-signal</w:t>
-            </w:r>
-            <w:r>
-              <w:rPr/>
-              <w:t xml:space="preserve"> management every </w:t>
+              <w:t>manual</w:t>
+            </w:r>
+            <w:r>
+              <w:rPr/>
+              <w:t xml:space="preserve"> paper entry+manage </w:t>
             </w:r>
             <w:r>
               <w:rPr>
                 <w:b/>
               </w:rPr>
-              <w:t>5 min</w:t>
+              <w:t>hourly at the top of the hour, 09:00–14:00, no 15:00 run</w:t>
             </w:r>
             <w:r>
               <w:rPr/>
@@ -32040,31 +31754,11 @@
                 <w:color w:val="334455"/>
                 <w:sz w:val="19"/>
               </w:rPr>
-              <w:t>_CAPTURED_MANAGE_INTERVAL_MIN</w:t>
-            </w:r>
-            <w:r>
-              <w:rPr/>
-              <w:t xml:space="preserve">); </w:t>
-            </w:r>
-            <w:r>
-              <w:rPr>
-                <w:b/>
-              </w:rPr>
-              <w:t>manual</w:t>
-            </w:r>
-            <w:r>
-              <w:rPr/>
-              <w:t xml:space="preserve"> paper entry+manage </w:t>
-            </w:r>
-            <w:r>
-              <w:rPr>
-                <w:b/>
-              </w:rPr>
-              <w:t>hourly at the top of the hour, 09:00–14:00, no 15:00 run</w:t>
-            </w:r>
-            <w:r>
-              <w:rPr/>
-              <w:t xml:space="preserve"> (</w:t>
+              <w:t>_PAPER_HOURS</w:t>
+            </w:r>
+            <w:r>
+              <w:rPr/>
+              <w:t xml:space="preserve">, </w:t>
             </w:r>
             <w:r>
               <w:rPr>
@@ -32072,11 +31766,21 @@
                 <w:color w:val="334455"/>
                 <w:sz w:val="19"/>
               </w:rPr>
-              <w:t>_PAPER_HOURS</w:t>
-            </w:r>
-            <w:r>
-              <w:rPr/>
-              <w:t xml:space="preserve">, </w:t>
+              <w:t>_PAPER_GRACE_MIN</w:t>
+            </w:r>
+            <w:r>
+              <w:rPr/>
+              <w:t xml:space="preserve"> = 20); header + GEX status each tick in market hours, throttled to one per </w:t>
+            </w:r>
+            <w:r>
+              <w:rPr>
+                <w:b/>
+              </w:rPr>
+              <w:t>5 min</w:t>
+            </w:r>
+            <w:r>
+              <w:rPr/>
+              <w:t xml:space="preserve"> off-hours (</w:t>
             </w:r>
             <w:r>
               <w:rPr>
@@ -32084,21 +31788,47 @@
                 <w:color w:val="334455"/>
                 <w:sz w:val="19"/>
               </w:rPr>
-              <w:t>_PAPER_GRACE_MIN</w:t>
-            </w:r>
-            <w:r>
-              <w:rPr/>
-              <w:t xml:space="preserve"> = 20); header + GEX status each tick in market hours, throttled to one per </w:t>
+              <w:t>periodic_refresh_due</w:t>
+            </w:r>
+            <w:r>
+              <w:rPr/>
+              <w:t>, skip-unchanged).</w:t>
+            </w:r>
+          </w:p>
+        </w:tc>
+      </w:tr>
+      <w:tr>
+        <w:tc>
+          <w:tcPr>
+            <w:tcW w:type="dxa" w:w="4320"/>
+          </w:tcPr>
+          <w:p>
+            <w:r/>
+            <w:r>
+              <w:rPr/>
+              <w:t>portfolio_svc</w:t>
+            </w:r>
+          </w:p>
+        </w:tc>
+        <w:tc>
+          <w:tcPr>
+            <w:tcW w:type="dxa" w:w="4320"/>
+          </w:tcPr>
+          <w:p>
+            <w:r/>
+            <w:r>
+              <w:rPr/>
+              <w:t xml:space="preserve">Live SSE ticks; throttled publish ≤ every </w:t>
             </w:r>
             <w:r>
               <w:rPr>
                 <w:b/>
               </w:rPr>
-              <w:t>5 min</w:t>
-            </w:r>
-            <w:r>
-              <w:rPr/>
-              <w:t xml:space="preserve"> off-hours (</w:t>
+              <w:t>2 s</w:t>
+            </w:r>
+            <w:r>
+              <w:rPr/>
+              <w:t xml:space="preserve"> (</w:t>
             </w:r>
             <w:r>
               <w:rPr>
@@ -32106,43 +31836,17 @@
                 <w:color w:val="334455"/>
                 <w:sz w:val="19"/>
               </w:rPr>
-              <w:t>periodic_refresh_due</w:t>
-            </w:r>
-            <w:r>
-              <w:rPr/>
-              <w:t>, skip-unchanged).</w:t>
-            </w:r>
-          </w:p>
-        </w:tc>
-      </w:tr>
-      <w:tr>
-        <w:tc>
-          <w:tcPr>
-            <w:tcW w:type="dxa" w:w="4320"/>
-          </w:tcPr>
-          <w:p>
-            <w:r/>
-            <w:r>
-              <w:rPr/>
-              <w:t>portfolio_svc</w:t>
-            </w:r>
-          </w:p>
-        </w:tc>
-        <w:tc>
-          <w:tcPr>
-            <w:tcW w:type="dxa" w:w="4320"/>
-          </w:tcPr>
-          <w:p>
-            <w:r/>
-            <w:r>
-              <w:rPr/>
-              <w:t xml:space="preserve">Live SSE ticks; throttled publish ≤ every </w:t>
+              <w:t>PUBLISH_INTERVAL_SEC</w:t>
+            </w:r>
+            <w:r>
+              <w:rPr/>
+              <w:t xml:space="preserve">); full rebuild every </w:t>
             </w:r>
             <w:r>
               <w:rPr>
                 <w:b/>
               </w:rPr>
-              <w:t>2 s</w:t>
+              <w:t>600 s</w:t>
             </w:r>
             <w:r>
               <w:rPr/>
@@ -32154,21 +31858,21 @@
                 <w:color w:val="334455"/>
                 <w:sz w:val="19"/>
               </w:rPr>
-              <w:t>PUBLISH_INTERVAL_SEC</w:t>
-            </w:r>
-            <w:r>
-              <w:rPr/>
-              <w:t xml:space="preserve">); full rebuild every </w:t>
+              <w:t>REBUILD_INTERVAL_SEC</w:t>
+            </w:r>
+            <w:r>
+              <w:rPr/>
+              <w:t xml:space="preserve">), or </w:t>
             </w:r>
             <w:r>
               <w:rPr>
                 <w:b/>
               </w:rPr>
-              <w:t>600 s</w:t>
-            </w:r>
-            <w:r>
-              <w:rPr/>
-              <w:t xml:space="preserve"> (</w:t>
+              <w:t>3600 s</w:t>
+            </w:r>
+            <w:r>
+              <w:rPr/>
+              <w:t xml:space="preserve"> off-hours (</w:t>
             </w:r>
             <w:r>
               <w:rPr>
@@ -32176,28 +31880,6 @@
                 <w:color w:val="334455"/>
                 <w:sz w:val="19"/>
               </w:rPr>
-              <w:t>REBUILD_INTERVAL_SEC</w:t>
-            </w:r>
-            <w:r>
-              <w:rPr/>
-              <w:t xml:space="preserve">), or </w:t>
-            </w:r>
-            <w:r>
-              <w:rPr>
-                <w:b/>
-              </w:rPr>
-              <w:t>3600 s</w:t>
-            </w:r>
-            <w:r>
-              <w:rPr/>
-              <w:t xml:space="preserve"> off-hours (</w:t>
-            </w:r>
-            <w:r>
-              <w:rPr>
-                <w:rFonts w:ascii="Consolas" w:hAnsi="Consolas"/>
-                <w:color w:val="334455"/>
-                <w:sz w:val="19"/>
-              </w:rPr>
               <w:t>OFFHOURS_REBUILD_INTERVAL_SEC</w:t>
             </w:r>
             <w:r>
@@ -32244,119 +31926,13 @@
             <w:r/>
             <w:r>
               <w:rPr/>
-              <w:t>driver_svc</w:t>
+              <w:t>market_svc</w:t>
             </w:r>
           </w:p>
         </w:tc>
         <w:tc>
           <w:tcPr>
             <w:tcW w:type="dxa" w:w="4320"/>
-          </w:tcPr>
-          <w:p>
-            <w:r/>
-            <w:r>
-              <w:rPr/>
-              <w:t xml:space="preserve">Run gate polled every </w:t>
-            </w:r>
-            <w:r>
-              <w:rPr>
-                <w:b/>
-              </w:rPr>
-              <w:t>30 s</w:t>
-            </w:r>
-            <w:r>
-              <w:rPr/>
-              <w:t xml:space="preserve"> (</w:t>
-            </w:r>
-            <w:r>
-              <w:rPr>
-                <w:rFonts w:ascii="Consolas" w:hAnsi="Consolas"/>
-                <w:color w:val="334455"/>
-                <w:sz w:val="19"/>
-              </w:rPr>
-              <w:t>POLL_INTERVAL_SEC</w:t>
-            </w:r>
-            <w:r>
-              <w:rPr/>
-              <w:t xml:space="preserve">); checkpoints every </w:t>
-            </w:r>
-            <w:r>
-              <w:rPr>
-                <w:b/>
-              </w:rPr>
-              <w:t>30 min</w:t>
-            </w:r>
-            <w:r>
-              <w:rPr/>
-              <w:t xml:space="preserve"> (</w:t>
-            </w:r>
-            <w:r>
-              <w:rPr>
-                <w:rFonts w:ascii="Consolas" w:hAnsi="Consolas"/>
-                <w:color w:val="334455"/>
-                <w:sz w:val="19"/>
-              </w:rPr>
-              <w:t>CHECKPOINT_MIN</w:t>
-            </w:r>
-            <w:r>
-              <w:rPr/>
-              <w:t xml:space="preserve">, from </w:t>
-            </w:r>
-            <w:r>
-              <w:rPr>
-                <w:rFonts w:ascii="Consolas" w:hAnsi="Consolas"/>
-                <w:color w:val="334455"/>
-                <w:sz w:val="19"/>
-              </w:rPr>
-              <w:t>config/driver.toml</w:t>
-            </w:r>
-            <w:r>
-              <w:rPr/>
-              <w:t xml:space="preserve">) inside the </w:t>
-            </w:r>
-            <w:r>
-              <w:rPr>
-                <w:b/>
-              </w:rPr>
-              <w:t>09:45–15:30 ET</w:t>
-            </w:r>
-            <w:r>
-              <w:rPr/>
-              <w:t xml:space="preserve"> entry window (</w:t>
-            </w:r>
-            <w:r>
-              <w:rPr>
-                <w:rFonts w:ascii="Consolas" w:hAnsi="Consolas"/>
-                <w:color w:val="334455"/>
-                <w:sz w:val="19"/>
-              </w:rPr>
-              <w:t>checkpoint_due</w:t>
-            </w:r>
-            <w:r>
-              <w:rPr/>
-              <w:t>) — the open-bell slot is deliberately skipped, so the first fire-able slot is 09:45 and the last entry decision is the 15:00 slot.</w:t>
-            </w:r>
-          </w:p>
-        </w:tc>
-      </w:tr>
-      <w:tr>
-        <w:tc>
-          <w:tcPr>
-            <w:tcW w:type="dxa" w:w="4320"/>
-            <w:shd w:val="clear" w:color="auto" w:fill="F4F6FA"/>
-          </w:tcPr>
-          <w:p>
-            <w:r/>
-            <w:r>
-              <w:rPr/>
-              <w:t>market_svc</w:t>
-            </w:r>
-          </w:p>
-        </w:tc>
-        <w:tc>
-          <w:tcPr>
-            <w:tcW w:type="dxa" w:w="4320"/>
-            <w:shd w:val="clear" w:color="auto" w:fill="F4F6FA"/>
           </w:tcPr>
           <w:p>
             <w:r/>
@@ -32841,68 +32417,6 @@
       </w:tr>
     </w:tbl>
     <w:p/>
-    <w:p>
-      <w:pPr>
-        <w:pStyle w:val="IntenseQuote"/>
-      </w:pPr>
-      <w:r>
-        <w:rPr>
-          <w:b/>
-        </w:rPr>
-        <w:t>Two cadences are easy to state wrongly, because they used to be the same</w:t>
-        <w:br/>
-        <w:t>number.</w:t>
-      </w:r>
-      <w:r>
-        <w:rPr/>
-        <w:t xml:space="preserve"> The </w:t>
-      </w:r>
-      <w:r>
-        <w:rPr>
-          <w:b/>
-        </w:rPr>
-        <w:t>driver's</w:t>
-      </w:r>
-      <w:r>
-        <w:rPr/>
-        <w:t xml:space="preserve"> isolated paper account re-prices every </w:t>
-      </w:r>
-      <w:r>
-        <w:rPr>
-          <w:b/>
-        </w:rPr>
-        <w:t>1 minute</w:t>
-      </w:r>
-      <w:r>
-        <w:rPr/>
-        <w:br/>
-        <w:t>(raised from 5 in July 2026 so its stops react within the minute and the −$1,500</w:t>
-        <w:br/>
-        <w:t xml:space="preserve">loss-halt read stays fresh). The </w:t>
-      </w:r>
-      <w:r>
-        <w:rPr>
-          <w:b/>
-        </w:rPr>
-        <w:t>manual</w:t>
-      </w:r>
-      <w:r>
-        <w:rPr/>
-        <w:t xml:space="preserve"> paper account moved the other way, to</w:t>
-        <w:br/>
-        <w:t xml:space="preserve">an </w:t>
-      </w:r>
-      <w:r>
-        <w:rPr>
-          <w:b/>
-        </w:rPr>
-        <w:t>hourly</w:t>
-      </w:r>
-      <w:r>
-        <w:rPr/>
-        <w:t xml:space="preserve"> top-of-the-hour cycle. They are different books on different clocks.</w:t>
-      </w:r>
-    </w:p>
     <w:p>
       <w:pPr>
         <w:pStyle w:val="IntenseQuote"/>

--- a/docs/manuals/technical-reference/technical-reference.docx
+++ b/docs/manuals/technical-reference/technical-reference.docx
@@ -32,7 +32,7 @@
           <w:color w:val="5B6678"/>
           <w:sz w:val="18"/>
         </w:rPr>
-        <w:t>NeuralStrike · Generated 2026-09-22</w:t>
+        <w:t>NeuralStrike · Generated 2026-09-26</w:t>
       </w:r>
     </w:p>
     <w:p/>
@@ -1218,7 +1218,7 @@
             </w:r>
             <w:r>
               <w:rPr/>
-              <w:t xml:space="preserve"> The stack runs as nine </w:t>
+              <w:t xml:space="preserve"> The stack runs as ten </w:t>
             </w:r>
             <w:r>
               <w:rPr>
@@ -1950,7 +1950,7 @@
             <w:r/>
             <w:r>
               <w:rPr/>
-              <w:t>The proxy + the five domain services.</w:t>
+              <w:t>The proxy + the six domain services.</w:t>
             </w:r>
           </w:p>
         </w:tc>
@@ -2214,62 +2214,62 @@
                 <w:color w:val="334455"/>
                 <w:sz w:val="19"/>
               </w:rPr>
-              <w:t>anthropic==0.112.0</w:t>
-            </w:r>
-          </w:p>
-        </w:tc>
-        <w:tc>
-          <w:tcPr>
-            <w:tcW w:type="dxa" w:w="4320"/>
-          </w:tcPr>
-          <w:p>
-            <w:r/>
-            <w:r>
-              <w:rPr/>
-              <w:t>Claude tool-use calls (imported lazily — the suite runs without it configured).</w:t>
-            </w:r>
-          </w:p>
-        </w:tc>
-      </w:tr>
-      <w:tr>
-        <w:tc>
-          <w:tcPr>
-            <w:tcW w:type="dxa" w:w="4320"/>
-            <w:shd w:val="clear" w:color="auto" w:fill="F4F6FA"/>
-          </w:tcPr>
-          <w:p>
-            <w:r/>
+              <w:t>feedparser==6.0.11</w:t>
+            </w:r>
+            <w:r>
+              <w:rPr/>
+              <w:t xml:space="preserve"> (+ </w:t>
+            </w:r>
             <w:r>
               <w:rPr>
                 <w:rFonts w:ascii="Consolas" w:hAnsi="Consolas"/>
                 <w:color w:val="334455"/>
                 <w:sz w:val="19"/>
               </w:rPr>
-              <w:t>matplotlib</w:t>
-            </w:r>
-            <w:r>
-              <w:rPr/>
-              <w:t xml:space="preserve">, </w:t>
-            </w:r>
+              <w:t>sgmllib3k</w:t>
+            </w:r>
+            <w:r>
+              <w:rPr/>
+              <w:t>)</w:t>
+            </w:r>
+          </w:p>
+        </w:tc>
+        <w:tc>
+          <w:tcPr>
+            <w:tcW w:type="dxa" w:w="4320"/>
+          </w:tcPr>
+          <w:p>
+            <w:r/>
             <w:r>
               <w:rPr>
                 <w:rFonts w:ascii="Consolas" w:hAnsi="Consolas"/>
                 <w:color w:val="334455"/>
                 <w:sz w:val="19"/>
               </w:rPr>
-              <w:t>Pillow</w:t>
-            </w:r>
-            <w:r>
-              <w:rPr/>
-              <w:t xml:space="preserve">, </w:t>
-            </w:r>
+              <w:t>news_svc</w:t>
+            </w:r>
+            <w:r>
+              <w:rPr/>
+              <w:t xml:space="preserve"> parses the public RSS / Atom feeds it polls.</w:t>
+            </w:r>
+          </w:p>
+        </w:tc>
+      </w:tr>
+      <w:tr>
+        <w:tc>
+          <w:tcPr>
+            <w:tcW w:type="dxa" w:w="4320"/>
+            <w:shd w:val="clear" w:color="auto" w:fill="F4F6FA"/>
+          </w:tcPr>
+          <w:p>
+            <w:r/>
             <w:r>
               <w:rPr>
                 <w:rFonts w:ascii="Consolas" w:hAnsi="Consolas"/>
                 <w:color w:val="334455"/>
                 <w:sz w:val="19"/>
               </w:rPr>
-              <w:t>yfinance</w:t>
+              <w:t>anthropic==0.112.0</w:t>
             </w:r>
           </w:p>
         </w:tc>
@@ -2277,6 +2277,60 @@
           <w:tcPr>
             <w:tcW w:type="dxa" w:w="4320"/>
             <w:shd w:val="clear" w:color="auto" w:fill="F4F6FA"/>
+          </w:tcPr>
+          <w:p>
+            <w:r/>
+            <w:r>
+              <w:rPr/>
+              <w:t>Claude tool-use calls (imported lazily — the suite runs without it configured).</w:t>
+            </w:r>
+          </w:p>
+        </w:tc>
+      </w:tr>
+      <w:tr>
+        <w:tc>
+          <w:tcPr>
+            <w:tcW w:type="dxa" w:w="4320"/>
+          </w:tcPr>
+          <w:p>
+            <w:r/>
+            <w:r>
+              <w:rPr>
+                <w:rFonts w:ascii="Consolas" w:hAnsi="Consolas"/>
+                <w:color w:val="334455"/>
+                <w:sz w:val="19"/>
+              </w:rPr>
+              <w:t>matplotlib</w:t>
+            </w:r>
+            <w:r>
+              <w:rPr/>
+              <w:t xml:space="preserve">, </w:t>
+            </w:r>
+            <w:r>
+              <w:rPr>
+                <w:rFonts w:ascii="Consolas" w:hAnsi="Consolas"/>
+                <w:color w:val="334455"/>
+                <w:sz w:val="19"/>
+              </w:rPr>
+              <w:t>Pillow</w:t>
+            </w:r>
+            <w:r>
+              <w:rPr/>
+              <w:t xml:space="preserve">, </w:t>
+            </w:r>
+            <w:r>
+              <w:rPr>
+                <w:rFonts w:ascii="Consolas" w:hAnsi="Consolas"/>
+                <w:color w:val="334455"/>
+                <w:sz w:val="19"/>
+              </w:rPr>
+              <w:t>yfinance</w:t>
+            </w:r>
+          </w:p>
+        </w:tc>
+        <w:tc>
+          <w:tcPr>
+            <w:tcW w:type="dxa" w:w="4320"/>
           </w:tcPr>
           <w:p>
             <w:r/>
@@ -2473,7 +2527,7 @@
               <w:rPr>
                 <w:b/>
               </w:rPr>
-              <w:t>without it none of the five services can publish and every page shows a "Waiting for … service" placeholder.</w:t>
+              <w:t>without it none of the six services can publish and every page shows a "Waiting for … service" placeholder.</w:t>
             </w:r>
             <w:r>
               <w:rPr/>
@@ -4222,7 +4276,7 @@
             <w:r/>
             <w:r>
               <w:rPr/>
-              <w:t>8500</w:t>
+              <w:t>8216</w:t>
             </w:r>
           </w:p>
         </w:tc>
@@ -4235,7 +4289,7 @@
             <w:r/>
             <w:r>
               <w:rPr/>
-              <w:t>webgui (NiceGUI)</w:t>
+              <w:t>news_svc</w:t>
             </w:r>
           </w:p>
         </w:tc>
@@ -4262,6 +4316,45 @@
             <w:r/>
             <w:r>
               <w:rPr/>
+              <w:t>8500</w:t>
+            </w:r>
+          </w:p>
+        </w:tc>
+        <w:tc>
+          <w:tcPr>
+            <w:tcW w:type="dxa" w:w="2880"/>
+          </w:tcPr>
+          <w:p>
+            <w:r/>
+            <w:r>
+              <w:rPr/>
+              <w:t>webgui (NiceGUI)</w:t>
+            </w:r>
+          </w:p>
+        </w:tc>
+        <w:tc>
+          <w:tcPr>
+            <w:tcW w:type="dxa" w:w="2880"/>
+          </w:tcPr>
+          <w:p>
+            <w:r/>
+            <w:r>
+              <w:rPr/>
+              <w:t>Required</w:t>
+            </w:r>
+          </w:p>
+        </w:tc>
+      </w:tr>
+      <w:tr>
+        <w:tc>
+          <w:tcPr>
+            <w:tcW w:type="dxa" w:w="2880"/>
+            <w:shd w:val="clear" w:color="auto" w:fill="F4F6FA"/>
+          </w:tcPr>
+          <w:p>
+            <w:r/>
+            <w:r>
+              <w:rPr/>
               <w:t>8501</w:t>
             </w:r>
           </w:p>
@@ -4269,6 +4362,7 @@
         <w:tc>
           <w:tcPr>
             <w:tcW w:type="dxa" w:w="2880"/>
+            <w:shd w:val="clear" w:color="auto" w:fill="F4F6FA"/>
           </w:tcPr>
           <w:p>
             <w:r/>
@@ -4281,6 +4375,7 @@
         <w:tc>
           <w:tcPr>
             <w:tcW w:type="dxa" w:w="2880"/>
+            <w:shd w:val="clear" w:color="auto" w:fill="F4F6FA"/>
           </w:tcPr>
           <w:p>
             <w:r/>
@@ -4574,12 +4669,25 @@
         <w:rPr>
           <w:b/>
         </w:rPr>
-        <w:t>Redis → schwab-proxy → the five services → webgui.</w:t>
-      </w:r>
-      <w:r>
-        <w:rPr/>
-        <w:br/>
-        <w:t>Services wait on the proxy because every one of them resolves market data through it.</w:t>
+        <w:t>Redis → schwab-proxy → the six services → webgui.</w:t>
+      </w:r>
+      <w:r>
+        <w:rPr/>
+        <w:br/>
+        <w:t>Services wait on the proxy because they resolve market data through it (</w:t>
+      </w:r>
+      <w:r>
+        <w:rPr>
+          <w:rFonts w:ascii="Consolas" w:hAnsi="Consolas"/>
+          <w:color w:val="334455"/>
+          <w:sz w:val="19"/>
+        </w:rPr>
+        <w:t>news_svc</w:t>
+      </w:r>
+      <w:r>
+        <w:rPr/>
+        <w:br/>
+        <w:t>calls no proxy — it reads public feeds — but is ordered with the others).</w:t>
         <w:br/>
       </w:r>
       <w:r>
@@ -4681,7 +4789,7 @@
             <w:r/>
             <w:r>
               <w:rPr/>
-              <w:t>Proxy + 5 services + webgui + webgui_live. Also starts at boot.</w:t>
+              <w:t>Proxy + 6 services + webgui + webgui_live. Also starts at boot.</w:t>
             </w:r>
           </w:p>
         </w:tc>
@@ -4713,7 +4821,7 @@
             <w:r/>
             <w:r>
               <w:rPr/>
-              <w:t xml:space="preserve">Stops all nine, the public live screens included. </w:t>
+              <w:t xml:space="preserve">Stops all ten, the public live screens included. </w:t>
             </w:r>
             <w:r>
               <w:rPr>
@@ -4862,7 +4970,7 @@
       </w:pPr>
       <w:r>
         <w:rPr/>
-        <w:t xml:space="preserve">The eight processes must stay </w:t>
+        <w:t xml:space="preserve">The nine processes must stay </w:t>
       </w:r>
       <w:r>
         <w:rPr>
@@ -4954,7 +5062,7 @@
       <w:r>
         <w:t xml:space="preserve"> — the System Status page probes Redis,</w:t>
         <w:br/>
-        <w:t xml:space="preserve">   the proxy, Schwab authorization, all five services, the webgui and the public</w:t>
+        <w:t xml:space="preserve">   the proxy, Schwab authorization, all six services, the webgui and the public</w:t>
         <w:br/>
         <w:t xml:space="preserve">   live screens, plus a data-freshness table.</w:t>
       </w:r>
@@ -4988,6 +5096,17 @@
         <w:t>GET http://127.0.0.1:82{10..13}/health</w:t>
       </w:r>
       <w:r>
+        <w:t xml:space="preserve">, </w:t>
+      </w:r>
+      <w:r>
+        <w:rPr>
+          <w:rFonts w:ascii="Consolas" w:hAnsi="Consolas"/>
+          <w:color w:val="334455"/>
+          <w:sz w:val="19"/>
+        </w:rPr>
+        <w:t>:8215/health</w:t>
+      </w:r>
+      <w:r>
         <w:t xml:space="preserve"> and </w:t>
       </w:r>
       <w:r>
@@ -4996,7 +5115,7 @@
           <w:color w:val="334455"/>
           <w:sz w:val="19"/>
         </w:rPr>
-        <w:t>:8215/health</w:t>
+        <w:t>:8216/health</w:t>
       </w:r>
       <w:r>
         <w:t xml:space="preserve"> (each returns </w:t>
@@ -5717,7 +5836,7 @@
             <w:r/>
             <w:r>
               <w:rPr/>
-              <w:t>webgui</w:t>
+              <w:t>news_svc</w:t>
             </w:r>
           </w:p>
         </w:tc>
@@ -5730,7 +5849,7 @@
             <w:r/>
             <w:r>
               <w:rPr/>
-              <w:t>8500</w:t>
+              <w:t>8216</w:t>
             </w:r>
           </w:p>
         </w:tc>
@@ -5743,7 +5862,19 @@
             <w:r/>
             <w:r>
               <w:rPr/>
-              <w:t>The web UI.</w:t>
+              <w:t xml:space="preserve">Market News: polls free public RSS / Google News / Yahoo / SEC EDGAR feeds into </w:t>
+            </w:r>
+            <w:r>
+              <w:rPr>
+                <w:rFonts w:ascii="Consolas" w:hAnsi="Consolas"/>
+                <w:color w:val="334455"/>
+                <w:sz w:val="19"/>
+              </w:rPr>
+              <w:t>news.db</w:t>
+            </w:r>
+            <w:r>
+              <w:rPr/>
+              <w:t>. No Schwab, no Claude.</w:t>
             </w:r>
           </w:p>
         </w:tc>
@@ -5757,6 +5888,45 @@
             <w:r/>
             <w:r>
               <w:rPr/>
+              <w:t>webgui</w:t>
+            </w:r>
+          </w:p>
+        </w:tc>
+        <w:tc>
+          <w:tcPr>
+            <w:tcW w:type="dxa" w:w="2880"/>
+          </w:tcPr>
+          <w:p>
+            <w:r/>
+            <w:r>
+              <w:rPr/>
+              <w:t>8500</w:t>
+            </w:r>
+          </w:p>
+        </w:tc>
+        <w:tc>
+          <w:tcPr>
+            <w:tcW w:type="dxa" w:w="2880"/>
+          </w:tcPr>
+          <w:p>
+            <w:r/>
+            <w:r>
+              <w:rPr/>
+              <w:t>The web UI.</w:t>
+            </w:r>
+          </w:p>
+        </w:tc>
+      </w:tr>
+      <w:tr>
+        <w:tc>
+          <w:tcPr>
+            <w:tcW w:type="dxa" w:w="2880"/>
+            <w:shd w:val="clear" w:color="auto" w:fill="F4F6FA"/>
+          </w:tcPr>
+          <w:p>
+            <w:r/>
+            <w:r>
+              <w:rPr/>
               <w:t>webgui_live</w:t>
             </w:r>
           </w:p>
@@ -5764,6 +5934,7 @@
         <w:tc>
           <w:tcPr>
             <w:tcW w:type="dxa" w:w="2880"/>
+            <w:shd w:val="clear" w:color="auto" w:fill="F4F6FA"/>
           </w:tcPr>
           <w:p>
             <w:r/>
@@ -5776,12 +5947,13 @@
         <w:tc>
           <w:tcPr>
             <w:tcW w:type="dxa" w:w="2880"/>
-          </w:tcPr>
-          <w:p>
-            <w:r/>
-            <w:r>
-              <w:rPr/>
-              <w:t>The twenty-one public screens, on their own origin.</w:t>
+            <w:shd w:val="clear" w:color="auto" w:fill="F4F6FA"/>
+          </w:tcPr>
+          <w:p>
+            <w:r/>
+            <w:r>
+              <w:rPr/>
+              <w:t>The seventeen public screens, on their own origin.</w:t>
             </w:r>
           </w:p>
         </w:tc>
@@ -5866,7 +6038,7 @@
       <w:r>
         <w:rPr/>
         <w:br/>
-        <w:t xml:space="preserve">ports to 9210–9213 and 9215 and the web GUI to 9500, uses Redis </w:t>
+        <w:t xml:space="preserve">ports to 9210–9213, 9215 and 9216 and the web GUI to 9500, uses Redis </w:t>
       </w:r>
       <w:r>
         <w:rPr>
@@ -6365,7 +6537,7 @@
             <w:r/>
             <w:r>
               <w:rPr/>
-              <w:t>The five Tier-2 domain services.</w:t>
+              <w:t>The six Tier-2 domain services.</w:t>
             </w:r>
           </w:p>
         </w:tc>
@@ -29853,15 +30025,34 @@
       </w:pPr>
       <w:r>
         <w:rPr/>
-        <w:t>Known issues</w:t>
+        <w:t>Market News</w:t>
       </w:r>
     </w:p>
     <w:p>
       <w:r>
-        <w:rPr/>
-        <w:t>Documented defects a maintainer should know about before trusting a number. These</w:t>
-        <w:br/>
-        <w:t>are recorded rather than silently carried.</w:t>
+        <w:rPr>
+          <w:rFonts w:ascii="Consolas" w:hAnsi="Consolas"/>
+          <w:color w:val="334455"/>
+          <w:sz w:val="19"/>
+        </w:rPr>
+        <w:t>services/news_svc</w:t>
+      </w:r>
+      <w:r>
+        <w:rPr/>
+        <w:t xml:space="preserve"> — the one service with no Schwab or Claude call. Design:</w:t>
+        <w:br/>
+      </w:r>
+      <w:r>
+        <w:rPr>
+          <w:rFonts w:ascii="Consolas" w:hAnsi="Consolas"/>
+          <w:color w:val="334455"/>
+          <w:sz w:val="19"/>
+        </w:rPr>
+        <w:t>docs/plans/2026-09-25-news-feed-design.md</w:t>
+      </w:r>
+      <w:r>
+        <w:rPr/>
+        <w:t>.</w:t>
       </w:r>
     </w:p>
     <w:p>
@@ -29870,321 +30061,53 @@
       </w:pPr>
       <w:r>
         <w:rPr/>
-        <w:t>The PRICE sub-score NaN exposure (open)</w:t>
+        <w:t>Sources</w:t>
       </w:r>
     </w:p>
     <w:p>
       <w:r>
-        <w:rPr>
-          <w:rFonts w:ascii="Consolas" w:hAnsi="Consolas"/>
-          <w:color w:val="334455"/>
-          <w:sz w:val="19"/>
-        </w:rPr>
-        <w:t>sentiment_svc/compute._finite_pcts</w:t>
-      </w:r>
-      <w:r>
-        <w:rPr/>
-        <w:t xml:space="preserve"> guards only the </w:t>
-      </w:r>
-      <w:r>
-        <w:rPr>
-          <w:b/>
-        </w:rPr>
-        <w:t>sector</w:t>
-      </w:r>
-      <w:r>
-        <w:rPr/>
-        <w:t xml:space="preserve"> input. An all-NaN</w:t>
-        <w:br/>
-        <w:t>read of the structural price inputs (</w:t>
-      </w:r>
-      <w:r>
-        <w:rPr>
-          <w:rFonts w:ascii="Consolas" w:hAnsi="Consolas"/>
-          <w:color w:val="334455"/>
-          <w:sz w:val="19"/>
-        </w:rPr>
-        <w:t>macd_hist</w:t>
-      </w:r>
-      <w:r>
-        <w:rPr/>
-        <w:t xml:space="preserve"> / </w:t>
-      </w:r>
-      <w:r>
-        <w:rPr>
-          <w:rFonts w:ascii="Consolas" w:hAnsi="Consolas"/>
-          <w:color w:val="334455"/>
-          <w:sz w:val="19"/>
-        </w:rPr>
-        <w:t>rsi</w:t>
-      </w:r>
-      <w:r>
-        <w:rPr/>
-        <w:t xml:space="preserve"> / </w:t>
-      </w:r>
-      <w:r>
-        <w:rPr>
-          <w:rFonts w:ascii="Consolas" w:hAnsi="Consolas"/>
-          <w:color w:val="334455"/>
-          <w:sz w:val="19"/>
-        </w:rPr>
-        <w:t>adx</w:t>
-      </w:r>
-      <w:r>
-        <w:rPr/>
-        <w:t>, feeding</w:t>
-        <w:br/>
-      </w:r>
-      <w:r>
-        <w:rPr>
-          <w:rFonts w:ascii="Consolas" w:hAnsi="Consolas"/>
-          <w:color w:val="334455"/>
-          <w:sz w:val="19"/>
-        </w:rPr>
-        <w:t>score_price</w:t>
-      </w:r>
-      <w:r>
-        <w:rPr/>
-        <w:t xml:space="preserve"> with a hardcoded </w:t>
-      </w:r>
-      <w:r>
-        <w:rPr>
-          <w:rFonts w:ascii="Consolas" w:hAnsi="Consolas"/>
-          <w:color w:val="334455"/>
-          <w:sz w:val="19"/>
-        </w:rPr>
-        <w:t>vwap_pct = 0.0</w:t>
-      </w:r>
-      <w:r>
-        <w:rPr/>
-        <w:t xml:space="preserve">) scores </w:t>
-      </w:r>
-      <w:r>
-        <w:rPr>
-          <w:b/>
-        </w:rPr>
-        <w:t>82.50 — near-maximum</w:t>
-        <w:br/>
-        <w:t>bullish — at unchanged confidence</w:t>
-      </w:r>
-      <w:r>
-        <w:rPr/>
-        <w:t>, where a sane read of the same tape scores</w:t>
-        <w:br/>
-      </w:r>
-      <w:r>
-        <w:rPr>
-          <w:b/>
-        </w:rPr>
-        <w:t>56.25</w:t>
-      </w:r>
-      <w:r>
-        <w:rPr/>
-        <w:t xml:space="preserve">. The same all-NaN read in </w:t>
-      </w:r>
-      <w:r>
-        <w:rPr>
-          <w:rFonts w:ascii="Consolas" w:hAnsi="Consolas"/>
-          <w:color w:val="334455"/>
-          <w:sz w:val="19"/>
-        </w:rPr>
-        <w:t>compute_intraday_trend</w:t>
-      </w:r>
-      <w:r>
-        <w:rPr/>
-        <w:t>, which drives the</w:t>
-        <w:br/>
-      </w:r>
-      <w:r>
-        <w:rPr>
-          <w:b/>
-        </w:rPr>
-        <w:t>live Day gauge</w:t>
-      </w:r>
-      <w:r>
-        <w:rPr/>
-        <w:t xml:space="preserve">, scores </w:t>
-      </w:r>
-      <w:r>
-        <w:rPr>
-          <w:b/>
-        </w:rPr>
-        <w:t>92.50</w:t>
-      </w:r>
-      <w:r>
-        <w:rPr/>
-        <w:t>.</w:t>
-      </w:r>
-    </w:p>
-    <w:p>
-      <w:r>
-        <w:rPr/>
-        <w:t>The failure is silent: nothing in the payload marks the inputs as missing, so the</w:t>
-        <w:br/>
-        <w:t xml:space="preserve">gauge renders a confident bullish number built on nothing. A fix must cover </w:t>
-      </w:r>
-      <w:r>
-        <w:rPr>
-          <w:b/>
-        </w:rPr>
-        <w:t>both</w:t>
-        <w:br/>
-        <w:t>call sites with one shared filter</w:t>
-      </w:r>
-      <w:r>
-        <w:rPr/>
-        <w:t xml:space="preserve"> — patching only </w:t>
-      </w:r>
-      <w:r>
-        <w:rPr>
-          <w:rFonts w:ascii="Consolas" w:hAnsi="Consolas"/>
-          <w:color w:val="334455"/>
-          <w:sz w:val="19"/>
-        </w:rPr>
-        <w:t>score_price</w:t>
-      </w:r>
-      <w:r>
-        <w:rPr/>
-        <w:t xml:space="preserve"> leaves the live</w:t>
-        <w:br/>
-        <w:t>gauge wrong.</w:t>
-      </w:r>
-    </w:p>
-    <w:p>
-      <w:r>
-        <w:rPr>
-          <w:b/>
-        </w:rPr>
-        <w:t>Until it is fixed</w:t>
-      </w:r>
-      <w:r>
-        <w:rPr/>
-        <w:t>, treat a strongly bullish structural reading with</w:t>
-        <w:br/>
-      </w:r>
-      <w:r>
-        <w:rPr>
-          <w:i/>
-        </w:rPr>
-        <w:t>unremarkable</w:t>
-      </w:r>
-      <w:r>
-        <w:rPr/>
-        <w:t xml:space="preserve"> confidence as suspect, and cross-check against the Market Dashboard.</w:t>
-      </w:r>
-    </w:p>
-    <w:p>
-      <w:pPr>
-        <w:pStyle w:val="Heading2"/>
-      </w:pPr>
-      <w:r>
-        <w:rPr/>
-        <w:t>Expected Move deliberately disagrees with ThinkorSwim</w:t>
-      </w:r>
-    </w:p>
-    <w:p>
-      <w:r>
-        <w:rPr/>
-        <w:t>Not a defect — a definitional difference that has been measured and is documented</w:t>
-        <w:br/>
-        <w:t xml:space="preserve">in full under </w:t>
-      </w:r>
-      <w:r>
-        <w:rPr>
-          <w:i/>
-        </w:rPr>
-        <w:t>Expected move and IV analysis</w:t>
-      </w:r>
-      <w:r>
-        <w:rPr/>
-        <w:t>. Two independent differences push in</w:t>
-        <w:br/>
-        <w:t xml:space="preserve">opposite directions and </w:t>
-      </w:r>
-      <w:r>
-        <w:rPr>
-          <w:b/>
-        </w:rPr>
-        <w:t>nearly cancelled on the one symbol they were measured on</w:t>
-      </w:r>
-      <w:r>
-        <w:rPr/>
-        <w:t>,</w:t>
-        <w:br/>
-        <w:t>which is luck rather than calibration. Do not "fix" either number to match a broker</w:t>
-        <w:br/>
-        <w:t xml:space="preserve">without first deciding which definition is wanted; the same </w:t>
-      </w:r>
-      <w:r>
-        <w:rPr>
-          <w:rFonts w:ascii="Consolas" w:hAnsi="Consolas"/>
-          <w:color w:val="334455"/>
-          <w:sz w:val="19"/>
-        </w:rPr>
-        <w:t>atm_iv</w:t>
-      </w:r>
-      <w:r>
-        <w:rPr/>
-        <w:t xml:space="preserve"> also sizes the</w:t>
-        <w:br/>
-        <w:t>drawn cone.</w:t>
-      </w:r>
-    </w:p>
-    <w:p>
-      <w:pPr>
-        <w:pStyle w:val="Heading2"/>
-      </w:pPr>
-      <w:r>
-        <w:rPr/>
-        <w:t>Index open interest reads zero after hours</w:t>
-      </w:r>
-    </w:p>
-    <w:p>
-      <w:r>
-        <w:rPr>
-          <w:rFonts w:ascii="Consolas" w:hAnsi="Consolas"/>
-          <w:color w:val="334455"/>
-          <w:sz w:val="19"/>
-        </w:rPr>
-        <w:t>$SPX</w:t>
-      </w:r>
-      <w:r>
-        <w:rPr/>
-        <w:t xml:space="preserve"> and </w:t>
-      </w:r>
-      <w:r>
-        <w:rPr>
-          <w:rFonts w:ascii="Consolas" w:hAnsi="Consolas"/>
-          <w:color w:val="334455"/>
-          <w:sz w:val="19"/>
-        </w:rPr>
-        <w:t>$NDX</w:t>
-      </w:r>
-      <w:r>
-        <w:rPr/>
-        <w:t xml:space="preserve"> report zero open interest overnight, which yields all-zero GEX</w:t>
-        <w:br/>
-        <w:t>grids and arbitrary wall levels. Index gamma is only meaningful during the session.</w:t>
-      </w:r>
-    </w:p>
-    <w:p>
-      <w:r>
-        <w:br/>
-      </w:r>
-    </w:p>
-    <w:p>
-      <w:pPr>
-        <w:pStyle w:val="Heading1"/>
-      </w:pPr>
-      <w:r>
-        <w:rPr/>
-        <w:t>Constants Appendix</w:t>
-      </w:r>
-    </w:p>
-    <w:p>
-      <w:r>
-        <w:rPr/>
-        <w:t>A consolidated table of the load-bearing constants. The cited file governs.</w:t>
+        <w:rPr/>
+        <w:t xml:space="preserve">Every source is a free public feed listed in </w:t>
+      </w:r>
+      <w:r>
+        <w:rPr>
+          <w:rFonts w:ascii="Consolas" w:hAnsi="Consolas"/>
+          <w:color w:val="334455"/>
+          <w:sz w:val="19"/>
+        </w:rPr>
+        <w:t>config/news.toml [[feeds]]</w:t>
+      </w:r>
+      <w:r>
+        <w:rPr/>
+        <w:t>, one</w:t>
+        <w:br/>
+        <w:t xml:space="preserve">adapter per </w:t>
+      </w:r>
+      <w:r>
+        <w:rPr>
+          <w:rFonts w:ascii="Consolas" w:hAnsi="Consolas"/>
+          <w:color w:val="334455"/>
+          <w:sz w:val="19"/>
+        </w:rPr>
+        <w:t>kind</w:t>
+      </w:r>
+      <w:r>
+        <w:rPr/>
+        <w:t xml:space="preserve"> (</w:t>
+      </w:r>
+      <w:r>
+        <w:rPr>
+          <w:rFonts w:ascii="Consolas" w:hAnsi="Consolas"/>
+          <w:color w:val="334455"/>
+          <w:sz w:val="19"/>
+        </w:rPr>
+        <w:t>services/news_svc/adapters/</w:t>
+      </w:r>
+      <w:r>
+        <w:rPr/>
+        <w:t>), each a pure parse over the</w:t>
+        <w:br/>
+        <w:t>fetched bytes:</w:t>
       </w:r>
     </w:p>
     <w:tbl>
@@ -30223,6 +30146,1236 @@
               <w:rPr>
                 <w:b/>
               </w:rPr>
+              <w:t>kind</w:t>
+            </w:r>
+          </w:p>
+        </w:tc>
+        <w:tc>
+          <w:tcPr>
+            <w:tcW w:type="dxa" w:w="2880"/>
+            <w:shd w:val="clear" w:color="auto" w:fill="EAF2FB"/>
+          </w:tcPr>
+          <w:p>
+            <w:r>
+              <w:rPr>
+                <w:b/>
+              </w:rPr>
+            </w:r>
+            <w:r>
+              <w:rPr>
+                <w:b/>
+              </w:rPr>
+              <w:t>Fetches</w:t>
+            </w:r>
+          </w:p>
+        </w:tc>
+        <w:tc>
+          <w:tcPr>
+            <w:tcW w:type="dxa" w:w="2880"/>
+            <w:shd w:val="clear" w:color="auto" w:fill="EAF2FB"/>
+          </w:tcPr>
+          <w:p>
+            <w:r>
+              <w:rPr>
+                <w:b/>
+              </w:rPr>
+            </w:r>
+            <w:r>
+              <w:rPr>
+                <w:b/>
+              </w:rPr>
+              <w:t>Notes</w:t>
+            </w:r>
+          </w:p>
+        </w:tc>
+      </w:tr>
+      <w:tr>
+        <w:tc>
+          <w:tcPr>
+            <w:tcW w:type="dxa" w:w="2880"/>
+          </w:tcPr>
+          <w:p>
+            <w:r/>
+            <w:r>
+              <w:rPr>
+                <w:rFonts w:ascii="Consolas" w:hAnsi="Consolas"/>
+                <w:color w:val="334455"/>
+                <w:sz w:val="19"/>
+              </w:rPr>
+              <w:t>rss</w:t>
+            </w:r>
+          </w:p>
+        </w:tc>
+        <w:tc>
+          <w:tcPr>
+            <w:tcW w:type="dxa" w:w="2880"/>
+          </w:tcPr>
+          <w:p>
+            <w:r/>
+            <w:r>
+              <w:rPr/>
+              <w:t>one URL (MarketWatch, CNBC, ZeroHedge, Benzinga, Federal Reserve, PR Newswire, GlobeNewswire, Business Wire, the Truth Social archive)</w:t>
+            </w:r>
+          </w:p>
+        </w:tc>
+        <w:tc>
+          <w:tcPr>
+            <w:tcW w:type="dxa" w:w="2880"/>
+          </w:tcPr>
+          <w:p>
+            <w:r/>
+            <w:r>
+              <w:rPr/>
+              <w:t xml:space="preserve">Conditional GET: </w:t>
+            </w:r>
+            <w:r>
+              <w:rPr>
+                <w:rFonts w:ascii="Consolas" w:hAnsi="Consolas"/>
+                <w:color w:val="334455"/>
+                <w:sz w:val="19"/>
+              </w:rPr>
+              <w:t>ETag</w:t>
+            </w:r>
+            <w:r>
+              <w:rPr/>
+              <w:t xml:space="preserve"> / </w:t>
+            </w:r>
+            <w:r>
+              <w:rPr>
+                <w:rFonts w:ascii="Consolas" w:hAnsi="Consolas"/>
+                <w:color w:val="334455"/>
+                <w:sz w:val="19"/>
+              </w:rPr>
+              <w:t>Last-Modified</w:t>
+            </w:r>
+            <w:r>
+              <w:rPr/>
+              <w:t xml:space="preserve"> are sent back, so an unchanged feed costs a 304. GlobeNewswire ships </w:t>
+            </w:r>
+            <w:r>
+              <w:rPr>
+                <w:b/>
+              </w:rPr>
+              <w:t>disabled</w:t>
+            </w:r>
+            <w:r>
+              <w:rPr/>
+              <w:t xml:space="preserve"> — its host drops non-browser clients</w:t>
+            </w:r>
+          </w:p>
+        </w:tc>
+      </w:tr>
+      <w:tr>
+        <w:tc>
+          <w:tcPr>
+            <w:tcW w:type="dxa" w:w="2880"/>
+            <w:shd w:val="clear" w:color="auto" w:fill="F4F6FA"/>
+          </w:tcPr>
+          <w:p>
+            <w:r/>
+            <w:r>
+              <w:rPr>
+                <w:rFonts w:ascii="Consolas" w:hAnsi="Consolas"/>
+                <w:color w:val="334455"/>
+                <w:sz w:val="19"/>
+              </w:rPr>
+              <w:t>yahoo_ticker</w:t>
+            </w:r>
+          </w:p>
+        </w:tc>
+        <w:tc>
+          <w:tcPr>
+            <w:tcW w:type="dxa" w:w="2880"/>
+            <w:shd w:val="clear" w:color="auto" w:fill="F4F6FA"/>
+          </w:tcPr>
+          <w:p>
+            <w:r/>
+            <w:r>
+              <w:rPr/>
+              <w:t>the URL template once per ticker in the ticker set, 4 at a time</w:t>
+            </w:r>
+          </w:p>
+        </w:tc>
+        <w:tc>
+          <w:tcPr>
+            <w:tcW w:type="dxa" w:w="2880"/>
+            <w:shd w:val="clear" w:color="auto" w:fill="F4F6FA"/>
+          </w:tcPr>
+          <w:p>
+            <w:r/>
+            <w:r>
+              <w:rPr/>
+              <w:t>Each item carries the ticker it was fetched for</w:t>
+            </w:r>
+          </w:p>
+        </w:tc>
+      </w:tr>
+      <w:tr>
+        <w:tc>
+          <w:tcPr>
+            <w:tcW w:type="dxa" w:w="2880"/>
+          </w:tcPr>
+          <w:p>
+            <w:r/>
+            <w:r>
+              <w:rPr>
+                <w:rFonts w:ascii="Consolas" w:hAnsi="Consolas"/>
+                <w:color w:val="334455"/>
+                <w:sz w:val="19"/>
+              </w:rPr>
+              <w:t>google_news</w:t>
+            </w:r>
+          </w:p>
+        </w:tc>
+        <w:tc>
+          <w:tcPr>
+            <w:tcW w:type="dxa" w:w="2880"/>
+          </w:tcPr>
+          <w:p>
+            <w:r/>
+            <w:r>
+              <w:rPr/>
+              <w:t>one Google News search (WSJ, Seeking Alpha)</w:t>
+            </w:r>
+          </w:p>
+        </w:tc>
+        <w:tc>
+          <w:tcPr>
+            <w:tcW w:type="dxa" w:w="2880"/>
+          </w:tcPr>
+          <w:p>
+            <w:r/>
+            <w:r>
+              <w:rPr/>
+              <w:t xml:space="preserve">Links stay Google redirects; the publisher comes from the item's </w:t>
+            </w:r>
+            <w:r>
+              <w:rPr>
+                <w:rFonts w:ascii="Consolas" w:hAnsi="Consolas"/>
+                <w:color w:val="334455"/>
+                <w:sz w:val="19"/>
+              </w:rPr>
+              <w:t>&lt;source&gt;</w:t>
+            </w:r>
+          </w:p>
+        </w:tc>
+      </w:tr>
+      <w:tr>
+        <w:tc>
+          <w:tcPr>
+            <w:tcW w:type="dxa" w:w="2880"/>
+            <w:shd w:val="clear" w:color="auto" w:fill="F4F6FA"/>
+          </w:tcPr>
+          <w:p>
+            <w:r/>
+            <w:r>
+              <w:rPr>
+                <w:rFonts w:ascii="Consolas" w:hAnsi="Consolas"/>
+                <w:color w:val="334455"/>
+                <w:sz w:val="19"/>
+              </w:rPr>
+              <w:t>edgar_form4</w:t>
+            </w:r>
+          </w:p>
+        </w:tc>
+        <w:tc>
+          <w:tcPr>
+            <w:tcW w:type="dxa" w:w="2880"/>
+            <w:shd w:val="clear" w:color="auto" w:fill="F4F6FA"/>
+          </w:tcPr>
+          <w:p>
+            <w:r/>
+            <w:r>
+              <w:rPr/>
+              <w:t>EDGAR's current-filings Atom for Form 4, then each new filing's ownership XML</w:t>
+            </w:r>
+          </w:p>
+        </w:tc>
+        <w:tc>
+          <w:tcPr>
+            <w:tcW w:type="dxa" w:w="2880"/>
+            <w:shd w:val="clear" w:color="auto" w:fill="F4F6FA"/>
+          </w:tcPr>
+          <w:p>
+            <w:r/>
+            <w:r>
+              <w:rPr/>
+              <w:t xml:space="preserve">Open-market </w:t>
+            </w:r>
+            <w:r>
+              <w:rPr>
+                <w:b/>
+              </w:rPr>
+              <w:t>purchases</w:t>
+            </w:r>
+            <w:r>
+              <w:rPr/>
+              <w:t xml:space="preserve"> (code P) only; a buy on an untracked ticker shows only at or above </w:t>
+            </w:r>
+            <w:r>
+              <w:rPr>
+                <w:rFonts w:ascii="Consolas" w:hAnsi="Consolas"/>
+                <w:color w:val="334455"/>
+                <w:sz w:val="19"/>
+              </w:rPr>
+              <w:t>min_value_usd</w:t>
+            </w:r>
+            <w:r>
+              <w:rPr/>
+              <w:t xml:space="preserve"> ($1,000,000)</w:t>
+            </w:r>
+          </w:p>
+        </w:tc>
+      </w:tr>
+      <w:tr>
+        <w:tc>
+          <w:tcPr>
+            <w:tcW w:type="dxa" w:w="2880"/>
+          </w:tcPr>
+          <w:p>
+            <w:r/>
+            <w:r>
+              <w:rPr>
+                <w:rFonts w:ascii="Consolas" w:hAnsi="Consolas"/>
+                <w:color w:val="334455"/>
+                <w:sz w:val="19"/>
+              </w:rPr>
+              <w:t>edgar_filings</w:t>
+            </w:r>
+          </w:p>
+        </w:tc>
+        <w:tc>
+          <w:tcPr>
+            <w:tcW w:type="dxa" w:w="2880"/>
+          </w:tcPr>
+          <w:p>
+            <w:r/>
+            <w:r>
+              <w:rPr/>
+              <w:t>the same Atom per form (</w:t>
+            </w:r>
+            <w:r>
+              <w:rPr>
+                <w:rFonts w:ascii="Consolas" w:hAnsi="Consolas"/>
+                <w:color w:val="334455"/>
+                <w:sz w:val="19"/>
+              </w:rPr>
+              <w:t>S-1</w:t>
+            </w:r>
+            <w:r>
+              <w:rPr/>
+              <w:t xml:space="preserve">, </w:t>
+            </w:r>
+            <w:r>
+              <w:rPr>
+                <w:rFonts w:ascii="Consolas" w:hAnsi="Consolas"/>
+                <w:color w:val="334455"/>
+                <w:sz w:val="19"/>
+              </w:rPr>
+              <w:t>S-3</w:t>
+            </w:r>
+            <w:r>
+              <w:rPr/>
+              <w:t xml:space="preserve">, </w:t>
+            </w:r>
+            <w:r>
+              <w:rPr>
+                <w:rFonts w:ascii="Consolas" w:hAnsi="Consolas"/>
+                <w:color w:val="334455"/>
+                <w:sz w:val="19"/>
+              </w:rPr>
+              <w:t>424B5</w:t>
+            </w:r>
+            <w:r>
+              <w:rPr/>
+              <w:t>)</w:t>
+            </w:r>
+          </w:p>
+        </w:tc>
+        <w:tc>
+          <w:tcPr>
+            <w:tcW w:type="dxa" w:w="2880"/>
+          </w:tcPr>
+          <w:p>
+            <w:r/>
+            <w:r>
+              <w:rPr/>
+              <w:t>Headline "</w:t>
+            </w:r>
+            <w:r>
+              <w:rPr>
+                <w:rFonts w:ascii="Consolas" w:hAnsi="Consolas"/>
+                <w:color w:val="334455"/>
+                <w:sz w:val="19"/>
+              </w:rPr>
+              <w:t>&lt;company&gt;</w:t>
+            </w:r>
+            <w:r>
+              <w:rPr/>
+              <w:t xml:space="preserve"> files </w:t>
+            </w:r>
+            <w:r>
+              <w:rPr>
+                <w:rFonts w:ascii="Consolas" w:hAnsi="Consolas"/>
+                <w:color w:val="334455"/>
+                <w:sz w:val="19"/>
+              </w:rPr>
+              <w:t>&lt;form&gt;</w:t>
+            </w:r>
+            <w:r>
+              <w:rPr/>
+              <w:t>"</w:t>
+            </w:r>
+          </w:p>
+        </w:tc>
+      </w:tr>
+    </w:tbl>
+    <w:p/>
+    <w:p>
+      <w:r>
+        <w:rPr/>
+        <w:t xml:space="preserve">The SEC gets </w:t>
+      </w:r>
+      <w:r>
+        <w:rPr>
+          <w:rFonts w:ascii="Consolas" w:hAnsi="Consolas"/>
+          <w:color w:val="334455"/>
+          <w:sz w:val="19"/>
+        </w:rPr>
+        <w:t>sec_user_agent</w:t>
+      </w:r>
+      <w:r>
+        <w:rPr/>
+        <w:t xml:space="preserve"> (it requires a contact) at most one request every</w:t>
+        <w:br/>
+        <w:t xml:space="preserve">0.15 s; every other feed gets </w:t>
+      </w:r>
+      <w:r>
+        <w:rPr>
+          <w:rFonts w:ascii="Consolas" w:hAnsi="Consolas"/>
+          <w:color w:val="334455"/>
+          <w:sz w:val="19"/>
+        </w:rPr>
+        <w:t>feed_user_agent</w:t>
+      </w:r>
+      <w:r>
+        <w:rPr/>
+        <w:t xml:space="preserve">, which must keep a </w:t>
+      </w:r>
+      <w:r>
+        <w:rPr>
+          <w:rFonts w:ascii="Consolas" w:hAnsi="Consolas"/>
+          <w:color w:val="334455"/>
+          <w:sz w:val="19"/>
+        </w:rPr>
+        <w:t>Mozilla/5.0</w:t>
+      </w:r>
+      <w:r>
+        <w:rPr/>
+        <w:br/>
+        <w:t xml:space="preserve">token (Yahoo answers a 404 without one). A response over </w:t>
+      </w:r>
+      <w:r>
+        <w:rPr>
+          <w:rFonts w:ascii="Consolas" w:hAnsi="Consolas"/>
+          <w:color w:val="334455"/>
+          <w:sz w:val="19"/>
+        </w:rPr>
+        <w:t>max_body_bytes</w:t>
+      </w:r>
+      <w:r>
+        <w:rPr/>
+        <w:t xml:space="preserve"> (5 MB) is</w:t>
+        <w:br/>
+        <w:t xml:space="preserve">refused, and each fetch has a total deadline of </w:t>
+      </w:r>
+      <w:r>
+        <w:rPr>
+          <w:b/>
+        </w:rPr>
+        <w:t xml:space="preserve">3 × </w:t>
+      </w:r>
+      <w:r>
+        <w:rPr>
+          <w:rFonts w:ascii="Consolas" w:hAnsi="Consolas"/>
+          <w:color w:val="334455"/>
+          <w:sz w:val="19"/>
+        </w:rPr>
+        <w:t>request_timeout_s</w:t>
+      </w:r>
+      <w:r>
+        <w:rPr/>
+        <w:br/>
+        <w:t>enforced by a watchdog that closes the socket, so a server trickling bytes cannot</w:t>
+        <w:br/>
+        <w:t>hold the poll.</w:t>
+      </w:r>
+    </w:p>
+    <w:p>
+      <w:pPr>
+        <w:pStyle w:val="Heading2"/>
+      </w:pPr>
+      <w:r>
+        <w:rPr/>
+        <w:t>Tickers, duplicates, retention</w:t>
+      </w:r>
+    </w:p>
+    <w:p>
+      <w:pPr>
+        <w:pStyle w:val="ListBullet"/>
+      </w:pPr>
+      <w:r>
+        <w:rPr>
+          <w:b/>
+        </w:rPr>
+        <w:t>Tickers are explicit only</w:t>
+      </w:r>
+      <w:r>
+        <w:t>: a cashtag (</w:t>
+      </w:r>
+      <w:r>
+        <w:rPr>
+          <w:rFonts w:ascii="Consolas" w:hAnsi="Consolas"/>
+          <w:color w:val="334455"/>
+          <w:sz w:val="19"/>
+        </w:rPr>
+        <w:t>$NVDA</w:t>
+      </w:r>
+      <w:r>
+        <w:t>), an exchange prefix</w:t>
+        <w:br/>
+        <w:t xml:space="preserve">  (</w:t>
+      </w:r>
+      <w:r>
+        <w:rPr>
+          <w:rFonts w:ascii="Consolas" w:hAnsi="Consolas"/>
+          <w:color w:val="334455"/>
+          <w:sz w:val="19"/>
+        </w:rPr>
+        <w:t>(NASDAQ: NVDA)</w:t>
+      </w:r>
+      <w:r>
+        <w:t>), or a bare bracket of 3–6 letters (</w:t>
+      </w:r>
+      <w:r>
+        <w:rPr>
+          <w:rFonts w:ascii="Consolas" w:hAnsi="Consolas"/>
+          <w:color w:val="334455"/>
+          <w:sz w:val="19"/>
+        </w:rPr>
+        <w:t>(NVDA)</w:t>
+      </w:r>
+      <w:r>
+        <w:t>), matched against</w:t>
+        <w:br/>
+        <w:t xml:space="preserve">  the ticker set — the GEX collection list plus </w:t>
+      </w:r>
+      <w:r>
+        <w:rPr>
+          <w:rFonts w:ascii="Consolas" w:hAnsi="Consolas"/>
+          <w:color w:val="334455"/>
+          <w:sz w:val="19"/>
+        </w:rPr>
+        <w:t>[tickers] extras</w:t>
+      </w:r>
+      <w:r>
+        <w:t>. A company name</w:t>
+        <w:br/>
+        <w:t xml:space="preserve">  never tags. EDGAR items resolve through the SEC's CIK map; Yahoo items carry their</w:t>
+        <w:br/>
+        <w:t xml:space="preserve">  fetch ticker.</w:t>
+      </w:r>
+    </w:p>
+    <w:p>
+      <w:pPr>
+        <w:pStyle w:val="ListBullet"/>
+      </w:pPr>
+      <w:r>
+        <w:rPr>
+          <w:b/>
+        </w:rPr>
+        <w:t>An item's id</w:t>
+      </w:r>
+      <w:r>
+        <w:t xml:space="preserve"> is a hash of its canonical URL (tracking parameters and the</w:t>
+        <w:br/>
+        <w:t xml:space="preserve">  fragment removed). The same id from another feed adds that feed's badge and</w:t>
+        <w:br/>
+        <w:t xml:space="preserve">  tickers to the stored row.</w:t>
+      </w:r>
+    </w:p>
+    <w:p>
+      <w:pPr>
+        <w:pStyle w:val="ListBullet"/>
+      </w:pPr>
+      <w:r>
+        <w:rPr>
+          <w:b/>
+        </w:rPr>
+        <w:t>The same headline under a different URL</w:t>
+      </w:r>
+      <w:r>
+        <w:t xml:space="preserve"> is one story when it comes from a</w:t>
+        <w:br/>
+        <w:t xml:space="preserve">  </w:t>
+      </w:r>
+      <w:r>
+        <w:rPr>
+          <w:b/>
+        </w:rPr>
+        <w:t>different</w:t>
+      </w:r>
+      <w:r>
+        <w:t xml:space="preserve"> feed within a day, or from the </w:t>
+      </w:r>
+      <w:r>
+        <w:rPr>
+          <w:b/>
+        </w:rPr>
+        <w:t>same</w:t>
+      </w:r>
+      <w:r>
+        <w:t xml:space="preserve"> feed within</w:t>
+        <w:br/>
+        <w:t xml:space="preserve">  </w:t>
+      </w:r>
+      <w:r>
+        <w:rPr>
+          <w:rFonts w:ascii="Consolas" w:hAnsi="Consolas"/>
+          <w:color w:val="334455"/>
+          <w:sz w:val="19"/>
+        </w:rPr>
+        <w:t>[dedupe] same_feed_merge_h</w:t>
+      </w:r>
+      <w:r>
+        <w:t xml:space="preserve"> (6 h; 0 turns that off). SEC items never take the</w:t>
+        <w:br/>
+        <w:t xml:space="preserve">  same-feed rule — their titles are templated, so two filings would fold into one.</w:t>
+      </w:r>
+    </w:p>
+    <w:p>
+      <w:pPr>
+        <w:pStyle w:val="ListBullet"/>
+      </w:pPr>
+      <w:r>
+        <w:t xml:space="preserve">The store keeps </w:t>
+      </w:r>
+      <w:r>
+        <w:rPr>
+          <w:b/>
+        </w:rPr>
+        <w:t>7 days</w:t>
+      </w:r>
+      <w:r>
+        <w:t xml:space="preserve"> (</w:t>
+      </w:r>
+      <w:r>
+        <w:rPr>
+          <w:rFonts w:ascii="Consolas" w:hAnsi="Consolas"/>
+          <w:color w:val="334455"/>
+          <w:sz w:val="19"/>
+        </w:rPr>
+        <w:t>keep_days</w:t>
+      </w:r>
+      <w:r>
+        <w:t xml:space="preserve">); each publish carries the newest </w:t>
+      </w:r>
+      <w:r>
+        <w:rPr>
+          <w:b/>
+        </w:rPr>
+        <w:t>300</w:t>
+      </w:r>
+      <w:r>
+        <w:br/>
+        <w:t xml:space="preserve">  (</w:t>
+      </w:r>
+      <w:r>
+        <w:rPr>
+          <w:rFonts w:ascii="Consolas" w:hAnsi="Consolas"/>
+          <w:color w:val="334455"/>
+          <w:sz w:val="19"/>
+        </w:rPr>
+        <w:t>view_items</w:t>
+      </w:r>
+      <w:r>
+        <w:t>).</w:t>
+      </w:r>
+    </w:p>
+    <w:p>
+      <w:pPr>
+        <w:pStyle w:val="Heading2"/>
+      </w:pPr>
+      <w:r>
+        <w:rPr/>
+        <w:t>Views and the public copy</w:t>
+      </w:r>
+    </w:p>
+    <w:p>
+      <w:r>
+        <w:rPr>
+          <w:rFonts w:ascii="Consolas" w:hAnsi="Consolas"/>
+          <w:color w:val="334455"/>
+          <w:sz w:val="19"/>
+        </w:rPr>
+        <w:t>cache:news:feed</w:t>
+      </w:r>
+      <w:r>
+        <w:rPr/>
+        <w:t xml:space="preserve"> holds every feed; </w:t>
+      </w:r>
+      <w:r>
+        <w:rPr>
+          <w:rFonts w:ascii="Consolas" w:hAnsi="Consolas"/>
+          <w:color w:val="334455"/>
+          <w:sz w:val="19"/>
+        </w:rPr>
+        <w:t>cache:news:feed_public</w:t>
+      </w:r>
+      <w:r>
+        <w:rPr/>
+        <w:t xml:space="preserve"> holds only rows whose</w:t>
+        <w:br/>
+      </w:r>
+      <w:r>
+        <w:rPr>
+          <w:b/>
+        </w:rPr>
+        <w:t>primary</w:t>
+      </w:r>
+      <w:r>
+        <w:rPr/>
+        <w:t xml:space="preserve"> feed is public under the current </w:t>
+      </w:r>
+      <w:r>
+        <w:rPr>
+          <w:rFonts w:ascii="Consolas" w:hAnsi="Consolas"/>
+          <w:color w:val="334455"/>
+          <w:sz w:val="19"/>
+        </w:rPr>
+        <w:t>[feed_flags]</w:t>
+      </w:r>
+      <w:r>
+        <w:rPr/>
+        <w:t>, re-read at every publish,</w:t>
+        <w:br/>
+        <w:t>with each row's tickers and source badges cut to what public feeds contributed.</w:t>
+        <w:br/>
+      </w:r>
+      <w:r>
+        <w:rPr>
+          <w:rFonts w:ascii="Consolas" w:hAnsi="Consolas"/>
+          <w:color w:val="334455"/>
+          <w:sz w:val="19"/>
+        </w:rPr>
+        <w:t>cache:news:status</w:t>
+      </w:r>
+      <w:r>
+        <w:rPr/>
+        <w:t xml:space="preserve"> is one row per configured feed. The two feed views carry no</w:t>
+        <w:br/>
+        <w:t xml:space="preserve">timestamp and publish </w:t>
+      </w:r>
+      <w:r>
+        <w:rPr>
+          <w:rFonts w:ascii="Consolas" w:hAnsi="Consolas"/>
+          <w:color w:val="334455"/>
+          <w:sz w:val="19"/>
+        </w:rPr>
+        <w:t>skip_unchanged</w:t>
+      </w:r>
+      <w:r>
+        <w:rPr/>
+        <w:t>, so a poll that found nothing new repaints</w:t>
+        <w:br/>
+        <w:t xml:space="preserve">nothing; the page's "Updated" stamp is the key's </w:t>
+      </w:r>
+      <w:r>
+        <w:rPr>
+          <w:rFonts w:ascii="Consolas" w:hAnsi="Consolas"/>
+          <w:color w:val="334455"/>
+          <w:sz w:val="19"/>
+        </w:rPr>
+        <w:t>:ts</w:t>
+      </w:r>
+      <w:r>
+        <w:rPr/>
+        <w:t xml:space="preserve"> side key, refreshed on every</w:t>
+        <w:br/>
+        <w:t>publish.</w:t>
+      </w:r>
+    </w:p>
+    <w:p>
+      <w:r>
+        <w:rPr>
+          <w:b/>
+        </w:rPr>
+        <w:t>Trending</w:t>
+      </w:r>
+      <w:r>
+        <w:rPr/>
+        <w:t xml:space="preserve"> counts the tickers on items published within </w:t>
+      </w:r>
+      <w:r>
+        <w:rPr>
+          <w:rFonts w:ascii="Consolas" w:hAnsi="Consolas"/>
+          <w:color w:val="334455"/>
+          <w:sz w:val="19"/>
+        </w:rPr>
+        <w:t>[trending] window_h</w:t>
+      </w:r>
+      <w:r>
+        <w:rPr/>
+        <w:br/>
+        <w:t xml:space="preserve">(6 h), skipping </w:t>
+      </w:r>
+      <w:r>
+        <w:rPr>
+          <w:rFonts w:ascii="Consolas" w:hAnsi="Consolas"/>
+          <w:color w:val="334455"/>
+          <w:sz w:val="19"/>
+        </w:rPr>
+        <w:t>yahoo_ticker</w:t>
+      </w:r>
+      <w:r>
+        <w:rPr/>
+        <w:t xml:space="preserve"> items, whose tag is the ticker they were fetched for.</w:t>
+      </w:r>
+    </w:p>
+    <w:p>
+      <w:pPr>
+        <w:pStyle w:val="Heading2"/>
+      </w:pPr>
+      <w:r>
+        <w:rPr/>
+        <w:t>Failure policy</w:t>
+      </w:r>
+    </w:p>
+    <w:p>
+      <w:r>
+        <w:rPr/>
+        <w:t xml:space="preserve">One failing feed never stops the poll: it counts one </w:t>
+      </w:r>
+      <w:r>
+        <w:rPr>
+          <w:rFonts w:ascii="Consolas" w:hAnsi="Consolas"/>
+          <w:color w:val="334455"/>
+          <w:sz w:val="19"/>
+        </w:rPr>
+        <w:t>_degrade</w:t>
+      </w:r>
+      <w:r>
+        <w:rPr/>
+        <w:br/>
+        <w:t>(</w:t>
+      </w:r>
+      <w:r>
+        <w:rPr>
+          <w:rFonts w:ascii="Consolas" w:hAnsi="Consolas"/>
+          <w:color w:val="334455"/>
+          <w:sz w:val="19"/>
+        </w:rPr>
+        <w:t>news.feed.&lt;name&gt;</w:t>
+      </w:r>
+      <w:r>
+        <w:rPr/>
+        <w:t xml:space="preserve">), records its error in </w:t>
+      </w:r>
+      <w:r>
+        <w:rPr>
+          <w:rFonts w:ascii="Consolas" w:hAnsi="Consolas"/>
+          <w:color w:val="334455"/>
+          <w:sz w:val="19"/>
+        </w:rPr>
+        <w:t>cache:news:status</w:t>
+      </w:r>
+      <w:r>
+        <w:rPr/>
+        <w:t>, and keeps its last</w:t>
+        <w:br/>
+        <w:t>items. An SEC 403, 429, 5xx, network failure or missed deadline is treated as an</w:t>
+        <w:br/>
+        <w:t>outage — that accession and every later one are retried next poll — while any other</w:t>
+        <w:br/>
+        <w:t>status is that filing's own answer and is not retried.</w:t>
+      </w:r>
+    </w:p>
+    <w:p>
+      <w:pPr>
+        <w:pStyle w:val="Heading1"/>
+      </w:pPr>
+      <w:r>
+        <w:rPr/>
+        <w:t>Known issues</w:t>
+      </w:r>
+    </w:p>
+    <w:p>
+      <w:r>
+        <w:rPr/>
+        <w:t>Documented defects a maintainer should know about before trusting a number. These</w:t>
+        <w:br/>
+        <w:t>are recorded rather than silently carried.</w:t>
+      </w:r>
+    </w:p>
+    <w:p>
+      <w:pPr>
+        <w:pStyle w:val="Heading2"/>
+      </w:pPr>
+      <w:r>
+        <w:rPr/>
+        <w:t>The PRICE sub-score NaN exposure (open)</w:t>
+      </w:r>
+    </w:p>
+    <w:p>
+      <w:r>
+        <w:rPr>
+          <w:rFonts w:ascii="Consolas" w:hAnsi="Consolas"/>
+          <w:color w:val="334455"/>
+          <w:sz w:val="19"/>
+        </w:rPr>
+        <w:t>sentiment_svc/compute._finite_pcts</w:t>
+      </w:r>
+      <w:r>
+        <w:rPr/>
+        <w:t xml:space="preserve"> guards only the </w:t>
+      </w:r>
+      <w:r>
+        <w:rPr>
+          <w:b/>
+        </w:rPr>
+        <w:t>sector</w:t>
+      </w:r>
+      <w:r>
+        <w:rPr/>
+        <w:t xml:space="preserve"> input. An all-NaN</w:t>
+        <w:br/>
+        <w:t>read of the structural price inputs (</w:t>
+      </w:r>
+      <w:r>
+        <w:rPr>
+          <w:rFonts w:ascii="Consolas" w:hAnsi="Consolas"/>
+          <w:color w:val="334455"/>
+          <w:sz w:val="19"/>
+        </w:rPr>
+        <w:t>macd_hist</w:t>
+      </w:r>
+      <w:r>
+        <w:rPr/>
+        <w:t xml:space="preserve"> / </w:t>
+      </w:r>
+      <w:r>
+        <w:rPr>
+          <w:rFonts w:ascii="Consolas" w:hAnsi="Consolas"/>
+          <w:color w:val="334455"/>
+          <w:sz w:val="19"/>
+        </w:rPr>
+        <w:t>rsi</w:t>
+      </w:r>
+      <w:r>
+        <w:rPr/>
+        <w:t xml:space="preserve"> / </w:t>
+      </w:r>
+      <w:r>
+        <w:rPr>
+          <w:rFonts w:ascii="Consolas" w:hAnsi="Consolas"/>
+          <w:color w:val="334455"/>
+          <w:sz w:val="19"/>
+        </w:rPr>
+        <w:t>adx</w:t>
+      </w:r>
+      <w:r>
+        <w:rPr/>
+        <w:t>, feeding</w:t>
+        <w:br/>
+      </w:r>
+      <w:r>
+        <w:rPr>
+          <w:rFonts w:ascii="Consolas" w:hAnsi="Consolas"/>
+          <w:color w:val="334455"/>
+          <w:sz w:val="19"/>
+        </w:rPr>
+        <w:t>score_price</w:t>
+      </w:r>
+      <w:r>
+        <w:rPr/>
+        <w:t xml:space="preserve"> with a hardcoded </w:t>
+      </w:r>
+      <w:r>
+        <w:rPr>
+          <w:rFonts w:ascii="Consolas" w:hAnsi="Consolas"/>
+          <w:color w:val="334455"/>
+          <w:sz w:val="19"/>
+        </w:rPr>
+        <w:t>vwap_pct = 0.0</w:t>
+      </w:r>
+      <w:r>
+        <w:rPr/>
+        <w:t xml:space="preserve">) scores </w:t>
+      </w:r>
+      <w:r>
+        <w:rPr>
+          <w:b/>
+        </w:rPr>
+        <w:t>82.50 — near-maximum</w:t>
+        <w:br/>
+        <w:t>bullish — at unchanged confidence</w:t>
+      </w:r>
+      <w:r>
+        <w:rPr/>
+        <w:t>, where a sane read of the same tape scores</w:t>
+        <w:br/>
+      </w:r>
+      <w:r>
+        <w:rPr>
+          <w:b/>
+        </w:rPr>
+        <w:t>56.25</w:t>
+      </w:r>
+      <w:r>
+        <w:rPr/>
+        <w:t xml:space="preserve">. The same all-NaN read in </w:t>
+      </w:r>
+      <w:r>
+        <w:rPr>
+          <w:rFonts w:ascii="Consolas" w:hAnsi="Consolas"/>
+          <w:color w:val="334455"/>
+          <w:sz w:val="19"/>
+        </w:rPr>
+        <w:t>compute_intraday_trend</w:t>
+      </w:r>
+      <w:r>
+        <w:rPr/>
+        <w:t>, which drives the</w:t>
+        <w:br/>
+      </w:r>
+      <w:r>
+        <w:rPr>
+          <w:b/>
+        </w:rPr>
+        <w:t>live Day gauge</w:t>
+      </w:r>
+      <w:r>
+        <w:rPr/>
+        <w:t xml:space="preserve">, scores </w:t>
+      </w:r>
+      <w:r>
+        <w:rPr>
+          <w:b/>
+        </w:rPr>
+        <w:t>92.50</w:t>
+      </w:r>
+      <w:r>
+        <w:rPr/>
+        <w:t>.</w:t>
+      </w:r>
+    </w:p>
+    <w:p>
+      <w:r>
+        <w:rPr/>
+        <w:t>The failure is silent: nothing in the payload marks the inputs as missing, so the</w:t>
+        <w:br/>
+        <w:t xml:space="preserve">gauge renders a confident bullish number built on nothing. A fix must cover </w:t>
+      </w:r>
+      <w:r>
+        <w:rPr>
+          <w:b/>
+        </w:rPr>
+        <w:t>both</w:t>
+        <w:br/>
+        <w:t>call sites with one shared filter</w:t>
+      </w:r>
+      <w:r>
+        <w:rPr/>
+        <w:t xml:space="preserve"> — patching only </w:t>
+      </w:r>
+      <w:r>
+        <w:rPr>
+          <w:rFonts w:ascii="Consolas" w:hAnsi="Consolas"/>
+          <w:color w:val="334455"/>
+          <w:sz w:val="19"/>
+        </w:rPr>
+        <w:t>score_price</w:t>
+      </w:r>
+      <w:r>
+        <w:rPr/>
+        <w:t xml:space="preserve"> leaves the live</w:t>
+        <w:br/>
+        <w:t>gauge wrong.</w:t>
+      </w:r>
+    </w:p>
+    <w:p>
+      <w:r>
+        <w:rPr>
+          <w:b/>
+        </w:rPr>
+        <w:t>Until it is fixed</w:t>
+      </w:r>
+      <w:r>
+        <w:rPr/>
+        <w:t>, treat a strongly bullish structural reading with</w:t>
+        <w:br/>
+      </w:r>
+      <w:r>
+        <w:rPr>
+          <w:i/>
+        </w:rPr>
+        <w:t>unremarkable</w:t>
+      </w:r>
+      <w:r>
+        <w:rPr/>
+        <w:t xml:space="preserve"> confidence as suspect, and cross-check against the Market Dashboard.</w:t>
+      </w:r>
+    </w:p>
+    <w:p>
+      <w:pPr>
+        <w:pStyle w:val="Heading2"/>
+      </w:pPr>
+      <w:r>
+        <w:rPr/>
+        <w:t>Expected Move deliberately disagrees with ThinkorSwim</w:t>
+      </w:r>
+    </w:p>
+    <w:p>
+      <w:r>
+        <w:rPr/>
+        <w:t>Not a defect — a definitional difference that has been measured and is documented</w:t>
+        <w:br/>
+        <w:t xml:space="preserve">in full under </w:t>
+      </w:r>
+      <w:r>
+        <w:rPr>
+          <w:i/>
+        </w:rPr>
+        <w:t>Expected move and IV analysis</w:t>
+      </w:r>
+      <w:r>
+        <w:rPr/>
+        <w:t>. Two independent differences push in</w:t>
+        <w:br/>
+        <w:t xml:space="preserve">opposite directions and </w:t>
+      </w:r>
+      <w:r>
+        <w:rPr>
+          <w:b/>
+        </w:rPr>
+        <w:t>nearly cancelled on the one symbol they were measured on</w:t>
+      </w:r>
+      <w:r>
+        <w:rPr/>
+        <w:t>,</w:t>
+        <w:br/>
+        <w:t>which is luck rather than calibration. Do not "fix" either number to match a broker</w:t>
+        <w:br/>
+        <w:t xml:space="preserve">without first deciding which definition is wanted; the same </w:t>
+      </w:r>
+      <w:r>
+        <w:rPr>
+          <w:rFonts w:ascii="Consolas" w:hAnsi="Consolas"/>
+          <w:color w:val="334455"/>
+          <w:sz w:val="19"/>
+        </w:rPr>
+        <w:t>atm_iv</w:t>
+      </w:r>
+      <w:r>
+        <w:rPr/>
+        <w:t xml:space="preserve"> also sizes the</w:t>
+        <w:br/>
+        <w:t>drawn cone.</w:t>
+      </w:r>
+    </w:p>
+    <w:p>
+      <w:pPr>
+        <w:pStyle w:val="Heading2"/>
+      </w:pPr>
+      <w:r>
+        <w:rPr/>
+        <w:t>Index open interest reads zero after hours</w:t>
+      </w:r>
+    </w:p>
+    <w:p>
+      <w:r>
+        <w:rPr>
+          <w:rFonts w:ascii="Consolas" w:hAnsi="Consolas"/>
+          <w:color w:val="334455"/>
+          <w:sz w:val="19"/>
+        </w:rPr>
+        <w:t>$SPX</w:t>
+      </w:r>
+      <w:r>
+        <w:rPr/>
+        <w:t xml:space="preserve"> and </w:t>
+      </w:r>
+      <w:r>
+        <w:rPr>
+          <w:rFonts w:ascii="Consolas" w:hAnsi="Consolas"/>
+          <w:color w:val="334455"/>
+          <w:sz w:val="19"/>
+        </w:rPr>
+        <w:t>$NDX</w:t>
+      </w:r>
+      <w:r>
+        <w:rPr/>
+        <w:t xml:space="preserve"> report zero open interest overnight, which yields all-zero GEX</w:t>
+        <w:br/>
+        <w:t>grids and arbitrary wall levels. Index gamma is only meaningful during the session.</w:t>
+      </w:r>
+    </w:p>
+    <w:p>
+      <w:r>
+        <w:br/>
+      </w:r>
+    </w:p>
+    <w:p>
+      <w:pPr>
+        <w:pStyle w:val="Heading1"/>
+      </w:pPr>
+      <w:r>
+        <w:rPr/>
+        <w:t>Constants Appendix</w:t>
+      </w:r>
+    </w:p>
+    <w:p>
+      <w:r>
+        <w:rPr/>
+        <w:t>A consolidated table of the load-bearing constants. The cited file governs.</w:t>
+      </w:r>
+    </w:p>
+    <w:tbl>
+      <w:tblPr>
+        <w:tblW w:type="auto" w:w="0"/>
+        <w:jc w:val="left"/>
+        <w:tblLayout w:type="autofit"/>
+        <w:tblLook w:firstColumn="1" w:firstRow="1" w:lastColumn="0" w:lastRow="0" w:noHBand="0" w:noVBand="1" w:val="04A0"/>
+        <w:tblBorders>
+          <w:top w:val="single" w:sz="4" w:space="0" w:color="D8DEE9"/>
+          <w:left w:val="single" w:sz="4" w:space="0" w:color="D8DEE9"/>
+          <w:bottom w:val="single" w:sz="4" w:space="0" w:color="D8DEE9"/>
+          <w:right w:val="single" w:sz="4" w:space="0" w:color="D8DEE9"/>
+          <w:insideH w:val="single" w:sz="4" w:space="0" w:color="D8DEE9"/>
+          <w:insideV w:val="single" w:sz="4" w:space="0" w:color="D8DEE9"/>
+        </w:tblBorders>
+      </w:tblPr>
+      <w:tblGrid>
+        <w:gridCol w:w="2880"/>
+        <w:gridCol w:w="2880"/>
+        <w:gridCol w:w="2880"/>
+      </w:tblGrid>
+      <w:tr>
+        <w:tc>
+          <w:tcPr>
+            <w:tcW w:type="dxa" w:w="2880"/>
+            <w:shd w:val="clear" w:color="auto" w:fill="EAF2FB"/>
+          </w:tcPr>
+          <w:p>
+            <w:r>
+              <w:rPr>
+                <w:b/>
+              </w:rPr>
+            </w:r>
+            <w:r>
+              <w:rPr>
+                <w:b/>
+              </w:rPr>
               <w:t>Constant / set</w:t>
             </w:r>
           </w:p>
@@ -32029,6 +33182,156 @@
             <w:r>
               <w:rPr/>
               <w:t xml:space="preserve"> per poll) — no Claude call.</w:t>
+            </w:r>
+          </w:p>
+        </w:tc>
+      </w:tr>
+      <w:tr>
+        <w:tc>
+          <w:tcPr>
+            <w:tcW w:type="dxa" w:w="4320"/>
+            <w:shd w:val="clear" w:color="auto" w:fill="F4F6FA"/>
+          </w:tcPr>
+          <w:p>
+            <w:r/>
+            <w:r>
+              <w:rPr/>
+              <w:t>news_svc</w:t>
+            </w:r>
+          </w:p>
+        </w:tc>
+        <w:tc>
+          <w:tcPr>
+            <w:tcW w:type="dxa" w:w="4320"/>
+            <w:shd w:val="clear" w:color="auto" w:fill="F4F6FA"/>
+          </w:tcPr>
+          <w:p>
+            <w:r/>
+            <w:r>
+              <w:rPr/>
+              <w:t xml:space="preserve">Every feed polled every </w:t>
+            </w:r>
+            <w:r>
+              <w:rPr>
+                <w:b/>
+              </w:rPr>
+              <w:t>5 min</w:t>
+            </w:r>
+            <w:r>
+              <w:rPr/>
+              <w:t xml:space="preserve"> 08:30–15:00 CT (</w:t>
+            </w:r>
+            <w:r>
+              <w:rPr>
+                <w:rFonts w:ascii="Consolas" w:hAnsi="Consolas"/>
+                <w:color w:val="334455"/>
+                <w:sz w:val="19"/>
+              </w:rPr>
+              <w:t>[collector] rth_poll_min</w:t>
+            </w:r>
+            <w:r>
+              <w:rPr/>
+              <w:t xml:space="preserve">), </w:t>
+            </w:r>
+            <w:r>
+              <w:rPr>
+                <w:b/>
+              </w:rPr>
+              <w:t>15 min</w:t>
+            </w:r>
+            <w:r>
+              <w:rPr/>
+              <w:t xml:space="preserve"> otherwise on a trading day (</w:t>
+            </w:r>
+            <w:r>
+              <w:rPr>
+                <w:rFonts w:ascii="Consolas" w:hAnsi="Consolas"/>
+                <w:color w:val="334455"/>
+                <w:sz w:val="19"/>
+              </w:rPr>
+              <w:t>offhours_poll_min</w:t>
+            </w:r>
+            <w:r>
+              <w:rPr/>
+              <w:t xml:space="preserve">), </w:t>
+            </w:r>
+            <w:r>
+              <w:rPr>
+                <w:b/>
+              </w:rPr>
+              <w:t>60 min</w:t>
+            </w:r>
+            <w:r>
+              <w:rPr/>
+              <w:t xml:space="preserve"> at weekends and holidays (</w:t>
+            </w:r>
+            <w:r>
+              <w:rPr>
+                <w:rFonts w:ascii="Consolas" w:hAnsi="Consolas"/>
+                <w:color w:val="334455"/>
+                <w:sz w:val="19"/>
+              </w:rPr>
+              <w:t>weekend_poll_min</w:t>
+            </w:r>
+            <w:r>
+              <w:rPr/>
+              <w:t xml:space="preserve">) — all in </w:t>
+            </w:r>
+            <w:r>
+              <w:rPr>
+                <w:rFonts w:ascii="Consolas" w:hAnsi="Consolas"/>
+                <w:color w:val="334455"/>
+                <w:sz w:val="19"/>
+              </w:rPr>
+              <w:t>config/news.toml</w:t>
+            </w:r>
+            <w:r>
+              <w:rPr/>
+              <w:t xml:space="preserve">, editable in Settings. The loop wakes every </w:t>
+            </w:r>
+            <w:r>
+              <w:rPr>
+                <w:b/>
+              </w:rPr>
+              <w:t>30 s</w:t>
+            </w:r>
+            <w:r>
+              <w:rPr/>
+              <w:t xml:space="preserve"> (</w:t>
+            </w:r>
+            <w:r>
+              <w:rPr>
+                <w:rFonts w:ascii="Consolas" w:hAnsi="Consolas"/>
+                <w:color w:val="334455"/>
+                <w:sz w:val="19"/>
+              </w:rPr>
+              <w:t>TICK_S</w:t>
+            </w:r>
+            <w:r>
+              <w:rPr/>
+              <w:t xml:space="preserve">) and counts an interval from the END of the last poll; nothing polls faster than </w:t>
+            </w:r>
+            <w:r>
+              <w:rPr>
+                <w:b/>
+              </w:rPr>
+              <w:t>60 s</w:t>
+            </w:r>
+            <w:r>
+              <w:rPr/>
+              <w:t xml:space="preserve"> (</w:t>
+            </w:r>
+            <w:r>
+              <w:rPr>
+                <w:rFonts w:ascii="Consolas" w:hAnsi="Consolas"/>
+                <w:color w:val="334455"/>
+                <w:sz w:val="19"/>
+              </w:rPr>
+              <w:t>MIN_INTERVAL_S</w:t>
+            </w:r>
+            <w:r>
+              <w:rPr/>
+              <w:t>). One poll at a time: a Refresh during a poll is skipped.</w:t>
             </w:r>
           </w:p>
         </w:tc>

--- a/docs/manuals/technical-reference/technical-reference.docx
+++ b/docs/manuals/technical-reference/technical-reference.docx
@@ -30485,6 +30485,18 @@
                 <w:sz w:val="19"/>
               </w:rPr>
               <w:t>424B5</w:t>
+            </w:r>
+            <w:r>
+              <w:rPr/>
+              <w:t xml:space="preserve">, </w:t>
+            </w:r>
+            <w:r>
+              <w:rPr>
+                <w:rFonts w:ascii="Consolas" w:hAnsi="Consolas"/>
+                <w:color w:val="334455"/>
+                <w:sz w:val="19"/>
+              </w:rPr>
+              <w:t>S-3ASR</w:t>
             </w:r>
             <w:r>
               <w:rPr/>

--- a/docs/manuals/technical-reference/technical-reference.docx
+++ b/docs/manuals/technical-reference/technical-reference.docx
@@ -5783,7 +5783,7 @@
             <w:r/>
             <w:r>
               <w:rPr/>
-              <w:t>On-demand single-symbol analysis + deep dive.</w:t>
+              <w:t>On-demand single-symbol analysis + deep dive; the daily watchlist dividend pull.</w:t>
             </w:r>
           </w:p>
         </w:tc>
@@ -5862,7 +5862,7 @@
             <w:r/>
             <w:r>
               <w:rPr/>
-              <w:t xml:space="preserve">Market News: polls free public RSS / Google News / Yahoo / SEC EDGAR feeds into </w:t>
+              <w:t xml:space="preserve">Market News: polls free public RSS / Google News / Yahoo / SEC EDGAR feeds and the economic calendar (Fed, BLS, BEA, FRED, Nasdaq) into </w:t>
             </w:r>
             <w:r>
               <w:rPr>
@@ -5874,7 +5874,7 @@
             </w:r>
             <w:r>
               <w:rPr/>
-              <w:t>. No Schwab, no Claude.</w:t>
+              <w:t>. No Schwab, no Claude, no proxy.</w:t>
             </w:r>
           </w:p>
         </w:tc>
@@ -30039,8 +30039,23 @@
       </w:r>
       <w:r>
         <w:rPr/>
-        <w:t xml:space="preserve"> — the one service with no Schwab or Claude call. Design:</w:t>
-        <w:br/>
+        <w:t xml:space="preserve"> — the one service with no Schwab or Claude call, and the one</w:t>
+        <w:br/>
+        <w:t xml:space="preserve">that never calls the proxy. It reads one optional credential, </w:t>
+      </w:r>
+      <w:r>
+        <w:rPr>
+          <w:rFonts w:ascii="Consolas" w:hAnsi="Consolas"/>
+          <w:color w:val="334455"/>
+          <w:sz w:val="19"/>
+        </w:rPr>
+        <w:t>FRED_API_KEY</w:t>
+      </w:r>
+      <w:r>
+        <w:rPr/>
+        <w:t>.</w:t>
+        <w:br/>
+        <w:t xml:space="preserve">Designs: </w:t>
       </w:r>
       <w:r>
         <w:rPr>
@@ -30052,7 +30067,20 @@
       </w:r>
       <w:r>
         <w:rPr/>
-        <w:t>.</w:t>
+        <w:t xml:space="preserve"> (v1) and</w:t>
+        <w:br/>
+      </w:r>
+      <w:r>
+        <w:rPr>
+          <w:rFonts w:ascii="Consolas" w:hAnsi="Consolas"/>
+          <w:color w:val="334455"/>
+          <w:sz w:val="19"/>
+        </w:rPr>
+        <w:t>docs/plans/2026-09-26-news-v2-design.md</w:t>
+      </w:r>
+      <w:r>
+        <w:rPr/>
+        <w:t xml:space="preserve"> (impact, the SEC panel, the calendar).</w:t>
       </w:r>
     </w:p>
     <w:p>
@@ -30825,6 +30853,10 @@
     </w:p>
     <w:p>
       <w:r>
+        <w:rPr/>
+        <w:t xml:space="preserve">Each poll publishes five views. </w:t>
+      </w:r>
+      <w:r>
         <w:rPr>
           <w:rFonts w:ascii="Consolas" w:hAnsi="Consolas"/>
           <w:color w:val="334455"/>
@@ -30834,7 +30866,60 @@
       </w:r>
       <w:r>
         <w:rPr/>
-        <w:t xml:space="preserve"> holds every feed; </w:t>
+        <w:t xml:space="preserve"> holds the headlines — every</w:t>
+        <w:br/>
+        <w:t xml:space="preserve">kind but the two SEC ones — and </w:t>
+      </w:r>
+      <w:r>
+        <w:rPr>
+          <w:rFonts w:ascii="Consolas" w:hAnsi="Consolas"/>
+          <w:color w:val="334455"/>
+          <w:sz w:val="19"/>
+        </w:rPr>
+        <w:t>cache:news:sec</w:t>
+      </w:r>
+      <w:r>
+        <w:rPr/>
+        <w:t xml:space="preserve"> only </w:t>
+      </w:r>
+      <w:r>
+        <w:rPr>
+          <w:rFonts w:ascii="Consolas" w:hAnsi="Consolas"/>
+          <w:color w:val="334455"/>
+          <w:sz w:val="19"/>
+        </w:rPr>
+        <w:t>edgar_form4</w:t>
+      </w:r>
+      <w:r>
+        <w:rPr/>
+        <w:t xml:space="preserve"> /</w:t>
+        <w:br/>
+      </w:r>
+      <w:r>
+        <w:rPr>
+          <w:rFonts w:ascii="Consolas" w:hAnsi="Consolas"/>
+          <w:color w:val="334455"/>
+          <w:sz w:val="19"/>
+        </w:rPr>
+        <w:t>edgar_filings</w:t>
+      </w:r>
+      <w:r>
+        <w:rPr/>
+        <w:t xml:space="preserve"> (the newest </w:t>
+      </w:r>
+      <w:r>
+        <w:rPr>
+          <w:rFonts w:ascii="Consolas" w:hAnsi="Consolas"/>
+          <w:color w:val="334455"/>
+          <w:sz w:val="19"/>
+        </w:rPr>
+        <w:t>sec_view_items</w:t>
+      </w:r>
+      <w:r>
+        <w:rPr/>
+        <w:t>, 100); the split is made by the store's</w:t>
+        <w:br/>
+        <w:t xml:space="preserve">kind filters, at the producer. </w:t>
       </w:r>
       <w:r>
         <w:rPr>
@@ -30846,8 +30931,20 @@
       </w:r>
       <w:r>
         <w:rPr/>
-        <w:t xml:space="preserve"> holds only rows whose</w:t>
-        <w:br/>
+        <w:t xml:space="preserve"> / </w:t>
+      </w:r>
+      <w:r>
+        <w:rPr>
+          <w:rFonts w:ascii="Consolas" w:hAnsi="Consolas"/>
+          <w:color w:val="334455"/>
+          <w:sz w:val="19"/>
+        </w:rPr>
+        <w:t>cache:news:sec_public</w:t>
+      </w:r>
+      <w:r>
+        <w:rPr/>
+        <w:br/>
+        <w:t xml:space="preserve">hold only rows whose </w:t>
       </w:r>
       <w:r>
         <w:rPr>
@@ -30869,10 +30966,11 @@
       </w:r>
       <w:r>
         <w:rPr/>
-        <w:t>, re-read at every publish,</w:t>
-        <w:br/>
-        <w:t>with each row's tickers and source badges cut to what public feeds contributed.</w:t>
-        <w:br/>
+        <w:t>,</w:t>
+        <w:br/>
+        <w:t>re-read at every publish, with each row's tickers and source badges cut to what public</w:t>
+        <w:br/>
+        <w:t xml:space="preserve">feeds contributed. </w:t>
       </w:r>
       <w:r>
         <w:rPr>
@@ -30884,9 +30982,9 @@
       </w:r>
       <w:r>
         <w:rPr/>
-        <w:t xml:space="preserve"> is one row per configured feed. The two feed views carry no</w:t>
-        <w:br/>
-        <w:t xml:space="preserve">timestamp and publish </w:t>
+        <w:t xml:space="preserve"> is one row per configured feed. The four item</w:t>
+        <w:br/>
+        <w:t xml:space="preserve">views carry no timestamp and publish </w:t>
       </w:r>
       <w:r>
         <w:rPr>
@@ -30898,9 +30996,9 @@
       </w:r>
       <w:r>
         <w:rPr/>
-        <w:t>, so a poll that found nothing new repaints</w:t>
-        <w:br/>
-        <w:t xml:space="preserve">nothing; the page's "Updated" stamp is the key's </w:t>
+        <w:t>, so a poll that found nothing</w:t>
+        <w:br/>
+        <w:t xml:space="preserve">new repaints nothing; the page's "Updated" stamp is the key's </w:t>
       </w:r>
       <w:r>
         <w:rPr>
@@ -30912,46 +31010,9 @@
       </w:r>
       <w:r>
         <w:rPr/>
-        <w:t xml:space="preserve"> side key, refreshed on every</w:t>
-        <w:br/>
-        <w:t>publish.</w:t>
-      </w:r>
-    </w:p>
-    <w:p>
-      <w:r>
-        <w:rPr>
-          <w:b/>
-        </w:rPr>
-        <w:t>Trending</w:t>
-      </w:r>
-      <w:r>
-        <w:rPr/>
-        <w:t xml:space="preserve"> counts the tickers on items published within </w:t>
-      </w:r>
-      <w:r>
-        <w:rPr>
-          <w:rFonts w:ascii="Consolas" w:hAnsi="Consolas"/>
-          <w:color w:val="334455"/>
-          <w:sz w:val="19"/>
-        </w:rPr>
-        <w:t>[trending] window_h</w:t>
-      </w:r>
-      <w:r>
-        <w:rPr/>
-        <w:br/>
-        <w:t xml:space="preserve">(6 h), skipping </w:t>
-      </w:r>
-      <w:r>
-        <w:rPr>
-          <w:rFonts w:ascii="Consolas" w:hAnsi="Consolas"/>
-          <w:color w:val="334455"/>
-          <w:sz w:val="19"/>
-        </w:rPr>
-        <w:t>yahoo_ticker</w:t>
-      </w:r>
-      <w:r>
-        <w:rPr/>
-        <w:t xml:space="preserve"> items, whose tag is the ticker they were fetched for.</w:t>
+        <w:t xml:space="preserve"> side key,</w:t>
+        <w:br/>
+        <w:t>refreshed on every publish.</w:t>
       </w:r>
     </w:p>
     <w:p>
@@ -30960,396 +31021,35 @@
       </w:pPr>
       <w:r>
         <w:rPr/>
-        <w:t>Failure policy</w:t>
+        <w:t>Impact</w:t>
       </w:r>
     </w:p>
     <w:p>
       <w:r>
-        <w:rPr/>
-        <w:t xml:space="preserve">One failing feed never stops the poll: it counts one </w:t>
-      </w:r>
-      <w:r>
-        <w:rPr>
-          <w:rFonts w:ascii="Consolas" w:hAnsi="Consolas"/>
-          <w:color w:val="334455"/>
-          <w:sz w:val="19"/>
-        </w:rPr>
-        <w:t>_degrade</w:t>
-      </w:r>
-      <w:r>
-        <w:rPr/>
-        <w:br/>
-        <w:t>(</w:t>
-      </w:r>
-      <w:r>
-        <w:rPr>
-          <w:rFonts w:ascii="Consolas" w:hAnsi="Consolas"/>
-          <w:color w:val="334455"/>
-          <w:sz w:val="19"/>
-        </w:rPr>
-        <w:t>news.feed.&lt;name&gt;</w:t>
-      </w:r>
-      <w:r>
-        <w:rPr/>
-        <w:t xml:space="preserve">), records its error in </w:t>
-      </w:r>
-      <w:r>
-        <w:rPr>
-          <w:rFonts w:ascii="Consolas" w:hAnsi="Consolas"/>
-          <w:color w:val="334455"/>
-          <w:sz w:val="19"/>
-        </w:rPr>
-        <w:t>cache:news:status</w:t>
-      </w:r>
-      <w:r>
-        <w:rPr/>
-        <w:t>, and keeps its last</w:t>
-        <w:br/>
-        <w:t>items. An SEC 403, 429, 5xx, network failure or missed deadline is treated as an</w:t>
-        <w:br/>
-        <w:t>outage — that accession and every later one are retried next poll — while any other</w:t>
-        <w:br/>
-        <w:t>status is that filing's own answer and is not retried.</w:t>
-      </w:r>
-    </w:p>
-    <w:p>
-      <w:pPr>
-        <w:pStyle w:val="Heading1"/>
-      </w:pPr>
-      <w:r>
-        <w:rPr/>
-        <w:t>Known issues</w:t>
-      </w:r>
-    </w:p>
-    <w:p>
-      <w:r>
-        <w:rPr/>
-        <w:t>Documented defects a maintainer should know about before trusting a number. These</w:t>
-        <w:br/>
-        <w:t>are recorded rather than silently carried.</w:t>
-      </w:r>
-    </w:p>
-    <w:p>
-      <w:pPr>
-        <w:pStyle w:val="Heading2"/>
-      </w:pPr>
-      <w:r>
-        <w:rPr/>
-        <w:t>The PRICE sub-score NaN exposure (open)</w:t>
-      </w:r>
-    </w:p>
-    <w:p>
-      <w:r>
-        <w:rPr>
-          <w:rFonts w:ascii="Consolas" w:hAnsi="Consolas"/>
-          <w:color w:val="334455"/>
-          <w:sz w:val="19"/>
-        </w:rPr>
-        <w:t>sentiment_svc/compute._finite_pcts</w:t>
-      </w:r>
-      <w:r>
-        <w:rPr/>
-        <w:t xml:space="preserve"> guards only the </w:t>
-      </w:r>
-      <w:r>
-        <w:rPr>
-          <w:b/>
-        </w:rPr>
-        <w:t>sector</w:t>
-      </w:r>
-      <w:r>
-        <w:rPr/>
-        <w:t xml:space="preserve"> input. An all-NaN</w:t>
-        <w:br/>
-        <w:t>read of the structural price inputs (</w:t>
-      </w:r>
-      <w:r>
-        <w:rPr>
-          <w:rFonts w:ascii="Consolas" w:hAnsi="Consolas"/>
-          <w:color w:val="334455"/>
-          <w:sz w:val="19"/>
-        </w:rPr>
-        <w:t>macd_hist</w:t>
-      </w:r>
-      <w:r>
-        <w:rPr/>
-        <w:t xml:space="preserve"> / </w:t>
-      </w:r>
-      <w:r>
-        <w:rPr>
-          <w:rFonts w:ascii="Consolas" w:hAnsi="Consolas"/>
-          <w:color w:val="334455"/>
-          <w:sz w:val="19"/>
-        </w:rPr>
-        <w:t>rsi</w:t>
-      </w:r>
-      <w:r>
-        <w:rPr/>
-        <w:t xml:space="preserve"> / </w:t>
-      </w:r>
-      <w:r>
-        <w:rPr>
-          <w:rFonts w:ascii="Consolas" w:hAnsi="Consolas"/>
-          <w:color w:val="334455"/>
-          <w:sz w:val="19"/>
-        </w:rPr>
-        <w:t>adx</w:t>
-      </w:r>
-      <w:r>
-        <w:rPr/>
-        <w:t>, feeding</w:t>
-        <w:br/>
-      </w:r>
-      <w:r>
-        <w:rPr>
-          <w:rFonts w:ascii="Consolas" w:hAnsi="Consolas"/>
-          <w:color w:val="334455"/>
-          <w:sz w:val="19"/>
-        </w:rPr>
-        <w:t>score_price</w:t>
-      </w:r>
-      <w:r>
-        <w:rPr/>
-        <w:t xml:space="preserve"> with a hardcoded </w:t>
-      </w:r>
-      <w:r>
-        <w:rPr>
-          <w:rFonts w:ascii="Consolas" w:hAnsi="Consolas"/>
-          <w:color w:val="334455"/>
-          <w:sz w:val="19"/>
-        </w:rPr>
-        <w:t>vwap_pct = 0.0</w:t>
-      </w:r>
-      <w:r>
-        <w:rPr/>
-        <w:t xml:space="preserve">) scores </w:t>
-      </w:r>
-      <w:r>
-        <w:rPr>
-          <w:b/>
-        </w:rPr>
-        <w:t>82.50 — near-maximum</w:t>
-        <w:br/>
-        <w:t>bullish — at unchanged confidence</w:t>
-      </w:r>
-      <w:r>
-        <w:rPr/>
-        <w:t>, where a sane read of the same tape scores</w:t>
-        <w:br/>
-      </w:r>
-      <w:r>
-        <w:rPr>
-          <w:b/>
-        </w:rPr>
-        <w:t>56.25</w:t>
-      </w:r>
-      <w:r>
-        <w:rPr/>
-        <w:t xml:space="preserve">. The same all-NaN read in </w:t>
-      </w:r>
-      <w:r>
-        <w:rPr>
-          <w:rFonts w:ascii="Consolas" w:hAnsi="Consolas"/>
-          <w:color w:val="334455"/>
-          <w:sz w:val="19"/>
-        </w:rPr>
-        <w:t>compute_intraday_trend</w:t>
-      </w:r>
-      <w:r>
-        <w:rPr/>
-        <w:t>, which drives the</w:t>
-        <w:br/>
-      </w:r>
-      <w:r>
-        <w:rPr>
-          <w:b/>
-        </w:rPr>
-        <w:t>live Day gauge</w:t>
-      </w:r>
-      <w:r>
-        <w:rPr/>
-        <w:t xml:space="preserve">, scores </w:t>
-      </w:r>
-      <w:r>
-        <w:rPr>
-          <w:b/>
-        </w:rPr>
-        <w:t>92.50</w:t>
-      </w:r>
-      <w:r>
-        <w:rPr/>
-        <w:t>.</w:t>
-      </w:r>
-    </w:p>
-    <w:p>
-      <w:r>
-        <w:rPr/>
-        <w:t>The failure is silent: nothing in the payload marks the inputs as missing, so the</w:t>
-        <w:br/>
-        <w:t xml:space="preserve">gauge renders a confident bullish number built on nothing. A fix must cover </w:t>
-      </w:r>
-      <w:r>
-        <w:rPr>
-          <w:b/>
-        </w:rPr>
-        <w:t>both</w:t>
-        <w:br/>
-        <w:t>call sites with one shared filter</w:t>
-      </w:r>
-      <w:r>
-        <w:rPr/>
-        <w:t xml:space="preserve"> — patching only </w:t>
-      </w:r>
-      <w:r>
-        <w:rPr>
-          <w:rFonts w:ascii="Consolas" w:hAnsi="Consolas"/>
-          <w:color w:val="334455"/>
-          <w:sz w:val="19"/>
-        </w:rPr>
-        <w:t>score_price</w:t>
-      </w:r>
-      <w:r>
-        <w:rPr/>
-        <w:t xml:space="preserve"> leaves the live</w:t>
-        <w:br/>
-        <w:t>gauge wrong.</w:t>
-      </w:r>
-    </w:p>
-    <w:p>
-      <w:r>
-        <w:rPr>
-          <w:b/>
-        </w:rPr>
-        <w:t>Until it is fixed</w:t>
-      </w:r>
-      <w:r>
-        <w:rPr/>
-        <w:t>, treat a strongly bullish structural reading with</w:t>
-        <w:br/>
-      </w:r>
-      <w:r>
-        <w:rPr>
-          <w:i/>
-        </w:rPr>
-        <w:t>unremarkable</w:t>
-      </w:r>
-      <w:r>
-        <w:rPr/>
-        <w:t xml:space="preserve"> confidence as suspect, and cross-check against the Market Dashboard.</w:t>
-      </w:r>
-    </w:p>
-    <w:p>
-      <w:pPr>
-        <w:pStyle w:val="Heading2"/>
-      </w:pPr>
-      <w:r>
-        <w:rPr/>
-        <w:t>Expected Move deliberately disagrees with ThinkorSwim</w:t>
-      </w:r>
-    </w:p>
-    <w:p>
-      <w:r>
-        <w:rPr/>
-        <w:t>Not a defect — a definitional difference that has been measured and is documented</w:t>
-        <w:br/>
-        <w:t xml:space="preserve">in full under </w:t>
-      </w:r>
-      <w:r>
-        <w:rPr>
-          <w:i/>
-        </w:rPr>
-        <w:t>Expected move and IV analysis</w:t>
-      </w:r>
-      <w:r>
-        <w:rPr/>
-        <w:t>. Two independent differences push in</w:t>
-        <w:br/>
-        <w:t xml:space="preserve">opposite directions and </w:t>
-      </w:r>
-      <w:r>
-        <w:rPr>
-          <w:b/>
-        </w:rPr>
-        <w:t>nearly cancelled on the one symbol they were measured on</w:t>
-      </w:r>
-      <w:r>
-        <w:rPr/>
-        <w:t>,</w:t>
-        <w:br/>
-        <w:t>which is luck rather than calibration. Do not "fix" either number to match a broker</w:t>
-        <w:br/>
-        <w:t xml:space="preserve">without first deciding which definition is wanted; the same </w:t>
-      </w:r>
-      <w:r>
-        <w:rPr>
-          <w:rFonts w:ascii="Consolas" w:hAnsi="Consolas"/>
-          <w:color w:val="334455"/>
-          <w:sz w:val="19"/>
-        </w:rPr>
-        <w:t>atm_iv</w:t>
-      </w:r>
-      <w:r>
-        <w:rPr/>
-        <w:t xml:space="preserve"> also sizes the</w:t>
-        <w:br/>
-        <w:t>drawn cone.</w:t>
-      </w:r>
-    </w:p>
-    <w:p>
-      <w:pPr>
-        <w:pStyle w:val="Heading2"/>
-      </w:pPr>
-      <w:r>
-        <w:rPr/>
-        <w:t>Index open interest reads zero after hours</w:t>
-      </w:r>
-    </w:p>
-    <w:p>
-      <w:r>
-        <w:rPr>
-          <w:rFonts w:ascii="Consolas" w:hAnsi="Consolas"/>
-          <w:color w:val="334455"/>
-          <w:sz w:val="19"/>
-        </w:rPr>
-        <w:t>$SPX</w:t>
-      </w:r>
-      <w:r>
-        <w:rPr/>
-        <w:t xml:space="preserve"> and </w:t>
-      </w:r>
-      <w:r>
-        <w:rPr>
-          <w:rFonts w:ascii="Consolas" w:hAnsi="Consolas"/>
-          <w:color w:val="334455"/>
-          <w:sz w:val="19"/>
-        </w:rPr>
-        <w:t>$NDX</w:t>
-      </w:r>
-      <w:r>
-        <w:rPr/>
-        <w:t xml:space="preserve"> report zero open interest overnight, which yields all-zero GEX</w:t>
-        <w:br/>
-        <w:t>grids and arbitrary wall levels. Index gamma is only meaningful during the session.</w:t>
-      </w:r>
-    </w:p>
-    <w:p>
-      <w:r>
-        <w:br/>
-      </w:r>
-    </w:p>
-    <w:p>
-      <w:pPr>
-        <w:pStyle w:val="Heading1"/>
-      </w:pPr>
-      <w:r>
-        <w:rPr/>
-        <w:t>Constants Appendix</w:t>
-      </w:r>
-    </w:p>
-    <w:p>
-      <w:r>
-        <w:rPr/>
-        <w:t>A consolidated table of the load-bearing constants. The cited file governs.</w:t>
+        <w:rPr>
+          <w:rFonts w:ascii="Consolas" w:hAnsi="Consolas"/>
+          <w:color w:val="334455"/>
+          <w:sz w:val="19"/>
+        </w:rPr>
+        <w:t>services/news_svc/impact.py</w:t>
+      </w:r>
+      <w:r>
+        <w:rPr/>
+        <w:t xml:space="preserve"> is pure over </w:t>
+      </w:r>
+      <w:r>
+        <w:rPr>
+          <w:rFonts w:ascii="Consolas" w:hAnsi="Consolas"/>
+          <w:color w:val="334455"/>
+          <w:sz w:val="19"/>
+        </w:rPr>
+        <w:t>(row, [impact] config, ticker set)</w:t>
+      </w:r>
+      <w:r>
+        <w:rPr/>
+        <w:t xml:space="preserve"> and</w:t>
+        <w:br/>
+        <w:t>returns points plus the reason codes that produced them:</w:t>
       </w:r>
     </w:p>
     <w:tbl>
@@ -31388,6 +31088,3208 @@
               <w:rPr>
                 <w:b/>
               </w:rPr>
+              <w:t>Rule</w:t>
+            </w:r>
+          </w:p>
+        </w:tc>
+        <w:tc>
+          <w:tcPr>
+            <w:tcW w:type="dxa" w:w="2880"/>
+            <w:shd w:val="clear" w:color="auto" w:fill="EAF2FB"/>
+          </w:tcPr>
+          <w:p>
+            <w:r>
+              <w:rPr>
+                <w:b/>
+              </w:rPr>
+            </w:r>
+            <w:r>
+              <w:rPr>
+                <w:b/>
+              </w:rPr>
+              <w:t>Reason code</w:t>
+            </w:r>
+          </w:p>
+        </w:tc>
+        <w:tc>
+          <w:tcPr>
+            <w:tcW w:type="dxa" w:w="2880"/>
+            <w:shd w:val="clear" w:color="auto" w:fill="EAF2FB"/>
+          </w:tcPr>
+          <w:p>
+            <w:r>
+              <w:rPr>
+                <w:b/>
+              </w:rPr>
+            </w:r>
+            <w:r>
+              <w:rPr>
+                <w:b/>
+              </w:rPr>
+              <w:t>Shipped points</w:t>
+            </w:r>
+          </w:p>
+        </w:tc>
+      </w:tr>
+      <w:tr>
+        <w:tc>
+          <w:tcPr>
+            <w:tcW w:type="dxa" w:w="2880"/>
+          </w:tcPr>
+          <w:p>
+            <w:r/>
+            <w:r>
+              <w:rPr/>
+              <w:t xml:space="preserve">Keyword tiers </w:t>
+            </w:r>
+            <w:r>
+              <w:rPr>
+                <w:rFonts w:ascii="Consolas" w:hAnsi="Consolas"/>
+                <w:color w:val="334455"/>
+                <w:sz w:val="19"/>
+              </w:rPr>
+              <w:t>[impact.keywords.&lt;tier&gt;]</w:t>
+            </w:r>
+            <w:r>
+              <w:rPr/>
+              <w:t xml:space="preserve">, matched case-insensitively as whole words / phrases in the </w:t>
+            </w:r>
+            <w:r>
+              <w:rPr>
+                <w:b/>
+              </w:rPr>
+              <w:t>headline</w:t>
+            </w:r>
+            <w:r>
+              <w:rPr/>
+              <w:t xml:space="preserve"> (</w:t>
+            </w:r>
+            <w:r>
+              <w:rPr>
+                <w:rFonts w:ascii="Consolas" w:hAnsi="Consolas"/>
+                <w:color w:val="334455"/>
+                <w:sz w:val="19"/>
+              </w:rPr>
+              <w:t>match_teaser = true</w:t>
+            </w:r>
+            <w:r>
+              <w:rPr/>
+              <w:t xml:space="preserve"> adds the teaser, searched separately). A tier counts </w:t>
+            </w:r>
+            <w:r>
+              <w:rPr>
+                <w:b/>
+              </w:rPr>
+              <w:t>once</w:t>
+            </w:r>
+            <w:r>
+              <w:rPr/>
+              <w:t>, naming the first word in list order that matched</w:t>
+            </w:r>
+          </w:p>
+        </w:tc>
+        <w:tc>
+          <w:tcPr>
+            <w:tcW w:type="dxa" w:w="2880"/>
+          </w:tcPr>
+          <w:p>
+            <w:r/>
+            <w:r>
+              <w:rPr>
+                <w:rFonts w:ascii="Consolas" w:hAnsi="Consolas"/>
+                <w:color w:val="334455"/>
+                <w:sz w:val="19"/>
+              </w:rPr>
+              <w:t>kw:&lt;tier&gt;:&lt;word&gt;</w:t>
+            </w:r>
+          </w:p>
+        </w:tc>
+        <w:tc>
+          <w:tcPr>
+            <w:tcW w:type="dxa" w:w="2880"/>
+          </w:tcPr>
+          <w:p>
+            <w:r/>
+            <w:r>
+              <w:rPr/>
+              <w:t>tier1 +5 · tier2 +3 · tier3 +1</w:t>
+            </w:r>
+          </w:p>
+        </w:tc>
+      </w:tr>
+      <w:tr>
+        <w:tc>
+          <w:tcPr>
+            <w:tcW w:type="dxa" w:w="2880"/>
+            <w:shd w:val="clear" w:color="auto" w:fill="F4F6FA"/>
+          </w:tcPr>
+          <w:p>
+            <w:r/>
+            <w:r>
+              <w:rPr>
+                <w:rFonts w:ascii="Consolas" w:hAnsi="Consolas"/>
+                <w:color w:val="334455"/>
+                <w:sz w:val="19"/>
+              </w:rPr>
+              <w:t>[impact.source_points]</w:t>
+            </w:r>
+            <w:r>
+              <w:rPr/>
+              <w:t xml:space="preserve"> — the </w:t>
+            </w:r>
+            <w:r>
+              <w:rPr>
+                <w:b/>
+              </w:rPr>
+              <w:t>max</w:t>
+            </w:r>
+            <w:r>
+              <w:rPr/>
+              <w:t xml:space="preserve"> over the row's feeds, not the sum</w:t>
+            </w:r>
+          </w:p>
+        </w:tc>
+        <w:tc>
+          <w:tcPr>
+            <w:tcW w:type="dxa" w:w="2880"/>
+            <w:shd w:val="clear" w:color="auto" w:fill="F4F6FA"/>
+          </w:tcPr>
+          <w:p>
+            <w:r/>
+            <w:r>
+              <w:rPr>
+                <w:rFonts w:ascii="Consolas" w:hAnsi="Consolas"/>
+                <w:color w:val="334455"/>
+                <w:sz w:val="19"/>
+              </w:rPr>
+              <w:t>source:&lt;feed&gt;</w:t>
+            </w:r>
+          </w:p>
+        </w:tc>
+        <w:tc>
+          <w:tcPr>
+            <w:tcW w:type="dxa" w:w="2880"/>
+            <w:shd w:val="clear" w:color="auto" w:fill="F4F6FA"/>
+          </w:tcPr>
+          <w:p>
+            <w:r/>
+            <w:r>
+              <w:rPr/>
+              <w:t>Federal Reserve +3 · Truth Social +2 · WSJ +1 · ZeroHedge −1</w:t>
+            </w:r>
+          </w:p>
+        </w:tc>
+      </w:tr>
+      <w:tr>
+        <w:tc>
+          <w:tcPr>
+            <w:tcW w:type="dxa" w:w="2880"/>
+          </w:tcPr>
+          <w:p>
+            <w:r/>
+            <w:r>
+              <w:rPr/>
+              <w:t>Two or more distinct feeds</w:t>
+            </w:r>
+          </w:p>
+        </w:tc>
+        <w:tc>
+          <w:tcPr>
+            <w:tcW w:type="dxa" w:w="2880"/>
+          </w:tcPr>
+          <w:p>
+            <w:r/>
+            <w:r>
+              <w:rPr>
+                <w:rFonts w:ascii="Consolas" w:hAnsi="Consolas"/>
+                <w:color w:val="334455"/>
+                <w:sz w:val="19"/>
+              </w:rPr>
+              <w:t>sources:&lt;n&gt;</w:t>
+            </w:r>
+          </w:p>
+        </w:tc>
+        <w:tc>
+          <w:tcPr>
+            <w:tcW w:type="dxa" w:w="2880"/>
+          </w:tcPr>
+          <w:p>
+            <w:r/>
+            <w:r>
+              <w:rPr>
+                <w:rFonts w:ascii="Consolas" w:hAnsi="Consolas"/>
+                <w:color w:val="334455"/>
+                <w:sz w:val="19"/>
+              </w:rPr>
+              <w:t>multi_source</w:t>
+            </w:r>
+            <w:r>
+              <w:rPr/>
+              <w:t xml:space="preserve"> +1</w:t>
+            </w:r>
+          </w:p>
+        </w:tc>
+      </w:tr>
+      <w:tr>
+        <w:tc>
+          <w:tcPr>
+            <w:tcW w:type="dxa" w:w="2880"/>
+            <w:shd w:val="clear" w:color="auto" w:fill="F4F6FA"/>
+          </w:tcPr>
+          <w:p>
+            <w:r/>
+            <w:r>
+              <w:rPr/>
+              <w:t>Tagged with a ticker in the ticker set</w:t>
+            </w:r>
+          </w:p>
+        </w:tc>
+        <w:tc>
+          <w:tcPr>
+            <w:tcW w:type="dxa" w:w="2880"/>
+            <w:shd w:val="clear" w:color="auto" w:fill="F4F6FA"/>
+          </w:tcPr>
+          <w:p>
+            <w:r/>
+            <w:r>
+              <w:rPr>
+                <w:rFonts w:ascii="Consolas" w:hAnsi="Consolas"/>
+                <w:color w:val="334455"/>
+                <w:sz w:val="19"/>
+              </w:rPr>
+              <w:t>watchlist</w:t>
+            </w:r>
+            <w:r>
+              <w:rPr/>
+              <w:t xml:space="preserve"> (names no ticker)</w:t>
+            </w:r>
+          </w:p>
+        </w:tc>
+        <w:tc>
+          <w:tcPr>
+            <w:tcW w:type="dxa" w:w="2880"/>
+            <w:shd w:val="clear" w:color="auto" w:fill="F4F6FA"/>
+          </w:tcPr>
+          <w:p>
+            <w:r/>
+            <w:r>
+              <w:rPr>
+                <w:rFonts w:ascii="Consolas" w:hAnsi="Consolas"/>
+                <w:color w:val="334455"/>
+                <w:sz w:val="19"/>
+              </w:rPr>
+              <w:t>watchlist</w:t>
+            </w:r>
+            <w:r>
+              <w:rPr/>
+              <w:t xml:space="preserve"> +2</w:t>
+            </w:r>
+          </w:p>
+        </w:tc>
+      </w:tr>
+      <w:tr>
+        <w:tc>
+          <w:tcPr>
+            <w:tcW w:type="dxa" w:w="2880"/>
+          </w:tcPr>
+          <w:p>
+            <w:r/>
+            <w:r>
+              <w:rPr/>
+              <w:t xml:space="preserve">Form 4 by </w:t>
+            </w:r>
+            <w:r>
+              <w:rPr>
+                <w:rFonts w:ascii="Consolas" w:hAnsi="Consolas"/>
+                <w:color w:val="334455"/>
+                <w:sz w:val="19"/>
+              </w:rPr>
+              <w:t>detail.total_value</w:t>
+            </w:r>
+            <w:r>
+              <w:rPr/>
+              <w:t xml:space="preserve">: the largest of </w:t>
+            </w:r>
+            <w:r>
+              <w:rPr>
+                <w:rFonts w:ascii="Consolas" w:hAnsi="Consolas"/>
+                <w:color w:val="334455"/>
+                <w:sz w:val="19"/>
+              </w:rPr>
+              <w:t>huge_usd</w:t>
+            </w:r>
+            <w:r>
+              <w:rPr/>
+              <w:t xml:space="preserve"> / </w:t>
+            </w:r>
+            <w:r>
+              <w:rPr>
+                <w:rFonts w:ascii="Consolas" w:hAnsi="Consolas"/>
+                <w:color w:val="334455"/>
+                <w:sz w:val="19"/>
+              </w:rPr>
+              <w:t>large_usd</w:t>
+            </w:r>
+            <w:r>
+              <w:rPr/>
+              <w:t xml:space="preserve"> / </w:t>
+            </w:r>
+            <w:r>
+              <w:rPr>
+                <w:rFonts w:ascii="Consolas" w:hAnsi="Consolas"/>
+                <w:color w:val="334455"/>
+                <w:sz w:val="19"/>
+              </w:rPr>
+              <w:t>small_usd</w:t>
+            </w:r>
+            <w:r>
+              <w:rPr/>
+              <w:t xml:space="preserve"> it reaches</w:t>
+            </w:r>
+          </w:p>
+        </w:tc>
+        <w:tc>
+          <w:tcPr>
+            <w:tcW w:type="dxa" w:w="2880"/>
+          </w:tcPr>
+          <w:p>
+            <w:r/>
+            <w:r>
+              <w:rPr>
+                <w:rFonts w:ascii="Consolas" w:hAnsi="Consolas"/>
+                <w:color w:val="334455"/>
+                <w:sz w:val="19"/>
+              </w:rPr>
+              <w:t>form4:$&lt;total&gt;</w:t>
+            </w:r>
+          </w:p>
+        </w:tc>
+        <w:tc>
+          <w:tcPr>
+            <w:tcW w:type="dxa" w:w="2880"/>
+          </w:tcPr>
+          <w:p>
+            <w:r/>
+            <w:r>
+              <w:rPr/>
+              <w:t>$10M +6 · $1M +3 · $250K +1</w:t>
+            </w:r>
+          </w:p>
+        </w:tc>
+      </w:tr>
+      <w:tr>
+        <w:tc>
+          <w:tcPr>
+            <w:tcW w:type="dxa" w:w="2880"/>
+            <w:shd w:val="clear" w:color="auto" w:fill="F4F6FA"/>
+          </w:tcPr>
+          <w:p>
+            <w:r/>
+            <w:r>
+              <w:rPr/>
+              <w:t xml:space="preserve">… plus an officer / director (any relationship but </w:t>
+            </w:r>
+            <w:r>
+              <w:rPr>
+                <w:i/>
+              </w:rPr>
+              <w:t>10% owner</w:t>
+            </w:r>
+            <w:r>
+              <w:rPr/>
+              <w:t xml:space="preserve"> / </w:t>
+            </w:r>
+            <w:r>
+              <w:rPr>
+                <w:i/>
+              </w:rPr>
+              <w:t>insider</w:t>
+            </w:r>
+            <w:r>
+              <w:rPr/>
+              <w:t>), only on a buy that scored</w:t>
+            </w:r>
+          </w:p>
+        </w:tc>
+        <w:tc>
+          <w:tcPr>
+            <w:tcW w:type="dxa" w:w="2880"/>
+            <w:shd w:val="clear" w:color="auto" w:fill="F4F6FA"/>
+          </w:tcPr>
+          <w:p>
+            <w:r/>
+            <w:r>
+              <w:rPr>
+                <w:rFonts w:ascii="Consolas" w:hAnsi="Consolas"/>
+                <w:color w:val="334455"/>
+                <w:sz w:val="19"/>
+              </w:rPr>
+              <w:t>officer</w:t>
+            </w:r>
+          </w:p>
+        </w:tc>
+        <w:tc>
+          <w:tcPr>
+            <w:tcW w:type="dxa" w:w="2880"/>
+            <w:shd w:val="clear" w:color="auto" w:fill="F4F6FA"/>
+          </w:tcPr>
+          <w:p>
+            <w:r/>
+            <w:r>
+              <w:rPr/>
+              <w:t>+1</w:t>
+            </w:r>
+          </w:p>
+        </w:tc>
+      </w:tr>
+      <w:tr>
+        <w:tc>
+          <w:tcPr>
+            <w:tcW w:type="dxa" w:w="2880"/>
+          </w:tcPr>
+          <w:p>
+            <w:r/>
+            <w:r>
+              <w:rPr/>
+              <w:t xml:space="preserve">Offering filing, by </w:t>
+            </w:r>
+            <w:r>
+              <w:rPr>
+                <w:b/>
+              </w:rPr>
+              <w:t>exact</w:t>
+            </w:r>
+            <w:r>
+              <w:rPr/>
+              <w:t xml:space="preserve"> form (S-3 never takes S-3ASR's value)</w:t>
+            </w:r>
+          </w:p>
+        </w:tc>
+        <w:tc>
+          <w:tcPr>
+            <w:tcW w:type="dxa" w:w="2880"/>
+          </w:tcPr>
+          <w:p>
+            <w:r/>
+            <w:r>
+              <w:rPr>
+                <w:rFonts w:ascii="Consolas" w:hAnsi="Consolas"/>
+                <w:color w:val="334455"/>
+                <w:sz w:val="19"/>
+              </w:rPr>
+              <w:t>filing:&lt;form&gt;</w:t>
+            </w:r>
+          </w:p>
+        </w:tc>
+        <w:tc>
+          <w:tcPr>
+            <w:tcW w:type="dxa" w:w="2880"/>
+          </w:tcPr>
+          <w:p>
+            <w:r/>
+            <w:r>
+              <w:rPr/>
+              <w:t>424B5 +3 · S-3 +2 · S-1 +1 · S-3ASR +1</w:t>
+            </w:r>
+          </w:p>
+        </w:tc>
+      </w:tr>
+      <w:tr>
+        <w:tc>
+          <w:tcPr>
+            <w:tcW w:type="dxa" w:w="2880"/>
+            <w:shd w:val="clear" w:color="auto" w:fill="F4F6FA"/>
+          </w:tcPr>
+          <w:p>
+            <w:r/>
+            <w:r>
+              <w:rPr/>
+              <w:t>A filing tagged with no ticker (likely a micro-cap)</w:t>
+            </w:r>
+          </w:p>
+        </w:tc>
+        <w:tc>
+          <w:tcPr>
+            <w:tcW w:type="dxa" w:w="2880"/>
+            <w:shd w:val="clear" w:color="auto" w:fill="F4F6FA"/>
+          </w:tcPr>
+          <w:p>
+            <w:r/>
+            <w:r>
+              <w:rPr>
+                <w:rFonts w:ascii="Consolas" w:hAnsi="Consolas"/>
+                <w:color w:val="334455"/>
+                <w:sz w:val="19"/>
+              </w:rPr>
+              <w:t>untracked</w:t>
+            </w:r>
+          </w:p>
+        </w:tc>
+        <w:tc>
+          <w:tcPr>
+            <w:tcW w:type="dxa" w:w="2880"/>
+            <w:shd w:val="clear" w:color="auto" w:fill="F4F6FA"/>
+          </w:tcPr>
+          <w:p>
+            <w:r/>
+            <w:r>
+              <w:rPr/>
+              <w:t>−1</w:t>
+            </w:r>
+          </w:p>
+        </w:tc>
+      </w:tr>
+    </w:tbl>
+    <w:p/>
+    <w:p>
+      <w:r>
+        <w:rPr>
+          <w:rFonts w:ascii="Consolas" w:hAnsi="Consolas"/>
+          <w:color w:val="334455"/>
+          <w:sz w:val="19"/>
+        </w:rPr>
+        <w:t>band</w:t>
+      </w:r>
+      <w:r>
+        <w:rPr/>
+        <w:t xml:space="preserve">: score ≥ </w:t>
+      </w:r>
+      <w:r>
+        <w:rPr>
+          <w:rFonts w:ascii="Consolas" w:hAnsi="Consolas"/>
+          <w:color w:val="334455"/>
+          <w:sz w:val="19"/>
+        </w:rPr>
+        <w:t>high_at</w:t>
+      </w:r>
+      <w:r>
+        <w:rPr/>
+        <w:t xml:space="preserve"> (6) → </w:t>
+      </w:r>
+      <w:r>
+        <w:rPr>
+          <w:rFonts w:ascii="Consolas" w:hAnsi="Consolas"/>
+          <w:color w:val="334455"/>
+          <w:sz w:val="19"/>
+        </w:rPr>
+        <w:t>high</w:t>
+      </w:r>
+      <w:r>
+        <w:rPr/>
+        <w:t xml:space="preserve">, ≥ </w:t>
+      </w:r>
+      <w:r>
+        <w:rPr>
+          <w:rFonts w:ascii="Consolas" w:hAnsi="Consolas"/>
+          <w:color w:val="334455"/>
+          <w:sz w:val="19"/>
+        </w:rPr>
+        <w:t>med_at</w:t>
+      </w:r>
+      <w:r>
+        <w:rPr/>
+        <w:t xml:space="preserve"> (3) → </w:t>
+      </w:r>
+      <w:r>
+        <w:rPr>
+          <w:rFonts w:ascii="Consolas" w:hAnsi="Consolas"/>
+          <w:color w:val="334455"/>
+          <w:sz w:val="19"/>
+        </w:rPr>
+        <w:t>med</w:t>
+      </w:r>
+      <w:r>
+        <w:rPr/>
+        <w:t xml:space="preserve">, else </w:t>
+      </w:r>
+      <w:r>
+        <w:rPr>
+          <w:rFonts w:ascii="Consolas" w:hAnsi="Consolas"/>
+          <w:color w:val="334455"/>
+          <w:sz w:val="19"/>
+        </w:rPr>
+        <w:t>low</w:t>
+      </w:r>
+      <w:r>
+        <w:rPr/>
+        <w:t>; a pair</w:t>
+        <w:br/>
+        <w:t xml:space="preserve">that is not </w:t>
+      </w:r>
+      <w:r>
+        <w:rPr>
+          <w:rFonts w:ascii="Consolas" w:hAnsi="Consolas"/>
+          <w:color w:val="334455"/>
+          <w:sz w:val="19"/>
+        </w:rPr>
+        <w:t>high_at &gt; med_at</w:t>
+      </w:r>
+      <w:r>
+        <w:rPr/>
+        <w:t xml:space="preserve"> falls back to 6 / 3. A junk row or config scores 0,</w:t>
+        <w:br/>
+        <w:t>never raises.</w:t>
+      </w:r>
+    </w:p>
+    <w:p>
+      <w:r>
+        <w:rPr>
+          <w:b/>
+        </w:rPr>
+        <w:t>Stored uncapped, capped at publish.</w:t>
+      </w:r>
+      <w:r>
+        <w:rPr/>
+        <w:t xml:space="preserve"> A row's impact is stored with</w:t>
+        <w:br/>
+      </w:r>
+      <w:r>
+        <w:rPr>
+          <w:rFonts w:ascii="Consolas" w:hAnsi="Consolas"/>
+          <w:color w:val="334455"/>
+          <w:sz w:val="19"/>
+        </w:rPr>
+        <w:t>impact.fingerprint(config, ticker set)</w:t>
+      </w:r>
+      <w:r>
+        <w:rPr/>
+        <w:t>; every poll re-scores the rows whose stored</w:t>
+        <w:br/>
+        <w:t>fingerprint is stale (a Settings edit or a ticker-set change), and a scoring failure is</w:t>
+        <w:br/>
+        <w:t xml:space="preserve">one </w:t>
+      </w:r>
+      <w:r>
+        <w:rPr>
+          <w:rFonts w:ascii="Consolas" w:hAnsi="Consolas"/>
+          <w:color w:val="334455"/>
+          <w:sz w:val="19"/>
+        </w:rPr>
+        <w:t>news.impact</w:t>
+      </w:r>
+      <w:r>
+        <w:rPr/>
+        <w:t xml:space="preserve"> degrade while the views still publish with the stored impact. At</w:t>
+        <w:br/>
+        <w:t xml:space="preserve">publish, </w:t>
+      </w:r>
+      <w:r>
+        <w:rPr>
+          <w:rFonts w:ascii="Consolas" w:hAnsi="Consolas"/>
+          <w:color w:val="334455"/>
+          <w:sz w:val="19"/>
+        </w:rPr>
+        <w:t>cap_stale</w:t>
+      </w:r>
+      <w:r>
+        <w:rPr/>
+        <w:t xml:space="preserve"> shows a </w:t>
+      </w:r>
+      <w:r>
+        <w:rPr>
+          <w:b/>
+        </w:rPr>
+        <w:t xml:space="preserve">High older than </w:t>
+      </w:r>
+      <w:r>
+        <w:rPr>
+          <w:rFonts w:ascii="Consolas" w:hAnsi="Consolas"/>
+          <w:color w:val="334455"/>
+          <w:sz w:val="19"/>
+        </w:rPr>
+        <w:t>stale_after_h</w:t>
+      </w:r>
+      <w:r>
+        <w:rPr>
+          <w:b/>
+        </w:rPr>
+        <w:t xml:space="preserve"> (24 h) as Med</w:t>
+      </w:r>
+      <w:r>
+        <w:rPr/>
+        <w:t xml:space="preserve"> and</w:t>
+        <w:br/>
+        <w:t xml:space="preserve">appends </w:t>
+      </w:r>
+      <w:r>
+        <w:rPr>
+          <w:rFonts w:ascii="Consolas" w:hAnsi="Consolas"/>
+          <w:color w:val="334455"/>
+          <w:sz w:val="19"/>
+        </w:rPr>
+        <w:t>stale</w:t>
+      </w:r>
+      <w:r>
+        <w:rPr/>
+        <w:t xml:space="preserve"> to its reasons; an undated item is never capped, and</w:t>
+        <w:br/>
+      </w:r>
+      <w:r>
+        <w:rPr>
+          <w:rFonts w:ascii="Consolas" w:hAnsi="Consolas"/>
+          <w:color w:val="334455"/>
+          <w:sz w:val="19"/>
+        </w:rPr>
+        <w:t>stale_after_h</w:t>
+      </w:r>
+      <w:r>
+        <w:rPr/>
+        <w:t xml:space="preserve"> is left out of the fingerprint so editing it re-scores nothing.</w:t>
+      </w:r>
+    </w:p>
+    <w:p>
+      <w:r>
+        <w:rPr/>
+        <w:t xml:space="preserve">⚠ </w:t>
+      </w:r>
+      <w:r>
+        <w:rPr>
+          <w:b/>
+        </w:rPr>
+        <w:t>The public views are re-scored, not copied.</w:t>
+      </w:r>
+      <w:r>
+        <w:rPr/>
+        <w:t xml:space="preserve"> Each public row is scored afresh from</w:t>
+        <w:br/>
+        <w:t xml:space="preserve">the row as the public view carries it — </w:t>
+      </w:r>
+      <w:r>
+        <w:rPr>
+          <w:rFonts w:ascii="Consolas" w:hAnsi="Consolas"/>
+          <w:color w:val="334455"/>
+          <w:sz w:val="19"/>
+        </w:rPr>
+        <w:t>sources</w:t>
+      </w:r>
+      <w:r>
+        <w:rPr/>
+        <w:t xml:space="preserve"> and </w:t>
+      </w:r>
+      <w:r>
+        <w:rPr>
+          <w:rFonts w:ascii="Consolas" w:hAnsi="Consolas"/>
+          <w:color w:val="334455"/>
+          <w:sz w:val="19"/>
+        </w:rPr>
+        <w:t>tickers</w:t>
+      </w:r>
+      <w:r>
+        <w:rPr/>
+        <w:t xml:space="preserve"> already cut to public</w:t>
+        <w:br/>
+        <w:t xml:space="preserve">feeds — against </w:t>
+      </w:r>
+      <w:r>
+        <w:rPr>
+          <w:rFonts w:ascii="Consolas" w:hAnsi="Consolas"/>
+          <w:color w:val="334455"/>
+          <w:sz w:val="19"/>
+        </w:rPr>
+        <w:t>public_universe</w:t>
+      </w:r>
+      <w:r>
+        <w:rPr/>
+        <w:t>: the ticker set cut to the GEX collection list</w:t>
+        <w:br/>
+        <w:t>(</w:t>
+      </w:r>
+      <w:r>
+        <w:rPr>
+          <w:rFonts w:ascii="Consolas" w:hAnsi="Consolas"/>
+          <w:color w:val="334455"/>
+          <w:sz w:val="19"/>
+        </w:rPr>
+        <w:t>config/symbols.toml</w:t>
+      </w:r>
+      <w:r>
+        <w:rPr/>
+        <w:t xml:space="preserve">, public). So a private feed never appears in a </w:t>
+      </w:r>
+      <w:r>
+        <w:rPr>
+          <w:rFonts w:ascii="Consolas" w:hAnsi="Consolas"/>
+          <w:color w:val="334455"/>
+          <w:sz w:val="19"/>
+        </w:rPr>
+        <w:t>source:</w:t>
+      </w:r>
+      <w:r>
+        <w:rPr/>
+        <w:t xml:space="preserve"> reason,</w:t>
+        <w:br/>
+        <w:t xml:space="preserve">and a </w:t>
+      </w:r>
+      <w:r>
+        <w:rPr>
+          <w:rFonts w:ascii="Consolas" w:hAnsi="Consolas"/>
+          <w:color w:val="334455"/>
+          <w:sz w:val="19"/>
+        </w:rPr>
+        <w:t>watchlist</w:t>
+      </w:r>
+      <w:r>
+        <w:rPr/>
+        <w:t xml:space="preserve"> point can never reveal a </w:t>
+      </w:r>
+      <w:r>
+        <w:rPr>
+          <w:rFonts w:ascii="Consolas" w:hAnsi="Consolas"/>
+          <w:color w:val="334455"/>
+          <w:sz w:val="19"/>
+        </w:rPr>
+        <w:t>[tickers] extras</w:t>
+      </w:r>
+      <w:r>
+        <w:rPr/>
+        <w:t xml:space="preserve"> name. Keywords are</w:t>
+        <w:br/>
+        <w:t>echoed into public reasons, so a ticker or anything private must never be made a</w:t>
+        <w:br/>
+        <w:t>keyword.</w:t>
+      </w:r>
+    </w:p>
+    <w:p>
+      <w:pPr>
+        <w:pStyle w:val="Heading2"/>
+      </w:pPr>
+      <w:r>
+        <w:rPr/>
+        <w:t>Economic calendar</w:t>
+      </w:r>
+    </w:p>
+    <w:p>
+      <w:r>
+        <w:rPr>
+          <w:rFonts w:ascii="Consolas" w:hAnsi="Consolas"/>
+          <w:color w:val="334455"/>
+          <w:sz w:val="19"/>
+        </w:rPr>
+        <w:t>services/news_svc/econ_calendar.py</w:t>
+      </w:r>
+      <w:r>
+        <w:rPr/>
+        <w:t xml:space="preserve"> fetches and stores; </w:t>
+      </w:r>
+      <w:r>
+        <w:rPr>
+          <w:rFonts w:ascii="Consolas" w:hAnsi="Consolas"/>
+          <w:color w:val="334455"/>
+          <w:sz w:val="19"/>
+        </w:rPr>
+        <w:t>econ.py</w:t>
+      </w:r>
+      <w:r>
+        <w:rPr/>
+        <w:t xml:space="preserve"> builds the payload</w:t>
+        <w:br/>
+        <w:t xml:space="preserve">(pure). Each source is a </w:t>
+      </w:r>
+      <w:r>
+        <w:rPr>
+          <w:rFonts w:ascii="Consolas" w:hAnsi="Consolas"/>
+          <w:color w:val="334455"/>
+          <w:sz w:val="19"/>
+        </w:rPr>
+        <w:t>[calendar.sources.&lt;name&gt;]</w:t>
+      </w:r>
+      <w:r>
+        <w:rPr/>
+        <w:t xml:space="preserve"> table with its own </w:t>
+      </w:r>
+      <w:r>
+        <w:rPr>
+          <w:rFonts w:ascii="Consolas" w:hAnsi="Consolas"/>
+          <w:color w:val="334455"/>
+          <w:sz w:val="19"/>
+        </w:rPr>
+        <w:t>url</w:t>
+      </w:r>
+      <w:r>
+        <w:rPr/>
+        <w:t>,</w:t>
+        <w:br/>
+      </w:r>
+      <w:r>
+        <w:rPr>
+          <w:rFonts w:ascii="Consolas" w:hAnsi="Consolas"/>
+          <w:color w:val="334455"/>
+          <w:sz w:val="19"/>
+        </w:rPr>
+        <w:t>user_agent</w:t>
+      </w:r>
+      <w:r>
+        <w:rPr/>
+        <w:t xml:space="preserve"> (</w:t>
+      </w:r>
+      <w:r>
+        <w:rPr>
+          <w:rFonts w:ascii="Consolas" w:hAnsi="Consolas"/>
+          <w:color w:val="334455"/>
+          <w:sz w:val="19"/>
+        </w:rPr>
+        <w:t>""</w:t>
+      </w:r>
+      <w:r>
+        <w:rPr/>
+        <w:t xml:space="preserve"> = the collector's </w:t>
+      </w:r>
+      <w:r>
+        <w:rPr>
+          <w:rFonts w:ascii="Consolas" w:hAnsi="Consolas"/>
+          <w:color w:val="334455"/>
+          <w:sz w:val="19"/>
+        </w:rPr>
+        <w:t>feed_user_agent</w:t>
+      </w:r>
+      <w:r>
+        <w:rPr/>
+        <w:t xml:space="preserve">) and </w:t>
+      </w:r>
+      <w:r>
+        <w:rPr>
+          <w:rFonts w:ascii="Consolas" w:hAnsi="Consolas"/>
+          <w:color w:val="334455"/>
+          <w:sz w:val="19"/>
+        </w:rPr>
+        <w:t>refresh_min</w:t>
+      </w:r>
+      <w:r>
+        <w:rPr/>
+        <w:t xml:space="preserve"> (absent =</w:t>
+        <w:br/>
+      </w:r>
+      <w:r>
+        <w:rPr>
+          <w:rFonts w:ascii="Consolas" w:hAnsi="Consolas"/>
+          <w:color w:val="334455"/>
+          <w:sz w:val="19"/>
+        </w:rPr>
+        <w:t>[calendar] refresh_min</w:t>
+      </w:r>
+      <w:r>
+        <w:rPr/>
+        <w:t>, 60):</w:t>
+      </w:r>
+    </w:p>
+    <w:tbl>
+      <w:tblPr>
+        <w:tblW w:type="auto" w:w="0"/>
+        <w:jc w:val="left"/>
+        <w:tblLayout w:type="autofit"/>
+        <w:tblLook w:firstColumn="1" w:firstRow="1" w:lastColumn="0" w:lastRow="0" w:noHBand="0" w:noVBand="1" w:val="04A0"/>
+        <w:tblBorders>
+          <w:top w:val="single" w:sz="4" w:space="0" w:color="D8DEE9"/>
+          <w:left w:val="single" w:sz="4" w:space="0" w:color="D8DEE9"/>
+          <w:bottom w:val="single" w:sz="4" w:space="0" w:color="D8DEE9"/>
+          <w:right w:val="single" w:sz="4" w:space="0" w:color="D8DEE9"/>
+          <w:insideH w:val="single" w:sz="4" w:space="0" w:color="D8DEE9"/>
+          <w:insideV w:val="single" w:sz="4" w:space="0" w:color="D8DEE9"/>
+        </w:tblBorders>
+      </w:tblPr>
+      <w:tblGrid>
+        <w:gridCol w:w="1728"/>
+        <w:gridCol w:w="1728"/>
+        <w:gridCol w:w="1728"/>
+        <w:gridCol w:w="1728"/>
+        <w:gridCol w:w="1728"/>
+      </w:tblGrid>
+      <w:tr>
+        <w:tc>
+          <w:tcPr>
+            <w:tcW w:type="dxa" w:w="1728"/>
+            <w:shd w:val="clear" w:color="auto" w:fill="EAF2FB"/>
+          </w:tcPr>
+          <w:p>
+            <w:r>
+              <w:rPr>
+                <w:b/>
+              </w:rPr>
+            </w:r>
+            <w:r>
+              <w:rPr>
+                <w:b/>
+              </w:rPr>
+              <w:t>Source</w:t>
+            </w:r>
+          </w:p>
+        </w:tc>
+        <w:tc>
+          <w:tcPr>
+            <w:tcW w:type="dxa" w:w="1728"/>
+            <w:shd w:val="clear" w:color="auto" w:fill="EAF2FB"/>
+          </w:tcPr>
+          <w:p>
+            <w:r>
+              <w:rPr>
+                <w:b/>
+              </w:rPr>
+            </w:r>
+            <w:r>
+              <w:rPr>
+                <w:b/>
+              </w:rPr>
+              <w:t>What</w:t>
+            </w:r>
+          </w:p>
+        </w:tc>
+        <w:tc>
+          <w:tcPr>
+            <w:tcW w:type="dxa" w:w="1728"/>
+            <w:shd w:val="clear" w:color="auto" w:fill="EAF2FB"/>
+          </w:tcPr>
+          <w:p>
+            <w:r>
+              <w:rPr>
+                <w:b/>
+              </w:rPr>
+            </w:r>
+            <w:r>
+              <w:rPr>
+                <w:b/>
+              </w:rPr>
+              <w:t>Time basis</w:t>
+            </w:r>
+          </w:p>
+        </w:tc>
+        <w:tc>
+          <w:tcPr>
+            <w:tcW w:type="dxa" w:w="1728"/>
+            <w:shd w:val="clear" w:color="auto" w:fill="EAF2FB"/>
+          </w:tcPr>
+          <w:p>
+            <w:r>
+              <w:rPr>
+                <w:b/>
+              </w:rPr>
+            </w:r>
+            <w:r>
+              <w:rPr>
+                <w:b/>
+              </w:rPr>
+              <w:t>Cadence (shipped)</w:t>
+            </w:r>
+          </w:p>
+        </w:tc>
+        <w:tc>
+          <w:tcPr>
+            <w:tcW w:type="dxa" w:w="1728"/>
+            <w:shd w:val="clear" w:color="auto" w:fill="EAF2FB"/>
+          </w:tcPr>
+          <w:p>
+            <w:r>
+              <w:rPr>
+                <w:b/>
+              </w:rPr>
+            </w:r>
+            <w:r>
+              <w:rPr>
+                <w:b/>
+              </w:rPr>
+              <w:t>Requests</w:t>
+            </w:r>
+          </w:p>
+        </w:tc>
+      </w:tr>
+      <w:tr>
+        <w:tc>
+          <w:tcPr>
+            <w:tcW w:type="dxa" w:w="1728"/>
+          </w:tcPr>
+          <w:p>
+            <w:r/>
+            <w:r>
+              <w:rPr>
+                <w:rFonts w:ascii="Consolas" w:hAnsi="Consolas"/>
+                <w:color w:val="334455"/>
+                <w:sz w:val="19"/>
+              </w:rPr>
+              <w:t>fed</w:t>
+            </w:r>
+          </w:p>
+        </w:tc>
+        <w:tc>
+          <w:tcPr>
+            <w:tcW w:type="dxa" w:w="1728"/>
+          </w:tcPr>
+          <w:p>
+            <w:r/>
+            <w:r>
+              <w:rPr>
+                <w:rFonts w:ascii="Consolas" w:hAnsi="Consolas"/>
+                <w:color w:val="334455"/>
+                <w:sz w:val="19"/>
+              </w:rPr>
+              <w:t>federalreserve.gov/json/calendar.json</w:t>
+            </w:r>
+            <w:r>
+              <w:rPr/>
+              <w:t>: FOMC, Beige Book, speeches, testimony (</w:t>
+            </w:r>
+            <w:r>
+              <w:rPr>
+                <w:rFonts w:ascii="Consolas" w:hAnsi="Consolas"/>
+                <w:color w:val="334455"/>
+                <w:sz w:val="19"/>
+              </w:rPr>
+              <w:t>[calendar.fed] types</w:t>
+            </w:r>
+            <w:r>
+              <w:rPr/>
+              <w:t>)</w:t>
+            </w:r>
+          </w:p>
+        </w:tc>
+        <w:tc>
+          <w:tcPr>
+            <w:tcW w:type="dxa" w:w="1728"/>
+          </w:tcPr>
+          <w:p>
+            <w:r/>
+            <w:r>
+              <w:rPr/>
+              <w:t xml:space="preserve">the Board's times are </w:t>
+            </w:r>
+            <w:r>
+              <w:rPr>
+                <w:b/>
+              </w:rPr>
+              <w:t>Eastern</w:t>
+            </w:r>
+            <w:r>
+              <w:rPr/>
+              <w:t>; a non-clock time ("noon", "TBA") keeps a date-only event</w:t>
+            </w:r>
+          </w:p>
+        </w:tc>
+        <w:tc>
+          <w:tcPr>
+            <w:tcW w:type="dxa" w:w="1728"/>
+          </w:tcPr>
+          <w:p>
+            <w:r/>
+            <w:r>
+              <w:rPr/>
+              <w:t>60 min</w:t>
+            </w:r>
+          </w:p>
+        </w:tc>
+        <w:tc>
+          <w:tcPr>
+            <w:tcW w:type="dxa" w:w="1728"/>
+          </w:tcPr>
+          <w:p>
+            <w:r/>
+            <w:r>
+              <w:rPr/>
+              <w:t>1</w:t>
+            </w:r>
+          </w:p>
+        </w:tc>
+      </w:tr>
+      <w:tr>
+        <w:tc>
+          <w:tcPr>
+            <w:tcW w:type="dxa" w:w="1728"/>
+            <w:shd w:val="clear" w:color="auto" w:fill="F4F6FA"/>
+          </w:tcPr>
+          <w:p>
+            <w:r/>
+            <w:r>
+              <w:rPr>
+                <w:rFonts w:ascii="Consolas" w:hAnsi="Consolas"/>
+                <w:color w:val="334455"/>
+                <w:sz w:val="19"/>
+              </w:rPr>
+              <w:t>bls</w:t>
+            </w:r>
+          </w:p>
+        </w:tc>
+        <w:tc>
+          <w:tcPr>
+            <w:tcW w:type="dxa" w:w="1728"/>
+            <w:shd w:val="clear" w:color="auto" w:fill="F4F6FA"/>
+          </w:tcPr>
+          <w:p>
+            <w:r/>
+            <w:r>
+              <w:rPr/>
+              <w:t>the BLS release schedule (ICS) — CPI, PPI, Employment Situation, JOLTS, ECI</w:t>
+            </w:r>
+          </w:p>
+        </w:tc>
+        <w:tc>
+          <w:tcPr>
+            <w:tcW w:type="dxa" w:w="1728"/>
+            <w:shd w:val="clear" w:color="auto" w:fill="F4F6FA"/>
+          </w:tcPr>
+          <w:p>
+            <w:r/>
+            <w:r>
+              <w:rPr>
+                <w:rFonts w:ascii="Consolas" w:hAnsi="Consolas"/>
+                <w:color w:val="334455"/>
+                <w:sz w:val="19"/>
+              </w:rPr>
+              <w:t>TZID=US-Eastern</w:t>
+            </w:r>
+            <w:r>
+              <w:rPr/>
+              <w:t xml:space="preserve"> wall clock</w:t>
+            </w:r>
+          </w:p>
+        </w:tc>
+        <w:tc>
+          <w:tcPr>
+            <w:tcW w:type="dxa" w:w="1728"/>
+            <w:shd w:val="clear" w:color="auto" w:fill="F4F6FA"/>
+          </w:tcPr>
+          <w:p>
+            <w:r/>
+            <w:r>
+              <w:rPr/>
+              <w:t>720 min</w:t>
+            </w:r>
+          </w:p>
+        </w:tc>
+        <w:tc>
+          <w:tcPr>
+            <w:tcW w:type="dxa" w:w="1728"/>
+            <w:shd w:val="clear" w:color="auto" w:fill="F4F6FA"/>
+          </w:tcPr>
+          <w:p>
+            <w:r/>
+            <w:r>
+              <w:rPr/>
+              <w:t>1</w:t>
+            </w:r>
+          </w:p>
+        </w:tc>
+      </w:tr>
+      <w:tr>
+        <w:tc>
+          <w:tcPr>
+            <w:tcW w:type="dxa" w:w="1728"/>
+          </w:tcPr>
+          <w:p>
+            <w:r/>
+            <w:r>
+              <w:rPr>
+                <w:rFonts w:ascii="Consolas" w:hAnsi="Consolas"/>
+                <w:color w:val="334455"/>
+                <w:sz w:val="19"/>
+              </w:rPr>
+              <w:t>bea</w:t>
+            </w:r>
+          </w:p>
+        </w:tc>
+        <w:tc>
+          <w:tcPr>
+            <w:tcW w:type="dxa" w:w="1728"/>
+          </w:tcPr>
+          <w:p>
+            <w:r/>
+            <w:r>
+              <w:rPr/>
+              <w:t>the BEA release schedule (ICS) — PCE, GDP</w:t>
+            </w:r>
+          </w:p>
+        </w:tc>
+        <w:tc>
+          <w:tcPr>
+            <w:tcW w:type="dxa" w:w="1728"/>
+          </w:tcPr>
+          <w:p>
+            <w:r/>
+            <w:r>
+              <w:rPr/>
+              <w:t>UTC (</w:t>
+            </w:r>
+            <w:r>
+              <w:rPr>
+                <w:rFonts w:ascii="Consolas" w:hAnsi="Consolas"/>
+                <w:color w:val="334455"/>
+                <w:sz w:val="19"/>
+              </w:rPr>
+              <w:t>…Z</w:t>
+            </w:r>
+            <w:r>
+              <w:rPr/>
+              <w:t>)</w:t>
+            </w:r>
+          </w:p>
+        </w:tc>
+        <w:tc>
+          <w:tcPr>
+            <w:tcW w:type="dxa" w:w="1728"/>
+          </w:tcPr>
+          <w:p>
+            <w:r/>
+            <w:r>
+              <w:rPr/>
+              <w:t>720 min</w:t>
+            </w:r>
+          </w:p>
+        </w:tc>
+        <w:tc>
+          <w:tcPr>
+            <w:tcW w:type="dxa" w:w="1728"/>
+          </w:tcPr>
+          <w:p>
+            <w:r/>
+            <w:r>
+              <w:rPr/>
+              <w:t>1</w:t>
+            </w:r>
+          </w:p>
+        </w:tc>
+      </w:tr>
+      <w:tr>
+        <w:tc>
+          <w:tcPr>
+            <w:tcW w:type="dxa" w:w="1728"/>
+            <w:shd w:val="clear" w:color="auto" w:fill="F4F6FA"/>
+          </w:tcPr>
+          <w:p>
+            <w:r/>
+            <w:r>
+              <w:rPr>
+                <w:rFonts w:ascii="Consolas" w:hAnsi="Consolas"/>
+                <w:color w:val="334455"/>
+                <w:sz w:val="19"/>
+              </w:rPr>
+              <w:t>fred_calendar</w:t>
+            </w:r>
+          </w:p>
+        </w:tc>
+        <w:tc>
+          <w:tcPr>
+            <w:tcW w:type="dxa" w:w="1728"/>
+            <w:shd w:val="clear" w:color="auto" w:fill="F4F6FA"/>
+          </w:tcPr>
+          <w:p>
+            <w:r/>
+            <w:r>
+              <w:rPr/>
+              <w:t xml:space="preserve">FRED's release-calendar HTML, one page per </w:t>
+            </w:r>
+            <w:r>
+              <w:rPr>
+                <w:rFonts w:ascii="Consolas" w:hAnsi="Consolas"/>
+                <w:color w:val="334455"/>
+                <w:sz w:val="19"/>
+              </w:rPr>
+              <w:t>release_id</w:t>
+            </w:r>
+            <w:r>
+              <w:rPr/>
+              <w:t xml:space="preserve"> a </w:t>
+            </w:r>
+            <w:r>
+              <w:rPr>
+                <w:rFonts w:ascii="Consolas" w:hAnsi="Consolas"/>
+                <w:color w:val="334455"/>
+                <w:sz w:val="19"/>
+              </w:rPr>
+              <w:t>schedule = "fred"</w:t>
+            </w:r>
+            <w:r>
+              <w:rPr/>
+              <w:t xml:space="preserve"> indicator names (retail sales 9, jobless claims 180), 45 days back to 120 ahead</w:t>
+            </w:r>
+          </w:p>
+        </w:tc>
+        <w:tc>
+          <w:tcPr>
+            <w:tcW w:type="dxa" w:w="1728"/>
+            <w:shd w:val="clear" w:color="auto" w:fill="F4F6FA"/>
+          </w:tcPr>
+          <w:p>
+            <w:r/>
+            <w:r>
+              <w:rPr/>
+              <w:t xml:space="preserve">the page renders </w:t>
+            </w:r>
+            <w:r>
+              <w:rPr>
+                <w:b/>
+              </w:rPr>
+              <w:t>Central</w:t>
+            </w:r>
+            <w:r>
+              <w:rPr/>
+              <w:t xml:space="preserve">; a date without a time takes the indicator's </w:t>
+            </w:r>
+            <w:r>
+              <w:rPr>
+                <w:rFonts w:ascii="Consolas" w:hAnsi="Consolas"/>
+                <w:color w:val="334455"/>
+                <w:sz w:val="19"/>
+              </w:rPr>
+              <w:t>time_ct</w:t>
+            </w:r>
+          </w:p>
+        </w:tc>
+        <w:tc>
+          <w:tcPr>
+            <w:tcW w:type="dxa" w:w="1728"/>
+            <w:shd w:val="clear" w:color="auto" w:fill="F4F6FA"/>
+          </w:tcPr>
+          <w:p>
+            <w:r/>
+            <w:r>
+              <w:rPr/>
+              <w:t>720 min</w:t>
+            </w:r>
+          </w:p>
+        </w:tc>
+        <w:tc>
+          <w:tcPr>
+            <w:tcW w:type="dxa" w:w="1728"/>
+            <w:shd w:val="clear" w:color="auto" w:fill="F4F6FA"/>
+          </w:tcPr>
+          <w:p>
+            <w:r/>
+            <w:r>
+              <w:rPr/>
+              <w:t>2</w:t>
+            </w:r>
+          </w:p>
+        </w:tc>
+      </w:tr>
+      <w:tr>
+        <w:tc>
+          <w:tcPr>
+            <w:tcW w:type="dxa" w:w="1728"/>
+          </w:tcPr>
+          <w:p>
+            <w:r/>
+            <w:r>
+              <w:rPr>
+                <w:rFonts w:ascii="Consolas" w:hAnsi="Consolas"/>
+                <w:color w:val="334455"/>
+                <w:sz w:val="19"/>
+              </w:rPr>
+              <w:t>nasdaq_ipo</w:t>
+            </w:r>
+          </w:p>
+        </w:tc>
+        <w:tc>
+          <w:tcPr>
+            <w:tcW w:type="dxa" w:w="1728"/>
+          </w:tcPr>
+          <w:p>
+            <w:r/>
+            <w:r>
+              <w:rPr>
+                <w:rFonts w:ascii="Consolas" w:hAnsi="Consolas"/>
+                <w:color w:val="334455"/>
+                <w:sz w:val="19"/>
+              </w:rPr>
+              <w:t>api.nasdaq.com</w:t>
+            </w:r>
+            <w:r>
+              <w:rPr/>
+              <w:t xml:space="preserve"> IPO calendar, this month and next; priced + upcoming tables only</w:t>
+            </w:r>
+          </w:p>
+        </w:tc>
+        <w:tc>
+          <w:tcPr>
+            <w:tcW w:type="dxa" w:w="1728"/>
+          </w:tcPr>
+          <w:p>
+            <w:r/>
+            <w:r>
+              <w:rPr/>
+              <w:t>dates</w:t>
+            </w:r>
+          </w:p>
+        </w:tc>
+        <w:tc>
+          <w:tcPr>
+            <w:tcW w:type="dxa" w:w="1728"/>
+          </w:tcPr>
+          <w:p>
+            <w:r/>
+            <w:r>
+              <w:rPr/>
+              <w:t>240 min</w:t>
+            </w:r>
+          </w:p>
+        </w:tc>
+        <w:tc>
+          <w:tcPr>
+            <w:tcW w:type="dxa" w:w="1728"/>
+          </w:tcPr>
+          <w:p>
+            <w:r/>
+            <w:r>
+              <w:rPr/>
+              <w:t>2</w:t>
+            </w:r>
+          </w:p>
+        </w:tc>
+      </w:tr>
+      <w:tr>
+        <w:tc>
+          <w:tcPr>
+            <w:tcW w:type="dxa" w:w="1728"/>
+            <w:shd w:val="clear" w:color="auto" w:fill="F4F6FA"/>
+          </w:tcPr>
+          <w:p>
+            <w:r/>
+            <w:r>
+              <w:rPr>
+                <w:rFonts w:ascii="Consolas" w:hAnsi="Consolas"/>
+                <w:color w:val="334455"/>
+                <w:sz w:val="19"/>
+              </w:rPr>
+              <w:t>fred_api</w:t>
+            </w:r>
+            <w:r>
+              <w:rPr/>
+              <w:t xml:space="preserve"> / </w:t>
+            </w:r>
+            <w:r>
+              <w:rPr>
+                <w:rFonts w:ascii="Consolas" w:hAnsi="Consolas"/>
+                <w:color w:val="334455"/>
+                <w:sz w:val="19"/>
+              </w:rPr>
+              <w:t>fredgraph</w:t>
+            </w:r>
+          </w:p>
+        </w:tc>
+        <w:tc>
+          <w:tcPr>
+            <w:tcW w:type="dxa" w:w="1728"/>
+            <w:shd w:val="clear" w:color="auto" w:fill="F4F6FA"/>
+          </w:tcPr>
+          <w:p>
+            <w:r/>
+            <w:r>
+              <w:rPr/>
+              <w:t>each enabled indicator's FRED series, ~400 days back</w:t>
+            </w:r>
+          </w:p>
+        </w:tc>
+        <w:tc>
+          <w:tcPr>
+            <w:tcW w:type="dxa" w:w="1728"/>
+            <w:shd w:val="clear" w:color="auto" w:fill="F4F6FA"/>
+          </w:tcPr>
+          <w:p>
+            <w:r/>
+            <w:r>
+              <w:rPr/>
+              <w:t>observation dates</w:t>
+            </w:r>
+          </w:p>
+        </w:tc>
+        <w:tc>
+          <w:tcPr>
+            <w:tcW w:type="dxa" w:w="1728"/>
+            <w:shd w:val="clear" w:color="auto" w:fill="F4F6FA"/>
+          </w:tcPr>
+          <w:p>
+            <w:r/>
+            <w:r>
+              <w:rPr>
+                <w:rFonts w:ascii="Consolas" w:hAnsi="Consolas"/>
+                <w:color w:val="334455"/>
+                <w:sz w:val="19"/>
+              </w:rPr>
+              <w:t>values_refresh_min</w:t>
+            </w:r>
+            <w:r>
+              <w:rPr/>
+              <w:t xml:space="preserve"> (240), and the release watch</w:t>
+            </w:r>
+          </w:p>
+        </w:tc>
+        <w:tc>
+          <w:tcPr>
+            <w:tcW w:type="dxa" w:w="1728"/>
+            <w:shd w:val="clear" w:color="auto" w:fill="F4F6FA"/>
+          </w:tcPr>
+          <w:p>
+            <w:r/>
+            <w:r>
+              <w:rPr/>
+              <w:t>10</w:t>
+            </w:r>
+          </w:p>
+        </w:tc>
+      </w:tr>
+      <w:tr>
+        <w:tc>
+          <w:tcPr>
+            <w:tcW w:type="dxa" w:w="1728"/>
+          </w:tcPr>
+          <w:p>
+            <w:r/>
+            <w:r>
+              <w:rPr>
+                <w:rFonts w:ascii="Consolas" w:hAnsi="Consolas"/>
+                <w:color w:val="334455"/>
+                <w:sz w:val="19"/>
+              </w:rPr>
+              <w:t>dividends</w:t>
+            </w:r>
+          </w:p>
+        </w:tc>
+        <w:tc>
+          <w:tcPr>
+            <w:tcW w:type="dxa" w:w="1728"/>
+          </w:tcPr>
+          <w:p>
+            <w:r/>
+            <w:r>
+              <w:rPr/>
+              <w:t xml:space="preserve">the store </w:t>
+            </w:r>
+            <w:r>
+              <w:rPr>
+                <w:rFonts w:ascii="Consolas" w:hAnsi="Consolas"/>
+                <w:color w:val="334455"/>
+                <w:sz w:val="19"/>
+              </w:rPr>
+              <w:t>trade_svc</w:t>
+            </w:r>
+            <w:r>
+              <w:rPr/>
+              <w:t xml:space="preserve"> fills (below), opened </w:t>
+            </w:r>
+            <w:r>
+              <w:rPr>
+                <w:b/>
+              </w:rPr>
+              <w:t>read-only</w:t>
+            </w:r>
+          </w:p>
+        </w:tc>
+        <w:tc>
+          <w:tcPr>
+            <w:tcW w:type="dxa" w:w="1728"/>
+          </w:tcPr>
+          <w:p>
+            <w:r/>
+            <w:r>
+              <w:rPr/>
+              <w:t>dates</w:t>
+            </w:r>
+          </w:p>
+        </w:tc>
+        <w:tc>
+          <w:tcPr>
+            <w:tcW w:type="dxa" w:w="1728"/>
+          </w:tcPr>
+          <w:p>
+            <w:r/>
+            <w:r>
+              <w:rPr/>
+              <w:t>60 min</w:t>
+            </w:r>
+          </w:p>
+        </w:tc>
+        <w:tc>
+          <w:tcPr>
+            <w:tcW w:type="dxa" w:w="1728"/>
+          </w:tcPr>
+          <w:p>
+            <w:r/>
+            <w:r>
+              <w:rPr/>
+              <w:t>0 (local)</w:t>
+            </w:r>
+          </w:p>
+        </w:tc>
+      </w:tr>
+    </w:tbl>
+    <w:p/>
+    <w:p>
+      <w:r>
+        <w:rPr/>
+        <w:t xml:space="preserve">Every instant is stored as aware UTC and displayed in </w:t>
+      </w:r>
+      <w:r>
+        <w:rPr>
+          <w:b/>
+        </w:rPr>
+        <w:t>Central</w:t>
+      </w:r>
+      <w:r>
+        <w:rPr/>
+        <w:t>. The indicators</w:t>
+        <w:br/>
+        <w:t>(</w:t>
+      </w:r>
+      <w:r>
+        <w:rPr>
+          <w:rFonts w:ascii="Consolas" w:hAnsi="Consolas"/>
+          <w:color w:val="334455"/>
+          <w:sz w:val="19"/>
+        </w:rPr>
+        <w:t>[calendar.indicators.&lt;key&gt;]</w:t>
+      </w:r>
+      <w:r>
+        <w:rPr/>
+        <w:t>: CPI, core CPI, PPI, payrolls, unemployment, PCE, core</w:t>
+        <w:br/>
+        <w:t xml:space="preserve">PCE, GDP, retail sales, claims) name a FRED </w:t>
+      </w:r>
+      <w:r>
+        <w:rPr>
+          <w:rFonts w:ascii="Consolas" w:hAnsi="Consolas"/>
+          <w:color w:val="334455"/>
+          <w:sz w:val="19"/>
+        </w:rPr>
+        <w:t>series</w:t>
+      </w:r>
+      <w:r>
+        <w:rPr/>
+        <w:t xml:space="preserve">, a </w:t>
+      </w:r>
+      <w:r>
+        <w:rPr>
+          <w:rFonts w:ascii="Consolas" w:hAnsi="Consolas"/>
+          <w:color w:val="334455"/>
+          <w:sz w:val="19"/>
+        </w:rPr>
+        <w:t>transform</w:t>
+      </w:r>
+      <w:r>
+        <w:rPr/>
+        <w:t xml:space="preserve"> (</w:t>
+      </w:r>
+      <w:r>
+        <w:rPr>
+          <w:rFonts w:ascii="Consolas" w:hAnsi="Consolas"/>
+          <w:color w:val="334455"/>
+          <w:sz w:val="19"/>
+        </w:rPr>
+        <w:t>pct_mom</w:t>
+      </w:r>
+      <w:r>
+        <w:rPr/>
+        <w:t xml:space="preserve"> % m/m ·</w:t>
+        <w:br/>
+      </w:r>
+      <w:r>
+        <w:rPr>
+          <w:rFonts w:ascii="Consolas" w:hAnsi="Consolas"/>
+          <w:color w:val="334455"/>
+          <w:sz w:val="19"/>
+        </w:rPr>
+        <w:t>change_k</w:t>
+      </w:r>
+      <w:r>
+        <w:rPr/>
+        <w:t xml:space="preserve"> change in thousands · </w:t>
+      </w:r>
+      <w:r>
+        <w:rPr>
+          <w:rFonts w:ascii="Consolas" w:hAnsi="Consolas"/>
+          <w:color w:val="334455"/>
+          <w:sz w:val="19"/>
+        </w:rPr>
+        <w:t>level_pct</w:t>
+      </w:r>
+      <w:r>
+        <w:rPr/>
+        <w:t xml:space="preserve"> · </w:t>
+      </w:r>
+      <w:r>
+        <w:rPr>
+          <w:rFonts w:ascii="Consolas" w:hAnsi="Consolas"/>
+          <w:color w:val="334455"/>
+          <w:sz w:val="19"/>
+        </w:rPr>
+        <w:t>level_k</w:t>
+      </w:r>
+      <w:r>
+        <w:rPr/>
+        <w:t xml:space="preserve"> level / 1000 · </w:t>
+      </w:r>
+      <w:r>
+        <w:rPr>
+          <w:rFonts w:ascii="Consolas" w:hAnsi="Consolas"/>
+          <w:color w:val="334455"/>
+          <w:sz w:val="19"/>
+        </w:rPr>
+        <w:t>pct_saar</w:t>
+      </w:r>
+      <w:r>
+        <w:rPr/>
+        <w:t>), a</w:t>
+        <w:br/>
+      </w:r>
+      <w:r>
+        <w:rPr>
+          <w:rFonts w:ascii="Consolas" w:hAnsi="Consolas"/>
+          <w:color w:val="334455"/>
+          <w:sz w:val="19"/>
+        </w:rPr>
+        <w:t>schedule</w:t>
+      </w:r>
+      <w:r>
+        <w:rPr/>
+        <w:t xml:space="preserve"> (</w:t>
+      </w:r>
+      <w:r>
+        <w:rPr>
+          <w:rFonts w:ascii="Consolas" w:hAnsi="Consolas"/>
+          <w:color w:val="334455"/>
+          <w:sz w:val="19"/>
+        </w:rPr>
+        <w:t>bls</w:t>
+      </w:r>
+      <w:r>
+        <w:rPr/>
+        <w:t xml:space="preserve"> / </w:t>
+      </w:r>
+      <w:r>
+        <w:rPr>
+          <w:rFonts w:ascii="Consolas" w:hAnsi="Consolas"/>
+          <w:color w:val="334455"/>
+          <w:sz w:val="19"/>
+        </w:rPr>
+        <w:t>bea</w:t>
+      </w:r>
+      <w:r>
+        <w:rPr/>
+        <w:t xml:space="preserve"> matched by a case-insensitive release-name PREFIX on a</w:t>
+        <w:br/>
+        <w:t xml:space="preserve">boundary — </w:t>
+      </w:r>
+      <w:r>
+        <w:rPr>
+          <w:rFonts w:ascii="Consolas" w:hAnsi="Consolas"/>
+          <w:color w:val="334455"/>
+          <w:sz w:val="19"/>
+        </w:rPr>
+        <w:t>"GDP ("</w:t>
+      </w:r>
+      <w:r>
+        <w:rPr/>
+        <w:t xml:space="preserve"> never takes </w:t>
+      </w:r>
+      <w:r>
+        <w:rPr>
+          <w:i/>
+        </w:rPr>
+        <w:t>GDP by Industry</w:t>
+      </w:r>
+      <w:r>
+        <w:rPr/>
+        <w:t xml:space="preserve"> — or </w:t>
+      </w:r>
+      <w:r>
+        <w:rPr>
+          <w:rFonts w:ascii="Consolas" w:hAnsi="Consolas"/>
+          <w:color w:val="334455"/>
+          <w:sz w:val="19"/>
+        </w:rPr>
+        <w:t>fred</w:t>
+      </w:r>
+      <w:r>
+        <w:rPr/>
+        <w:t xml:space="preserve"> by </w:t>
+      </w:r>
+      <w:r>
+        <w:rPr>
+          <w:rFonts w:ascii="Consolas" w:hAnsi="Consolas"/>
+          <w:color w:val="334455"/>
+          <w:sz w:val="19"/>
+        </w:rPr>
+        <w:t>release_id</w:t>
+      </w:r>
+      <w:r>
+        <w:rPr/>
+        <w:t>) and a</w:t>
+        <w:br/>
+      </w:r>
+      <w:r>
+        <w:rPr>
+          <w:rFonts w:ascii="Consolas" w:hAnsi="Consolas"/>
+          <w:color w:val="334455"/>
+          <w:sz w:val="19"/>
+        </w:rPr>
+        <w:t>tile</w:t>
+      </w:r>
+      <w:r>
+        <w:rPr/>
+        <w:t xml:space="preserve">. A missing or non-positive base is </w:t>
+      </w:r>
+      <w:r>
+        <w:rPr>
+          <w:rFonts w:ascii="Consolas" w:hAnsi="Consolas"/>
+          <w:color w:val="334455"/>
+          <w:sz w:val="19"/>
+        </w:rPr>
+        <w:t>None</w:t>
+      </w:r>
+      <w:r>
+        <w:rPr/>
+        <w:t>, never 0.</w:t>
+      </w:r>
+    </w:p>
+    <w:p>
+      <w:r>
+        <w:rPr>
+          <w:b/>
+        </w:rPr>
+        <w:t>The FRED key, and its fallback.</w:t>
+      </w:r>
+      <w:r>
+        <w:rPr/>
+        <w:t xml:space="preserve"> With </w:t>
+      </w:r>
+      <w:r>
+        <w:rPr>
+          <w:rFonts w:ascii="Consolas" w:hAnsi="Consolas"/>
+          <w:color w:val="334455"/>
+          <w:sz w:val="19"/>
+        </w:rPr>
+        <w:t>FRED_API_KEY</w:t>
+      </w:r>
+      <w:r>
+        <w:rPr/>
+        <w:t xml:space="preserve"> set in the process environment</w:t>
+        <w:br/>
+        <w:t xml:space="preserve">(read at call time, from the stack </w:t>
+      </w:r>
+      <w:r>
+        <w:rPr>
+          <w:rFonts w:ascii="Consolas" w:hAnsi="Consolas"/>
+          <w:color w:val="334455"/>
+          <w:sz w:val="19"/>
+        </w:rPr>
+        <w:t>.env</w:t>
+      </w:r>
+      <w:r>
+        <w:rPr/>
+        <w:t xml:space="preserve"> only — never config, never </w:t>
+      </w:r>
+      <w:r>
+        <w:rPr>
+          <w:rFonts w:ascii="Consolas" w:hAnsi="Consolas"/>
+          <w:color w:val="334455"/>
+          <w:sz w:val="19"/>
+        </w:rPr>
+        <w:t>.env.live</w:t>
+      </w:r>
+      <w:r>
+        <w:rPr/>
+        <w:t>),</w:t>
+        <w:br/>
+        <w:t>observations come from the FRED API; without it, from the key-free</w:t>
+        <w:br/>
+      </w:r>
+      <w:r>
+        <w:rPr>
+          <w:rFonts w:ascii="Consolas" w:hAnsi="Consolas"/>
+          <w:color w:val="334455"/>
+          <w:sz w:val="19"/>
+        </w:rPr>
+        <w:t>fredgraph.csv</w:t>
+      </w:r>
+      <w:r>
+        <w:rPr/>
+        <w:t xml:space="preserve"> download. The key is a query parameter, so every exception raised while</w:t>
+        <w:br/>
+        <w:t>a key-bearing URL was in play is rebuilt redacted with no cause chain, logged without a</w:t>
+        <w:br/>
+        <w:t xml:space="preserve">traceback, and every stored error goes through </w:t>
+      </w:r>
+      <w:r>
+        <w:rPr>
+          <w:rFonts w:ascii="Consolas" w:hAnsi="Consolas"/>
+          <w:color w:val="334455"/>
+          <w:sz w:val="19"/>
+        </w:rPr>
+        <w:t>fred.redact</w:t>
+      </w:r>
+      <w:r>
+        <w:rPr/>
+        <w:t>. When the release-calendar</w:t>
+        <w:br/>
+        <w:t xml:space="preserve">HTML has never parsed, the key path's release </w:t>
+      </w:r>
+      <w:r>
+        <w:rPr>
+          <w:b/>
+        </w:rPr>
+        <w:t>dates</w:t>
+      </w:r>
+      <w:r>
+        <w:rPr/>
+        <w:t xml:space="preserve"> stand in (their time from</w:t>
+        <w:br/>
+      </w:r>
+      <w:r>
+        <w:rPr>
+          <w:rFonts w:ascii="Consolas" w:hAnsi="Consolas"/>
+          <w:color w:val="334455"/>
+          <w:sz w:val="19"/>
+        </w:rPr>
+        <w:t>time_ct</w:t>
+      </w:r>
+      <w:r>
+        <w:rPr/>
+        <w:t>).</w:t>
+      </w:r>
+    </w:p>
+    <w:p>
+      <w:r>
+        <w:rPr>
+          <w:b/>
+        </w:rPr>
+        <w:t>User-Agents are per source, and they disagree.</w:t>
+      </w:r>
+      <w:r>
+        <w:rPr/>
+        <w:t xml:space="preserve"> BLS answers </w:t>
+      </w:r>
+      <w:r>
+        <w:rPr>
+          <w:b/>
+        </w:rPr>
+        <w:t>403</w:t>
+      </w:r>
+      <w:r>
+        <w:rPr/>
+        <w:t xml:space="preserve"> to a browser</w:t>
+        <w:br/>
+        <w:t>User-Agent and FRED resets a bare Chrome one from a datacenter IP, so both keep the</w:t>
+        <w:br/>
+        <w:t xml:space="preserve">repo's contact-bearing </w:t>
+      </w:r>
+      <w:r>
+        <w:rPr>
+          <w:rFonts w:ascii="Consolas" w:hAnsi="Consolas"/>
+          <w:color w:val="334455"/>
+          <w:sz w:val="19"/>
+        </w:rPr>
+        <w:t>feed_user_agent</w:t>
+      </w:r>
+      <w:r>
+        <w:rPr/>
+        <w:t>; Nasdaq refuses that one and needs a</w:t>
+        <w:br/>
+      </w:r>
+      <w:r>
+        <w:rPr>
+          <w:b/>
+        </w:rPr>
+        <w:t>Chrome</w:t>
+      </w:r>
+      <w:r>
+        <w:rPr/>
+        <w:t xml:space="preserve"> User-Agent plus </w:t>
+      </w:r>
+      <w:r>
+        <w:rPr>
+          <w:rFonts w:ascii="Consolas" w:hAnsi="Consolas"/>
+          <w:color w:val="334455"/>
+          <w:sz w:val="19"/>
+        </w:rPr>
+        <w:t>Accept: application/json</w:t>
+      </w:r>
+      <w:r>
+        <w:rPr/>
+        <w:t xml:space="preserve"> (both in its table).</w:t>
+      </w:r>
+    </w:p>
+    <w:p>
+      <w:r>
+        <w:rPr>
+          <w:b/>
+        </w:rPr>
+        <w:t>The release watch.</w:t>
+      </w:r>
+      <w:r>
+        <w:rPr/>
+        <w:t xml:space="preserve"> For </w:t>
+      </w:r>
+      <w:r>
+        <w:rPr>
+          <w:rFonts w:ascii="Consolas" w:hAnsi="Consolas"/>
+          <w:color w:val="334455"/>
+          <w:sz w:val="19"/>
+        </w:rPr>
+        <w:t>release_watch_min</w:t>
+      </w:r>
+      <w:r>
+        <w:rPr/>
+        <w:t xml:space="preserve"> (60) after a scheduled release, the</w:t>
+        <w:br/>
+        <w:t>series whose new observation has not landed yet — first seen at or after the release,</w:t>
+        <w:br/>
+        <w:t xml:space="preserve">and not a first-fill </w:t>
+      </w:r>
+      <w:r>
+        <w:rPr>
+          <w:rFonts w:ascii="Consolas" w:hAnsi="Consolas"/>
+          <w:color w:val="334455"/>
+          <w:sz w:val="19"/>
+        </w:rPr>
+        <w:t>bootstrap</w:t>
+      </w:r>
+      <w:r>
+        <w:rPr/>
+        <w:t xml:space="preserve"> row — is fetched every </w:t>
+      </w:r>
+      <w:r>
+        <w:rPr>
+          <w:rFonts w:ascii="Consolas" w:hAnsi="Consolas"/>
+          <w:color w:val="334455"/>
+          <w:sz w:val="19"/>
+        </w:rPr>
+        <w:t>release_poll_min</w:t>
+      </w:r>
+      <w:r>
+        <w:rPr/>
+        <w:t xml:space="preserve"> (2), at most</w:t>
+        <w:br/>
+        <w:t>~30 requests per series per release. A steady day is ~104 requests in all.</w:t>
+      </w:r>
+    </w:p>
+    <w:p>
+      <w:r>
+        <w:rPr>
+          <w:b/>
+        </w:rPr>
+        <w:t>Failure.</w:t>
+      </w:r>
+      <w:r>
+        <w:rPr/>
+        <w:t xml:space="preserve"> Each source fails alone: one </w:t>
+      </w:r>
+      <w:r>
+        <w:rPr>
+          <w:rFonts w:ascii="Consolas" w:hAnsi="Consolas"/>
+          <w:color w:val="334455"/>
+          <w:sz w:val="19"/>
+        </w:rPr>
+        <w:t>news.cal.&lt;source&gt;</w:t>
+      </w:r>
+      <w:r>
+        <w:rPr/>
+        <w:t xml:space="preserve"> degrade, an </w:t>
+      </w:r>
+      <w:r>
+        <w:rPr>
+          <w:rFonts w:ascii="Consolas" w:hAnsi="Consolas"/>
+          <w:color w:val="334455"/>
+          <w:sz w:val="19"/>
+        </w:rPr>
+        <w:t>error</w:t>
+      </w:r>
+      <w:r>
+        <w:rPr/>
+        <w:t xml:space="preserve"> on</w:t>
+        <w:br/>
+        <w:t xml:space="preserve">its row, and its last GOOD parsed result keeps being published (state </w:t>
+      </w:r>
+      <w:r>
+        <w:rPr>
+          <w:rFonts w:ascii="Consolas" w:hAnsi="Consolas"/>
+          <w:color w:val="334455"/>
+          <w:sz w:val="19"/>
+        </w:rPr>
+        <w:t>stale</w:t>
+      </w:r>
+      <w:r>
+        <w:rPr/>
+        <w:t>). A</w:t>
+        <w:br/>
+        <w:t xml:space="preserve">failed source is retried after at most </w:t>
+      </w:r>
+      <w:r>
+        <w:rPr>
+          <w:rFonts w:ascii="Consolas" w:hAnsi="Consolas"/>
+          <w:color w:val="334455"/>
+          <w:sz w:val="19"/>
+        </w:rPr>
+        <w:t>[calendar] refresh_min</w:t>
+      </w:r>
+      <w:r>
+        <w:rPr/>
+        <w:t>. A missing dividends</w:t>
+        <w:br/>
+        <w:t xml:space="preserve">store is </w:t>
+      </w:r>
+      <w:r>
+        <w:rPr>
+          <w:rFonts w:ascii="Consolas" w:hAnsi="Consolas"/>
+          <w:color w:val="334455"/>
+          <w:sz w:val="19"/>
+        </w:rPr>
+        <w:t>never</w:t>
+      </w:r>
+      <w:r>
+        <w:rPr/>
+        <w:t>, not "no dividends".</w:t>
+      </w:r>
+    </w:p>
+    <w:p>
+      <w:r>
+        <w:rPr>
+          <w:b/>
+        </w:rPr>
+        <w:t>The views.</w:t>
+      </w:r>
+      <w:r>
+        <w:rPr/>
+        <w:t xml:space="preserve"> </w:t>
+      </w:r>
+      <w:r>
+        <w:rPr>
+          <w:rFonts w:ascii="Consolas" w:hAnsi="Consolas"/>
+          <w:color w:val="334455"/>
+          <w:sz w:val="19"/>
+        </w:rPr>
+        <w:t>cache:news:calendar</w:t>
+      </w:r>
+      <w:r>
+        <w:rPr/>
+        <w:t xml:space="preserve"> (owner), </w:t>
+      </w:r>
+      <w:r>
+        <w:rPr>
+          <w:rFonts w:ascii="Consolas" w:hAnsi="Consolas"/>
+          <w:color w:val="334455"/>
+          <w:sz w:val="19"/>
+        </w:rPr>
+        <w:t>cache:news:calendar_public</w:t>
+      </w:r>
+      <w:r>
+        <w:rPr/>
+        <w:t xml:space="preserve"> — BUILT with</w:t>
+        <w:br/>
+      </w:r>
+      <w:r>
+        <w:rPr>
+          <w:rFonts w:ascii="Consolas" w:hAnsi="Consolas"/>
+          <w:color w:val="334455"/>
+          <w:sz w:val="19"/>
+        </w:rPr>
+        <w:t>public_symbols</w:t>
+      </w:r>
+      <w:r>
+        <w:rPr/>
+        <w:t xml:space="preserve"> = the collection list, so only dividends differ and an extra's never</w:t>
+        <w:br/>
+        <w:t xml:space="preserve">reach it — and the private </w:t>
+      </w:r>
+      <w:r>
+        <w:rPr>
+          <w:rFonts w:ascii="Consolas" w:hAnsi="Consolas"/>
+          <w:color w:val="334455"/>
+          <w:sz w:val="19"/>
+        </w:rPr>
+        <w:t>cache:news:calendar_status</w:t>
+      </w:r>
+      <w:r>
+        <w:rPr/>
+        <w:t xml:space="preserve"> (per-source </w:t>
+      </w:r>
+      <w:r>
+        <w:rPr>
+          <w:rFonts w:ascii="Consolas" w:hAnsi="Consolas"/>
+          <w:color w:val="334455"/>
+          <w:sz w:val="19"/>
+        </w:rPr>
+        <w:t>last_ok</w:t>
+      </w:r>
+      <w:r>
+        <w:rPr/>
+        <w:t xml:space="preserve"> /</w:t>
+        <w:br/>
+      </w:r>
+      <w:r>
+        <w:rPr>
+          <w:rFonts w:ascii="Consolas" w:hAnsi="Consolas"/>
+          <w:color w:val="334455"/>
+          <w:sz w:val="19"/>
+        </w:rPr>
+        <w:t>last_poll</w:t>
+      </w:r>
+      <w:r>
+        <w:rPr/>
+        <w:t xml:space="preserve"> / redacted </w:t>
+      </w:r>
+      <w:r>
+        <w:rPr>
+          <w:rFonts w:ascii="Consolas" w:hAnsi="Consolas"/>
+          <w:color w:val="334455"/>
+          <w:sz w:val="19"/>
+        </w:rPr>
+        <w:t>error</w:t>
+      </w:r>
+      <w:r>
+        <w:rPr/>
+        <w:t>). All three carry no timestamp and publish</w:t>
+        <w:br/>
+      </w:r>
+      <w:r>
+        <w:rPr>
+          <w:rFonts w:ascii="Consolas" w:hAnsi="Consolas"/>
+          <w:color w:val="334455"/>
+          <w:sz w:val="19"/>
+        </w:rPr>
+        <w:t>skip_unchanged</w:t>
+      </w:r>
+      <w:r>
+        <w:rPr/>
+        <w:t xml:space="preserve">, since the calendar branch republishes every tick. Whether a value is </w:t>
+      </w:r>
+      <w:r>
+        <w:rPr>
+          <w:b/>
+        </w:rPr>
+        <w:t>released</w:t>
+      </w:r>
+      <w:r>
+        <w:rPr/>
+        <w:t xml:space="preserve"> or </w:t>
+      </w:r>
+      <w:r>
+        <w:rPr>
+          <w:b/>
+        </w:rPr>
+        <w:t>awaiting</w:t>
+      </w:r>
+      <w:r>
+        <w:rPr/>
+        <w:t xml:space="preserve"> is a function of</w:t>
+        <w:br/>
+      </w:r>
+      <w:r>
+        <w:rPr>
+          <w:rFonts w:ascii="Consolas" w:hAnsi="Consolas"/>
+          <w:color w:val="334455"/>
+          <w:sz w:val="19"/>
+        </w:rPr>
+        <w:t>now</w:t>
+      </w:r>
+      <w:r>
+        <w:rPr/>
+        <w:t>, so the page decides it (</w:t>
+      </w:r>
+      <w:r>
+        <w:rPr>
+          <w:rFonts w:ascii="Consolas" w:hAnsi="Consolas"/>
+          <w:color w:val="334455"/>
+          <w:sz w:val="19"/>
+        </w:rPr>
+        <w:t>news_view.indicator_state</w:t>
+      </w:r>
+      <w:r>
+        <w:rPr/>
+        <w:t>) from the facts the payload</w:t>
+        <w:br/>
+        <w:t xml:space="preserve">carries: </w:t>
+      </w:r>
+      <w:r>
+        <w:rPr>
+          <w:rFonts w:ascii="Consolas" w:hAnsi="Consolas"/>
+          <w:color w:val="334455"/>
+          <w:sz w:val="19"/>
+        </w:rPr>
+        <w:t>last_release_at</w:t>
+      </w:r>
+      <w:r>
+        <w:rPr/>
+        <w:t xml:space="preserve">, and the latest observation's </w:t>
+      </w:r>
+      <w:r>
+        <w:rPr>
+          <w:rFonts w:ascii="Consolas" w:hAnsi="Consolas"/>
+          <w:color w:val="334455"/>
+          <w:sz w:val="19"/>
+        </w:rPr>
+        <w:t>first_seen</w:t>
+      </w:r>
+      <w:r>
+        <w:rPr/>
+        <w:t xml:space="preserve"> / </w:t>
+      </w:r>
+      <w:r>
+        <w:rPr>
+          <w:rFonts w:ascii="Consolas" w:hAnsi="Consolas"/>
+          <w:color w:val="334455"/>
+          <w:sz w:val="19"/>
+        </w:rPr>
+        <w:t>bootstrap</w:t>
+      </w:r>
+      <w:r>
+        <w:rPr/>
+        <w:t>.</w:t>
+      </w:r>
+    </w:p>
+    <w:p>
+      <w:pPr>
+        <w:pStyle w:val="Heading2"/>
+      </w:pPr>
+      <w:r>
+        <w:rPr/>
+        <w:t>Dividends (trade_svc)</w:t>
+      </w:r>
+    </w:p>
+    <w:p>
+      <w:r>
+        <w:rPr>
+          <w:rFonts w:ascii="Consolas" w:hAnsi="Consolas"/>
+          <w:color w:val="334455"/>
+          <w:sz w:val="19"/>
+        </w:rPr>
+        <w:t>services/trade_svc/dividends.py</w:t>
+      </w:r>
+      <w:r>
+        <w:rPr/>
+        <w:t xml:space="preserve"> is the write half. Once a </w:t>
+      </w:r>
+      <w:r>
+        <w:rPr>
+          <w:b/>
+        </w:rPr>
+        <w:t>trading day</w:t>
+      </w:r>
+      <w:r>
+        <w:rPr/>
+        <w:t>, at or</w:t>
+        <w:br/>
+        <w:t xml:space="preserve">after </w:t>
+      </w:r>
+      <w:r>
+        <w:rPr>
+          <w:rFonts w:ascii="Consolas" w:hAnsi="Consolas"/>
+          <w:color w:val="334455"/>
+          <w:sz w:val="19"/>
+        </w:rPr>
+        <w:t>[calendar.dividends] refresh_at</w:t>
+      </w:r>
+      <w:r>
+        <w:rPr/>
+        <w:t xml:space="preserve"> (</w:t>
+      </w:r>
+      <w:r>
+        <w:rPr>
+          <w:b/>
+        </w:rPr>
+        <w:t>06:40 CT</w:t>
+      </w:r>
+      <w:r>
+        <w:rPr/>
+        <w:t xml:space="preserve">), </w:t>
+      </w:r>
+      <w:r>
+        <w:rPr>
+          <w:rFonts w:ascii="Consolas" w:hAnsi="Consolas"/>
+          <w:color w:val="334455"/>
+          <w:sz w:val="19"/>
+        </w:rPr>
+        <w:t>trade_svc</w:t>
+      </w:r>
+      <w:r>
+        <w:rPr/>
+        <w:t>'s scheduler pulls</w:t>
+        <w:br/>
+        <w:t>each followed symbol (</w:t>
+      </w:r>
+      <w:r>
+        <w:rPr>
+          <w:rFonts w:ascii="Consolas" w:hAnsi="Consolas"/>
+          <w:color w:val="334455"/>
+          <w:sz w:val="19"/>
+        </w:rPr>
+        <w:t>news_config.ticker_set()</w:t>
+      </w:r>
+      <w:r>
+        <w:rPr/>
+        <w:t xml:space="preserve"> less </w:t>
+      </w:r>
+      <w:r>
+        <w:rPr>
+          <w:rFonts w:ascii="Consolas" w:hAnsi="Consolas"/>
+          <w:color w:val="334455"/>
+          <w:sz w:val="19"/>
+        </w:rPr>
+        <w:t>$</w:t>
+      </w:r>
+      <w:r>
+        <w:rPr/>
+        <w:t xml:space="preserve"> indices) through the proxy —</w:t>
+        <w:br/>
+      </w:r>
+      <w:r>
+        <w:rPr>
+          <w:b/>
+        </w:rPr>
+        <w:t>one</w:t>
+      </w:r>
+      <w:r>
+        <w:rPr/>
+        <w:t xml:space="preserve"> </w:t>
+      </w:r>
+      <w:r>
+        <w:rPr>
+          <w:rFonts w:ascii="Consolas" w:hAnsi="Consolas"/>
+          <w:color w:val="334455"/>
+          <w:sz w:val="19"/>
+        </w:rPr>
+        <w:t>/quotes</w:t>
+      </w:r>
+      <w:r>
+        <w:rPr/>
+        <w:t xml:space="preserve"> passthrough call per symbol, since the passthrough splits </w:t>
+      </w:r>
+      <w:r>
+        <w:rPr>
+          <w:rFonts w:ascii="Consolas" w:hAnsi="Consolas"/>
+          <w:color w:val="334455"/>
+          <w:sz w:val="19"/>
+        </w:rPr>
+        <w:t>params</w:t>
+      </w:r>
+      <w:r>
+        <w:rPr/>
+        <w:t xml:space="preserve"> on</w:t>
+        <w:br/>
+        <w:t xml:space="preserve">commas — reads the quote's </w:t>
+      </w:r>
+      <w:r>
+        <w:rPr>
+          <w:rFonts w:ascii="Consolas" w:hAnsi="Consolas"/>
+          <w:color w:val="334455"/>
+          <w:sz w:val="19"/>
+        </w:rPr>
+        <w:t>fundamental</w:t>
+      </w:r>
+      <w:r>
+        <w:rPr/>
+        <w:t xml:space="preserve"> block and writes</w:t>
+        <w:br/>
+      </w:r>
+      <w:r>
+        <w:rPr>
+          <w:rFonts w:ascii="Consolas" w:hAnsi="Consolas"/>
+          <w:color w:val="334455"/>
+          <w:sz w:val="19"/>
+        </w:rPr>
+        <w:t>services/trade_svc/data/dividends.db</w:t>
+      </w:r>
+      <w:r>
+        <w:rPr/>
+        <w:t xml:space="preserve"> through </w:t>
+      </w:r>
+      <w:r>
+        <w:rPr>
+          <w:rFonts w:ascii="Consolas" w:hAnsi="Consolas"/>
+          <w:color w:val="334455"/>
+          <w:sz w:val="19"/>
+        </w:rPr>
+        <w:t>shared/dividends.py</w:t>
+      </w:r>
+      <w:r>
+        <w:rPr/>
+        <w:t>. Each symbol lands</w:t>
+        <w:br/>
+        <w:t xml:space="preserve">as </w:t>
+      </w:r>
+      <w:r>
+        <w:rPr>
+          <w:rFonts w:ascii="Consolas" w:hAnsi="Consolas"/>
+          <w:color w:val="334455"/>
+          <w:sz w:val="19"/>
+        </w:rPr>
+        <w:t>ok</w:t>
+      </w:r>
+      <w:r>
+        <w:rPr/>
+        <w:t xml:space="preserve">, </w:t>
+      </w:r>
+      <w:r>
+        <w:rPr>
+          <w:rFonts w:ascii="Consolas" w:hAnsi="Consolas"/>
+          <w:color w:val="334455"/>
+          <w:sz w:val="19"/>
+        </w:rPr>
+        <w:t>none</w:t>
+      </w:r>
+      <w:r>
+        <w:rPr/>
+        <w:t xml:space="preserve"> (a non-payer) or </w:t>
+      </w:r>
+      <w:r>
+        <w:rPr>
+          <w:rFonts w:ascii="Consolas" w:hAnsi="Consolas"/>
+          <w:color w:val="334455"/>
+          <w:sz w:val="19"/>
+        </w:rPr>
+        <w:t>error</w:t>
+      </w:r>
+      <w:r>
+        <w:rPr/>
+        <w:t xml:space="preserve">; </w:t>
+      </w:r>
+      <w:r>
+        <w:rPr>
+          <w:rFonts w:ascii="Consolas" w:hAnsi="Consolas"/>
+          <w:color w:val="334455"/>
+          <w:sz w:val="19"/>
+        </w:rPr>
+        <w:t>ok</w:t>
+      </w:r>
+      <w:r>
+        <w:rPr/>
+        <w:t xml:space="preserve"> / </w:t>
+      </w:r>
+      <w:r>
+        <w:rPr>
+          <w:rFonts w:ascii="Consolas" w:hAnsi="Consolas"/>
+          <w:color w:val="334455"/>
+          <w:sz w:val="19"/>
+        </w:rPr>
+        <w:t>none</w:t>
+      </w:r>
+      <w:r>
+        <w:rPr/>
+        <w:t xml:space="preserve"> replace its forward rows, and</w:t>
+        <w:br/>
+        <w:t xml:space="preserve">an amount that is absent or not finite is stored </w:t>
+      </w:r>
+      <w:r>
+        <w:rPr>
+          <w:rFonts w:ascii="Consolas" w:hAnsi="Consolas"/>
+          <w:color w:val="334455"/>
+          <w:sz w:val="19"/>
+        </w:rPr>
+        <w:t>None</w:t>
+      </w:r>
+      <w:r>
+        <w:rPr/>
+        <w:t>, never 0. The day is recorded</w:t>
+        <w:br/>
+        <w:t>in the store, so a restart does not refetch; a failure retries after 15 min. The</w:t>
+        <w:br/>
+      </w:r>
+      <w:r>
+        <w:rPr>
+          <w:rFonts w:ascii="Consolas" w:hAnsi="Consolas"/>
+          <w:color w:val="334455"/>
+          <w:sz w:val="19"/>
+        </w:rPr>
+        <w:t>dividends_refresh</w:t>
+      </w:r>
+      <w:r>
+        <w:rPr/>
+        <w:t xml:space="preserve"> command on </w:t>
+      </w:r>
+      <w:r>
+        <w:rPr>
+          <w:rFonts w:ascii="Consolas" w:hAnsi="Consolas"/>
+          <w:color w:val="334455"/>
+          <w:sz w:val="19"/>
+        </w:rPr>
+        <w:t>cmd:trade</w:t>
+      </w:r>
+      <w:r>
+        <w:rPr/>
+        <w:t xml:space="preserve"> runs the same pull on demand (forced past</w:t>
+        <w:br/>
+        <w:t>the once-a-day guard), and drops a command older than 180 s as a replay. ⚠ Schwab's</w:t>
+        <w:br/>
+        <w:t>dividend field names are unverified on prod; every spelling is in one table,</w:t>
+        <w:br/>
+      </w:r>
+      <w:r>
+        <w:rPr>
+          <w:rFonts w:ascii="Consolas" w:hAnsi="Consolas"/>
+          <w:color w:val="334455"/>
+          <w:sz w:val="19"/>
+        </w:rPr>
+        <w:t>dividends._FIELDS</w:t>
+      </w:r>
+      <w:r>
+        <w:rPr/>
+        <w:t>.</w:t>
+      </w:r>
+    </w:p>
+    <w:p>
+      <w:r>
+        <w:rPr>
+          <w:b/>
+        </w:rPr>
+        <w:t>Trending</w:t>
+      </w:r>
+      <w:r>
+        <w:rPr/>
+        <w:t xml:space="preserve"> counts the tickers on items published within </w:t>
+      </w:r>
+      <w:r>
+        <w:rPr>
+          <w:rFonts w:ascii="Consolas" w:hAnsi="Consolas"/>
+          <w:color w:val="334455"/>
+          <w:sz w:val="19"/>
+        </w:rPr>
+        <w:t>[trending] window_h</w:t>
+      </w:r>
+      <w:r>
+        <w:rPr/>
+        <w:br/>
+        <w:t xml:space="preserve">(6 h), skipping </w:t>
+      </w:r>
+      <w:r>
+        <w:rPr>
+          <w:rFonts w:ascii="Consolas" w:hAnsi="Consolas"/>
+          <w:color w:val="334455"/>
+          <w:sz w:val="19"/>
+        </w:rPr>
+        <w:t>yahoo_ticker</w:t>
+      </w:r>
+      <w:r>
+        <w:rPr/>
+        <w:t xml:space="preserve"> items, whose tag is the ticker they were fetched for.</w:t>
+      </w:r>
+    </w:p>
+    <w:p>
+      <w:pPr>
+        <w:pStyle w:val="Heading2"/>
+      </w:pPr>
+      <w:r>
+        <w:rPr/>
+        <w:t>Failure policy</w:t>
+      </w:r>
+    </w:p>
+    <w:p>
+      <w:r>
+        <w:rPr/>
+        <w:t xml:space="preserve">One failing feed never stops the poll: it counts one </w:t>
+      </w:r>
+      <w:r>
+        <w:rPr>
+          <w:rFonts w:ascii="Consolas" w:hAnsi="Consolas"/>
+          <w:color w:val="334455"/>
+          <w:sz w:val="19"/>
+        </w:rPr>
+        <w:t>_degrade</w:t>
+      </w:r>
+      <w:r>
+        <w:rPr/>
+        <w:br/>
+        <w:t>(</w:t>
+      </w:r>
+      <w:r>
+        <w:rPr>
+          <w:rFonts w:ascii="Consolas" w:hAnsi="Consolas"/>
+          <w:color w:val="334455"/>
+          <w:sz w:val="19"/>
+        </w:rPr>
+        <w:t>news.feed.&lt;name&gt;</w:t>
+      </w:r>
+      <w:r>
+        <w:rPr/>
+        <w:t xml:space="preserve">), records its error in </w:t>
+      </w:r>
+      <w:r>
+        <w:rPr>
+          <w:rFonts w:ascii="Consolas" w:hAnsi="Consolas"/>
+          <w:color w:val="334455"/>
+          <w:sz w:val="19"/>
+        </w:rPr>
+        <w:t>cache:news:status</w:t>
+      </w:r>
+      <w:r>
+        <w:rPr/>
+        <w:t>, and keeps its last</w:t>
+        <w:br/>
+        <w:t>items. An SEC 403, 429, 5xx, network failure or missed deadline is treated as an</w:t>
+        <w:br/>
+        <w:t>outage — that accession and every later one are retried next poll — while any other</w:t>
+        <w:br/>
+        <w:t>status is that filing's own answer and is not retried.</w:t>
+      </w:r>
+    </w:p>
+    <w:p>
+      <w:pPr>
+        <w:pStyle w:val="Heading1"/>
+      </w:pPr>
+      <w:r>
+        <w:rPr/>
+        <w:t>Known issues</w:t>
+      </w:r>
+    </w:p>
+    <w:p>
+      <w:r>
+        <w:rPr/>
+        <w:t>Documented defects a maintainer should know about before trusting a number. These</w:t>
+        <w:br/>
+        <w:t>are recorded rather than silently carried.</w:t>
+      </w:r>
+    </w:p>
+    <w:p>
+      <w:pPr>
+        <w:pStyle w:val="Heading2"/>
+      </w:pPr>
+      <w:r>
+        <w:rPr/>
+        <w:t>The PRICE sub-score NaN exposure (open)</w:t>
+      </w:r>
+    </w:p>
+    <w:p>
+      <w:r>
+        <w:rPr>
+          <w:rFonts w:ascii="Consolas" w:hAnsi="Consolas"/>
+          <w:color w:val="334455"/>
+          <w:sz w:val="19"/>
+        </w:rPr>
+        <w:t>sentiment_svc/compute._finite_pcts</w:t>
+      </w:r>
+      <w:r>
+        <w:rPr/>
+        <w:t xml:space="preserve"> guards only the </w:t>
+      </w:r>
+      <w:r>
+        <w:rPr>
+          <w:b/>
+        </w:rPr>
+        <w:t>sector</w:t>
+      </w:r>
+      <w:r>
+        <w:rPr/>
+        <w:t xml:space="preserve"> input. An all-NaN</w:t>
+        <w:br/>
+        <w:t>read of the structural price inputs (</w:t>
+      </w:r>
+      <w:r>
+        <w:rPr>
+          <w:rFonts w:ascii="Consolas" w:hAnsi="Consolas"/>
+          <w:color w:val="334455"/>
+          <w:sz w:val="19"/>
+        </w:rPr>
+        <w:t>macd_hist</w:t>
+      </w:r>
+      <w:r>
+        <w:rPr/>
+        <w:t xml:space="preserve"> / </w:t>
+      </w:r>
+      <w:r>
+        <w:rPr>
+          <w:rFonts w:ascii="Consolas" w:hAnsi="Consolas"/>
+          <w:color w:val="334455"/>
+          <w:sz w:val="19"/>
+        </w:rPr>
+        <w:t>rsi</w:t>
+      </w:r>
+      <w:r>
+        <w:rPr/>
+        <w:t xml:space="preserve"> / </w:t>
+      </w:r>
+      <w:r>
+        <w:rPr>
+          <w:rFonts w:ascii="Consolas" w:hAnsi="Consolas"/>
+          <w:color w:val="334455"/>
+          <w:sz w:val="19"/>
+        </w:rPr>
+        <w:t>adx</w:t>
+      </w:r>
+      <w:r>
+        <w:rPr/>
+        <w:t>, feeding</w:t>
+        <w:br/>
+      </w:r>
+      <w:r>
+        <w:rPr>
+          <w:rFonts w:ascii="Consolas" w:hAnsi="Consolas"/>
+          <w:color w:val="334455"/>
+          <w:sz w:val="19"/>
+        </w:rPr>
+        <w:t>score_price</w:t>
+      </w:r>
+      <w:r>
+        <w:rPr/>
+        <w:t xml:space="preserve"> with a hardcoded </w:t>
+      </w:r>
+      <w:r>
+        <w:rPr>
+          <w:rFonts w:ascii="Consolas" w:hAnsi="Consolas"/>
+          <w:color w:val="334455"/>
+          <w:sz w:val="19"/>
+        </w:rPr>
+        <w:t>vwap_pct = 0.0</w:t>
+      </w:r>
+      <w:r>
+        <w:rPr/>
+        <w:t xml:space="preserve">) scores </w:t>
+      </w:r>
+      <w:r>
+        <w:rPr>
+          <w:b/>
+        </w:rPr>
+        <w:t>82.50 — near-maximum</w:t>
+        <w:br/>
+        <w:t>bullish — at unchanged confidence</w:t>
+      </w:r>
+      <w:r>
+        <w:rPr/>
+        <w:t>, where a sane read of the same tape scores</w:t>
+        <w:br/>
+      </w:r>
+      <w:r>
+        <w:rPr>
+          <w:b/>
+        </w:rPr>
+        <w:t>56.25</w:t>
+      </w:r>
+      <w:r>
+        <w:rPr/>
+        <w:t xml:space="preserve">. The same all-NaN read in </w:t>
+      </w:r>
+      <w:r>
+        <w:rPr>
+          <w:rFonts w:ascii="Consolas" w:hAnsi="Consolas"/>
+          <w:color w:val="334455"/>
+          <w:sz w:val="19"/>
+        </w:rPr>
+        <w:t>compute_intraday_trend</w:t>
+      </w:r>
+      <w:r>
+        <w:rPr/>
+        <w:t>, which drives the</w:t>
+        <w:br/>
+      </w:r>
+      <w:r>
+        <w:rPr>
+          <w:b/>
+        </w:rPr>
+        <w:t>live Day gauge</w:t>
+      </w:r>
+      <w:r>
+        <w:rPr/>
+        <w:t xml:space="preserve">, scores </w:t>
+      </w:r>
+      <w:r>
+        <w:rPr>
+          <w:b/>
+        </w:rPr>
+        <w:t>92.50</w:t>
+      </w:r>
+      <w:r>
+        <w:rPr/>
+        <w:t>.</w:t>
+      </w:r>
+    </w:p>
+    <w:p>
+      <w:r>
+        <w:rPr/>
+        <w:t>The failure is silent: nothing in the payload marks the inputs as missing, so the</w:t>
+        <w:br/>
+        <w:t xml:space="preserve">gauge renders a confident bullish number built on nothing. A fix must cover </w:t>
+      </w:r>
+      <w:r>
+        <w:rPr>
+          <w:b/>
+        </w:rPr>
+        <w:t>both</w:t>
+        <w:br/>
+        <w:t>call sites with one shared filter</w:t>
+      </w:r>
+      <w:r>
+        <w:rPr/>
+        <w:t xml:space="preserve"> — patching only </w:t>
+      </w:r>
+      <w:r>
+        <w:rPr>
+          <w:rFonts w:ascii="Consolas" w:hAnsi="Consolas"/>
+          <w:color w:val="334455"/>
+          <w:sz w:val="19"/>
+        </w:rPr>
+        <w:t>score_price</w:t>
+      </w:r>
+      <w:r>
+        <w:rPr/>
+        <w:t xml:space="preserve"> leaves the live</w:t>
+        <w:br/>
+        <w:t>gauge wrong.</w:t>
+      </w:r>
+    </w:p>
+    <w:p>
+      <w:r>
+        <w:rPr>
+          <w:b/>
+        </w:rPr>
+        <w:t>Until it is fixed</w:t>
+      </w:r>
+      <w:r>
+        <w:rPr/>
+        <w:t>, treat a strongly bullish structural reading with</w:t>
+        <w:br/>
+      </w:r>
+      <w:r>
+        <w:rPr>
+          <w:i/>
+        </w:rPr>
+        <w:t>unremarkable</w:t>
+      </w:r>
+      <w:r>
+        <w:rPr/>
+        <w:t xml:space="preserve"> confidence as suspect, and cross-check against the Market Dashboard.</w:t>
+      </w:r>
+    </w:p>
+    <w:p>
+      <w:pPr>
+        <w:pStyle w:val="Heading2"/>
+      </w:pPr>
+      <w:r>
+        <w:rPr/>
+        <w:t>Expected Move deliberately disagrees with ThinkorSwim</w:t>
+      </w:r>
+    </w:p>
+    <w:p>
+      <w:r>
+        <w:rPr/>
+        <w:t>Not a defect — a definitional difference that has been measured and is documented</w:t>
+        <w:br/>
+        <w:t xml:space="preserve">in full under </w:t>
+      </w:r>
+      <w:r>
+        <w:rPr>
+          <w:i/>
+        </w:rPr>
+        <w:t>Expected move and IV analysis</w:t>
+      </w:r>
+      <w:r>
+        <w:rPr/>
+        <w:t>. Two independent differences push in</w:t>
+        <w:br/>
+        <w:t xml:space="preserve">opposite directions and </w:t>
+      </w:r>
+      <w:r>
+        <w:rPr>
+          <w:b/>
+        </w:rPr>
+        <w:t>nearly cancelled on the one symbol they were measured on</w:t>
+      </w:r>
+      <w:r>
+        <w:rPr/>
+        <w:t>,</w:t>
+        <w:br/>
+        <w:t>which is luck rather than calibration. Do not "fix" either number to match a broker</w:t>
+        <w:br/>
+        <w:t xml:space="preserve">without first deciding which definition is wanted; the same </w:t>
+      </w:r>
+      <w:r>
+        <w:rPr>
+          <w:rFonts w:ascii="Consolas" w:hAnsi="Consolas"/>
+          <w:color w:val="334455"/>
+          <w:sz w:val="19"/>
+        </w:rPr>
+        <w:t>atm_iv</w:t>
+      </w:r>
+      <w:r>
+        <w:rPr/>
+        <w:t xml:space="preserve"> also sizes the</w:t>
+        <w:br/>
+        <w:t>drawn cone.</w:t>
+      </w:r>
+    </w:p>
+    <w:p>
+      <w:pPr>
+        <w:pStyle w:val="Heading2"/>
+      </w:pPr>
+      <w:r>
+        <w:rPr/>
+        <w:t>Index open interest reads zero after hours</w:t>
+      </w:r>
+    </w:p>
+    <w:p>
+      <w:r>
+        <w:rPr>
+          <w:rFonts w:ascii="Consolas" w:hAnsi="Consolas"/>
+          <w:color w:val="334455"/>
+          <w:sz w:val="19"/>
+        </w:rPr>
+        <w:t>$SPX</w:t>
+      </w:r>
+      <w:r>
+        <w:rPr/>
+        <w:t xml:space="preserve"> and </w:t>
+      </w:r>
+      <w:r>
+        <w:rPr>
+          <w:rFonts w:ascii="Consolas" w:hAnsi="Consolas"/>
+          <w:color w:val="334455"/>
+          <w:sz w:val="19"/>
+        </w:rPr>
+        <w:t>$NDX</w:t>
+      </w:r>
+      <w:r>
+        <w:rPr/>
+        <w:t xml:space="preserve"> report zero open interest overnight, which yields all-zero GEX</w:t>
+        <w:br/>
+        <w:t>grids and arbitrary wall levels. Index gamma is only meaningful during the session.</w:t>
+      </w:r>
+    </w:p>
+    <w:p>
+      <w:r>
+        <w:br/>
+      </w:r>
+    </w:p>
+    <w:p>
+      <w:pPr>
+        <w:pStyle w:val="Heading1"/>
+      </w:pPr>
+      <w:r>
+        <w:rPr/>
+        <w:t>Constants Appendix</w:t>
+      </w:r>
+    </w:p>
+    <w:p>
+      <w:r>
+        <w:rPr/>
+        <w:t>A consolidated table of the load-bearing constants. The cited file governs.</w:t>
+      </w:r>
+    </w:p>
+    <w:tbl>
+      <w:tblPr>
+        <w:tblW w:type="auto" w:w="0"/>
+        <w:jc w:val="left"/>
+        <w:tblLayout w:type="autofit"/>
+        <w:tblLook w:firstColumn="1" w:firstRow="1" w:lastColumn="0" w:lastRow="0" w:noHBand="0" w:noVBand="1" w:val="04A0"/>
+        <w:tblBorders>
+          <w:top w:val="single" w:sz="4" w:space="0" w:color="D8DEE9"/>
+          <w:left w:val="single" w:sz="4" w:space="0" w:color="D8DEE9"/>
+          <w:bottom w:val="single" w:sz="4" w:space="0" w:color="D8DEE9"/>
+          <w:right w:val="single" w:sz="4" w:space="0" w:color="D8DEE9"/>
+          <w:insideH w:val="single" w:sz="4" w:space="0" w:color="D8DEE9"/>
+          <w:insideV w:val="single" w:sz="4" w:space="0" w:color="D8DEE9"/>
+        </w:tblBorders>
+      </w:tblPr>
+      <w:tblGrid>
+        <w:gridCol w:w="2880"/>
+        <w:gridCol w:w="2880"/>
+        <w:gridCol w:w="2880"/>
+      </w:tblGrid>
+      <w:tr>
+        <w:tc>
+          <w:tcPr>
+            <w:tcW w:type="dxa" w:w="2880"/>
+            <w:shd w:val="clear" w:color="auto" w:fill="EAF2FB"/>
+          </w:tcPr>
+          <w:p>
+            <w:r>
+              <w:rPr>
+                <w:b/>
+              </w:rPr>
+            </w:r>
+            <w:r>
+              <w:rPr>
+                <w:b/>
+              </w:rPr>
               <w:t>Constant / set</w:t>
             </w:r>
           </w:p>
@@ -33077,43 +35979,27 @@
             <w:r/>
             <w:r>
               <w:rPr/>
-              <w:t>On-demand only (no scheduler).</w:t>
-            </w:r>
-          </w:p>
-        </w:tc>
-      </w:tr>
-      <w:tr>
-        <w:tc>
-          <w:tcPr>
-            <w:tcW w:type="dxa" w:w="4320"/>
-          </w:tcPr>
-          <w:p>
-            <w:r/>
-            <w:r>
-              <w:rPr/>
-              <w:t>market_svc</w:t>
-            </w:r>
-          </w:p>
-        </w:tc>
-        <w:tc>
-          <w:tcPr>
-            <w:tcW w:type="dxa" w:w="4320"/>
-          </w:tcPr>
-          <w:p>
-            <w:r/>
-            <w:r>
-              <w:rPr/>
-              <w:t xml:space="preserve">Quote poll </w:t>
+              <w:t xml:space="preserve">Analysis on demand. One scheduled job: the watchlist </w:t>
             </w:r>
             <w:r>
               <w:rPr>
                 <w:b/>
               </w:rPr>
-              <w:t>3 s</w:t>
-            </w:r>
-            <w:r>
-              <w:rPr/>
-              <w:t xml:space="preserve"> RTH (</w:t>
+              <w:t>dividend pull</w:t>
+            </w:r>
+            <w:r>
+              <w:rPr/>
+              <w:t xml:space="preserve">, once a trading day at or after </w:t>
+            </w:r>
+            <w:r>
+              <w:rPr>
+                <w:b/>
+              </w:rPr>
+              <w:t>06:40 CT</w:t>
+            </w:r>
+            <w:r>
+              <w:rPr/>
+              <w:t xml:space="preserve"> (</w:t>
             </w:r>
             <w:r>
               <w:rPr>
@@ -33121,21 +36007,11 @@
                 <w:color w:val="334455"/>
                 <w:sz w:val="19"/>
               </w:rPr>
-              <w:t>RTH_INTERVAL_SEC</w:t>
-            </w:r>
-            <w:r>
-              <w:rPr/>
-              <w:t xml:space="preserve">), </w:t>
-            </w:r>
-            <w:r>
-              <w:rPr>
-                <w:b/>
-              </w:rPr>
-              <w:t>15 s</w:t>
-            </w:r>
-            <w:r>
-              <w:rPr/>
-              <w:t xml:space="preserve"> off-hours (</w:t>
+              <w:t>[calendar.dividends] refresh_at</w:t>
+            </w:r>
+            <w:r>
+              <w:rPr/>
+              <w:t xml:space="preserve"> in </w:t>
             </w:r>
             <w:r>
               <w:rPr>
@@ -33143,11 +36019,11 @@
                 <w:color w:val="334455"/>
                 <w:sz w:val="19"/>
               </w:rPr>
-              <w:t>OFFHOURS_INTERVAL_SEC</w:t>
-            </w:r>
-            <w:r>
-              <w:rPr/>
-              <w:t xml:space="preserve">), </w:t>
+              <w:t>config/news.toml</w:t>
+            </w:r>
+            <w:r>
+              <w:rPr/>
+              <w:t xml:space="preserve">); the loop wakes every </w:t>
             </w:r>
             <w:r>
               <w:rPr>
@@ -33157,7 +36033,53 @@
             </w:r>
             <w:r>
               <w:rPr/>
-              <w:t xml:space="preserve"> at weekends (</w:t>
+              <w:t xml:space="preserve"> and retries a failed pull after </w:t>
+            </w:r>
+            <w:r>
+              <w:rPr>
+                <w:b/>
+              </w:rPr>
+              <w:t>15 min</w:t>
+            </w:r>
+            <w:r>
+              <w:rPr/>
+              <w:t>.</w:t>
+            </w:r>
+          </w:p>
+        </w:tc>
+      </w:tr>
+      <w:tr>
+        <w:tc>
+          <w:tcPr>
+            <w:tcW w:type="dxa" w:w="4320"/>
+          </w:tcPr>
+          <w:p>
+            <w:r/>
+            <w:r>
+              <w:rPr/>
+              <w:t>market_svc</w:t>
+            </w:r>
+          </w:p>
+        </w:tc>
+        <w:tc>
+          <w:tcPr>
+            <w:tcW w:type="dxa" w:w="4320"/>
+          </w:tcPr>
+          <w:p>
+            <w:r/>
+            <w:r>
+              <w:rPr/>
+              <w:t xml:space="preserve">Quote poll </w:t>
+            </w:r>
+            <w:r>
+              <w:rPr>
+                <w:b/>
+              </w:rPr>
+              <w:t>3 s</w:t>
+            </w:r>
+            <w:r>
+              <w:rPr/>
+              <w:t xml:space="preserve"> RTH (</w:t>
             </w:r>
             <w:r>
               <w:rPr>
@@ -33165,11 +36087,21 @@
                 <w:color w:val="334455"/>
                 <w:sz w:val="19"/>
               </w:rPr>
-              <w:t>WEEKEND_INTERVAL_SEC</w:t>
-            </w:r>
-            <w:r>
-              <w:rPr/>
-              <w:t xml:space="preserve">); report summary re-read when the published market report changes (a stat of </w:t>
+              <w:t>RTH_INTERVAL_SEC</w:t>
+            </w:r>
+            <w:r>
+              <w:rPr/>
+              <w:t xml:space="preserve">), </w:t>
+            </w:r>
+            <w:r>
+              <w:rPr>
+                <w:b/>
+              </w:rPr>
+              <w:t>15 s</w:t>
+            </w:r>
+            <w:r>
+              <w:rPr/>
+              <w:t xml:space="preserve"> off-hours (</w:t>
             </w:r>
             <w:r>
               <w:rPr>
@@ -33177,11 +36109,21 @@
                 <w:color w:val="334455"/>
                 <w:sz w:val="19"/>
               </w:rPr>
-              <w:t>deploy/site/reports/latest.html</w:t>
-            </w:r>
-            <w:r>
-              <w:rPr/>
-              <w:t xml:space="preserve"> + </w:t>
+              <w:t>OFFHOURS_INTERVAL_SEC</w:t>
+            </w:r>
+            <w:r>
+              <w:rPr/>
+              <w:t xml:space="preserve">), </w:t>
+            </w:r>
+            <w:r>
+              <w:rPr>
+                <w:b/>
+              </w:rPr>
+              <w:t>60 s</w:t>
+            </w:r>
+            <w:r>
+              <w:rPr/>
+              <w:t xml:space="preserve"> at weekends (</w:t>
             </w:r>
             <w:r>
               <w:rPr>
@@ -33189,49 +36131,11 @@
                 <w:color w:val="334455"/>
                 <w:sz w:val="19"/>
               </w:rPr>
-              <w:t>latest.txt</w:t>
-            </w:r>
-            <w:r>
-              <w:rPr/>
-              <w:t xml:space="preserve"> per poll) — no Claude call.</w:t>
-            </w:r>
-          </w:p>
-        </w:tc>
-      </w:tr>
-      <w:tr>
-        <w:tc>
-          <w:tcPr>
-            <w:tcW w:type="dxa" w:w="4320"/>
-            <w:shd w:val="clear" w:color="auto" w:fill="F4F6FA"/>
-          </w:tcPr>
-          <w:p>
-            <w:r/>
-            <w:r>
-              <w:rPr/>
-              <w:t>news_svc</w:t>
-            </w:r>
-          </w:p>
-        </w:tc>
-        <w:tc>
-          <w:tcPr>
-            <w:tcW w:type="dxa" w:w="4320"/>
-            <w:shd w:val="clear" w:color="auto" w:fill="F4F6FA"/>
-          </w:tcPr>
-          <w:p>
-            <w:r/>
-            <w:r>
-              <w:rPr/>
-              <w:t xml:space="preserve">Every feed polled every </w:t>
-            </w:r>
-            <w:r>
-              <w:rPr>
-                <w:b/>
-              </w:rPr>
-              <w:t>5 min</w:t>
-            </w:r>
-            <w:r>
-              <w:rPr/>
-              <w:t xml:space="preserve"> 08:30–15:00 CT (</w:t>
+              <w:t>WEEKEND_INTERVAL_SEC</w:t>
+            </w:r>
+            <w:r>
+              <w:rPr/>
+              <w:t xml:space="preserve">); report summary re-read when the published market report changes (a stat of </w:t>
             </w:r>
             <w:r>
               <w:rPr>
@@ -33239,21 +36143,11 @@
                 <w:color w:val="334455"/>
                 <w:sz w:val="19"/>
               </w:rPr>
-              <w:t>[collector] rth_poll_min</w:t>
-            </w:r>
-            <w:r>
-              <w:rPr/>
-              <w:t xml:space="preserve">), </w:t>
-            </w:r>
-            <w:r>
-              <w:rPr>
-                <w:b/>
-              </w:rPr>
-              <w:t>15 min</w:t>
-            </w:r>
-            <w:r>
-              <w:rPr/>
-              <w:t xml:space="preserve"> otherwise on a trading day (</w:t>
+              <w:t>deploy/site/reports/latest.html</w:t>
+            </w:r>
+            <w:r>
+              <w:rPr/>
+              <w:t xml:space="preserve"> + </w:t>
             </w:r>
             <w:r>
               <w:rPr>
@@ -33261,21 +36155,49 @@
                 <w:color w:val="334455"/>
                 <w:sz w:val="19"/>
               </w:rPr>
-              <w:t>offhours_poll_min</w:t>
-            </w:r>
-            <w:r>
-              <w:rPr/>
-              <w:t xml:space="preserve">), </w:t>
+              <w:t>latest.txt</w:t>
+            </w:r>
+            <w:r>
+              <w:rPr/>
+              <w:t xml:space="preserve"> per poll) — no Claude call.</w:t>
+            </w:r>
+          </w:p>
+        </w:tc>
+      </w:tr>
+      <w:tr>
+        <w:tc>
+          <w:tcPr>
+            <w:tcW w:type="dxa" w:w="4320"/>
+            <w:shd w:val="clear" w:color="auto" w:fill="F4F6FA"/>
+          </w:tcPr>
+          <w:p>
+            <w:r/>
+            <w:r>
+              <w:rPr/>
+              <w:t>news_svc</w:t>
+            </w:r>
+          </w:p>
+        </w:tc>
+        <w:tc>
+          <w:tcPr>
+            <w:tcW w:type="dxa" w:w="4320"/>
+            <w:shd w:val="clear" w:color="auto" w:fill="F4F6FA"/>
+          </w:tcPr>
+          <w:p>
+            <w:r/>
+            <w:r>
+              <w:rPr/>
+              <w:t xml:space="preserve">Three branches, launched every </w:t>
             </w:r>
             <w:r>
               <w:rPr>
                 <w:b/>
               </w:rPr>
-              <w:t>60 min</w:t>
-            </w:r>
-            <w:r>
-              <w:rPr/>
-              <w:t xml:space="preserve"> at weekends and holidays (</w:t>
+              <w:t>30 s</w:t>
+            </w:r>
+            <w:r>
+              <w:rPr/>
+              <w:t xml:space="preserve"> tick (</w:t>
             </w:r>
             <w:r>
               <w:rPr>
@@ -33283,11 +36205,31 @@
                 <w:color w:val="334455"/>
                 <w:sz w:val="19"/>
               </w:rPr>
-              <w:t>weekend_poll_min</w:t>
-            </w:r>
-            <w:r>
-              <w:rPr/>
-              <w:t xml:space="preserve">) — all in </w:t>
+              <w:t>TICK_S</w:t>
+            </w:r>
+            <w:r>
+              <w:rPr/>
+              <w:t xml:space="preserve">) as keyed background tasks, so a slow one delays only itself and one still running is skipped, never doubled. </w:t>
+            </w:r>
+            <w:r>
+              <w:rPr>
+                <w:b/>
+              </w:rPr>
+              <w:t>feeds</w:t>
+            </w:r>
+            <w:r>
+              <w:rPr/>
+              <w:t xml:space="preserve">: every feed polled every </w:t>
+            </w:r>
+            <w:r>
+              <w:rPr>
+                <w:b/>
+              </w:rPr>
+              <w:t>5 min</w:t>
+            </w:r>
+            <w:r>
+              <w:rPr/>
+              <w:t xml:space="preserve"> 08:30–15:00 CT (</w:t>
             </w:r>
             <w:r>
               <w:rPr>
@@ -33295,21 +36237,21 @@
                 <w:color w:val="334455"/>
                 <w:sz w:val="19"/>
               </w:rPr>
-              <w:t>config/news.toml</w:t>
-            </w:r>
-            <w:r>
-              <w:rPr/>
-              <w:t xml:space="preserve">, editable in Settings. The loop wakes every </w:t>
+              <w:t>[collector] rth_poll_min</w:t>
+            </w:r>
+            <w:r>
+              <w:rPr/>
+              <w:t xml:space="preserve">), </w:t>
             </w:r>
             <w:r>
               <w:rPr>
                 <w:b/>
               </w:rPr>
-              <w:t>30 s</w:t>
-            </w:r>
-            <w:r>
-              <w:rPr/>
-              <w:t xml:space="preserve"> (</w:t>
+              <w:t>15 min</w:t>
+            </w:r>
+            <w:r>
+              <w:rPr/>
+              <w:t xml:space="preserve"> otherwise on a trading day (</w:t>
             </w:r>
             <w:r>
               <w:rPr>
@@ -33317,21 +36259,21 @@
                 <w:color w:val="334455"/>
                 <w:sz w:val="19"/>
               </w:rPr>
-              <w:t>TICK_S</w:t>
-            </w:r>
-            <w:r>
-              <w:rPr/>
-              <w:t xml:space="preserve">) and counts an interval from the END of the last poll; nothing polls faster than </w:t>
+              <w:t>offhours_poll_min</w:t>
+            </w:r>
+            <w:r>
+              <w:rPr/>
+              <w:t xml:space="preserve">), </w:t>
             </w:r>
             <w:r>
               <w:rPr>
                 <w:b/>
               </w:rPr>
-              <w:t>60 s</w:t>
-            </w:r>
-            <w:r>
-              <w:rPr/>
-              <w:t xml:space="preserve"> (</w:t>
+              <w:t>60 min</w:t>
+            </w:r>
+            <w:r>
+              <w:rPr/>
+              <w:t xml:space="preserve"> at weekends and holidays (</w:t>
             </w:r>
             <w:r>
               <w:rPr>
@@ -33339,11 +36281,97 @@
                 <w:color w:val="334455"/>
                 <w:sz w:val="19"/>
               </w:rPr>
+              <w:t>weekend_poll_min</w:t>
+            </w:r>
+            <w:r>
+              <w:rPr/>
+              <w:t xml:space="preserve">), counted from the END of the last poll; nothing polls faster than </w:t>
+            </w:r>
+            <w:r>
+              <w:rPr>
+                <w:b/>
+              </w:rPr>
+              <w:t>60 s</w:t>
+            </w:r>
+            <w:r>
+              <w:rPr/>
+              <w:t xml:space="preserve"> (</w:t>
+            </w:r>
+            <w:r>
+              <w:rPr>
+                <w:rFonts w:ascii="Consolas" w:hAnsi="Consolas"/>
+                <w:color w:val="334455"/>
+                <w:sz w:val="19"/>
+              </w:rPr>
               <w:t>MIN_INTERVAL_S</w:t>
             </w:r>
             <w:r>
               <w:rPr/>
-              <w:t>). One poll at a time: a Refresh during a poll is skipped.</w:t>
+              <w:t xml:space="preserve">). </w:t>
+            </w:r>
+            <w:r>
+              <w:rPr>
+                <w:b/>
+              </w:rPr>
+              <w:t>calendar</w:t>
+            </w:r>
+            <w:r>
+              <w:rPr/>
+              <w:t xml:space="preserve">: every tick, fetching only the sources whose own </w:t>
+            </w:r>
+            <w:r>
+              <w:rPr>
+                <w:rFonts w:ascii="Consolas" w:hAnsi="Consolas"/>
+                <w:color w:val="334455"/>
+                <w:sz w:val="19"/>
+              </w:rPr>
+              <w:t>refresh_min</w:t>
+            </w:r>
+            <w:r>
+              <w:rPr/>
+              <w:t xml:space="preserve"> is due (Fed 60 min, BLS / BEA / FRED calendar 720, Nasdaq 240, values 240). </w:t>
+            </w:r>
+            <w:r>
+              <w:rPr>
+                <w:b/>
+              </w:rPr>
+              <w:t>watch</w:t>
+            </w:r>
+            <w:r>
+              <w:rPr/>
+              <w:t xml:space="preserve">: every tick, fetching only a series whose release just passed — every </w:t>
+            </w:r>
+            <w:r>
+              <w:rPr>
+                <w:b/>
+              </w:rPr>
+              <w:t>2 min</w:t>
+            </w:r>
+            <w:r>
+              <w:rPr/>
+              <w:t xml:space="preserve"> for up to </w:t>
+            </w:r>
+            <w:r>
+              <w:rPr>
+                <w:b/>
+              </w:rPr>
+              <w:t>60 min</w:t>
+            </w:r>
+            <w:r>
+              <w:rPr/>
+              <w:t xml:space="preserve">. All in </w:t>
+            </w:r>
+            <w:r>
+              <w:rPr>
+                <w:rFonts w:ascii="Consolas" w:hAnsi="Consolas"/>
+                <w:color w:val="334455"/>
+                <w:sz w:val="19"/>
+              </w:rPr>
+              <w:t>config/news.toml</w:t>
+            </w:r>
+            <w:r>
+              <w:rPr/>
+              <w:t>, editable in Settings. One cycle of each at a time: a Refresh during one is skipped.</w:t>
             </w:r>
           </w:p>
         </w:tc>

--- a/docs/manuals/technical-reference/technical-reference.docx
+++ b/docs/manuals/technical-reference/technical-reference.docx
@@ -33774,7 +33774,19 @@
         <w:rPr/>
         <w:t>, never 0. The day is recorded</w:t>
         <w:br/>
-        <w:t>in the store, so a restart does not refetch; a failure retries after 15 min. The</w:t>
+        <w:t xml:space="preserve">in the store, so a restart does not refetch; a failure retries after </w:t>
+      </w:r>
+      <w:r>
+        <w:rPr>
+          <w:rFonts w:ascii="Consolas" w:hAnsi="Consolas"/>
+          <w:color w:val="334455"/>
+          <w:sz w:val="19"/>
+        </w:rPr>
+        <w:t>[calendar.dividends] retry_min</w:t>
+      </w:r>
+      <w:r>
+        <w:rPr/>
+        <w:t xml:space="preserve"> (15 min shipped). The</w:t>
         <w:br/>
       </w:r>
       <w:r>

--- a/docs/manuals/technical-reference/technical-reference.docx
+++ b/docs/manuals/technical-reference/technical-reference.docx
@@ -30242,7 +30242,7 @@
             <w:r/>
             <w:r>
               <w:rPr/>
-              <w:t>one URL (MarketWatch, CNBC, ZeroHedge, Benzinga, Federal Reserve, PR Newswire, GlobeNewswire, Business Wire, the Truth Social archive)</w:t>
+              <w:t>one URL (MarketWatch, CNBC, ZeroHedge, Benzinga, Federal Reserve, PR Newswire, GlobeNewswire, Business Wire, the Truth Social archive, White House Actions, White House, USTR, SEC Press, EIA, investingLive, StockStory, Techmeme, Endpoints, Fierce Biotech, The Fly, OilPrice, CoinDesk)</w:t>
             </w:r>
           </w:p>
         </w:tc>
@@ -30363,7 +30363,7 @@
             <w:r/>
             <w:r>
               <w:rPr/>
-              <w:t>one Google News search (WSJ, Seeking Alpha)</w:t>
+              <w:t>one Google News search (WSJ, Seeking Alpha, AP)</w:t>
             </w:r>
           </w:p>
         </w:tc>

--- a/docs/manuals/technical-reference/technical-reference.docx
+++ b/docs/manuals/technical-reference/technical-reference.docx
@@ -33007,7 +33007,7 @@
       </w:r>
       <w:r>
         <w:rPr/>
-        <w:t>) and a</w:t>
+        <w:t>), a</w:t>
         <w:br/>
       </w:r>
       <w:r>
@@ -33020,7 +33020,21 @@
       </w:r>
       <w:r>
         <w:rPr/>
-        <w:t xml:space="preserve">. A missing or non-positive base is </w:t>
+        <w:t xml:space="preserve">, and </w:t>
+      </w:r>
+      <w:r>
+        <w:rPr>
+          <w:rFonts w:ascii="Consolas" w:hAnsi="Consolas"/>
+          <w:color w:val="334455"/>
+          <w:sz w:val="19"/>
+        </w:rPr>
+        <w:t>high</w:t>
+      </w:r>
+      <w:r>
+        <w:rPr/>
+        <w:t xml:space="preserve"> (true for every shipped indicator but claims; a non-bool is false,</w:t>
+        <w:br/>
+        <w:t xml:space="preserve">with one WARNING). A missing or non-positive base is </w:t>
       </w:r>
       <w:r>
         <w:rPr>
@@ -33033,6 +33047,229 @@
       <w:r>
         <w:rPr/>
         <w:t>, never 0.</w:t>
+      </w:r>
+    </w:p>
+    <w:p>
+      <w:r>
+        <w:rPr>
+          <w:b/>
+        </w:rPr>
+        <w:t>High impact.</w:t>
+      </w:r>
+      <w:r>
+        <w:rPr/>
+        <w:t xml:space="preserve"> </w:t>
+      </w:r>
+      <w:r>
+        <w:rPr>
+          <w:rFonts w:ascii="Consolas" w:hAnsi="Consolas"/>
+          <w:color w:val="334455"/>
+          <w:sz w:val="19"/>
+        </w:rPr>
+        <w:t>econ.py</w:t>
+      </w:r>
+      <w:r>
+        <w:rPr/>
+        <w:t xml:space="preserve"> stamps </w:t>
+      </w:r>
+      <w:r>
+        <w:rPr>
+          <w:rFonts w:ascii="Consolas" w:hAnsi="Consolas"/>
+          <w:color w:val="334455"/>
+          <w:sz w:val="19"/>
+        </w:rPr>
+        <w:t>high</w:t>
+      </w:r>
+      <w:r>
+        <w:rPr/>
+        <w:t xml:space="preserve"> on every row it publishes: an event is high</w:t>
+        <w:br/>
+        <w:t xml:space="preserve">when its title CONTAINS a </w:t>
+      </w:r>
+      <w:r>
+        <w:rPr>
+          <w:rFonts w:ascii="Consolas" w:hAnsi="Consolas"/>
+          <w:color w:val="334455"/>
+          <w:sz w:val="19"/>
+        </w:rPr>
+        <w:t>[calendar.events] high_impact</w:t>
+      </w:r>
+      <w:r>
+        <w:rPr/>
+        <w:t xml:space="preserve"> phrase, case-insensitively</w:t>
+        <w:br/>
+        <w:t>(</w:t>
+      </w:r>
+      <w:r>
+        <w:rPr>
+          <w:rFonts w:ascii="Consolas" w:hAnsi="Consolas"/>
+          <w:color w:val="334455"/>
+          <w:sz w:val="19"/>
+        </w:rPr>
+        <w:t>news_config.high_impact_events()</w:t>
+      </w:r>
+      <w:r>
+        <w:rPr/>
+        <w:t xml:space="preserve">; shipped </w:t>
+      </w:r>
+      <w:r>
+        <w:rPr>
+          <w:rFonts w:ascii="Consolas" w:hAnsi="Consolas"/>
+          <w:color w:val="334455"/>
+          <w:sz w:val="19"/>
+        </w:rPr>
+        <w:t>FOMC statement</w:t>
+      </w:r>
+      <w:r>
+        <w:rPr/>
+        <w:t xml:space="preserve">, </w:t>
+      </w:r>
+      <w:r>
+        <w:rPr>
+          <w:rFonts w:ascii="Consolas" w:hAnsi="Consolas"/>
+          <w:color w:val="334455"/>
+          <w:sz w:val="19"/>
+        </w:rPr>
+        <w:t>Press conference</w:t>
+      </w:r>
+      <w:r>
+        <w:rPr/>
+        <w:t>,</w:t>
+        <w:br/>
+      </w:r>
+      <w:r>
+        <w:rPr>
+          <w:rFonts w:ascii="Consolas" w:hAnsi="Consolas"/>
+          <w:color w:val="334455"/>
+          <w:sz w:val="19"/>
+        </w:rPr>
+        <w:t>- Chair</w:t>
+      </w:r>
+      <w:r>
+        <w:rPr/>
+        <w:t xml:space="preserve"> — the Fed adapter titles an FOMC meeting </w:t>
+      </w:r>
+      <w:r>
+        <w:rPr>
+          <w:i/>
+        </w:rPr>
+        <w:t>FOMC statement</w:t>
+      </w:r>
+      <w:r>
+        <w:rPr/>
+        <w:t xml:space="preserve"> and its press</w:t>
+        <w:br/>
+        <w:t xml:space="preserve">conference </w:t>
+      </w:r>
+      <w:r>
+        <w:rPr>
+          <w:i/>
+        </w:rPr>
+        <w:t>Press conference</w:t>
+      </w:r>
+      <w:r>
+        <w:rPr/>
+        <w:t>, and the Board titles the Chair's own appearances</w:t>
+        <w:br/>
+      </w:r>
+      <w:r>
+        <w:rPr>
+          <w:i/>
+        </w:rPr>
+        <w:t>Speech - Chair …</w:t>
+      </w:r>
+      <w:r>
+        <w:rPr/>
+        <w:t xml:space="preserve"> / </w:t>
+      </w:r>
+      <w:r>
+        <w:rPr>
+          <w:i/>
+        </w:rPr>
+        <w:t>Testimony - Chairman …</w:t>
+      </w:r>
+      <w:r>
+        <w:rPr/>
+        <w:t xml:space="preserve">, so </w:t>
+      </w:r>
+      <w:r>
+        <w:rPr>
+          <w:rFonts w:ascii="Consolas" w:hAnsi="Consolas"/>
+          <w:color w:val="334455"/>
+          <w:sz w:val="19"/>
+        </w:rPr>
+        <w:t>- Chair</w:t>
+      </w:r>
+      <w:r>
+        <w:rPr/>
+        <w:t xml:space="preserve"> never takes a Vice</w:t>
+        <w:br/>
+        <w:t xml:space="preserve">Chair's; not a list → the default; junk entries dropped with one WARNING; </w:t>
+      </w:r>
+      <w:r>
+        <w:rPr>
+          <w:rFonts w:ascii="Consolas" w:hAnsi="Consolas"/>
+          <w:color w:val="334455"/>
+          <w:sz w:val="19"/>
+        </w:rPr>
+        <w:t>[]</w:t>
+      </w:r>
+      <w:r>
+        <w:rPr/>
+        <w:t xml:space="preserve"> is</w:t>
+        <w:br/>
+        <w:t xml:space="preserve">real and highlights nothing), a data entry when its indicator's </w:t>
+      </w:r>
+      <w:r>
+        <w:rPr>
+          <w:rFonts w:ascii="Consolas" w:hAnsi="Consolas"/>
+          <w:color w:val="334455"/>
+          <w:sz w:val="19"/>
+        </w:rPr>
+        <w:t>high</w:t>
+      </w:r>
+      <w:r>
+        <w:rPr/>
+        <w:t xml:space="preserve"> is </w:t>
+      </w:r>
+      <w:r>
+        <w:rPr>
+          <w:rFonts w:ascii="Consolas" w:hAnsi="Consolas"/>
+          <w:color w:val="334455"/>
+          <w:sz w:val="19"/>
+        </w:rPr>
+        <w:t>true</w:t>
+      </w:r>
+      <w:r>
+        <w:rPr/>
+        <w:t>; a</w:t>
+        <w:br/>
+        <w:t xml:space="preserve">dividend or IPO is never high. </w:t>
+      </w:r>
+      <w:r>
+        <w:rPr>
+          <w:rFonts w:ascii="Consolas" w:hAnsi="Consolas"/>
+          <w:color w:val="334455"/>
+          <w:sz w:val="19"/>
+        </w:rPr>
+        <w:t>econ_calendar</w:t>
+      </w:r>
+      <w:r>
+        <w:rPr/>
+        <w:t xml:space="preserve"> passes the phrases as</w:t>
+        <w:br/>
+      </w:r>
+      <w:r>
+        <w:rPr>
+          <w:rFonts w:ascii="Consolas" w:hAnsi="Consolas"/>
+          <w:color w:val="334455"/>
+          <w:sz w:val="19"/>
+        </w:rPr>
+        <w:t>parts["high_events"]</w:t>
+      </w:r>
+      <w:r>
+        <w:rPr/>
+        <w:t xml:space="preserve"> to both builds, so the two views flag alike.</w:t>
       </w:r>
     </w:p>
     <w:p>

--- a/docs/manuals/technical-reference/technical-reference.docx
+++ b/docs/manuals/technical-reference/technical-reference.docx
@@ -32,7 +32,7 @@
           <w:color w:val="5B6678"/>
           <w:sz w:val="18"/>
         </w:rPr>
-        <w:t>NeuralStrike · Generated 2026-09-26</w:t>
+        <w:t>NeuralStrike · Generated 2026-09-27</w:t>
       </w:r>
     </w:p>
     <w:p/>
@@ -36474,7 +36474,7 @@
               <w:rPr>
                 <w:b/>
               </w:rPr>
-              <w:t>5 min</w:t>
+              <w:t>2 min</w:t>
             </w:r>
             <w:r>
               <w:rPr/>
@@ -36496,11 +36496,11 @@
               <w:rPr>
                 <w:b/>
               </w:rPr>
-              <w:t>15 min</w:t>
-            </w:r>
-            <w:r>
-              <w:rPr/>
-              <w:t xml:space="preserve"> otherwise on a trading day (</w:t>
+              <w:t>5 min</w:t>
+            </w:r>
+            <w:r>
+              <w:rPr/>
+              <w:t xml:space="preserve"> in the extended sessions 06:30–08:25 and 15:00–15:15 CT (</w:t>
             </w:r>
             <w:r>
               <w:rPr>
@@ -36508,17 +36508,39 @@
                 <w:color w:val="334455"/>
                 <w:sz w:val="19"/>
               </w:rPr>
+              <w:t>eth_poll_min</w:t>
+            </w:r>
+            <w:r>
+              <w:rPr/>
+              <w:t xml:space="preserve">), </w:t>
+            </w:r>
+            <w:r>
+              <w:rPr>
+                <w:b/>
+              </w:rPr>
+              <w:t>30 min</w:t>
+            </w:r>
+            <w:r>
+              <w:rPr/>
+              <w:t xml:space="preserve"> otherwise on a trading day (</w:t>
+            </w:r>
+            <w:r>
+              <w:rPr>
+                <w:rFonts w:ascii="Consolas" w:hAnsi="Consolas"/>
+                <w:color w:val="334455"/>
+                <w:sz w:val="19"/>
+              </w:rPr>
               <w:t>offhours_poll_min</w:t>
             </w:r>
             <w:r>
               <w:rPr/>
-              <w:t xml:space="preserve">), </w:t>
+              <w:t xml:space="preserve">) and </w:t>
             </w:r>
             <w:r>
               <w:rPr>
                 <w:b/>
               </w:rPr>
-              <w:t>60 min</w:t>
+              <w:t>30 min</w:t>
             </w:r>
             <w:r>
               <w:rPr/>
@@ -36630,7 +36652,7 @@
     <w:p>
       <w:r>
         <w:rPr/>
-        <w:t xml:space="preserve">Three once-a-day jobs are </w:t>
+        <w:t xml:space="preserve">Four once-a-day jobs are </w:t>
       </w:r>
       <w:r>
         <w:rPr>
@@ -37003,6 +37025,73 @@
             <w:r>
               <w:rPr/>
               <w:t xml:space="preserve"> / UOA thresholds.</w:t>
+            </w:r>
+          </w:p>
+        </w:tc>
+      </w:tr>
+      <w:tr>
+        <w:tc>
+          <w:tcPr>
+            <w:tcW w:type="dxa" w:w="2880"/>
+            <w:shd w:val="clear" w:color="auto" w:fill="F4F6FA"/>
+          </w:tcPr>
+          <w:p>
+            <w:r/>
+            <w:r>
+              <w:rPr/>
+              <w:t>Trade Analyzer outcome labelling</w:t>
+            </w:r>
+          </w:p>
+        </w:tc>
+        <w:tc>
+          <w:tcPr>
+            <w:tcW w:type="dxa" w:w="2880"/>
+            <w:shd w:val="clear" w:color="auto" w:fill="F4F6FA"/>
+          </w:tcPr>
+          <w:p>
+            <w:r/>
+            <w:r>
+              <w:rPr>
+                <w:b/>
+              </w:rPr>
+              <w:t>18:30</w:t>
+            </w:r>
+            <w:r>
+              <w:rPr/>
+              <w:t xml:space="preserve"> (</w:t>
+            </w:r>
+            <w:r>
+              <w:rPr>
+                <w:rFonts w:ascii="Consolas" w:hAnsi="Consolas"/>
+                <w:color w:val="334455"/>
+                <w:sz w:val="19"/>
+              </w:rPr>
+              <w:t>[slots.label_journal]</w:t>
+            </w:r>
+            <w:r>
+              <w:rPr/>
+              <w:t>)</w:t>
+            </w:r>
+          </w:p>
+        </w:tc>
+        <w:tc>
+          <w:tcPr>
+            <w:tcW w:type="dxa" w:w="2880"/>
+            <w:shd w:val="clear" w:color="auto" w:fill="F4F6FA"/>
+          </w:tcPr>
+          <w:p>
+            <w:r/>
+            <w:r>
+              <w:rPr>
+                <w:rFonts w:ascii="Consolas" w:hAnsi="Consolas"/>
+                <w:color w:val="334455"/>
+                <w:sz w:val="19"/>
+              </w:rPr>
+              <w:t>tools/label_journal.py</w:t>
+            </w:r>
+            <w:r>
+              <w:rPr/>
+              <w:t>: writes the realized 5/10/20-day forward returns (raw, beta-adjusted, and SPY's) onto recommendations whose horizon has passed. One daily-bar fetch per symbol through the proxy; labels everything outstanding, so a missed night catches up.</w:t>
             </w:r>
           </w:p>
         </w:tc>

--- a/docs/manuals/technical-reference/technical-reference.docx
+++ b/docs/manuals/technical-reference/technical-reference.docx
@@ -21975,13 +21975,27 @@
         <w:rPr>
           <w:b/>
         </w:rPr>
-        <w:t>manually/periodically — never in the request</w:t>
-        <w:br/>
-        <w:t>path</w:t>
-      </w:r>
-      <w:r>
-        <w:rPr/>
-        <w:t xml:space="preserve">): pulls ≈ 78 liquid symbols' </w:t>
+        <w:t>monthly by a systemd timer (the 1st, 19:00</w:t>
+        <w:br/>
+        <w:t>CT) — never in the request path</w:t>
+      </w:r>
+      <w:r>
+        <w:rPr/>
+        <w:t>; a fit replaces the live artifact only if it passes the</w:t>
+        <w:br/>
+        <w:t xml:space="preserve">ship gate in </w:t>
+      </w:r>
+      <w:r>
+        <w:rPr>
+          <w:rFonts w:ascii="Consolas" w:hAnsi="Consolas"/>
+          <w:color w:val="334455"/>
+          <w:sz w:val="19"/>
+        </w:rPr>
+        <w:t>config/swing_model.toml</w:t>
+      </w:r>
+      <w:r>
+        <w:rPr/>
+        <w:t xml:space="preserve">, see the scheduled-jobs table): pulls ≈ 78 liquid symbols' </w:t>
       </w:r>
       <w:r>
         <w:rPr>
@@ -22811,32 +22825,19 @@
         <w:br/>
         <w:t>caveats apply; the model leans on low_vol's inverted sign, which could flip. Validation</w:t>
         <w:br/>
-        <w:t xml:space="preserve">reduces self-deception; it does not guarantee forward performance — </w:t>
+        <w:t>reduces self-deception; it does not guarantee forward performance — which is why</w:t>
+        <w:br/>
+        <w:t xml:space="preserve">it is </w:t>
       </w:r>
       <w:r>
         <w:rPr>
           <w:b/>
         </w:rPr>
-        <w:t>re-run</w:t>
-        <w:br/>
-      </w:r>
-      <w:r>
-        <w:rPr>
-          <w:rFonts w:ascii="Consolas" w:hAnsi="Consolas"/>
-          <w:color w:val="334455"/>
-          <w:sz w:val="19"/>
-        </w:rPr>
-        <w:t>fit_swing_model.py</w:t>
-      </w:r>
-      <w:r>
-        <w:rPr>
-          <w:b/>
-        </w:rPr>
-        <w:t xml:space="preserve"> periodically</w:t>
-      </w:r>
-      <w:r>
-        <w:rPr/>
-        <w:t>. Regime-conditional weighting is the planned next</w:t>
+        <w:t>refit monthly</w:t>
+      </w:r>
+      <w:r>
+        <w:rPr/>
+        <w:t>, and why a refit ships only past the gate. Regime-conditional weighting is the planned next</w:t>
         <w:br/>
         <w:t>step (same harness, new regime keys).</w:t>
       </w:r>
@@ -36652,7 +36653,7 @@
     <w:p>
       <w:r>
         <w:rPr/>
-        <w:t xml:space="preserve">Four once-a-day jobs are </w:t>
+        <w:t xml:space="preserve">Five scheduled jobs are </w:t>
       </w:r>
       <w:r>
         <w:rPr>
@@ -36716,9 +36717,11 @@
         <w:rPr/>
         <w:t xml:space="preserve"> rather than a service</w:t>
         <w:br/>
-        <w:t>restart. Each gates on the market calendar in its own script, so the timer only has to</w:t>
-        <w:br/>
-        <w:t>exclude weekends.</w:t>
+        <w:t>restart. The EOD report, gallery capture and flow-delta gate on the market calendar in</w:t>
+        <w:br/>
+        <w:t>their own scripts, so their timers only exclude weekends; the labeler and the refit</w:t>
+        <w:br/>
+        <w:t>read history and have no session to gate on.</w:t>
       </w:r>
     </w:p>
     <w:tbl>
@@ -37092,6 +37095,116 @@
             <w:r>
               <w:rPr/>
               <w:t>: writes the realized 5/10/20-day forward returns (raw, beta-adjusted, and SPY's) onto recommendations whose horizon has passed. One daily-bar fetch per symbol through the proxy; labels everything outstanding, so a missed night catches up.</w:t>
+            </w:r>
+          </w:p>
+        </w:tc>
+      </w:tr>
+      <w:tr>
+        <w:tc>
+          <w:tcPr>
+            <w:tcW w:type="dxa" w:w="2880"/>
+          </w:tcPr>
+          <w:p>
+            <w:r/>
+            <w:r>
+              <w:rPr/>
+              <w:t>Swing model refit</w:t>
+            </w:r>
+          </w:p>
+        </w:tc>
+        <w:tc>
+          <w:tcPr>
+            <w:tcW w:type="dxa" w:w="2880"/>
+          </w:tcPr>
+          <w:p>
+            <w:r/>
+            <w:r>
+              <w:rPr>
+                <w:b/>
+              </w:rPr>
+              <w:t>1st of the month, 19:00</w:t>
+            </w:r>
+            <w:r>
+              <w:rPr/>
+              <w:t xml:space="preserve"> (</w:t>
+            </w:r>
+            <w:r>
+              <w:rPr>
+                <w:rFonts w:ascii="Consolas" w:hAnsi="Consolas"/>
+                <w:color w:val="334455"/>
+                <w:sz w:val="19"/>
+              </w:rPr>
+              <w:t>[slots.swing_refit]</w:t>
+            </w:r>
+            <w:r>
+              <w:rPr/>
+              <w:t>)</w:t>
+            </w:r>
+          </w:p>
+        </w:tc>
+        <w:tc>
+          <w:tcPr>
+            <w:tcW w:type="dxa" w:w="2880"/>
+          </w:tcPr>
+          <w:p>
+            <w:r/>
+            <w:r>
+              <w:rPr>
+                <w:rFonts w:ascii="Consolas" w:hAnsi="Consolas"/>
+                <w:color w:val="334455"/>
+                <w:sz w:val="19"/>
+              </w:rPr>
+              <w:t>tools/refit_swing_model.sh</w:t>
+            </w:r>
+            <w:r>
+              <w:rPr/>
+              <w:t xml:space="preserve">: archives the live </w:t>
+            </w:r>
+            <w:r>
+              <w:rPr>
+                <w:rFonts w:ascii="Consolas" w:hAnsi="Consolas"/>
+                <w:color w:val="334455"/>
+                <w:sz w:val="19"/>
+              </w:rPr>
+              <w:t>swing_model.json</w:t>
+            </w:r>
+            <w:r>
+              <w:rPr/>
+              <w:t xml:space="preserve">, refits it on five years of history, and replaces it </w:t>
+            </w:r>
+            <w:r>
+              <w:rPr>
+                <w:b/>
+              </w:rPr>
+              <w:t>only if</w:t>
+            </w:r>
+            <w:r>
+              <w:rPr/>
+              <w:t xml:space="preserve"> the fit passes </w:t>
+            </w:r>
+            <w:r>
+              <w:rPr>
+                <w:rFonts w:ascii="Consolas" w:hAnsi="Consolas"/>
+                <w:color w:val="334455"/>
+                <w:sz w:val="19"/>
+              </w:rPr>
+              <w:t>config/swing_model.toml</w:t>
+            </w:r>
+            <w:r>
+              <w:rPr/>
+              <w:t xml:space="preserve"> — at least 90% of the 78-symbol universe loaded and an out-of-sample IC above 0. A refused fit is kept as </w:t>
+            </w:r>
+            <w:r>
+              <w:rPr>
+                <w:rFonts w:ascii="Consolas" w:hAnsi="Consolas"/>
+                <w:color w:val="334455"/>
+                <w:sz w:val="19"/>
+              </w:rPr>
+              <w:t>swing_model.rejected.json</w:t>
+            </w:r>
+            <w:r>
+              <w:rPr/>
+              <w:t xml:space="preserve"> + its report, the live model is untouched, and the run shows as failed.</w:t>
             </w:r>
           </w:p>
         </w:tc>

--- a/docs/manuals/technical-reference/technical-reference.docx
+++ b/docs/manuals/technical-reference/technical-reference.docx
@@ -32,7 +32,7 @@
           <w:color w:val="5B6678"/>
           <w:sz w:val="18"/>
         </w:rPr>
-        <w:t>NeuralStrike · Generated 2026-09-27</w:t>
+        <w:t>NeuralStrike · Generated 2026-09-28</w:t>
       </w:r>
     </w:p>
     <w:p/>
@@ -4582,7 +4582,147 @@
             </w:r>
             <w:r>
               <w:rPr/>
-              <w:t>. Each channel self-gates — missing creds are a silent no-op. Env vars override file values.</w:t>
+              <w:t xml:space="preserve">. Each channel self-gates — missing creds are a silent no-op. Env vars override file values. </w:t>
+            </w:r>
+            <w:r>
+              <w:rPr>
+                <w:b/>
+              </w:rPr>
+              <w:t>Per-category on/off</w:t>
+            </w:r>
+            <w:r>
+              <w:rPr/>
+              <w:t xml:space="preserve"> lives in </w:t>
+            </w:r>
+            <w:r>
+              <w:rPr>
+                <w:rFonts w:ascii="Consolas" w:hAnsi="Consolas"/>
+                <w:color w:val="334455"/>
+                <w:sz w:val="19"/>
+              </w:rPr>
+              <w:t>config/notify.toml</w:t>
+            </w:r>
+            <w:r>
+              <w:rPr/>
+              <w:t xml:space="preserve"> (</w:t>
+            </w:r>
+            <w:r>
+              <w:rPr>
+                <w:rFonts w:ascii="Consolas" w:hAnsi="Consolas"/>
+                <w:color w:val="334455"/>
+                <w:sz w:val="19"/>
+              </w:rPr>
+              <w:t>[channels.&lt;category&gt;] discord / telegram</w:t>
+            </w:r>
+            <w:r>
+              <w:rPr/>
+              <w:t xml:space="preserve">, all on by default; Settings → General writes </w:t>
+            </w:r>
+            <w:r>
+              <w:rPr>
+                <w:rFonts w:ascii="Consolas" w:hAnsi="Consolas"/>
+                <w:color w:val="334455"/>
+                <w:sz w:val="19"/>
+              </w:rPr>
+              <w:t>config/local/notify.toml</w:t>
+            </w:r>
+            <w:r>
+              <w:rPr/>
+              <w:t xml:space="preserve">), enforced in </w:t>
+            </w:r>
+            <w:r>
+              <w:rPr>
+                <w:rFonts w:ascii="Consolas" w:hAnsi="Consolas"/>
+                <w:color w:val="334455"/>
+                <w:sz w:val="19"/>
+              </w:rPr>
+              <w:t>shared/notify/channels.discord_target</w:t>
+            </w:r>
+            <w:r>
+              <w:rPr/>
+              <w:t xml:space="preserve"> / </w:t>
+            </w:r>
+            <w:r>
+              <w:rPr>
+                <w:rFonts w:ascii="Consolas" w:hAnsi="Consolas"/>
+                <w:color w:val="334455"/>
+                <w:sz w:val="19"/>
+              </w:rPr>
+              <w:t>telegram_target</w:t>
+            </w:r>
+            <w:r>
+              <w:rPr/>
+              <w:t xml:space="preserve"> and read at send time (mtime-cached, no restart). The trade idea's optional </w:t>
+            </w:r>
+            <w:r>
+              <w:rPr>
+                <w:b/>
+              </w:rPr>
+              <w:t>Google Calendar event</w:t>
+            </w:r>
+            <w:r>
+              <w:rPr/>
+              <w:t xml:space="preserve"> (</w:t>
+            </w:r>
+            <w:r>
+              <w:rPr>
+                <w:rFonts w:ascii="Consolas" w:hAnsi="Consolas"/>
+                <w:color w:val="334455"/>
+                <w:sz w:val="19"/>
+              </w:rPr>
+              <w:t>channels.trade_idea.calendar</w:t>
+            </w:r>
+            <w:r>
+              <w:rPr/>
+              <w:t xml:space="preserve">, </w:t>
+            </w:r>
+            <w:r>
+              <w:rPr>
+                <w:rFonts w:ascii="Consolas" w:hAnsi="Consolas"/>
+                <w:color w:val="334455"/>
+                <w:sz w:val="19"/>
+              </w:rPr>
+              <w:t>[calendar] calendar_id / lead_min / duration_min</w:t>
+            </w:r>
+            <w:r>
+              <w:rPr/>
+              <w:t xml:space="preserve">) is created by </w:t>
+            </w:r>
+            <w:r>
+              <w:rPr>
+                <w:rFonts w:ascii="Consolas" w:hAnsi="Consolas"/>
+                <w:color w:val="334455"/>
+                <w:sz w:val="19"/>
+              </w:rPr>
+              <w:t>shared/notify/gcal.py</w:t>
+            </w:r>
+            <w:r>
+              <w:rPr/>
+              <w:t xml:space="preserve"> with the service-account key </w:t>
+            </w:r>
+            <w:r>
+              <w:rPr>
+                <w:rFonts w:ascii="Consolas" w:hAnsi="Consolas"/>
+                <w:color w:val="334455"/>
+                <w:sz w:val="19"/>
+              </w:rPr>
+              <w:t>shared/google_calendar_sa.json</w:t>
+            </w:r>
+            <w:r>
+              <w:rPr/>
+              <w:t>; it uses the calendar's own default notification (</w:t>
+            </w:r>
+            <w:r>
+              <w:rPr>
+                <w:rFonts w:ascii="Consolas" w:hAnsi="Consolas"/>
+                <w:color w:val="334455"/>
+                <w:sz w:val="19"/>
+              </w:rPr>
+              <w:t>reminders.useDefault</w:t>
+            </w:r>
+            <w:r>
+              <w:rPr/>
+              <w:t>).</w:t>
             </w:r>
           </w:p>
         </w:tc>

--- a/docs/manuals/technical-reference/technical-reference.docx
+++ b/docs/manuals/technical-reference/technical-reference.docx
@@ -32,7 +32,7 @@
           <w:color w:val="5B6678"/>
           <w:sz w:val="18"/>
         </w:rPr>
-        <w:t>NeuralStrike · Generated 2026-09-28</w:t>
+        <w:t>NeuralStrike · Generated 2026-09-29</w:t>
       </w:r>
     </w:p>
     <w:p/>
@@ -4722,7 +4722,89 @@
             </w:r>
             <w:r>
               <w:rPr/>
-              <w:t>).</w:t>
+              <w:t xml:space="preserve">). Each </w:t>
+            </w:r>
+            <w:r>
+              <w:rPr>
+                <w:b/>
+              </w:rPr>
+              <w:t>posted</w:t>
+            </w:r>
+            <w:r>
+              <w:rPr/>
+              <w:t xml:space="preserve"> trade idea is also written into the public site by </w:t>
+            </w:r>
+            <w:r>
+              <w:rPr>
+                <w:rFonts w:ascii="Consolas" w:hAnsi="Consolas"/>
+                <w:color w:val="334455"/>
+                <w:sz w:val="19"/>
+              </w:rPr>
+              <w:t>services/options_svc/site_ideas.py</w:t>
+            </w:r>
+            <w:r>
+              <w:rPr/>
+              <w:t xml:space="preserve"> — </w:t>
+            </w:r>
+            <w:r>
+              <w:rPr>
+                <w:rFonts w:ascii="Consolas" w:hAnsi="Consolas"/>
+                <w:color w:val="334455"/>
+                <w:sz w:val="19"/>
+              </w:rPr>
+              <w:t>deploy/site/ideas/&lt;day&gt;/&lt;HHMM&gt;-&lt;SYMBOL&gt;.{png,webp}</w:t>
+            </w:r>
+            <w:r>
+              <w:rPr/>
+              <w:t xml:space="preserve"> plus the manifest </w:t>
+            </w:r>
+            <w:r>
+              <w:rPr>
+                <w:rFonts w:ascii="Consolas" w:hAnsi="Consolas"/>
+                <w:color w:val="334455"/>
+                <w:sz w:val="19"/>
+              </w:rPr>
+              <w:t>deploy/site/ideas.json</w:t>
+            </w:r>
+            <w:r>
+              <w:rPr/>
+              <w:t xml:space="preserve"> (gitignored), keeping the newest </w:t>
+            </w:r>
+            <w:r>
+              <w:rPr>
+                <w:rFonts w:ascii="Consolas" w:hAnsi="Consolas"/>
+                <w:color w:val="334455"/>
+                <w:sz w:val="19"/>
+              </w:rPr>
+              <w:t>[site] keep_days</w:t>
+            </w:r>
+            <w:r>
+              <w:rPr/>
+              <w:t xml:space="preserve"> posting days (default 6); </w:t>
+            </w:r>
+            <w:r>
+              <w:rPr>
+                <w:rFonts w:ascii="Consolas" w:hAnsi="Consolas"/>
+                <w:color w:val="334455"/>
+                <w:sz w:val="19"/>
+              </w:rPr>
+              <w:t>deploy/site/assets/ideas.js</w:t>
+            </w:r>
+            <w:r>
+              <w:rPr/>
+              <w:t xml:space="preserve"> draws the home page strip and </w:t>
+            </w:r>
+            <w:r>
+              <w:rPr>
+                <w:rFonts w:ascii="Consolas" w:hAnsi="Consolas"/>
+                <w:color w:val="334455"/>
+                <w:sz w:val="19"/>
+              </w:rPr>
+              <w:t>ideas.html</w:t>
+            </w:r>
+            <w:r>
+              <w:rPr/>
+              <w:t xml:space="preserve"> from it.</w:t>
             </w:r>
           </w:p>
         </w:tc>

--- a/docs/manuals/technical-reference/technical-reference.docx
+++ b/docs/manuals/technical-reference/technical-reference.docx
@@ -4804,7 +4804,53 @@
             </w:r>
             <w:r>
               <w:rPr/>
-              <w:t xml:space="preserve"> from it.</w:t>
+              <w:t xml:space="preserve"> from it. Each idea's </w:t>
+            </w:r>
+            <w:r>
+              <w:rPr>
+                <w:b/>
+              </w:rPr>
+              <w:t>result</w:t>
+            </w:r>
+            <w:r>
+              <w:rPr/>
+              <w:t xml:space="preserve"> is computed from the underlying only (no option quote): open = </w:t>
+            </w:r>
+            <w:r>
+              <w:rPr>
+                <w:rFonts w:ascii="Consolas" w:hAnsi="Consolas"/>
+                <w:color w:val="334455"/>
+                <w:sz w:val="19"/>
+              </w:rPr>
+              <w:t>trade_idea.payoff(legs, entry_cash, last)</w:t>
+            </w:r>
+            <w:r>
+              <w:rPr/>
+              <w:t xml:space="preserve"> — the expiry payoff at the current price — refreshed every </w:t>
+            </w:r>
+            <w:r>
+              <w:rPr>
+                <w:rFonts w:ascii="Consolas" w:hAnsi="Consolas"/>
+                <w:color w:val="334455"/>
+                <w:sz w:val="19"/>
+              </w:rPr>
+              <w:t>[site] refresh_min</w:t>
+            </w:r>
+            <w:r>
+              <w:rPr/>
+              <w:t xml:space="preserve"> (default 15) inside 08:00–15:15 CT with one batched </w:t>
+            </w:r>
+            <w:r>
+              <w:rPr>
+                <w:rFonts w:ascii="Consolas" w:hAnsi="Consolas"/>
+                <w:color w:val="334455"/>
+                <w:sz w:val="19"/>
+              </w:rPr>
+              <w:t>/quotes</w:t>
+            </w:r>
+            <w:r>
+              <w:rPr/>
+              <w:t xml:space="preserve"> call; expired = the same payoff at the expiry date's daily close (from 15:05 CT on expiry day), then final. % = result ÷ max loss.</w:t>
             </w:r>
           </w:p>
         </w:tc>

--- a/docs/manuals/technical-reference/technical-reference.docx
+++ b/docs/manuals/technical-reference/technical-reference.docx
@@ -4814,7 +4814,7 @@
             </w:r>
             <w:r>
               <w:rPr/>
-              <w:t xml:space="preserve"> is computed from the underlying only (no option quote): open = </w:t>
+              <w:t xml:space="preserve"> applies the app's exit rules (</w:t>
             </w:r>
             <w:r>
               <w:rPr>
@@ -4822,11 +4822,11 @@
                 <w:color w:val="334455"/>
                 <w:sz w:val="19"/>
               </w:rPr>
-              <w:t>trade_idea.payoff(legs, entry_cash, last)</w:t>
-            </w:r>
-            <w:r>
-              <w:rPr/>
-              <w:t xml:space="preserve"> — the expiry payoff at the current price — refreshed every </w:t>
+              <w:t>trade_mgmt.structure_rules</w:t>
+            </w:r>
+            <w:r>
+              <w:rPr/>
+              <w:t xml:space="preserve">): target = </w:t>
             </w:r>
             <w:r>
               <w:rPr>
@@ -4834,11 +4834,11 @@
                 <w:color w:val="334455"/>
                 <w:sz w:val="19"/>
               </w:rPr>
-              <w:t>[site] refresh_min</w:t>
-            </w:r>
-            <w:r>
-              <w:rPr/>
-              <w:t xml:space="preserve"> (default 15) inside 08:00–15:15 CT with one batched </w:t>
+              <w:t>tp_frac</w:t>
+            </w:r>
+            <w:r>
+              <w:rPr/>
+              <w:t xml:space="preserve"> × the debit (single long option; else max profit) or × the credit; stop = </w:t>
             </w:r>
             <w:r>
               <w:rPr>
@@ -4846,11 +4846,95 @@
                 <w:color w:val="334455"/>
                 <w:sz w:val="19"/>
               </w:rPr>
+              <w:t>debit_stop_frac</w:t>
+            </w:r>
+            <w:r>
+              <w:rPr/>
+              <w:t xml:space="preserve"> × the debit, or </w:t>
+            </w:r>
+            <w:r>
+              <w:rPr>
+                <w:rFonts w:ascii="Consolas" w:hAnsi="Consolas"/>
+                <w:color w:val="334455"/>
+                <w:sz w:val="19"/>
+              </w:rPr>
+              <w:t>stop_mult</w:t>
+            </w:r>
+            <w:r>
+              <w:rPr/>
+              <w:t xml:space="preserve"> × the credit where </w:t>
+            </w:r>
+            <w:r>
+              <w:rPr>
+                <w:rFonts w:ascii="Consolas" w:hAnsi="Consolas"/>
+                <w:color w:val="334455"/>
+                <w:sz w:val="19"/>
+              </w:rPr>
+              <w:t>loss_rules</w:t>
+            </w:r>
+            <w:r>
+              <w:rPr/>
+              <w:t>. The option is modelled — Black-Scholes (</w:t>
+            </w:r>
+            <w:r>
+              <w:rPr>
+                <w:rFonts w:ascii="Consolas" w:hAnsi="Consolas"/>
+                <w:color w:val="334455"/>
+                <w:sz w:val="19"/>
+              </w:rPr>
+              <w:t>options_calculator</w:t>
+            </w:r>
+            <w:r>
+              <w:rPr/>
+              <w:t>) at the IV solved from the entry price at the post — on every 1-minute stock bar (</w:t>
+            </w:r>
+            <w:r>
+              <w:rPr>
+                <w:rFonts w:ascii="Consolas" w:hAnsi="Consolas"/>
+                <w:color w:val="334455"/>
+                <w:sz w:val="19"/>
+              </w:rPr>
+              <w:t>/pricehistory</w:t>
+            </w:r>
+            <w:r>
+              <w:rPr/>
+              <w:t xml:space="preserve">, incremental from </w:t>
+            </w:r>
+            <w:r>
+              <w:rPr>
+                <w:rFonts w:ascii="Consolas" w:hAnsi="Consolas"/>
+                <w:color w:val="334455"/>
+                <w:sz w:val="19"/>
+              </w:rPr>
+              <w:t>checked_to</w:t>
+            </w:r>
+            <w:r>
+              <w:rPr/>
+              <w:t xml:space="preserve">); stop before target, a stop gapped through fills at the bar's open, a target at the level. Unhit ideas settle at intrinsic on the expiry-day daily close. Refreshed every </w:t>
+            </w:r>
+            <w:r>
+              <w:rPr>
+                <w:rFonts w:ascii="Consolas" w:hAnsi="Consolas"/>
+                <w:color w:val="334455"/>
+                <w:sz w:val="19"/>
+              </w:rPr>
+              <w:t>[site] refresh_min</w:t>
+            </w:r>
+            <w:r>
+              <w:rPr/>
+              <w:t xml:space="preserve"> (default 15) inside 08:00–15:15 CT: one batched </w:t>
+            </w:r>
+            <w:r>
+              <w:rPr>
+                <w:rFonts w:ascii="Consolas" w:hAnsi="Consolas"/>
+                <w:color w:val="334455"/>
+                <w:sz w:val="19"/>
+              </w:rPr>
               <w:t>/quotes</w:t>
             </w:r>
             <w:r>
               <w:rPr/>
-              <w:t xml:space="preserve"> call; expired = the same payoff at the expiry date's daily close (from 15:05 CT on expiry day), then final. % = result ÷ max loss.</w:t>
+              <w:t xml:space="preserve"> call plus one minute-history call per symbol. No option quote is read. % = result ÷ max loss.</w:t>
             </w:r>
           </w:p>
         </w:tc>

--- a/docs/manuals/technical-reference/technical-reference.docx
+++ b/docs/manuals/technical-reference/technical-reference.docx
@@ -32,7 +32,7 @@
           <w:color w:val="5B6678"/>
           <w:sz w:val="18"/>
         </w:rPr>
-        <w:t>NeuralStrike · Generated 2026-09-29</w:t>
+        <w:t>NeuralStrike · Generated 2026-10-01</w:t>
       </w:r>
     </w:p>
     <w:p/>
@@ -487,7 +487,17 @@
             </w:r>
             <w:r>
               <w:rPr/>
-              <w:t xml:space="preserve"> (the premium series) · </w:t>
+              <w:t xml:space="preserve"> (the premium series, and </w:t>
+            </w:r>
+            <w:r>
+              <w:rPr>
+                <w:b/>
+              </w:rPr>
+              <w:t>Hedging-flow model (HIRO)</w:t>
+            </w:r>
+            <w:r>
+              <w:rPr/>
+              <w:t xml:space="preserve"> for the two hedging alerts) · </w:t>
             </w:r>
             <w:r>
               <w:rPr>
@@ -26601,6 +26611,1954 @@
       </w:r>
     </w:p>
     <w:p>
+      <w:pPr>
+        <w:pStyle w:val="Heading2"/>
+      </w:pPr>
+      <w:r>
+        <w:rPr/>
+        <w:t>Hedging-flow model (HIRO)</w:t>
+      </w:r>
+    </w:p>
+    <w:p>
+      <w:r>
+        <w:rPr>
+          <w:b/>
+        </w:rPr>
+        <w:t>Files:</w:t>
+      </w:r>
+      <w:r>
+        <w:rPr/>
+        <w:t xml:space="preserve"> </w:t>
+      </w:r>
+      <w:r>
+        <w:rPr>
+          <w:rFonts w:ascii="Consolas" w:hAnsi="Consolas"/>
+          <w:color w:val="334455"/>
+          <w:sz w:val="19"/>
+        </w:rPr>
+        <w:t>services/options_svc/hiro.py</w:t>
+      </w:r>
+      <w:r>
+        <w:rPr/>
+        <w:t xml:space="preserve"> (pure measurement and rules),</w:t>
+        <w:br/>
+      </w:r>
+      <w:r>
+        <w:rPr>
+          <w:rFonts w:ascii="Consolas" w:hAnsi="Consolas"/>
+          <w:color w:val="334455"/>
+          <w:sz w:val="19"/>
+        </w:rPr>
+        <w:t>compute.hiro_tick_row</w:t>
+      </w:r>
+      <w:r>
+        <w:rPr/>
+        <w:t xml:space="preserve"> (the per-minute memo), </w:t>
+      </w:r>
+      <w:r>
+        <w:rPr>
+          <w:rFonts w:ascii="Consolas" w:hAnsi="Consolas"/>
+          <w:color w:val="334455"/>
+          <w:sz w:val="19"/>
+        </w:rPr>
+        <w:t>handlers._run_hiro</w:t>
+      </w:r>
+      <w:r>
+        <w:rPr/>
+        <w:t xml:space="preserve"> (detection and</w:t>
+        <w:br/>
+        <w:t xml:space="preserve">publishing), </w:t>
+      </w:r>
+      <w:r>
+        <w:rPr>
+          <w:rFonts w:ascii="Consolas" w:hAnsi="Consolas"/>
+          <w:color w:val="334455"/>
+          <w:sz w:val="19"/>
+        </w:rPr>
+        <w:t>options-scanner/gex_history_db.py</w:t>
+      </w:r>
+      <w:r>
+        <w:rPr/>
+        <w:t xml:space="preserve"> (the </w:t>
+      </w:r>
+      <w:r>
+        <w:rPr>
+          <w:rFonts w:ascii="Consolas" w:hAnsi="Consolas"/>
+          <w:color w:val="334455"/>
+          <w:sz w:val="19"/>
+        </w:rPr>
+        <w:t>hiro_minutes</w:t>
+      </w:r>
+      <w:r>
+        <w:rPr/>
+        <w:t xml:space="preserve"> table). Design:</w:t>
+        <w:br/>
+      </w:r>
+      <w:r>
+        <w:rPr>
+          <w:rFonts w:ascii="Consolas" w:hAnsi="Consolas"/>
+          <w:color w:val="334455"/>
+          <w:sz w:val="19"/>
+        </w:rPr>
+        <w:t>docs/plans/2026-10-01-hiro-alert-design.md</w:t>
+      </w:r>
+      <w:r>
+        <w:rPr/>
+        <w:t>.</w:t>
+      </w:r>
+    </w:p>
+    <w:p>
+      <w:r>
+        <w:rPr/>
+        <w:t xml:space="preserve">A </w:t>
+      </w:r>
+      <w:r>
+        <w:rPr>
+          <w:b/>
+        </w:rPr>
+        <w:t>model</w:t>
+      </w:r>
+      <w:r>
+        <w:rPr/>
+        <w:t xml:space="preserve"> of the idea behind SpotGamma's HIRO — the stock dealers must trade to</w:t>
+        <w:br/>
+        <w:t>hedge the options customers trade — built from the 1-minute chain poll the collection</w:t>
+        <w:br/>
+        <w:t xml:space="preserve">above already makes, so it adds </w:t>
+      </w:r>
+      <w:r>
+        <w:rPr>
+          <w:b/>
+        </w:rPr>
+        <w:t>no Schwab calls</w:t>
+      </w:r>
+      <w:r>
+        <w:rPr/>
+        <w:t>. Schwab publishes no</w:t>
+        <w:br/>
+        <w:t xml:space="preserve">time-and-sales tape and no aggressor side, so each contract gets </w:t>
+      </w:r>
+      <w:r>
+        <w:rPr>
+          <w:b/>
+        </w:rPr>
+        <w:t>one</w:t>
+      </w:r>
+      <w:r>
+        <w:rPr/>
+        <w:t xml:space="preserve"> buy/sell</w:t>
+        <w:br/>
+        <w:t>label per minute, inferred from the quote. It is not SpotGamma's number, and its</w:t>
+        <w:br/>
+        <w:t>thresholds are unvalidated starting guesses.</w:t>
+      </w:r>
+    </w:p>
+    <w:p>
+      <w:r>
+        <w:rPr>
+          <w:b/>
+        </w:rPr>
+        <w:t>Scope.</w:t>
+      </w:r>
+      <w:r>
+        <w:rPr/>
+        <w:t xml:space="preserve"> The symbols in </w:t>
+      </w:r>
+      <w:r>
+        <w:rPr>
+          <w:rFonts w:ascii="Consolas" w:hAnsi="Consolas"/>
+          <w:color w:val="334455"/>
+          <w:sz w:val="19"/>
+        </w:rPr>
+        <w:t>[hiro].symbols</w:t>
+      </w:r>
+      <w:r>
+        <w:rPr/>
+        <w:t xml:space="preserve"> (</w:t>
+      </w:r>
+      <w:r>
+        <w:rPr>
+          <w:rFonts w:ascii="Consolas" w:hAnsi="Consolas"/>
+          <w:color w:val="334455"/>
+          <w:sz w:val="19"/>
+        </w:rPr>
+        <w:t>$SPX</w:t>
+      </w:r>
+      <w:r>
+        <w:rPr/>
+        <w:t>, SPY, QQQ, IWM), the chain the</w:t>
+        <w:br/>
+        <w:t xml:space="preserve">collector fetches for them (expiries from today through </w:t>
+      </w:r>
+      <w:r>
+        <w:rPr>
+          <w:b/>
+        </w:rPr>
+        <w:t>+7 days</w:t>
+      </w:r>
+      <w:r>
+        <w:rPr/>
+        <w:t>), and the</w:t>
+        <w:br/>
+      </w:r>
+      <w:r>
+        <w:rPr>
+          <w:b/>
+        </w:rPr>
+        <w:t>regular session only</w:t>
+      </w:r>
+      <w:r>
+        <w:rPr/>
+        <w:t>, 08:30–15:00 CT (</w:t>
+      </w:r>
+      <w:r>
+        <w:rPr>
+          <w:rFonts w:ascii="Consolas" w:hAnsi="Consolas"/>
+          <w:color w:val="334455"/>
+          <w:sz w:val="19"/>
+        </w:rPr>
+        <w:t>market_calendar.is_regular_hours</w:t>
+      </w:r>
+      <w:r>
+        <w:rPr/>
+        <w:t>).</w:t>
+      </w:r>
+    </w:p>
+    <w:p>
+      <w:r>
+        <w:rPr>
+          <w:b/>
+        </w:rPr>
+        <w:t>Per contract, per minute.</w:t>
+      </w:r>
+    </w:p>
+    <w:p>
+      <w:pPr>
+        <w:spacing w:before="80" w:after="160"/>
+        <w:ind w:left="216"/>
+        <w:shd w:val="clear" w:color="auto" w:fill="F4F6FA"/>
+      </w:pPr>
+      <w:r>
+        <w:rPr>
+          <w:rFonts w:ascii="Consolas" w:hAnsi="Consolas"/>
+          <w:color w:val="223344"/>
+          <w:sz w:val="18"/>
+        </w:rPr>
+        <w:t>dv     = totalVolume − previous totalVolume          (books only when dv &gt; 0)</w:t>
+      </w:r>
+      <w:r>
+        <w:br/>
+      </w:r>
+      <w:r>
+        <w:rPr>
+          <w:rFonts w:ascii="Consolas" w:hAnsi="Consolas"/>
+          <w:color w:val="223344"/>
+          <w:sz w:val="18"/>
+        </w:rPr>
+        <w:t>side   = +1 if last ≥ ask          (customer bought)</w:t>
+      </w:r>
+      <w:r>
+        <w:br/>
+      </w:r>
+      <w:r>
+        <w:rPr>
+          <w:rFonts w:ascii="Consolas" w:hAnsi="Consolas"/>
+          <w:color w:val="223344"/>
+          <w:sz w:val="18"/>
+        </w:rPr>
+        <w:t xml:space="preserve">         −1 if last ≤ bid          (customer sold)</w:t>
+      </w:r>
+      <w:r>
+        <w:br/>
+      </w:r>
+      <w:r>
+        <w:rPr>
+          <w:rFonts w:ascii="Consolas" w:hAnsi="Consolas"/>
+          <w:color w:val="223344"/>
+          <w:sz w:val="18"/>
+        </w:rPr>
+        <w:t xml:space="preserve">         else the side of the midpoint last sits on</w:t>
+      </w:r>
+      <w:r>
+        <w:br/>
+      </w:r>
+      <w:r>
+        <w:rPr>
+          <w:rFonts w:ascii="Consolas" w:hAnsi="Consolas"/>
+          <w:color w:val="223344"/>
+          <w:sz w:val="18"/>
+        </w:rPr>
+        <w:t xml:space="preserve">         0 (unlabelled) exactly at the midpoint, or on an unusable quote</w:t>
+      </w:r>
+      <w:r>
+        <w:br/>
+      </w:r>
+      <w:r>
+        <w:rPr>
+          <w:rFonts w:ascii="Consolas" w:hAnsi="Consolas"/>
+          <w:color w:val="223344"/>
+          <w:sz w:val="18"/>
+        </w:rPr>
+        <w:t>impact = side · delta · dv · 100 · spot              ($ of stock the dealer trades)</w:t>
+      </w:r>
+    </w:p>
+    <w:p>
+      <w:r>
+        <w:rPr>
+          <w:rFonts w:ascii="Consolas" w:hAnsi="Consolas"/>
+          <w:color w:val="334455"/>
+          <w:sz w:val="19"/>
+        </w:rPr>
+        <w:t>delta</w:t>
+      </w:r>
+      <w:r>
+        <w:rPr/>
+        <w:t xml:space="preserve"> is the contract's own </w:t>
+      </w:r>
+      <w:r>
+        <w:rPr>
+          <w:b/>
+        </w:rPr>
+        <w:t>signed</w:t>
+      </w:r>
+      <w:r>
+        <w:rPr/>
+        <w:t xml:space="preserve"> delta (call positive, put negative), so a</w:t>
+        <w:br/>
+        <w:t xml:space="preserve">customer buying a call (+1 · +Δ) makes the dealer </w:t>
+      </w:r>
+      <w:r>
+        <w:rPr>
+          <w:b/>
+        </w:rPr>
+        <w:t>buy</w:t>
+      </w:r>
+      <w:r>
+        <w:rPr/>
+        <w:t xml:space="preserve"> stock and buying a put</w:t>
+        <w:br/>
+        <w:t xml:space="preserve">(+1 · −Δ) makes it </w:t>
+      </w:r>
+      <w:r>
+        <w:rPr>
+          <w:b/>
+        </w:rPr>
+        <w:t>sell</w:t>
+      </w:r>
+      <w:r>
+        <w:rPr/>
+        <w:t>, with no call/put branch. An unusable quote is a missing</w:t>
+        <w:br/>
+        <w:t>or non-finite field, a bid below zero, a last or ask of zero or less, or a locked or</w:t>
+        <w:br/>
+        <w:t>crossed quote (ask ≤ bid). Volume with no label — that, an exact-midpoint print, or a</w:t>
+        <w:br/>
+        <w:t xml:space="preserve">delta that is non-finite, beyond ±1 (Schwab's </w:t>
+      </w:r>
+      <w:r>
+        <w:rPr>
+          <w:rFonts w:ascii="Consolas" w:hAnsi="Consolas"/>
+          <w:color w:val="334455"/>
+          <w:sz w:val="19"/>
+        </w:rPr>
+        <w:t>−999</w:t>
+      </w:r>
+      <w:r>
+        <w:rPr/>
+        <w:t xml:space="preserve"> sentinel) or of the wrong sign</w:t>
+        <w:br/>
+        <w:t xml:space="preserve">for its right — is added to </w:t>
+      </w:r>
+      <w:r>
+        <w:rPr>
+          <w:rFonts w:ascii="Consolas" w:hAnsi="Consolas"/>
+          <w:color w:val="334455"/>
+          <w:sz w:val="19"/>
+        </w:rPr>
+        <w:t>unclassified_vol</w:t>
+      </w:r>
+      <w:r>
+        <w:rPr/>
+        <w:t>, never guessed. A non-finite or</w:t>
+        <w:br/>
+        <w:t>non-positive spot makes the whole minute unusable: nothing is written and the volume</w:t>
+        <w:br/>
+        <w:t>baseline is left untouched, so the next good minute books that volume.</w:t>
+      </w:r>
+    </w:p>
+    <w:p>
+      <w:r>
+        <w:rPr>
+          <w:b/>
+        </w:rPr>
+        <w:t>The volume memo</w:t>
+      </w:r>
+      <w:r>
+        <w:rPr/>
+        <w:t xml:space="preserve"> (</w:t>
+      </w:r>
+      <w:r>
+        <w:rPr>
+          <w:rFonts w:ascii="Consolas" w:hAnsi="Consolas"/>
+          <w:color w:val="334455"/>
+          <w:sz w:val="19"/>
+        </w:rPr>
+        <w:t>compute._HIRO_MEMO</w:t>
+      </w:r>
+      <w:r>
+        <w:rPr/>
+        <w:t>, in memory) holds each contract's last</w:t>
+        <w:br/>
+      </w:r>
+      <w:r>
+        <w:rPr>
+          <w:rFonts w:ascii="Consolas" w:hAnsi="Consolas"/>
+          <w:color w:val="334455"/>
+          <w:sz w:val="19"/>
+        </w:rPr>
+        <w:t>totalVolume</w:t>
+      </w:r>
+      <w:r>
+        <w:rPr/>
+        <w:t xml:space="preserve"> as a </w:t>
+      </w:r>
+      <w:r>
+        <w:rPr>
+          <w:b/>
+        </w:rPr>
+        <w:t>high-water mark</w:t>
+      </w:r>
+      <w:r>
+        <w:rPr/>
+        <w:t xml:space="preserve"> (volume never falls within a session, so a</w:t>
+        <w:br/>
+        <w:t>glitch read of 0 books nothing), cleared when the CT session date changes. A</w:t>
+        <w:br/>
+        <w:t xml:space="preserve">contract's first reading only </w:t>
+      </w:r>
+      <w:r>
+        <w:rPr>
+          <w:b/>
+        </w:rPr>
+        <w:t>seeds</w:t>
+      </w:r>
+      <w:r>
+        <w:rPr/>
+        <w:t xml:space="preserve"> it. A symbol whose last good minute is more</w:t>
+        <w:br/>
+        <w:t xml:space="preserve">than </w:t>
+      </w:r>
+      <w:r>
+        <w:rPr>
+          <w:b/>
+        </w:rPr>
+        <w:t>150 s</w:t>
+      </w:r>
+      <w:r>
+        <w:rPr/>
+        <w:t xml:space="preserve"> old (</w:t>
+      </w:r>
+      <w:r>
+        <w:rPr>
+          <w:rFonts w:ascii="Consolas" w:hAnsi="Consolas"/>
+          <w:color w:val="334455"/>
+          <w:sz w:val="19"/>
+        </w:rPr>
+        <w:t>HIRO_MAX_GAP_SEC</w:t>
+      </w:r>
+      <w:r>
+        <w:rPr/>
+        <w:t>, about 2.5 polls) is re-seeded rather than</w:t>
+        <w:br/>
+        <w:t>measured, so several minutes of volume are never booked under one minute's quote. A</w:t>
+        <w:br/>
+        <w:t xml:space="preserve">minute in which the symbol had no baseline at all writes </w:t>
+      </w:r>
+      <w:r>
+        <w:rPr>
+          <w:b/>
+        </w:rPr>
+        <w:t>no row</w:t>
+      </w:r>
+      <w:r>
+        <w:rPr/>
+        <w:t xml:space="preserve"> — a zero would</w:t>
+        <w:br/>
+        <w:t>read as a quiet minute to the baseline.</w:t>
+      </w:r>
+    </w:p>
+    <w:p>
+      <w:r>
+        <w:rPr>
+          <w:b/>
+        </w:rPr>
+        <w:t xml:space="preserve">Storage — </w:t>
+      </w:r>
+      <w:r>
+        <w:rPr>
+          <w:rFonts w:ascii="Consolas" w:hAnsi="Consolas"/>
+          <w:color w:val="334455"/>
+          <w:sz w:val="19"/>
+        </w:rPr>
+        <w:t>hiro_minutes</w:t>
+      </w:r>
+      <w:r>
+        <w:rPr>
+          <w:b/>
+        </w:rPr>
+        <w:t xml:space="preserve"> in </w:t>
+      </w:r>
+      <w:r>
+        <w:rPr>
+          <w:rFonts w:ascii="Consolas" w:hAnsi="Consolas"/>
+          <w:color w:val="334455"/>
+          <w:sz w:val="19"/>
+        </w:rPr>
+        <w:t>gex_history.db</w:t>
+      </w:r>
+      <w:r>
+        <w:rPr>
+          <w:b/>
+        </w:rPr>
+        <w:t>.</w:t>
+      </w:r>
+      <w:r>
+        <w:rPr/>
+        <w:t xml:space="preserve"> One row per symbol per minute:</w:t>
+        <w:br/>
+      </w:r>
+      <w:r>
+        <w:rPr>
+          <w:rFonts w:ascii="Consolas" w:hAnsi="Consolas"/>
+          <w:color w:val="334455"/>
+          <w:sz w:val="19"/>
+        </w:rPr>
+        <w:t>symbol</w:t>
+      </w:r>
+      <w:r>
+        <w:rPr/>
+        <w:t xml:space="preserve">, </w:t>
+      </w:r>
+      <w:r>
+        <w:rPr>
+          <w:rFonts w:ascii="Consolas" w:hAnsi="Consolas"/>
+          <w:color w:val="334455"/>
+          <w:sz w:val="19"/>
+        </w:rPr>
+        <w:t>ts</w:t>
+      </w:r>
+      <w:r>
+        <w:rPr/>
+        <w:t xml:space="preserve">, </w:t>
+      </w:r>
+      <w:r>
+        <w:rPr>
+          <w:rFonts w:ascii="Consolas" w:hAnsi="Consolas"/>
+          <w:color w:val="334455"/>
+          <w:sz w:val="19"/>
+        </w:rPr>
+        <w:t>spot</w:t>
+      </w:r>
+      <w:r>
+        <w:rPr/>
+        <w:t xml:space="preserve">, </w:t>
+      </w:r>
+      <w:r>
+        <w:rPr>
+          <w:rFonts w:ascii="Consolas" w:hAnsi="Consolas"/>
+          <w:color w:val="334455"/>
+          <w:sz w:val="19"/>
+        </w:rPr>
+        <w:t>impact</w:t>
+      </w:r>
+      <w:r>
+        <w:rPr/>
+        <w:t xml:space="preserve">, </w:t>
+      </w:r>
+      <w:r>
+        <w:rPr>
+          <w:rFonts w:ascii="Consolas" w:hAnsi="Consolas"/>
+          <w:color w:val="334455"/>
+          <w:sz w:val="19"/>
+        </w:rPr>
+        <w:t>classified_vol</w:t>
+      </w:r>
+      <w:r>
+        <w:rPr/>
+        <w:t xml:space="preserve">, </w:t>
+      </w:r>
+      <w:r>
+        <w:rPr>
+          <w:rFonts w:ascii="Consolas" w:hAnsi="Consolas"/>
+          <w:color w:val="334455"/>
+          <w:sz w:val="19"/>
+        </w:rPr>
+        <w:t>unclassified_vol</w:t>
+      </w:r>
+      <w:r>
+        <w:rPr/>
+        <w:t>, primary key</w:t>
+        <w:br/>
+      </w:r>
+      <w:r>
+        <w:rPr>
+          <w:rFonts w:ascii="Consolas" w:hAnsi="Consolas"/>
+          <w:color w:val="334455"/>
+          <w:sz w:val="19"/>
+        </w:rPr>
+        <w:t>(symbol, ts)</w:t>
+      </w:r>
+      <w:r>
+        <w:rPr/>
+        <w:t xml:space="preserve">. A second row for the same minute </w:t>
+      </w:r>
+      <w:r>
+        <w:rPr>
+          <w:b/>
+        </w:rPr>
+        <w:t>adds</w:t>
+      </w:r>
+      <w:r>
+        <w:rPr/>
+        <w:t xml:space="preserve"> its impact and volumes</w:t>
+        <w:br/>
+        <w:t>(spot takes the newer value), because two ticks can share a minute and replacing</w:t>
+        <w:br/>
+        <w:t>would lose the first one's volume. A non-finite impact or volume refuses the insert.</w:t>
+        <w:br/>
+        <w:t xml:space="preserve">Its retention is its own, </w:t>
+      </w:r>
+      <w:r>
+        <w:rPr>
+          <w:rFonts w:ascii="Consolas" w:hAnsi="Consolas"/>
+          <w:color w:val="334455"/>
+          <w:sz w:val="19"/>
+        </w:rPr>
+        <w:t>[hiro].keep_sessions</w:t>
+      </w:r>
+      <w:r>
+        <w:rPr/>
+        <w:t xml:space="preserve"> (20) — never fewer than</w:t>
+        <w:br/>
+      </w:r>
+      <w:r>
+        <w:rPr>
+          <w:rFonts w:ascii="Consolas" w:hAnsi="Consolas"/>
+          <w:color w:val="334455"/>
+          <w:sz w:val="19"/>
+        </w:rPr>
+        <w:t>baseline_sessions + 1</w:t>
+      </w:r>
+      <w:r>
+        <w:rPr/>
+        <w:t xml:space="preserve"> — because the GEX snapshots keep only 5 sessions and the</w:t>
+        <w:br/>
+        <w:t xml:space="preserve">baseline needs 5 sessions </w:t>
+      </w:r>
+      <w:r>
+        <w:rPr>
+          <w:b/>
+        </w:rPr>
+        <w:t>before</w:t>
+      </w:r>
+      <w:r>
+        <w:rPr/>
+        <w:t xml:space="preserve"> today.</w:t>
+      </w:r>
+    </w:p>
+    <w:p>
+      <w:r>
+        <w:rPr>
+          <w:b/>
+        </w:rPr>
+        <w:t>Normal size σ.</w:t>
+      </w:r>
+      <w:r>
+        <w:rPr/>
+        <w:t xml:space="preserve"> The </w:t>
+      </w:r>
+      <w:r>
+        <w:rPr>
+          <w:b/>
+        </w:rPr>
+        <w:t>root-mean-square</w:t>
+      </w:r>
+      <w:r>
+        <w:rPr/>
+        <w:t xml:space="preserve"> of the symbol's full 15-minute window sums</w:t>
+        <w:br/>
+        <w:t xml:space="preserve">over its last </w:t>
+      </w:r>
+      <w:r>
+        <w:rPr>
+          <w:rFonts w:ascii="Consolas" w:hAnsi="Consolas"/>
+          <w:color w:val="334455"/>
+          <w:sz w:val="19"/>
+        </w:rPr>
+        <w:t>baseline_sessions</w:t>
+      </w:r>
+      <w:r>
+        <w:rPr/>
+        <w:t xml:space="preserve"> (5) stored sessions before today:</w:t>
+      </w:r>
+    </w:p>
+    <w:p>
+      <w:pPr>
+        <w:spacing w:before="80" w:after="160"/>
+        <w:ind w:left="216"/>
+        <w:shd w:val="clear" w:color="auto" w:fill="F4F6FA"/>
+      </w:pPr>
+      <w:r>
+        <w:rPr>
+          <w:rFonts w:ascii="Consolas" w:hAnsi="Consolas"/>
+          <w:color w:val="223344"/>
+          <w:sz w:val="18"/>
+        </w:rPr>
+        <w:t>σ = sqrt( mean( S² ) )   over every full-window sum S in those sessions</w:t>
+      </w:r>
+    </w:p>
+    <w:p>
+      <w:r>
+        <w:rPr/>
+        <w:t>RMS, not a standard deviation: hedging flow's natural centre is zero, and a day-long</w:t>
+        <w:br/>
+        <w:t>drift is the signal, not noise to subtract. A window is "full" when it ends at least</w:t>
+        <w:br/>
+        <w:t>one window after the session's first stored row. With fewer prior sessions (or none</w:t>
+        <w:br/>
+        <w:t>with a usable window), σ comes from today's own full windows once at least</w:t>
+        <w:br/>
+      </w:r>
+      <w:r>
+        <w:rPr>
+          <w:rFonts w:ascii="Consolas" w:hAnsi="Consolas"/>
+          <w:color w:val="334455"/>
+          <w:sz w:val="19"/>
+        </w:rPr>
+        <w:t>min_minutes</w:t>
+      </w:r>
+      <w:r>
+        <w:rPr/>
+        <w:t xml:space="preserve"> (30) rows exist; before that, neither rule runs. The prior-session σ is</w:t>
+        <w:br/>
+        <w:t>memoized per symbol per day.</w:t>
+      </w:r>
+    </w:p>
+    <w:p>
+      <w:r>
+        <w:rPr>
+          <w:b/>
+        </w:rPr>
+        <w:t>Surge (</w:t>
+      </w:r>
+      <w:r>
+        <w:rPr>
+          <w:rFonts w:ascii="Consolas" w:hAnsi="Consolas"/>
+          <w:color w:val="334455"/>
+          <w:sz w:val="19"/>
+        </w:rPr>
+        <w:t>hiro_surge</w:t>
+      </w:r>
+      <w:r>
+        <w:rPr>
+          <w:b/>
+        </w:rPr>
+        <w:t>).</w:t>
+      </w:r>
+      <w:r>
+        <w:rPr/>
+        <w:t xml:space="preserve"> With </w:t>
+      </w:r>
+      <w:r>
+        <w:rPr>
+          <w:rFonts w:ascii="Consolas" w:hAnsi="Consolas"/>
+          <w:color w:val="334455"/>
+          <w:sz w:val="19"/>
+        </w:rPr>
+        <w:t>S15</w:t>
+      </w:r>
+      <w:r>
+        <w:rPr/>
+        <w:t xml:space="preserve"> = the sum of </w:t>
+      </w:r>
+      <w:r>
+        <w:rPr>
+          <w:rFonts w:ascii="Consolas" w:hAnsi="Consolas"/>
+          <w:color w:val="334455"/>
+          <w:sz w:val="19"/>
+        </w:rPr>
+        <w:t>impact</w:t>
+      </w:r>
+      <w:r>
+        <w:rPr/>
+        <w:t xml:space="preserve"> over the last 15 minutes</w:t>
+        <w:br/>
+        <w:t>(</w:t>
+      </w:r>
+      <w:r>
+        <w:rPr>
+          <w:rFonts w:ascii="Consolas" w:hAnsi="Consolas"/>
+          <w:color w:val="334455"/>
+          <w:sz w:val="19"/>
+        </w:rPr>
+        <w:t>window_min</w:t>
+      </w:r>
+      <w:r>
+        <w:rPr/>
+        <w:t xml:space="preserve">), it fires when </w:t>
+      </w:r>
+      <w:r>
+        <w:rPr>
+          <w:b/>
+        </w:rPr>
+        <w:t>all</w:t>
+      </w:r>
+      <w:r>
+        <w:rPr/>
+        <w:t xml:space="preserve"> of these hold:</w:t>
+      </w:r>
+    </w:p>
+    <w:tbl>
+      <w:tblPr>
+        <w:tblW w:type="auto" w:w="0"/>
+        <w:jc w:val="left"/>
+        <w:tblLayout w:type="autofit"/>
+        <w:tblLook w:firstColumn="1" w:firstRow="1" w:lastColumn="0" w:lastRow="0" w:noHBand="0" w:noVBand="1" w:val="04A0"/>
+        <w:tblBorders>
+          <w:top w:val="single" w:sz="4" w:space="0" w:color="D8DEE9"/>
+          <w:left w:val="single" w:sz="4" w:space="0" w:color="D8DEE9"/>
+          <w:bottom w:val="single" w:sz="4" w:space="0" w:color="D8DEE9"/>
+          <w:right w:val="single" w:sz="4" w:space="0" w:color="D8DEE9"/>
+          <w:insideH w:val="single" w:sz="4" w:space="0" w:color="D8DEE9"/>
+          <w:insideV w:val="single" w:sz="4" w:space="0" w:color="D8DEE9"/>
+        </w:tblBorders>
+      </w:tblPr>
+      <w:tblGrid>
+        <w:gridCol w:w="4320"/>
+        <w:gridCol w:w="4320"/>
+      </w:tblGrid>
+      <w:tr>
+        <w:tc>
+          <w:tcPr>
+            <w:tcW w:type="dxa" w:w="4320"/>
+            <w:shd w:val="clear" w:color="auto" w:fill="EAF2FB"/>
+          </w:tcPr>
+          <w:p>
+            <w:r>
+              <w:rPr>
+                <w:b/>
+              </w:rPr>
+            </w:r>
+            <w:r>
+              <w:rPr>
+                <w:b/>
+              </w:rPr>
+              <w:t>Condition</w:t>
+            </w:r>
+          </w:p>
+        </w:tc>
+        <w:tc>
+          <w:tcPr>
+            <w:tcW w:type="dxa" w:w="4320"/>
+            <w:shd w:val="clear" w:color="auto" w:fill="EAF2FB"/>
+          </w:tcPr>
+          <w:p>
+            <w:r>
+              <w:rPr>
+                <w:b/>
+              </w:rPr>
+            </w:r>
+            <w:r>
+              <w:rPr>
+                <w:b/>
+              </w:rPr>
+              <w:t>Default</w:t>
+            </w:r>
+          </w:p>
+        </w:tc>
+      </w:tr>
+      <w:tr>
+        <w:tc>
+          <w:tcPr>
+            <w:tcW w:type="dxa" w:w="4320"/>
+          </w:tcPr>
+          <w:p>
+            <w:r/>
+            <w:r>
+              <w:rPr/>
+              <w:t xml:space="preserve">abs(S15) ≥ </w:t>
+            </w:r>
+            <w:r>
+              <w:rPr>
+                <w:rFonts w:ascii="Consolas" w:hAnsi="Consolas"/>
+                <w:color w:val="334455"/>
+                <w:sz w:val="19"/>
+              </w:rPr>
+              <w:t>k</w:t>
+            </w:r>
+            <w:r>
+              <w:rPr/>
+              <w:t xml:space="preserve"> · σ</w:t>
+            </w:r>
+          </w:p>
+        </w:tc>
+        <w:tc>
+          <w:tcPr>
+            <w:tcW w:type="dxa" w:w="4320"/>
+          </w:tcPr>
+          <w:p>
+            <w:r/>
+            <w:r>
+              <w:rPr>
+                <w:rFonts w:ascii="Consolas" w:hAnsi="Consolas"/>
+                <w:color w:val="334455"/>
+                <w:sz w:val="19"/>
+              </w:rPr>
+              <w:t>k</w:t>
+            </w:r>
+            <w:r>
+              <w:rPr/>
+              <w:t xml:space="preserve"> = 3</w:t>
+            </w:r>
+          </w:p>
+        </w:tc>
+      </w:tr>
+      <w:tr>
+        <w:tc>
+          <w:tcPr>
+            <w:tcW w:type="dxa" w:w="4320"/>
+            <w:shd w:val="clear" w:color="auto" w:fill="F4F6FA"/>
+          </w:tcPr>
+          <w:p>
+            <w:r/>
+            <w:r>
+              <w:rPr/>
+              <w:t xml:space="preserve">abs(S15) ≥ </w:t>
+            </w:r>
+            <w:r>
+              <w:rPr>
+                <w:rFonts w:ascii="Consolas" w:hAnsi="Consolas"/>
+                <w:color w:val="334455"/>
+                <w:sz w:val="19"/>
+              </w:rPr>
+              <w:t>min_notional</w:t>
+            </w:r>
+            <w:r>
+              <w:rPr/>
+              <w:t xml:space="preserve"> (dead-tape floor)</w:t>
+            </w:r>
+          </w:p>
+        </w:tc>
+        <w:tc>
+          <w:tcPr>
+            <w:tcW w:type="dxa" w:w="4320"/>
+            <w:shd w:val="clear" w:color="auto" w:fill="F4F6FA"/>
+          </w:tcPr>
+          <w:p>
+            <w:r/>
+            <w:r>
+              <w:rPr/>
+              <w:t>$25,000,000</w:t>
+            </w:r>
+          </w:p>
+        </w:tc>
+      </w:tr>
+      <w:tr>
+        <w:tc>
+          <w:tcPr>
+            <w:tcW w:type="dxa" w:w="4320"/>
+          </w:tcPr>
+          <w:p>
+            <w:r/>
+            <w:r>
+              <w:rPr/>
+              <w:t xml:space="preserve">unlabelled share of the window's volume ≤ </w:t>
+            </w:r>
+            <w:r>
+              <w:rPr>
+                <w:rFonts w:ascii="Consolas" w:hAnsi="Consolas"/>
+                <w:color w:val="334455"/>
+                <w:sz w:val="19"/>
+              </w:rPr>
+              <w:t>max_unclassified</w:t>
+            </w:r>
+          </w:p>
+        </w:tc>
+        <w:tc>
+          <w:tcPr>
+            <w:tcW w:type="dxa" w:w="4320"/>
+          </w:tcPr>
+          <w:p>
+            <w:r/>
+            <w:r>
+              <w:rPr/>
+              <w:t>0.5</w:t>
+            </w:r>
+          </w:p>
+        </w:tc>
+      </w:tr>
+      <w:tr>
+        <w:tc>
+          <w:tcPr>
+            <w:tcW w:type="dxa" w:w="4320"/>
+            <w:shd w:val="clear" w:color="auto" w:fill="F4F6FA"/>
+          </w:tcPr>
+          <w:p>
+            <w:r/>
+            <w:r>
+              <w:rPr/>
+              <w:t>newest stored row ≤ 120 s old against the clock (</w:t>
+            </w:r>
+            <w:r>
+              <w:rPr>
+                <w:rFonts w:ascii="Consolas" w:hAnsi="Consolas"/>
+                <w:color w:val="334455"/>
+                <w:sz w:val="19"/>
+              </w:rPr>
+              <w:t>hiro.FRESH_ROW_SEC</w:t>
+            </w:r>
+            <w:r>
+              <w:rPr/>
+              <w:t>)</w:t>
+            </w:r>
+          </w:p>
+        </w:tc>
+        <w:tc>
+          <w:tcPr>
+            <w:tcW w:type="dxa" w:w="4320"/>
+            <w:shd w:val="clear" w:color="auto" w:fill="F4F6FA"/>
+          </w:tcPr>
+          <w:p>
+            <w:r/>
+            <w:r>
+              <w:rPr/>
+              <w:t>—</w:t>
+            </w:r>
+          </w:p>
+        </w:tc>
+      </w:tr>
+    </w:tbl>
+    <w:p/>
+    <w:p>
+      <w:r>
+        <w:rPr/>
+        <w:t xml:space="preserve">Side </w:t>
+      </w:r>
+      <w:r>
+        <w:rPr>
+          <w:rFonts w:ascii="Consolas" w:hAnsi="Consolas"/>
+          <w:color w:val="334455"/>
+          <w:sz w:val="19"/>
+        </w:rPr>
+        <w:t>dealers_buying</w:t>
+      </w:r>
+      <w:r>
+        <w:rPr/>
+        <w:t xml:space="preserve"> when S15 &gt; 0 (upward pressure), else </w:t>
+      </w:r>
+      <w:r>
+        <w:rPr>
+          <w:rFonts w:ascii="Consolas" w:hAnsi="Consolas"/>
+          <w:color w:val="334455"/>
+          <w:sz w:val="19"/>
+        </w:rPr>
+        <w:t>dealers_selling</w:t>
+      </w:r>
+      <w:r>
+        <w:rPr/>
+        <w:t>.</w:t>
+        <w:br/>
+        <w:t xml:space="preserve">Cooldown </w:t>
+      </w:r>
+      <w:r>
+        <w:rPr>
+          <w:rFonts w:ascii="Consolas" w:hAnsi="Consolas"/>
+          <w:color w:val="334455"/>
+          <w:sz w:val="19"/>
+        </w:rPr>
+        <w:t>cooldown_min</w:t>
+      </w:r>
+      <w:r>
+        <w:rPr/>
+        <w:t xml:space="preserve"> (30) per symbol and direction. The clock check stops a</w:t>
+        <w:br/>
+        <w:t>stalled collector — or the rows simply stopping at 15:00 — re-firing the same old</w:t>
+        <w:br/>
+        <w:t>window every time its cooldown lapses. A non-finite window or σ never fires.</w:t>
+      </w:r>
+    </w:p>
+    <w:p>
+      <w:r>
+        <w:rPr>
+          <w:b/>
+        </w:rPr>
+        <w:t>Reversal (</w:t>
+      </w:r>
+      <w:r>
+        <w:rPr>
+          <w:rFonts w:ascii="Consolas" w:hAnsi="Consolas"/>
+          <w:color w:val="334455"/>
+          <w:sz w:val="19"/>
+        </w:rPr>
+        <w:t>hiro_flip</w:t>
+      </w:r>
+      <w:r>
+        <w:rPr>
+          <w:b/>
+        </w:rPr>
+        <w:t>).</w:t>
+      </w:r>
+      <w:r>
+        <w:rPr/>
+        <w:t xml:space="preserve"> The day's running total </w:t>
+      </w:r>
+      <w:r>
+        <w:rPr>
+          <w:rFonts w:ascii="Consolas" w:hAnsi="Consolas"/>
+          <w:color w:val="334455"/>
+          <w:sz w:val="19"/>
+        </w:rPr>
+        <w:t>cum</w:t>
+      </w:r>
+      <w:r>
+        <w:rPr/>
+        <w:t xml:space="preserve"> (the sum of every stored</w:t>
+        <w:br/>
+        <w:t>minute since the session's first row, skipping a non-finite one) drives a two-state</w:t>
+        <w:br/>
+        <w:t>hysteresis:</w:t>
+      </w:r>
+    </w:p>
+    <w:p>
+      <w:pPr>
+        <w:spacing w:before="80" w:after="160"/>
+        <w:ind w:left="216"/>
+        <w:shd w:val="clear" w:color="auto" w:fill="F4F6FA"/>
+      </w:pPr>
+      <w:r>
+        <w:rPr>
+          <w:rFonts w:ascii="Consolas" w:hAnsi="Consolas"/>
+          <w:color w:val="223344"/>
+          <w:sz w:val="18"/>
+        </w:rPr>
+        <w:t>buying  → selling   when cum ≤ −flip_band · σ</w:t>
+      </w:r>
+      <w:r>
+        <w:br/>
+      </w:r>
+      <w:r>
+        <w:rPr>
+          <w:rFonts w:ascii="Consolas" w:hAnsi="Consolas"/>
+          <w:color w:val="223344"/>
+          <w:sz w:val="18"/>
+        </w:rPr>
+        <w:t>selling → buying    when cum ≥ +flip_band · σ</w:t>
+      </w:r>
+      <w:r>
+        <w:br/>
+      </w:r>
+      <w:r>
+        <w:rPr>
+          <w:rFonts w:ascii="Consolas" w:hAnsi="Consolas"/>
+          <w:color w:val="223344"/>
+          <w:sz w:val="18"/>
+        </w:rPr>
+        <w:t>no state yet        → the first side cum clears by flip_band · σ (the baseline; no alert)</w:t>
+      </w:r>
+    </w:p>
+    <w:p>
+      <w:r>
+        <w:rPr/>
+        <w:t xml:space="preserve">Evaluation waits for </w:t>
+      </w:r>
+      <w:r>
+        <w:rPr>
+          <w:rFonts w:ascii="Consolas" w:hAnsi="Consolas"/>
+          <w:color w:val="334455"/>
+          <w:sz w:val="19"/>
+        </w:rPr>
+        <w:t>flip_not_before</w:t>
+      </w:r>
+      <w:r>
+        <w:rPr/>
+        <w:t xml:space="preserve"> (09:00 CT); the total still counts from the</w:t>
+        <w:br/>
+        <w:t xml:space="preserve">first row. The rule is </w:t>
+      </w:r>
+      <w:r>
+        <w:rPr>
+          <w:b/>
+        </w:rPr>
+        <w:t>stateless</w:t>
+      </w:r>
+      <w:r>
+        <w:rPr/>
+        <w:t>: each tick replays today's rows and alerts only</w:t>
+        <w:br/>
+        <w:t>on the latest transition if it is newer than the one recorded as seen</w:t>
+        <w:br/>
+        <w:t>(</w:t>
+      </w:r>
+      <w:r>
+        <w:rPr>
+          <w:rFonts w:ascii="Consolas" w:hAnsi="Consolas"/>
+          <w:color w:val="334455"/>
+          <w:sz w:val="19"/>
+        </w:rPr>
+        <w:t>hiro_flip_seen:&lt;SYM&gt;</w:t>
+      </w:r>
+      <w:r>
+        <w:rPr/>
+        <w:t xml:space="preserve"> in the flow cooldown map) </w:t>
+      </w:r>
+      <w:r>
+        <w:rPr>
+          <w:b/>
+        </w:rPr>
+        <w:t>and</w:t>
+      </w:r>
+      <w:r>
+        <w:rPr/>
+        <w:t xml:space="preserve"> at most 120 s old against</w:t>
+        <w:br/>
+        <w:t>the clock (</w:t>
+      </w:r>
+      <w:r>
+        <w:rPr>
+          <w:rFonts w:ascii="Consolas" w:hAnsi="Consolas"/>
+          <w:color w:val="334455"/>
+          <w:sz w:val="19"/>
+        </w:rPr>
+        <w:t>hiro.FLIP_MAX_AGE_SEC</w:t>
+      </w:r>
+      <w:r>
+        <w:rPr/>
+        <w:t>), so a restart cannot fire an old reversal.</w:t>
+        <w:br/>
+        <w:t xml:space="preserve">Cooldown </w:t>
+      </w:r>
+      <w:r>
+        <w:rPr>
+          <w:rFonts w:ascii="Consolas" w:hAnsi="Consolas"/>
+          <w:color w:val="334455"/>
+          <w:sz w:val="19"/>
+        </w:rPr>
+        <w:t>flip_cooldown_min</w:t>
+      </w:r>
+      <w:r>
+        <w:rPr/>
+        <w:t xml:space="preserve"> (60) per symbol; a transition inside it is marked seen</w:t>
+        <w:br/>
+        <w:t>and dropped.</w:t>
+      </w:r>
+    </w:p>
+    <w:p>
+      <w:r>
+        <w:rPr>
+          <w:b/>
+        </w:rPr>
+        <w:t>Delivery.</w:t>
+      </w:r>
+      <w:r>
+        <w:rPr/>
+        <w:t xml:space="preserve"> Both alerts join </w:t>
+      </w:r>
+      <w:r>
+        <w:rPr>
+          <w:rFonts w:ascii="Consolas" w:hAnsi="Consolas"/>
+          <w:color w:val="334455"/>
+          <w:sz w:val="19"/>
+        </w:rPr>
+        <w:t>cache:options:flow_alerts</w:t>
+      </w:r>
+      <w:r>
+        <w:rPr/>
+        <w:t xml:space="preserve"> and carry two flags the</w:t>
+        <w:br/>
+        <w:t xml:space="preserve">service stamps: </w:t>
+      </w:r>
+      <w:r>
+        <w:rPr>
+          <w:rFonts w:ascii="Consolas" w:hAnsi="Consolas"/>
+          <w:color w:val="334455"/>
+          <w:sz w:val="19"/>
+        </w:rPr>
+        <w:t>quiet</w:t>
+      </w:r>
+      <w:r>
+        <w:rPr/>
+        <w:t xml:space="preserve"> (</w:t>
+      </w:r>
+      <w:r>
+        <w:rPr>
+          <w:rFonts w:ascii="Consolas" w:hAnsi="Consolas"/>
+          <w:color w:val="334455"/>
+          <w:sz w:val="19"/>
+        </w:rPr>
+        <w:t>[hiro].push</w:t>
+      </w:r>
+      <w:r>
+        <w:rPr/>
+        <w:t xml:space="preserve"> is not </w:t>
+      </w:r>
+      <w:r>
+        <w:rPr>
+          <w:rFonts w:ascii="Consolas" w:hAnsi="Consolas"/>
+          <w:color w:val="334455"/>
+          <w:sz w:val="19"/>
+        </w:rPr>
+        <w:t>true</w:t>
+      </w:r>
+      <w:r>
+        <w:rPr/>
+        <w:t>: no phone push, and the Desk does</w:t>
+        <w:br/>
+        <w:t xml:space="preserve">not speak it) and </w:t>
+      </w:r>
+      <w:r>
+        <w:rPr>
+          <w:rFonts w:ascii="Consolas" w:hAnsi="Consolas"/>
+          <w:color w:val="334455"/>
+          <w:sz w:val="19"/>
+        </w:rPr>
+        <w:t>public</w:t>
+      </w:r>
+      <w:r>
+        <w:rPr/>
+        <w:t xml:space="preserve"> (</w:t>
+      </w:r>
+      <w:r>
+        <w:rPr>
+          <w:rFonts w:ascii="Consolas" w:hAnsi="Consolas"/>
+          <w:color w:val="334455"/>
+          <w:sz w:val="19"/>
+        </w:rPr>
+        <w:t>[hiro].public</w:t>
+      </w:r>
+      <w:r>
+        <w:rPr/>
+        <w:t xml:space="preserve"> is </w:t>
+      </w:r>
+      <w:r>
+        <w:rPr>
+          <w:rFonts w:ascii="Consolas" w:hAnsi="Consolas"/>
+          <w:color w:val="334455"/>
+          <w:sz w:val="19"/>
+        </w:rPr>
+        <w:t>true</w:t>
+      </w:r>
+      <w:r>
+        <w:rPr/>
+        <w:t>; otherwise the row is hidden on</w:t>
+        <w:br/>
+        <w:t xml:space="preserve">the public live screens and in gallery captures). Both fail closed. With </w:t>
+      </w:r>
+      <w:r>
+        <w:rPr>
+          <w:rFonts w:ascii="Consolas" w:hAnsi="Consolas"/>
+          <w:color w:val="334455"/>
+          <w:sz w:val="19"/>
+        </w:rPr>
+        <w:t>push</w:t>
+      </w:r>
+      <w:r>
+        <w:rPr/>
+        <w:t xml:space="preserve"> on, a</w:t>
+        <w:br/>
+        <w:t xml:space="preserve">reversal is always pushed and a surge only at </w:t>
+      </w:r>
+      <w:r>
+        <w:rPr>
+          <w:rFonts w:ascii="Consolas" w:hAnsi="Consolas"/>
+          <w:color w:val="334455"/>
+          <w:sz w:val="19"/>
+        </w:rPr>
+        <w:t>mult</w:t>
+      </w:r>
+      <w:r>
+        <w:rPr/>
+        <w:t xml:space="preserve"> ≥ </w:t>
+      </w:r>
+      <w:r>
+        <w:rPr>
+          <w:rFonts w:ascii="Consolas" w:hAnsi="Consolas"/>
+          <w:color w:val="334455"/>
+          <w:sz w:val="19"/>
+        </w:rPr>
+        <w:t>push_k</w:t>
+      </w:r>
+      <w:r>
+        <w:rPr/>
+        <w:t xml:space="preserve"> (4), through the</w:t>
+        <w:br/>
+      </w:r>
+      <w:r>
+        <w:rPr>
+          <w:rFonts w:ascii="Consolas" w:hAnsi="Consolas"/>
+          <w:color w:val="334455"/>
+          <w:sz w:val="19"/>
+        </w:rPr>
+        <w:t>flow_hiro</w:t>
+      </w:r>
+      <w:r>
+        <w:rPr/>
+        <w:t xml:space="preserve"> push category. Neither ever chimes or toasts in the browser. Neither</w:t>
+        <w:br/>
+        <w:t>counts toward the Opportunity Board's flow count or Hotness</w:t>
+        <w:br/>
+        <w:t>(</w:t>
+      </w:r>
+      <w:r>
+        <w:rPr>
+          <w:rFonts w:ascii="Consolas" w:hAnsi="Consolas"/>
+          <w:color w:val="334455"/>
+          <w:sz w:val="19"/>
+        </w:rPr>
+        <w:t>compute._count_flow_alerts</w:t>
+      </w:r>
+      <w:r>
+        <w:rPr/>
+        <w:t xml:space="preserve"> skips </w:t>
+      </w:r>
+      <w:r>
+        <w:rPr>
+          <w:rFonts w:ascii="Consolas" w:hAnsi="Consolas"/>
+          <w:color w:val="334455"/>
+          <w:sz w:val="19"/>
+        </w:rPr>
+        <w:t>hiro_*</w:t>
+      </w:r>
+      <w:r>
+        <w:rPr/>
+        <w:t xml:space="preserve"> cooldown keys) or the EOD mover counts</w:t>
+        <w:br/>
+        <w:t>(</w:t>
+      </w:r>
+      <w:r>
+        <w:rPr>
+          <w:rFonts w:ascii="Consolas" w:hAnsi="Consolas"/>
+          <w:color w:val="334455"/>
+          <w:sz w:val="19"/>
+        </w:rPr>
+        <w:t>compute._notable_movers</w:t>
+      </w:r>
+      <w:r>
+        <w:rPr/>
+        <w:t>).</w:t>
+      </w:r>
+    </w:p>
+    <w:p>
+      <w:r>
+        <w:rPr>
+          <w:b/>
+        </w:rPr>
+        <w:t xml:space="preserve">The summary view </w:t>
+      </w:r>
+      <w:r>
+        <w:rPr>
+          <w:rFonts w:ascii="Consolas" w:hAnsi="Consolas"/>
+          <w:color w:val="334455"/>
+          <w:sz w:val="19"/>
+        </w:rPr>
+        <w:t>cache:options:hiro</w:t>
+      </w:r>
+      <w:r>
+        <w:rPr/>
+        <w:t xml:space="preserve"> (</w:t>
+      </w:r>
+      <w:r>
+        <w:rPr>
+          <w:rFonts w:ascii="Consolas" w:hAnsi="Consolas"/>
+          <w:color w:val="334455"/>
+          <w:sz w:val="19"/>
+        </w:rPr>
+        <w:t>skip_unchanged</w:t>
+      </w:r>
+      <w:r>
+        <w:rPr/>
+        <w:t>, event</w:t>
+        <w:br/>
+      </w:r>
+      <w:r>
+        <w:rPr>
+          <w:rFonts w:ascii="Consolas" w:hAnsi="Consolas"/>
+          <w:color w:val="334455"/>
+          <w:sz w:val="19"/>
+        </w:rPr>
+        <w:t>events:options:hiro</w:t>
+      </w:r>
+      <w:r>
+        <w:rPr/>
+        <w:t xml:space="preserve">): </w:t>
+      </w:r>
+      <w:r>
+        <w:rPr>
+          <w:rFonts w:ascii="Consolas" w:hAnsi="Consolas"/>
+          <w:color w:val="334455"/>
+          <w:sz w:val="19"/>
+        </w:rPr>
+        <w:t>{date, symbols: {SYM: {ts, spot, impact, cum,</w:t>
+        <w:br/>
+        <w:t>window_impact, sigma, mult, unclassified_share}}}</w:t>
+      </w:r>
+      <w:r>
+        <w:rPr/>
+        <w:t xml:space="preserve">, where </w:t>
+      </w:r>
+      <w:r>
+        <w:rPr>
+          <w:rFonts w:ascii="Consolas" w:hAnsi="Consolas"/>
+          <w:color w:val="334455"/>
+          <w:sz w:val="19"/>
+        </w:rPr>
+        <w:t>ts</w:t>
+      </w:r>
+      <w:r>
+        <w:rPr/>
+        <w:t xml:space="preserve"> is that symbol's</w:t>
+        <w:br/>
+        <w:t>newest stored minute. It is written only once a symbol has a stored minute, and the</w:t>
+        <w:br/>
+        <w:t xml:space="preserve">window, σ and multiple are published as </w:t>
+      </w:r>
+      <w:r>
+        <w:rPr>
+          <w:rFonts w:ascii="Consolas" w:hAnsi="Consolas"/>
+          <w:color w:val="334455"/>
+          <w:sz w:val="19"/>
+        </w:rPr>
+        <w:t>null</w:t>
+      </w:r>
+      <w:r>
+        <w:rPr/>
+        <w:t xml:space="preserve"> rather than a non-finite number. A</w:t>
+        <w:br/>
+        <w:t xml:space="preserve">reader must check </w:t>
+      </w:r>
+      <w:r>
+        <w:rPr>
+          <w:rFonts w:ascii="Consolas" w:hAnsi="Consolas"/>
+          <w:color w:val="334455"/>
+          <w:sz w:val="19"/>
+        </w:rPr>
+        <w:t>date</w:t>
+      </w:r>
+      <w:r>
+        <w:rPr/>
+        <w:t xml:space="preserve"> </w:t>
+      </w:r>
+      <w:r>
+        <w:rPr>
+          <w:b/>
+        </w:rPr>
+        <w:t>and</w:t>
+      </w:r>
+      <w:r>
+        <w:rPr/>
+        <w:t xml:space="preserve"> each symbol's </w:t>
+      </w:r>
+      <w:r>
+        <w:rPr>
+          <w:rFonts w:ascii="Consolas" w:hAnsi="Consolas"/>
+          <w:color w:val="334455"/>
+          <w:sz w:val="19"/>
+        </w:rPr>
+        <w:t>ts</w:t>
+      </w:r>
+      <w:r>
+        <w:rPr/>
+        <w:t xml:space="preserve"> against the clock: a stalled</w:t>
+        <w:br/>
+        <w:t>collector also leaves a today-dated view. No page reads it yet.</w:t>
+      </w:r>
+    </w:p>
+    <w:p>
+      <w:r>
+        <w:rPr>
+          <w:b/>
+        </w:rPr>
+        <w:t>Known limitations.</w:t>
+      </w:r>
+    </w:p>
+    <w:p>
+      <w:pPr>
+        <w:pStyle w:val="ListBullet"/>
+      </w:pPr>
+      <w:r>
+        <w:rPr>
+          <w:b/>
+        </w:rPr>
+        <w:t>One label per contract per minute</w:t>
+      </w:r>
+      <w:r>
+        <w:t>, not per trade, from this minute's quote — a</w:t>
+        <w:br/>
+        <w:t xml:space="preserve">  trade may be up to a minute older than the bid and ask it is judged against.</w:t>
+      </w:r>
+    </w:p>
+    <w:p>
+      <w:pPr>
+        <w:pStyle w:val="ListBullet"/>
+      </w:pPr>
+      <w:r>
+        <w:rPr>
+          <w:b/>
+        </w:rPr>
+        <w:t>Expiries beyond +7 days are not counted.</w:t>
+      </w:r>
+    </w:p>
+    <w:p>
+      <w:pPr>
+        <w:pStyle w:val="ListBullet"/>
+      </w:pPr>
+      <w:r>
+        <w:rPr>
+          <w:b/>
+        </w:rPr>
+        <w:t>The opening minute only seeds.</w:t>
+      </w:r>
+      <w:r>
+        <w:t xml:space="preserve"> The first poll inside regular hours seeds every</w:t>
+        <w:br/>
+        <w:t xml:space="preserve">  contract from its cumulative volume, so the trades printed between 08:30:00 and</w:t>
+        <w:br/>
+        <w:t xml:space="preserve">  that poll are never booked.</w:t>
+      </w:r>
+    </w:p>
+    <w:p>
+      <w:pPr>
+        <w:pStyle w:val="ListBullet"/>
+      </w:pPr>
+      <w:r>
+        <w:rPr>
+          <w:b/>
+        </w:rPr>
+        <w:t>A restart gap is lost.</w:t>
+      </w:r>
+      <w:r>
+        <w:t xml:space="preserve"> The memo is in memory; the first poll after a restart</w:t>
+        <w:br/>
+        <w:t xml:space="preserve">  (or after any gap over 150 s) seeds again.</w:t>
+      </w:r>
+    </w:p>
+    <w:p>
+      <w:pPr>
+        <w:pStyle w:val="ListBullet"/>
+      </w:pPr>
+      <w:r>
+        <w:rPr>
+          <w:b/>
+        </w:rPr>
+        <w:t>A model, unvalidated.</w:t>
+      </w:r>
+      <w:r>
+        <w:t xml:space="preserve"> The daily report below is what decides whether </w:t>
+      </w:r>
+      <w:r>
+        <w:rPr>
+          <w:rFonts w:ascii="Consolas" w:hAnsi="Consolas"/>
+          <w:color w:val="334455"/>
+          <w:sz w:val="19"/>
+        </w:rPr>
+        <w:t>push</w:t>
+      </w:r>
+      <w:r>
+        <w:t xml:space="preserve"> or</w:t>
+        <w:br/>
+        <w:t xml:space="preserve">  </w:t>
+      </w:r>
+      <w:r>
+        <w:rPr>
+          <w:rFonts w:ascii="Consolas" w:hAnsi="Consolas"/>
+          <w:color w:val="334455"/>
+          <w:sz w:val="19"/>
+        </w:rPr>
+        <w:t>public</w:t>
+      </w:r>
+      <w:r>
+        <w:t xml:space="preserve"> is ever turned on.</w:t>
+      </w:r>
+    </w:p>
+    <w:p>
+      <w:r>
+        <w:rPr>
+          <w:b/>
+        </w:rPr>
+        <w:t xml:space="preserve">The daily validation report — </w:t>
+      </w:r>
+      <w:r>
+        <w:rPr>
+          <w:rFonts w:ascii="Consolas" w:hAnsi="Consolas"/>
+          <w:color w:val="334455"/>
+          <w:sz w:val="19"/>
+        </w:rPr>
+        <w:t>tools/hiro_report.py</w:t>
+      </w:r>
+      <w:r>
+        <w:rPr>
+          <w:b/>
+        </w:rPr>
+        <w:t>.</w:t>
+      </w:r>
+      <w:r>
+        <w:rPr/>
+        <w:t xml:space="preserve"> Run by the systemd timer at</w:t>
+        <w:br/>
+        <w:t xml:space="preserve">16:10 CT (see </w:t>
+      </w:r>
+      <w:r>
+        <w:rPr>
+          <w:i/>
+        </w:rPr>
+        <w:t>Service cadences</w:t>
+      </w:r>
+      <w:r>
+        <w:rPr/>
+        <w:t>), it replays the live rules minute by minute — the</w:t>
+        <w:br/>
+        <w:t xml:space="preserve">same </w:t>
+      </w:r>
+      <w:r>
+        <w:rPr>
+          <w:rFonts w:ascii="Consolas" w:hAnsi="Consolas"/>
+          <w:color w:val="334455"/>
+          <w:sz w:val="19"/>
+        </w:rPr>
+        <w:t>hiro.detect_surge</w:t>
+      </w:r>
+      <w:r>
+        <w:rPr/>
+        <w:t xml:space="preserve"> / </w:t>
+      </w:r>
+      <w:r>
+        <w:rPr>
+          <w:rFonts w:ascii="Consolas" w:hAnsi="Consolas"/>
+          <w:color w:val="334455"/>
+          <w:sz w:val="19"/>
+        </w:rPr>
+        <w:t>detect_flip</w:t>
+      </w:r>
+      <w:r>
+        <w:rPr/>
+        <w:t>, the handler's σ rule as live had it at each</w:t>
+        <w:br/>
+        <w:t xml:space="preserve">minute, and the cooldowns — and writes </w:t>
+      </w:r>
+      <w:r>
+        <w:rPr>
+          <w:rFonts w:ascii="Consolas" w:hAnsi="Consolas"/>
+          <w:color w:val="334455"/>
+          <w:sz w:val="19"/>
+        </w:rPr>
+        <w:t>options-scanner/data/hiro_report/&lt;date&gt;/report.md</w:t>
+      </w:r>
+      <w:r>
+        <w:rPr/>
+        <w:t>.</w:t>
+        <w:br/>
+        <w:t>Per symbol: minutes measured, the unlabelled share, σ and its source, how many surges</w:t>
+        <w:br/>
+        <w:t xml:space="preserve">would fire at each </w:t>
+      </w:r>
+      <w:r>
+        <w:rPr>
+          <w:rFonts w:ascii="Consolas" w:hAnsi="Consolas"/>
+          <w:color w:val="334455"/>
+          <w:sz w:val="19"/>
+        </w:rPr>
+        <w:t>k</w:t>
+      </w:r>
+      <w:r>
+        <w:rPr/>
+        <w:t xml:space="preserve"> in 2 · 2.5 · 3 · 3.5 · 4 · 5, and the reversals. A </w:t>
+      </w:r>
+      <w:r>
+        <w:rPr>
+          <w:b/>
+        </w:rPr>
+        <w:t>hit</w:t>
+      </w:r>
+      <w:r>
+        <w:rPr/>
+        <w:t xml:space="preserve"> is a</w:t>
+        <w:br/>
+        <w:t xml:space="preserve">fire after which spot moved the way the modelled hedging pushed it over </w:t>
+      </w:r>
+      <w:r>
+        <w:rPr>
+          <w:b/>
+        </w:rPr>
+        <w:t>5</w:t>
+      </w:r>
+      <w:r>
+        <w:rPr/>
+        <w:t xml:space="preserve"> and</w:t>
+        <w:br/>
+      </w:r>
+      <w:r>
+        <w:rPr>
+          <w:b/>
+        </w:rPr>
+        <w:t>15</w:t>
+      </w:r>
+      <w:r>
+        <w:rPr/>
+        <w:t xml:space="preserve"> minutes (read from the first stored row at or after the horizon, no more than</w:t>
+        <w:br/>
+        <w:t xml:space="preserve">120 s past it); a return of exactly zero is </w:t>
+      </w:r>
+      <w:r>
+        <w:rPr>
+          <w:b/>
+        </w:rPr>
+        <w:t>flat</w:t>
+      </w:r>
+      <w:r>
+        <w:rPr/>
+        <w:t xml:space="preserve"> and left out. Each hit rate is</w:t>
+        <w:br/>
+        <w:t xml:space="preserve">set beside that day's </w:t>
+      </w:r>
+      <w:r>
+        <w:rPr>
+          <w:b/>
+        </w:rPr>
+        <w:t>base rate for the same direction</w:t>
+      </w:r>
+      <w:r>
+        <w:rPr/>
+        <w:t xml:space="preserve"> — the share of every</w:t>
+        <w:br/>
+        <w:t>measured minute after which spot simply rose (or fell) over the same horizon — never a</w:t>
+        <w:br/>
+        <w:t xml:space="preserve">coin flip. Hits print as "k of n", with a percentage from 10 decided fires. A </w:t>
+      </w:r>
+      <w:r>
+        <w:rPr>
+          <w:b/>
+        </w:rPr>
+        <w:t>Last N</w:t>
+        <w:br/>
+        <w:t>sessions</w:t>
+      </w:r>
+      <w:r>
+        <w:rPr/>
+        <w:t xml:space="preserve"> block pools every stored session (up to </w:t>
+      </w:r>
+      <w:r>
+        <w:rPr>
+          <w:rFonts w:ascii="Consolas" w:hAnsi="Consolas"/>
+          <w:color w:val="334455"/>
+          <w:sz w:val="19"/>
+        </w:rPr>
+        <w:t>keep_sessions</w:t>
+      </w:r>
+      <w:r>
+        <w:rPr/>
+        <w:t>) with surges and</w:t>
+        <w:br/>
+        <w:t xml:space="preserve">reversals pooled separately. It reads </w:t>
+      </w:r>
+      <w:r>
+        <w:rPr>
+          <w:rFonts w:ascii="Consolas" w:hAnsi="Consolas"/>
+          <w:color w:val="334455"/>
+          <w:sz w:val="19"/>
+        </w:rPr>
+        <w:t>gex_history.db</w:t>
+      </w:r>
+      <w:r>
+        <w:rPr/>
+        <w:t xml:space="preserve"> read-only and nothing else, so</w:t>
+        <w:br/>
+        <w:t xml:space="preserve">any stored day can be re-run: </w:t>
+      </w:r>
+      <w:r>
+        <w:rPr>
+          <w:rFonts w:ascii="Consolas" w:hAnsi="Consolas"/>
+          <w:color w:val="334455"/>
+          <w:sz w:val="19"/>
+        </w:rPr>
+        <w:t>--date YYYY-MM-DD</w:t>
+      </w:r>
+      <w:r>
+        <w:rPr/>
+        <w:t xml:space="preserve"> (default: the newest </w:t>
+      </w:r>
+      <w:r>
+        <w:rPr>
+          <w:b/>
+        </w:rPr>
+        <w:t>closed</w:t>
+      </w:r>
+      <w:r>
+        <w:rPr/>
+        <w:br/>
+        <w:t xml:space="preserve">session), </w:t>
+      </w:r>
+      <w:r>
+        <w:rPr>
+          <w:rFonts w:ascii="Consolas" w:hAnsi="Consolas"/>
+          <w:color w:val="334455"/>
+          <w:sz w:val="19"/>
+        </w:rPr>
+        <w:t>--force</w:t>
+      </w:r>
+      <w:r>
+        <w:rPr/>
+        <w:t xml:space="preserve"> (a weekend or holiday), </w:t>
+      </w:r>
+      <w:r>
+        <w:rPr>
+          <w:rFonts w:ascii="Consolas" w:hAnsi="Consolas"/>
+          <w:color w:val="334455"/>
+          <w:sz w:val="19"/>
+        </w:rPr>
+        <w:t>--out DIR</w:t>
+      </w:r>
+      <w:r>
+        <w:rPr/>
+        <w:t xml:space="preserve">, </w:t>
+      </w:r>
+      <w:r>
+        <w:rPr>
+          <w:rFonts w:ascii="Consolas" w:hAnsi="Consolas"/>
+          <w:color w:val="334455"/>
+          <w:sz w:val="19"/>
+        </w:rPr>
+        <w:t>--k 2,3,4</w:t>
+      </w:r>
+      <w:r>
+        <w:rPr/>
+        <w:t>,</w:t>
+        <w:br/>
+      </w:r>
+      <w:r>
+        <w:rPr>
+          <w:rFonts w:ascii="Consolas" w:hAnsi="Consolas"/>
+          <w:color w:val="334455"/>
+          <w:sz w:val="19"/>
+        </w:rPr>
+        <w:t>--horizons 5,15</w:t>
+      </w:r>
+      <w:r>
+        <w:rPr/>
+        <w:t xml:space="preserve">. It exits </w:t>
+      </w:r>
+      <w:r>
+        <w:rPr>
+          <w:b/>
+        </w:rPr>
+        <w:t>1</w:t>
+      </w:r>
+      <w:r>
+        <w:rPr/>
+        <w:t xml:space="preserve"> when nothing was measured (every symbol failed, or a</w:t>
+        <w:br/>
+        <w:t>trading day with no stored minute for any symbol — a dead collector).</w:t>
+      </w:r>
+    </w:p>
+    <w:p>
       <w:r>
         <w:br/>
       </w:r>
@@ -35941,6 +37899,167 @@
           </w:p>
         </w:tc>
       </w:tr>
+      <w:tr>
+        <w:tc>
+          <w:tcPr>
+            <w:tcW w:type="dxa" w:w="2880"/>
+            <w:shd w:val="clear" w:color="auto" w:fill="F4F6FA"/>
+          </w:tcPr>
+          <w:p>
+            <w:r/>
+            <w:r>
+              <w:rPr/>
+              <w:t>Flow: hedging surge (HIRO model)</w:t>
+            </w:r>
+          </w:p>
+        </w:tc>
+        <w:tc>
+          <w:tcPr>
+            <w:tcW w:type="dxa" w:w="2880"/>
+            <w:shd w:val="clear" w:color="auto" w:fill="F4F6FA"/>
+          </w:tcPr>
+          <w:p>
+            <w:r/>
+            <w:r>
+              <w:rPr/>
+              <w:t xml:space="preserve">15-min hedge impact ≥ </w:t>
+            </w:r>
+            <w:r>
+              <w:rPr>
+                <w:b/>
+              </w:rPr>
+              <w:t>3×</w:t>
+            </w:r>
+            <w:r>
+              <w:rPr/>
+              <w:t xml:space="preserve"> normal (RMS of full windows over the 5 prior sessions) AND ≥ $25M; ≤ 50% unlabelled volume; cooldown 30 min per direction; phone push at </w:t>
+            </w:r>
+            <w:r>
+              <w:rPr>
+                <w:b/>
+              </w:rPr>
+              <w:t>4×</w:t>
+            </w:r>
+            <w:r>
+              <w:rPr/>
+              <w:t xml:space="preserve"> only with </w:t>
+            </w:r>
+            <w:r>
+              <w:rPr>
+                <w:rFonts w:ascii="Consolas" w:hAnsi="Consolas"/>
+                <w:color w:val="334455"/>
+                <w:sz w:val="19"/>
+              </w:rPr>
+              <w:t>push = true</w:t>
+            </w:r>
+            <w:r>
+              <w:rPr/>
+              <w:t xml:space="preserve"> (ships </w:t>
+            </w:r>
+            <w:r>
+              <w:rPr>
+                <w:rFonts w:ascii="Consolas" w:hAnsi="Consolas"/>
+                <w:color w:val="334455"/>
+                <w:sz w:val="19"/>
+              </w:rPr>
+              <w:t>false</w:t>
+            </w:r>
+            <w:r>
+              <w:rPr/>
+              <w:t xml:space="preserve">); </w:t>
+            </w:r>
+            <w:r>
+              <w:rPr>
+                <w:rFonts w:ascii="Consolas" w:hAnsi="Consolas"/>
+                <w:color w:val="334455"/>
+                <w:sz w:val="19"/>
+              </w:rPr>
+              <w:t>public = false</w:t>
+            </w:r>
+            <w:r>
+              <w:rPr/>
+              <w:t xml:space="preserve">; watching </w:t>
+            </w:r>
+            <w:r>
+              <w:rPr>
+                <w:rFonts w:ascii="Consolas" w:hAnsi="Consolas"/>
+                <w:color w:val="334455"/>
+                <w:sz w:val="19"/>
+              </w:rPr>
+              <w:t>$SPX SPY QQQ IWM</w:t>
+            </w:r>
+          </w:p>
+        </w:tc>
+        <w:tc>
+          <w:tcPr>
+            <w:tcW w:type="dxa" w:w="2880"/>
+            <w:shd w:val="clear" w:color="auto" w:fill="F4F6FA"/>
+          </w:tcPr>
+          <w:p>
+            <w:r/>
+            <w:r>
+              <w:rPr>
+                <w:rFonts w:ascii="Consolas" w:hAnsi="Consolas"/>
+                <w:color w:val="334455"/>
+                <w:sz w:val="19"/>
+              </w:rPr>
+              <w:t>[hiro]</w:t>
+            </w:r>
+          </w:p>
+        </w:tc>
+      </w:tr>
+      <w:tr>
+        <w:tc>
+          <w:tcPr>
+            <w:tcW w:type="dxa" w:w="2880"/>
+          </w:tcPr>
+          <w:p>
+            <w:r/>
+            <w:r>
+              <w:rPr/>
+              <w:t>Flow: hedging reversal (HIRO model)</w:t>
+            </w:r>
+          </w:p>
+        </w:tc>
+        <w:tc>
+          <w:tcPr>
+            <w:tcW w:type="dxa" w:w="2880"/>
+          </w:tcPr>
+          <w:p>
+            <w:r/>
+            <w:r>
+              <w:rPr/>
+              <w:t xml:space="preserve">running total clears zero by </w:t>
+            </w:r>
+            <w:r>
+              <w:rPr>
+                <w:b/>
+              </w:rPr>
+              <w:t>1.0×</w:t>
+            </w:r>
+            <w:r>
+              <w:rPr/>
+              <w:t xml:space="preserve"> normal; none before 09:00 CT; cooldown 60 min; minute history kept 20 sessions</w:t>
+            </w:r>
+          </w:p>
+        </w:tc>
+        <w:tc>
+          <w:tcPr>
+            <w:tcW w:type="dxa" w:w="2880"/>
+          </w:tcPr>
+          <w:p>
+            <w:r/>
+            <w:r>
+              <w:rPr>
+                <w:rFonts w:ascii="Consolas" w:hAnsi="Consolas"/>
+                <w:color w:val="334455"/>
+                <w:sz w:val="19"/>
+              </w:rPr>
+              <w:t>[hiro]</w:t>
+            </w:r>
+          </w:p>
+        </w:tc>
+      </w:tr>
     </w:tbl>
     <w:p/>
     <w:p>
@@ -35951,7 +38070,7 @@
         <w:rPr>
           <w:b/>
         </w:rPr>
-        <w:t>Four detectors, and the file is the source.</w:t>
+        <w:t>Five detectors, and the file is the source.</w:t>
       </w:r>
       <w:r>
         <w:rPr/>
@@ -36013,7 +38132,322 @@
         <w:rPr/>
         <w:t xml:space="preserve"> bars on purpose: the Flow screen stays</w:t>
         <w:br/>
-        <w:t>comprehensive at 25% while the phone only sees the high-conviction 35%.</w:t>
+        <w:t>comprehensive at 25% while the phone only sees the high-conviction 35%. The</w:t>
+        <w:br/>
+        <w:t xml:space="preserve">hedging-flow surge follows the same pattern (fire at </w:t>
+      </w:r>
+      <w:r>
+        <w:rPr>
+          <w:rFonts w:ascii="Consolas" w:hAnsi="Consolas"/>
+          <w:color w:val="334455"/>
+          <w:sz w:val="19"/>
+        </w:rPr>
+        <w:t>k</w:t>
+      </w:r>
+      <w:r>
+        <w:rPr/>
+        <w:t xml:space="preserve">, push at </w:t>
+      </w:r>
+      <w:r>
+        <w:rPr>
+          <w:rFonts w:ascii="Consolas" w:hAnsi="Consolas"/>
+          <w:color w:val="334455"/>
+          <w:sz w:val="19"/>
+        </w:rPr>
+        <w:t>push_k</w:t>
+      </w:r>
+      <w:r>
+        <w:rPr/>
+        <w:t>); its</w:t>
+        <w:br/>
+      </w:r>
+      <w:r>
+        <w:rPr>
+          <w:rFonts w:ascii="Consolas" w:hAnsi="Consolas"/>
+          <w:color w:val="334455"/>
+          <w:sz w:val="19"/>
+        </w:rPr>
+        <w:t>[hiro]</w:t>
+      </w:r>
+      <w:r>
+        <w:rPr/>
+        <w:t xml:space="preserve"> table is the fifth detector, with two rules. Every </w:t>
+      </w:r>
+      <w:r>
+        <w:rPr>
+          <w:rFonts w:ascii="Consolas" w:hAnsi="Consolas"/>
+          <w:color w:val="334455"/>
+          <w:sz w:val="19"/>
+        </w:rPr>
+        <w:t>[hiro]</w:t>
+      </w:r>
+      <w:r>
+        <w:rPr/>
+        <w:t xml:space="preserve"> value is a</w:t>
+        <w:br/>
+        <w:t>starting guess until the daily report has measured it — see</w:t>
+        <w:br/>
+      </w:r>
+      <w:r>
+        <w:rPr>
+          <w:b/>
+        </w:rPr>
+        <w:t>Hedging-flow model (HIRO)</w:t>
+      </w:r>
+      <w:r>
+        <w:rPr/>
+        <w:t xml:space="preserve"> in the </w:t>
+      </w:r>
+      <w:r>
+        <w:rPr>
+          <w:i/>
+        </w:rPr>
+        <w:t>GEX / Gamma</w:t>
+      </w:r>
+      <w:r>
+        <w:rPr/>
+        <w:t xml:space="preserve"> chapter.</w:t>
+      </w:r>
+    </w:p>
+    <w:p>
+      <w:pPr>
+        <w:pStyle w:val="IntenseQuote"/>
+      </w:pPr>
+      <w:r>
+        <w:rPr/>
+        <w:t xml:space="preserve">Every </w:t>
+      </w:r>
+      <w:r>
+        <w:rPr>
+          <w:rFonts w:ascii="Consolas" w:hAnsi="Consolas"/>
+          <w:color w:val="334455"/>
+          <w:sz w:val="19"/>
+        </w:rPr>
+        <w:t>[hiro]</w:t>
+      </w:r>
+      <w:r>
+        <w:rPr/>
+        <w:t xml:space="preserve"> key: </w:t>
+      </w:r>
+      <w:r>
+        <w:rPr>
+          <w:rFonts w:ascii="Consolas" w:hAnsi="Consolas"/>
+          <w:color w:val="334455"/>
+          <w:sz w:val="19"/>
+        </w:rPr>
+        <w:t>enabled</w:t>
+      </w:r>
+      <w:r>
+        <w:rPr/>
+        <w:t xml:space="preserve"> · </w:t>
+      </w:r>
+      <w:r>
+        <w:rPr>
+          <w:rFonts w:ascii="Consolas" w:hAnsi="Consolas"/>
+          <w:color w:val="334455"/>
+          <w:sz w:val="19"/>
+        </w:rPr>
+        <w:t>push</w:t>
+      </w:r>
+      <w:r>
+        <w:rPr/>
+        <w:t xml:space="preserve"> · </w:t>
+      </w:r>
+      <w:r>
+        <w:rPr>
+          <w:rFonts w:ascii="Consolas" w:hAnsi="Consolas"/>
+          <w:color w:val="334455"/>
+          <w:sz w:val="19"/>
+        </w:rPr>
+        <w:t>public</w:t>
+      </w:r>
+      <w:r>
+        <w:rPr/>
+        <w:t xml:space="preserve"> · </w:t>
+      </w:r>
+      <w:r>
+        <w:rPr>
+          <w:rFonts w:ascii="Consolas" w:hAnsi="Consolas"/>
+          <w:color w:val="334455"/>
+          <w:sz w:val="19"/>
+        </w:rPr>
+        <w:t>symbols</w:t>
+      </w:r>
+      <w:r>
+        <w:rPr/>
+        <w:t xml:space="preserve"> · </w:t>
+      </w:r>
+      <w:r>
+        <w:rPr>
+          <w:rFonts w:ascii="Consolas" w:hAnsi="Consolas"/>
+          <w:color w:val="334455"/>
+          <w:sz w:val="19"/>
+        </w:rPr>
+        <w:t>window_min</w:t>
+      </w:r>
+      <w:r>
+        <w:rPr/>
+        <w:t xml:space="preserve"> (15) ·</w:t>
+        <w:br/>
+      </w:r>
+      <w:r>
+        <w:rPr>
+          <w:rFonts w:ascii="Consolas" w:hAnsi="Consolas"/>
+          <w:color w:val="334455"/>
+          <w:sz w:val="19"/>
+        </w:rPr>
+        <w:t>k</w:t>
+      </w:r>
+      <w:r>
+        <w:rPr/>
+        <w:t xml:space="preserve"> (3.0) · </w:t>
+      </w:r>
+      <w:r>
+        <w:rPr>
+          <w:rFonts w:ascii="Consolas" w:hAnsi="Consolas"/>
+          <w:color w:val="334455"/>
+          <w:sz w:val="19"/>
+        </w:rPr>
+        <w:t>push_k</w:t>
+      </w:r>
+      <w:r>
+        <w:rPr/>
+        <w:t xml:space="preserve"> (4.0) · </w:t>
+      </w:r>
+      <w:r>
+        <w:rPr>
+          <w:rFonts w:ascii="Consolas" w:hAnsi="Consolas"/>
+          <w:color w:val="334455"/>
+          <w:sz w:val="19"/>
+        </w:rPr>
+        <w:t>min_notional</w:t>
+      </w:r>
+      <w:r>
+        <w:rPr/>
+        <w:t xml:space="preserve"> (25,000,000) · </w:t>
+      </w:r>
+      <w:r>
+        <w:rPr>
+          <w:rFonts w:ascii="Consolas" w:hAnsi="Consolas"/>
+          <w:color w:val="334455"/>
+          <w:sz w:val="19"/>
+        </w:rPr>
+        <w:t>max_unclassified</w:t>
+      </w:r>
+      <w:r>
+        <w:rPr/>
+        <w:t xml:space="preserve"> (0.5) ·</w:t>
+        <w:br/>
+      </w:r>
+      <w:r>
+        <w:rPr>
+          <w:rFonts w:ascii="Consolas" w:hAnsi="Consolas"/>
+          <w:color w:val="334455"/>
+          <w:sz w:val="19"/>
+        </w:rPr>
+        <w:t>cooldown_min</w:t>
+      </w:r>
+      <w:r>
+        <w:rPr/>
+        <w:t xml:space="preserve"> (30) · </w:t>
+      </w:r>
+      <w:r>
+        <w:rPr>
+          <w:rFonts w:ascii="Consolas" w:hAnsi="Consolas"/>
+          <w:color w:val="334455"/>
+          <w:sz w:val="19"/>
+        </w:rPr>
+        <w:t>baseline_sessions</w:t>
+      </w:r>
+      <w:r>
+        <w:rPr/>
+        <w:t xml:space="preserve"> (5) · </w:t>
+      </w:r>
+      <w:r>
+        <w:rPr>
+          <w:rFonts w:ascii="Consolas" w:hAnsi="Consolas"/>
+          <w:color w:val="334455"/>
+          <w:sz w:val="19"/>
+        </w:rPr>
+        <w:t>min_minutes</w:t>
+      </w:r>
+      <w:r>
+        <w:rPr/>
+        <w:t xml:space="preserve"> (30) · </w:t>
+      </w:r>
+      <w:r>
+        <w:rPr>
+          <w:rFonts w:ascii="Consolas" w:hAnsi="Consolas"/>
+          <w:color w:val="334455"/>
+          <w:sz w:val="19"/>
+        </w:rPr>
+        <w:t>flip_enabled</w:t>
+      </w:r>
+      <w:r>
+        <w:rPr/>
+        <w:br/>
+        <w:t xml:space="preserve">· </w:t>
+      </w:r>
+      <w:r>
+        <w:rPr>
+          <w:rFonts w:ascii="Consolas" w:hAnsi="Consolas"/>
+          <w:color w:val="334455"/>
+          <w:sz w:val="19"/>
+        </w:rPr>
+        <w:t>flip_band</w:t>
+      </w:r>
+      <w:r>
+        <w:rPr/>
+        <w:t xml:space="preserve"> (1.0) · </w:t>
+      </w:r>
+      <w:r>
+        <w:rPr>
+          <w:rFonts w:ascii="Consolas" w:hAnsi="Consolas"/>
+          <w:color w:val="334455"/>
+          <w:sz w:val="19"/>
+        </w:rPr>
+        <w:t>flip_not_before</w:t>
+      </w:r>
+      <w:r>
+        <w:rPr/>
+        <w:t xml:space="preserve"> ("09:00") · </w:t>
+      </w:r>
+      <w:r>
+        <w:rPr>
+          <w:rFonts w:ascii="Consolas" w:hAnsi="Consolas"/>
+          <w:color w:val="334455"/>
+          <w:sz w:val="19"/>
+        </w:rPr>
+        <w:t>flip_cooldown_min</w:t>
+      </w:r>
+      <w:r>
+        <w:rPr/>
+        <w:t xml:space="preserve"> (60) ·</w:t>
+        <w:br/>
+      </w:r>
+      <w:r>
+        <w:rPr>
+          <w:rFonts w:ascii="Consolas" w:hAnsi="Consolas"/>
+          <w:color w:val="334455"/>
+          <w:sz w:val="19"/>
+        </w:rPr>
+        <w:t>keep_sessions</w:t>
+      </w:r>
+      <w:r>
+        <w:rPr/>
+        <w:t xml:space="preserve"> (20). All are in </w:t>
+      </w:r>
+      <w:r>
+        <w:rPr>
+          <w:b/>
+        </w:rPr>
+        <w:t>Settings → Configuration → Flow alerts →</w:t>
+        <w:br/>
+        <w:t>Hedging flow (HIRO model)</w:t>
+      </w:r>
+      <w:r>
+        <w:rPr/>
+        <w:t>.</w:t>
       </w:r>
     </w:p>
     <w:p>
@@ -37005,7 +39439,7 @@
     <w:p>
       <w:r>
         <w:rPr/>
-        <w:t xml:space="preserve">Five scheduled jobs are </w:t>
+        <w:t xml:space="preserve">Six scheduled jobs are </w:t>
       </w:r>
       <w:r>
         <w:rPr>
@@ -37073,7 +39507,23 @@
         <w:br/>
         <w:t>their own scripts, so their timers only exclude weekends; the labeler and the refit</w:t>
         <w:br/>
-        <w:t>read history and have no session to gate on.</w:t>
+        <w:t>read history and have no session to gate on. The HIRO report's timer also excludes</w:t>
+        <w:br/>
+        <w:t xml:space="preserve">weekends only: with no </w:t>
+      </w:r>
+      <w:r>
+        <w:rPr>
+          <w:rFonts w:ascii="Consolas" w:hAnsi="Consolas"/>
+          <w:color w:val="334455"/>
+          <w:sz w:val="19"/>
+        </w:rPr>
+        <w:t>--date</w:t>
+      </w:r>
+      <w:r>
+        <w:rPr/>
+        <w:t xml:space="preserve"> it reports the newest closed session, so a holiday</w:t>
+        <w:br/>
+        <w:t>firing just rewrites the previous trading day's report from the same stored minutes.</w:t>
       </w:r>
     </w:p>
     <w:tbl>
@@ -37394,7 +39844,7 @@
             <w:r/>
             <w:r>
               <w:rPr/>
-              <w:t>Trade Analyzer outcome labelling</w:t>
+              <w:t>HIRO-model validation report</w:t>
             </w:r>
           </w:p>
         </w:tc>
@@ -37409,7 +39859,7 @@
               <w:rPr>
                 <w:b/>
               </w:rPr>
-              <w:t>18:30</w:t>
+              <w:t>16:10</w:t>
             </w:r>
             <w:r>
               <w:rPr/>
@@ -37421,7 +39871,7 @@
                 <w:color w:val="334455"/>
                 <w:sz w:val="19"/>
               </w:rPr>
-              <w:t>[slots.label_journal]</w:t>
+              <w:t>[slots.hiro_report]</w:t>
             </w:r>
             <w:r>
               <w:rPr/>
@@ -37442,43 +39892,11 @@
                 <w:color w:val="334455"/>
                 <w:sz w:val="19"/>
               </w:rPr>
-              <w:t>tools/label_journal.py</w:t>
-            </w:r>
-            <w:r>
-              <w:rPr/>
-              <w:t>: writes the realized 5/10/20-day forward returns (raw, beta-adjusted, and SPY's) onto recommendations whose horizon has passed. One daily-bar fetch per symbol through the proxy; labels everything outstanding, so a missed night catches up.</w:t>
-            </w:r>
-          </w:p>
-        </w:tc>
-      </w:tr>
-      <w:tr>
-        <w:tc>
-          <w:tcPr>
-            <w:tcW w:type="dxa" w:w="2880"/>
-          </w:tcPr>
-          <w:p>
-            <w:r/>
-            <w:r>
-              <w:rPr/>
-              <w:t>Swing model refit</w:t>
-            </w:r>
-          </w:p>
-        </w:tc>
-        <w:tc>
-          <w:tcPr>
-            <w:tcW w:type="dxa" w:w="2880"/>
-          </w:tcPr>
-          <w:p>
-            <w:r/>
-            <w:r>
-              <w:rPr>
-                <w:b/>
-              </w:rPr>
-              <w:t>1st of the month, 19:00</w:t>
-            </w:r>
-            <w:r>
-              <w:rPr/>
-              <w:t xml:space="preserve"> (</w:t>
+              <w:t>tools/hiro_report.py</w:t>
+            </w:r>
+            <w:r>
+              <w:rPr/>
+              <w:t xml:space="preserve"> via </w:t>
             </w:r>
             <w:r>
               <w:rPr>
@@ -37486,6 +39904,188 @@
                 <w:color w:val="334455"/>
                 <w:sz w:val="19"/>
               </w:rPr>
+              <w:t>trading-&lt;env&gt;-hiro-report.timer</w:t>
+            </w:r>
+            <w:r>
+              <w:rPr/>
+              <w:t xml:space="preserve"> (Monday to Friday, </w:t>
+            </w:r>
+            <w:r>
+              <w:rPr>
+                <w:rFonts w:ascii="Consolas" w:hAnsi="Consolas"/>
+                <w:color w:val="334455"/>
+                <w:sz w:val="19"/>
+              </w:rPr>
+              <w:t>Persistent=true</w:t>
+            </w:r>
+            <w:r>
+              <w:rPr/>
+              <w:t xml:space="preserve">, so a missed run catches up at boot): replays the day's </w:t>
+            </w:r>
+            <w:r>
+              <w:rPr>
+                <w:rFonts w:ascii="Consolas" w:hAnsi="Consolas"/>
+                <w:color w:val="334455"/>
+                <w:sz w:val="19"/>
+              </w:rPr>
+              <w:t>hiro_surge</w:t>
+            </w:r>
+            <w:r>
+              <w:rPr/>
+              <w:t xml:space="preserve"> / </w:t>
+            </w:r>
+            <w:r>
+              <w:rPr>
+                <w:rFonts w:ascii="Consolas" w:hAnsi="Consolas"/>
+                <w:color w:val="334455"/>
+                <w:sz w:val="19"/>
+              </w:rPr>
+              <w:t>hiro_flip</w:t>
+            </w:r>
+            <w:r>
+              <w:rPr/>
+              <w:t xml:space="preserve"> rules and scores the 5- and 15-minute price move after each fire against the same-direction base rate, into </w:t>
+            </w:r>
+            <w:r>
+              <w:rPr>
+                <w:rFonts w:ascii="Consolas" w:hAnsi="Consolas"/>
+                <w:color w:val="334455"/>
+                <w:sz w:val="19"/>
+              </w:rPr>
+              <w:t>options-scanner/data/hiro_report/&lt;date&gt;/report.md</w:t>
+            </w:r>
+            <w:r>
+              <w:rPr/>
+              <w:t xml:space="preserve">. Reads </w:t>
+            </w:r>
+            <w:r>
+              <w:rPr>
+                <w:rFonts w:ascii="Consolas" w:hAnsi="Consolas"/>
+                <w:color w:val="334455"/>
+                <w:sz w:val="19"/>
+              </w:rPr>
+              <w:t>gex_history.db</w:t>
+            </w:r>
+            <w:r>
+              <w:rPr/>
+              <w:t xml:space="preserve"> only — no Schwab, no Redis, no Claude call. The only measurement of the </w:t>
+            </w:r>
+            <w:r>
+              <w:rPr>
+                <w:rFonts w:ascii="Consolas" w:hAnsi="Consolas"/>
+                <w:color w:val="334455"/>
+                <w:sz w:val="19"/>
+              </w:rPr>
+              <w:t>[hiro]</w:t>
+            </w:r>
+            <w:r>
+              <w:rPr/>
+              <w:t xml:space="preserve"> thresholds.</w:t>
+            </w:r>
+          </w:p>
+        </w:tc>
+      </w:tr>
+      <w:tr>
+        <w:tc>
+          <w:tcPr>
+            <w:tcW w:type="dxa" w:w="2880"/>
+          </w:tcPr>
+          <w:p>
+            <w:r/>
+            <w:r>
+              <w:rPr/>
+              <w:t>Trade Analyzer outcome labelling</w:t>
+            </w:r>
+          </w:p>
+        </w:tc>
+        <w:tc>
+          <w:tcPr>
+            <w:tcW w:type="dxa" w:w="2880"/>
+          </w:tcPr>
+          <w:p>
+            <w:r/>
+            <w:r>
+              <w:rPr>
+                <w:b/>
+              </w:rPr>
+              <w:t>18:30</w:t>
+            </w:r>
+            <w:r>
+              <w:rPr/>
+              <w:t xml:space="preserve"> (</w:t>
+            </w:r>
+            <w:r>
+              <w:rPr>
+                <w:rFonts w:ascii="Consolas" w:hAnsi="Consolas"/>
+                <w:color w:val="334455"/>
+                <w:sz w:val="19"/>
+              </w:rPr>
+              <w:t>[slots.label_journal]</w:t>
+            </w:r>
+            <w:r>
+              <w:rPr/>
+              <w:t>)</w:t>
+            </w:r>
+          </w:p>
+        </w:tc>
+        <w:tc>
+          <w:tcPr>
+            <w:tcW w:type="dxa" w:w="2880"/>
+          </w:tcPr>
+          <w:p>
+            <w:r/>
+            <w:r>
+              <w:rPr>
+                <w:rFonts w:ascii="Consolas" w:hAnsi="Consolas"/>
+                <w:color w:val="334455"/>
+                <w:sz w:val="19"/>
+              </w:rPr>
+              <w:t>tools/label_journal.py</w:t>
+            </w:r>
+            <w:r>
+              <w:rPr/>
+              <w:t>: writes the realized 5/10/20-day forward returns (raw, beta-adjusted, and SPY's) onto recommendations whose horizon has passed. One daily-bar fetch per symbol through the proxy; labels everything outstanding, so a missed night catches up.</w:t>
+            </w:r>
+          </w:p>
+        </w:tc>
+      </w:tr>
+      <w:tr>
+        <w:tc>
+          <w:tcPr>
+            <w:tcW w:type="dxa" w:w="2880"/>
+            <w:shd w:val="clear" w:color="auto" w:fill="F4F6FA"/>
+          </w:tcPr>
+          <w:p>
+            <w:r/>
+            <w:r>
+              <w:rPr/>
+              <w:t>Swing model refit</w:t>
+            </w:r>
+          </w:p>
+        </w:tc>
+        <w:tc>
+          <w:tcPr>
+            <w:tcW w:type="dxa" w:w="2880"/>
+            <w:shd w:val="clear" w:color="auto" w:fill="F4F6FA"/>
+          </w:tcPr>
+          <w:p>
+            <w:r/>
+            <w:r>
+              <w:rPr>
+                <w:b/>
+              </w:rPr>
+              <w:t>1st of the month, 19:00</w:t>
+            </w:r>
+            <w:r>
+              <w:rPr/>
+              <w:t xml:space="preserve"> (</w:t>
+            </w:r>
+            <w:r>
+              <w:rPr>
+                <w:rFonts w:ascii="Consolas" w:hAnsi="Consolas"/>
+                <w:color w:val="334455"/>
+                <w:sz w:val="19"/>
+              </w:rPr>
               <w:t>[slots.swing_refit]</w:t>
             </w:r>
             <w:r>
@@ -37497,6 +40097,7 @@
         <w:tc>
           <w:tcPr>
             <w:tcW w:type="dxa" w:w="2880"/>
+            <w:shd w:val="clear" w:color="auto" w:fill="F4F6FA"/>
           </w:tcPr>
           <w:p>
             <w:r/>

--- a/docs/manuals/technical-reference/technical-reference.docx
+++ b/docs/manuals/technical-reference/technical-reference.docx
@@ -27607,7 +27607,7 @@
             <w:r/>
             <w:r>
               <w:rPr/>
-              <w:t>newest stored row ≤ 120 s old against the clock (</w:t>
+              <w:t>newest stored row ≤ 300 s old against the clock (</w:t>
             </w:r>
             <w:r>
               <w:rPr>
@@ -27615,7 +27615,7 @@
                 <w:color w:val="334455"/>
                 <w:sz w:val="19"/>
               </w:rPr>
-              <w:t>hiro.FRESH_ROW_SEC</w:t>
+              <w:t>hiro.STALE_ROW_SEC</w:t>
             </w:r>
             <w:r>
               <w:rPr/>
@@ -27684,7 +27684,24 @@
         <w:br/>
         <w:t>stalled collector — or the rows simply stopping at 15:00 — re-firing the same old</w:t>
         <w:br/>
-        <w:t>window every time its cooldown lapses. A non-finite window or σ never fires.</w:t>
+        <w:t>window every time its cooldown lapses. It is 300 s, not one poll, because a row's</w:t>
+        <w:br/>
+      </w:r>
+      <w:r>
+        <w:rPr>
+          <w:rFonts w:ascii="Consolas" w:hAnsi="Consolas"/>
+          <w:color w:val="334455"/>
+          <w:sz w:val="19"/>
+        </w:rPr>
+        <w:t>ts</w:t>
+      </w:r>
+      <w:r>
+        <w:rPr/>
+        <w:t xml:space="preserve"> is the minute floor of the collect START and the check runs after a 30–90 s</w:t>
+        <w:br/>
+        <w:t>poll: a healthy newest row is routinely 90–150 s old, so a slow poll still counts</w:t>
+        <w:br/>
+        <w:t>and only a stalled collector does not. A non-finite window or σ never fires.</w:t>
       </w:r>
     </w:p>
     <w:p>
@@ -27819,9 +27836,19 @@
       </w:r>
       <w:r>
         <w:rPr/>
-        <w:t xml:space="preserve"> at most 120 s old against</w:t>
-        <w:br/>
-        <w:t>the clock (</w:t>
+        <w:t xml:space="preserve"> at most 120 s older than</w:t>
+        <w:br/>
+        <w:t xml:space="preserve">the </w:t>
+      </w:r>
+      <w:r>
+        <w:rPr>
+          <w:b/>
+        </w:rPr>
+        <w:t>newest stored row</w:t>
+      </w:r>
+      <w:r>
+        <w:rPr/>
+        <w:t xml:space="preserve"> (</w:t>
       </w:r>
       <w:r>
         <w:rPr>
@@ -27833,7 +27860,27 @@
       </w:r>
       <w:r>
         <w:rPr/>
-        <w:t>), so a restart cannot fire an old reversal.</w:t>
+        <w:t>), so a restart cannot fire an old</w:t>
+        <w:br/>
+        <w:t>reversal. The age is measured against the newest row, never the clock: a reversal</w:t>
+        <w:br/>
+        <w:t>refused on a slow tick would never be marked seen and would be lost for good, while</w:t>
+        <w:br/>
+        <w:t>the daily report (which replays with the clock at each row) counted it. The same</w:t>
+        <w:br/>
+        <w:t>300-s staleness check as the surge (</w:t>
+      </w:r>
+      <w:r>
+        <w:rPr>
+          <w:rFonts w:ascii="Consolas" w:hAnsi="Consolas"/>
+          <w:color w:val="334455"/>
+          <w:sz w:val="19"/>
+        </w:rPr>
+        <w:t>hiro.STALE_ROW_SEC</w:t>
+      </w:r>
+      <w:r>
+        <w:rPr/>
+        <w:t>) refuses it on frozen data.</w:t>
         <w:br/>
         <w:t xml:space="preserve">Cooldown </w:t>
       </w:r>
